--- a/DocumentsAndReports/draft_midterm_report.docx
+++ b/DocumentsAndReports/draft_midterm_report.docx
@@ -11,12 +11,14 @@
           <w:rFonts w:ascii="Calibri" w:hAnsi="Calibri" w:cs="Calibri"/>
         </w:rPr>
       </w:pPr>
+      <w:bookmarkStart w:id="0" w:name="_Toc222695274"/>
       <w:r>
         <w:rPr>
           <w:rFonts w:ascii="Calibri" w:hAnsi="Calibri" w:cs="Calibri"/>
         </w:rPr>
         <w:t>Midterm Report: Real-Time Market Volatility and Trade Activity Tracking</w:t>
       </w:r>
+      <w:bookmarkEnd w:id="0"/>
     </w:p>
     <w:p>
       <w:pPr>
@@ -189,258 +191,1323 @@
         <w:t xml:space="preserve">] </w:t>
       </w:r>
     </w:p>
-    <w:p>
-      <w:pPr>
-        <w:contextualSpacing/>
-        <w:jc w:val="both"/>
-        <w:rPr>
-          <w:rFonts w:ascii="Calibri" w:hAnsi="Calibri" w:cs="Calibri"/>
-        </w:rPr>
-      </w:pPr>
-    </w:p>
-    <w:p>
-      <w:pPr>
-        <w:contextualSpacing/>
-        <w:jc w:val="both"/>
-        <w:rPr>
-          <w:rFonts w:ascii="Calibri" w:hAnsi="Calibri" w:cs="Calibri"/>
-        </w:rPr>
-      </w:pPr>
-    </w:p>
-    <w:p>
-      <w:pPr>
-        <w:contextualSpacing/>
-        <w:jc w:val="both"/>
-        <w:rPr>
-          <w:rFonts w:ascii="Calibri" w:hAnsi="Calibri" w:cs="Calibri"/>
-        </w:rPr>
-      </w:pPr>
-    </w:p>
-    <w:p>
-      <w:pPr>
-        <w:contextualSpacing/>
-        <w:jc w:val="both"/>
-        <w:rPr>
-          <w:rFonts w:ascii="Calibri" w:hAnsi="Calibri" w:cs="Calibri"/>
-        </w:rPr>
-      </w:pPr>
-    </w:p>
-    <w:p>
-      <w:pPr>
-        <w:contextualSpacing/>
-        <w:jc w:val="both"/>
-        <w:rPr>
-          <w:rFonts w:ascii="Calibri" w:hAnsi="Calibri" w:cs="Calibri"/>
-        </w:rPr>
-      </w:pPr>
-    </w:p>
-    <w:p>
-      <w:pPr>
-        <w:contextualSpacing/>
-        <w:jc w:val="both"/>
-        <w:rPr>
-          <w:rFonts w:ascii="Calibri" w:hAnsi="Calibri" w:cs="Calibri"/>
-        </w:rPr>
-      </w:pPr>
-    </w:p>
-    <w:p>
-      <w:pPr>
-        <w:contextualSpacing/>
-        <w:jc w:val="both"/>
-        <w:rPr>
-          <w:rFonts w:ascii="Calibri" w:hAnsi="Calibri" w:cs="Calibri"/>
-        </w:rPr>
-      </w:pPr>
-    </w:p>
-    <w:p>
-      <w:pPr>
-        <w:contextualSpacing/>
-        <w:jc w:val="both"/>
-        <w:rPr>
-          <w:rFonts w:ascii="Calibri" w:hAnsi="Calibri" w:cs="Calibri"/>
-        </w:rPr>
-      </w:pPr>
-    </w:p>
-    <w:p>
-      <w:pPr>
-        <w:contextualSpacing/>
-        <w:jc w:val="both"/>
-        <w:rPr>
-          <w:rFonts w:ascii="Calibri" w:hAnsi="Calibri" w:cs="Calibri"/>
-        </w:rPr>
-      </w:pPr>
-    </w:p>
-    <w:p>
-      <w:pPr>
-        <w:contextualSpacing/>
-        <w:jc w:val="both"/>
-        <w:rPr>
-          <w:rFonts w:ascii="Calibri" w:hAnsi="Calibri" w:cs="Calibri"/>
-        </w:rPr>
-      </w:pPr>
-    </w:p>
-    <w:p>
-      <w:pPr>
-        <w:contextualSpacing/>
-        <w:jc w:val="both"/>
-        <w:rPr>
-          <w:rFonts w:ascii="Calibri" w:hAnsi="Calibri" w:cs="Calibri"/>
-        </w:rPr>
-      </w:pPr>
-    </w:p>
-    <w:p>
-      <w:pPr>
-        <w:contextualSpacing/>
-        <w:jc w:val="both"/>
-        <w:rPr>
-          <w:rFonts w:ascii="Calibri" w:hAnsi="Calibri" w:cs="Calibri"/>
-        </w:rPr>
-      </w:pPr>
-    </w:p>
-    <w:p>
-      <w:pPr>
-        <w:contextualSpacing/>
-        <w:jc w:val="both"/>
-        <w:rPr>
-          <w:rFonts w:ascii="Calibri" w:hAnsi="Calibri" w:cs="Calibri"/>
-        </w:rPr>
-      </w:pPr>
-    </w:p>
-    <w:p>
-      <w:pPr>
-        <w:contextualSpacing/>
-        <w:jc w:val="both"/>
-        <w:rPr>
-          <w:rFonts w:ascii="Calibri" w:hAnsi="Calibri" w:cs="Calibri"/>
-        </w:rPr>
-      </w:pPr>
-    </w:p>
-    <w:p>
-      <w:pPr>
-        <w:contextualSpacing/>
-        <w:jc w:val="both"/>
-        <w:rPr>
-          <w:rFonts w:ascii="Calibri" w:hAnsi="Calibri" w:cs="Calibri"/>
-        </w:rPr>
-      </w:pPr>
-    </w:p>
-    <w:p>
-      <w:pPr>
-        <w:contextualSpacing/>
-        <w:jc w:val="both"/>
-        <w:rPr>
-          <w:rFonts w:ascii="Calibri" w:hAnsi="Calibri" w:cs="Calibri"/>
-        </w:rPr>
-      </w:pPr>
-    </w:p>
-    <w:p>
-      <w:pPr>
-        <w:contextualSpacing/>
-        <w:jc w:val="both"/>
-        <w:rPr>
-          <w:rFonts w:ascii="Calibri" w:hAnsi="Calibri" w:cs="Calibri"/>
-        </w:rPr>
-      </w:pPr>
-    </w:p>
-    <w:p>
-      <w:pPr>
-        <w:contextualSpacing/>
-        <w:jc w:val="both"/>
-        <w:rPr>
-          <w:rFonts w:ascii="Calibri" w:hAnsi="Calibri" w:cs="Calibri"/>
-        </w:rPr>
-      </w:pPr>
-    </w:p>
-    <w:p>
-      <w:pPr>
-        <w:contextualSpacing/>
-        <w:jc w:val="both"/>
-        <w:rPr>
-          <w:rFonts w:ascii="Calibri" w:hAnsi="Calibri" w:cs="Calibri"/>
-        </w:rPr>
-      </w:pPr>
-    </w:p>
-    <w:p>
-      <w:pPr>
-        <w:contextualSpacing/>
-        <w:jc w:val="both"/>
-        <w:rPr>
-          <w:rFonts w:ascii="Calibri" w:hAnsi="Calibri" w:cs="Calibri"/>
-        </w:rPr>
-      </w:pPr>
-    </w:p>
-    <w:p>
-      <w:pPr>
-        <w:contextualSpacing/>
-        <w:jc w:val="both"/>
-        <w:rPr>
-          <w:rFonts w:ascii="Calibri" w:hAnsi="Calibri" w:cs="Calibri"/>
-        </w:rPr>
-      </w:pPr>
-    </w:p>
-    <w:p>
-      <w:pPr>
-        <w:contextualSpacing/>
-        <w:jc w:val="both"/>
-        <w:rPr>
-          <w:rFonts w:ascii="Calibri" w:hAnsi="Calibri" w:cs="Calibri"/>
-        </w:rPr>
-      </w:pPr>
-    </w:p>
-    <w:p>
-      <w:pPr>
-        <w:contextualSpacing/>
-        <w:jc w:val="both"/>
-        <w:rPr>
-          <w:rFonts w:ascii="Calibri" w:hAnsi="Calibri" w:cs="Calibri"/>
-        </w:rPr>
-      </w:pPr>
-    </w:p>
-    <w:p>
-      <w:pPr>
-        <w:contextualSpacing/>
-        <w:jc w:val="both"/>
-        <w:rPr>
-          <w:rFonts w:ascii="Calibri" w:hAnsi="Calibri" w:cs="Calibri"/>
-        </w:rPr>
-      </w:pPr>
-    </w:p>
-    <w:p>
-      <w:pPr>
-        <w:contextualSpacing/>
-        <w:jc w:val="both"/>
-        <w:rPr>
-          <w:rFonts w:ascii="Calibri" w:hAnsi="Calibri" w:cs="Calibri"/>
-        </w:rPr>
-      </w:pPr>
-    </w:p>
-    <w:p>
-      <w:pPr>
-        <w:contextualSpacing/>
-        <w:jc w:val="both"/>
-        <w:rPr>
-          <w:rFonts w:ascii="Calibri" w:hAnsi="Calibri" w:cs="Calibri"/>
-        </w:rPr>
-      </w:pPr>
-    </w:p>
-    <w:p>
-      <w:pPr>
-        <w:contextualSpacing/>
-        <w:jc w:val="both"/>
-        <w:rPr>
-          <w:rFonts w:ascii="Calibri" w:hAnsi="Calibri" w:cs="Calibri"/>
-        </w:rPr>
-      </w:pPr>
-    </w:p>
-    <w:p>
-      <w:pPr>
-        <w:contextualSpacing/>
-        <w:jc w:val="both"/>
-        <w:rPr>
-          <w:rFonts w:ascii="Calibri" w:hAnsi="Calibri" w:cs="Calibri"/>
-        </w:rPr>
-      </w:pPr>
-    </w:p>
+    <w:sdt>
+      <w:sdtPr>
+        <w:id w:val="303428001"/>
+        <w:docPartObj>
+          <w:docPartGallery w:val="Table of Contents"/>
+          <w:docPartUnique/>
+        </w:docPartObj>
+      </w:sdtPr>
+      <w:sdtEndPr>
+        <w:rPr>
+          <w:rFonts w:asciiTheme="minorHAnsi" w:eastAsiaTheme="minorHAnsi" w:hAnsiTheme="minorHAnsi" w:cstheme="minorBidi"/>
+          <w:noProof/>
+          <w:color w:val="auto"/>
+          <w:kern w:val="2"/>
+          <w:sz w:val="24"/>
+          <w:szCs w:val="24"/>
+          <w:lang w:val="en-SG"/>
+          <w14:ligatures w14:val="standardContextual"/>
+        </w:rPr>
+      </w:sdtEndPr>
+      <w:sdtContent>
+        <w:p>
+          <w:pPr>
+            <w:pStyle w:val="TOCHeading"/>
+          </w:pPr>
+          <w:r>
+            <w:t>Table of Contents</w:t>
+          </w:r>
+        </w:p>
+        <w:p>
+          <w:pPr>
+            <w:pStyle w:val="TOC1"/>
+            <w:tabs>
+              <w:tab w:val="right" w:leader="dot" w:pos="9016"/>
+            </w:tabs>
+            <w:rPr>
+              <w:rFonts w:eastAsiaTheme="minorEastAsia"/>
+              <w:b w:val="0"/>
+              <w:bCs w:val="0"/>
+              <w:i w:val="0"/>
+              <w:iCs w:val="0"/>
+              <w:noProof/>
+              <w:lang w:eastAsia="en-GB"/>
+            </w:rPr>
+          </w:pPr>
+          <w:r>
+            <w:rPr>
+              <w:b w:val="0"/>
+              <w:bCs w:val="0"/>
+            </w:rPr>
+            <w:fldChar w:fldCharType="begin"/>
+          </w:r>
+          <w:r>
+            <w:instrText xml:space="preserve"> TOC \o "1-3" \h \z \u </w:instrText>
+          </w:r>
+          <w:r>
+            <w:rPr>
+              <w:b w:val="0"/>
+              <w:bCs w:val="0"/>
+            </w:rPr>
+            <w:fldChar w:fldCharType="separate"/>
+          </w:r>
+          <w:hyperlink w:anchor="_Toc222695274" w:history="1">
+            <w:r>
+              <w:rPr>
+                <w:rStyle w:val="Hyperlink"/>
+                <w:rFonts w:ascii="Calibri" w:hAnsi="Calibri" w:cs="Calibri"/>
+                <w:noProof/>
+              </w:rPr>
+              <w:t>Midterm Report: Real-Time Market Volatility and Trade Activity Tracking</w:t>
+            </w:r>
+            <w:r>
+              <w:rPr>
+                <w:noProof/>
+                <w:webHidden/>
+              </w:rPr>
+              <w:tab/>
+            </w:r>
+            <w:r>
+              <w:rPr>
+                <w:noProof/>
+                <w:webHidden/>
+              </w:rPr>
+              <w:fldChar w:fldCharType="begin"/>
+            </w:r>
+            <w:r>
+              <w:rPr>
+                <w:noProof/>
+                <w:webHidden/>
+              </w:rPr>
+              <w:instrText xml:space="preserve"> PAGEREF _Toc222695274 \h </w:instrText>
+            </w:r>
+            <w:r>
+              <w:rPr>
+                <w:noProof/>
+                <w:webHidden/>
+              </w:rPr>
+            </w:r>
+            <w:r>
+              <w:rPr>
+                <w:noProof/>
+                <w:webHidden/>
+              </w:rPr>
+              <w:fldChar w:fldCharType="separate"/>
+            </w:r>
+            <w:r>
+              <w:rPr>
+                <w:noProof/>
+                <w:webHidden/>
+              </w:rPr>
+              <w:t>1</w:t>
+            </w:r>
+            <w:r>
+              <w:rPr>
+                <w:noProof/>
+                <w:webHidden/>
+              </w:rPr>
+              <w:fldChar w:fldCharType="end"/>
+            </w:r>
+          </w:hyperlink>
+        </w:p>
+        <w:p>
+          <w:pPr>
+            <w:pStyle w:val="TOC2"/>
+            <w:tabs>
+              <w:tab w:val="right" w:leader="dot" w:pos="9016"/>
+            </w:tabs>
+            <w:rPr>
+              <w:rFonts w:eastAsiaTheme="minorEastAsia"/>
+              <w:b/>
+              <w:bCs/>
+              <w:noProof/>
+              <w:sz w:val="24"/>
+              <w:szCs w:val="24"/>
+              <w:lang w:eastAsia="en-GB"/>
+            </w:rPr>
+          </w:pPr>
+          <w:hyperlink w:anchor="_Toc222695275" w:history="1">
+            <w:r>
+              <w:rPr>
+                <w:rStyle w:val="Hyperlink"/>
+                <w:rFonts w:ascii="Calibri" w:hAnsi="Calibri" w:cs="Calibri"/>
+                <w:noProof/>
+              </w:rPr>
+              <w:t>Checklist for Submission</w:t>
+            </w:r>
+            <w:r>
+              <w:rPr>
+                <w:noProof/>
+                <w:webHidden/>
+              </w:rPr>
+              <w:tab/>
+            </w:r>
+            <w:r>
+              <w:rPr>
+                <w:noProof/>
+                <w:webHidden/>
+              </w:rPr>
+              <w:fldChar w:fldCharType="begin"/>
+            </w:r>
+            <w:r>
+              <w:rPr>
+                <w:noProof/>
+                <w:webHidden/>
+              </w:rPr>
+              <w:instrText xml:space="preserve"> PAGEREF _Toc222695275 \h </w:instrText>
+            </w:r>
+            <w:r>
+              <w:rPr>
+                <w:noProof/>
+                <w:webHidden/>
+              </w:rPr>
+            </w:r>
+            <w:r>
+              <w:rPr>
+                <w:noProof/>
+                <w:webHidden/>
+              </w:rPr>
+              <w:fldChar w:fldCharType="separate"/>
+            </w:r>
+            <w:r>
+              <w:rPr>
+                <w:noProof/>
+                <w:webHidden/>
+              </w:rPr>
+              <w:t>2</w:t>
+            </w:r>
+            <w:r>
+              <w:rPr>
+                <w:noProof/>
+                <w:webHidden/>
+              </w:rPr>
+              <w:fldChar w:fldCharType="end"/>
+            </w:r>
+          </w:hyperlink>
+        </w:p>
+        <w:p>
+          <w:pPr>
+            <w:pStyle w:val="TOC2"/>
+            <w:tabs>
+              <w:tab w:val="right" w:leader="dot" w:pos="9016"/>
+            </w:tabs>
+            <w:rPr>
+              <w:rFonts w:eastAsiaTheme="minorEastAsia"/>
+              <w:b/>
+              <w:bCs/>
+              <w:noProof/>
+              <w:sz w:val="24"/>
+              <w:szCs w:val="24"/>
+              <w:lang w:eastAsia="en-GB"/>
+            </w:rPr>
+          </w:pPr>
+          <w:hyperlink w:anchor="_Toc222695276" w:history="1">
+            <w:r>
+              <w:rPr>
+                <w:rStyle w:val="Hyperlink"/>
+                <w:rFonts w:ascii="Calibri" w:hAnsi="Calibri" w:cs="Calibri"/>
+                <w:noProof/>
+              </w:rPr>
+              <w:t>1.Introduction</w:t>
+            </w:r>
+            <w:r>
+              <w:rPr>
+                <w:noProof/>
+                <w:webHidden/>
+              </w:rPr>
+              <w:tab/>
+            </w:r>
+            <w:r>
+              <w:rPr>
+                <w:noProof/>
+                <w:webHidden/>
+              </w:rPr>
+              <w:fldChar w:fldCharType="begin"/>
+            </w:r>
+            <w:r>
+              <w:rPr>
+                <w:noProof/>
+                <w:webHidden/>
+              </w:rPr>
+              <w:instrText xml:space="preserve"> PAGEREF _Toc222695276 \h </w:instrText>
+            </w:r>
+            <w:r>
+              <w:rPr>
+                <w:noProof/>
+                <w:webHidden/>
+              </w:rPr>
+            </w:r>
+            <w:r>
+              <w:rPr>
+                <w:noProof/>
+                <w:webHidden/>
+              </w:rPr>
+              <w:fldChar w:fldCharType="separate"/>
+            </w:r>
+            <w:r>
+              <w:rPr>
+                <w:noProof/>
+                <w:webHidden/>
+              </w:rPr>
+              <w:t>2</w:t>
+            </w:r>
+            <w:r>
+              <w:rPr>
+                <w:noProof/>
+                <w:webHidden/>
+              </w:rPr>
+              <w:fldChar w:fldCharType="end"/>
+            </w:r>
+          </w:hyperlink>
+        </w:p>
+        <w:p>
+          <w:pPr>
+            <w:pStyle w:val="TOC3"/>
+            <w:tabs>
+              <w:tab w:val="right" w:leader="dot" w:pos="9016"/>
+            </w:tabs>
+            <w:rPr>
+              <w:rFonts w:eastAsiaTheme="minorEastAsia"/>
+              <w:noProof/>
+              <w:sz w:val="24"/>
+              <w:szCs w:val="24"/>
+              <w:lang w:eastAsia="en-GB"/>
+            </w:rPr>
+          </w:pPr>
+          <w:hyperlink w:anchor="_Toc222695277" w:history="1">
+            <w:r>
+              <w:rPr>
+                <w:rStyle w:val="Hyperlink"/>
+                <w:rFonts w:ascii="Calibri" w:hAnsi="Calibri" w:cs="Calibri"/>
+                <w:noProof/>
+              </w:rPr>
+              <w:t>Research Context and Domain</w:t>
+            </w:r>
+            <w:r>
+              <w:rPr>
+                <w:noProof/>
+                <w:webHidden/>
+              </w:rPr>
+              <w:tab/>
+            </w:r>
+            <w:r>
+              <w:rPr>
+                <w:noProof/>
+                <w:webHidden/>
+              </w:rPr>
+              <w:fldChar w:fldCharType="begin"/>
+            </w:r>
+            <w:r>
+              <w:rPr>
+                <w:noProof/>
+                <w:webHidden/>
+              </w:rPr>
+              <w:instrText xml:space="preserve"> PAGEREF _Toc222695277 \h </w:instrText>
+            </w:r>
+            <w:r>
+              <w:rPr>
+                <w:noProof/>
+                <w:webHidden/>
+              </w:rPr>
+            </w:r>
+            <w:r>
+              <w:rPr>
+                <w:noProof/>
+                <w:webHidden/>
+              </w:rPr>
+              <w:fldChar w:fldCharType="separate"/>
+            </w:r>
+            <w:r>
+              <w:rPr>
+                <w:noProof/>
+                <w:webHidden/>
+              </w:rPr>
+              <w:t>2</w:t>
+            </w:r>
+            <w:r>
+              <w:rPr>
+                <w:noProof/>
+                <w:webHidden/>
+              </w:rPr>
+              <w:fldChar w:fldCharType="end"/>
+            </w:r>
+          </w:hyperlink>
+        </w:p>
+        <w:p>
+          <w:pPr>
+            <w:pStyle w:val="TOC3"/>
+            <w:tabs>
+              <w:tab w:val="right" w:leader="dot" w:pos="9016"/>
+            </w:tabs>
+            <w:rPr>
+              <w:rFonts w:eastAsiaTheme="minorEastAsia"/>
+              <w:noProof/>
+              <w:sz w:val="24"/>
+              <w:szCs w:val="24"/>
+              <w:lang w:eastAsia="en-GB"/>
+            </w:rPr>
+          </w:pPr>
+          <w:hyperlink w:anchor="_Toc222695278" w:history="1">
+            <w:r>
+              <w:rPr>
+                <w:rStyle w:val="Hyperlink"/>
+                <w:rFonts w:ascii="Calibri" w:hAnsi="Calibri" w:cs="Calibri"/>
+                <w:noProof/>
+              </w:rPr>
+              <w:t>Problem Statement and Research Questions</w:t>
+            </w:r>
+            <w:r>
+              <w:rPr>
+                <w:noProof/>
+                <w:webHidden/>
+              </w:rPr>
+              <w:tab/>
+            </w:r>
+            <w:r>
+              <w:rPr>
+                <w:noProof/>
+                <w:webHidden/>
+              </w:rPr>
+              <w:fldChar w:fldCharType="begin"/>
+            </w:r>
+            <w:r>
+              <w:rPr>
+                <w:noProof/>
+                <w:webHidden/>
+              </w:rPr>
+              <w:instrText xml:space="preserve"> PAGEREF _Toc222695278 \h </w:instrText>
+            </w:r>
+            <w:r>
+              <w:rPr>
+                <w:noProof/>
+                <w:webHidden/>
+              </w:rPr>
+            </w:r>
+            <w:r>
+              <w:rPr>
+                <w:noProof/>
+                <w:webHidden/>
+              </w:rPr>
+              <w:fldChar w:fldCharType="separate"/>
+            </w:r>
+            <w:r>
+              <w:rPr>
+                <w:noProof/>
+                <w:webHidden/>
+              </w:rPr>
+              <w:t>2</w:t>
+            </w:r>
+            <w:r>
+              <w:rPr>
+                <w:noProof/>
+                <w:webHidden/>
+              </w:rPr>
+              <w:fldChar w:fldCharType="end"/>
+            </w:r>
+          </w:hyperlink>
+        </w:p>
+        <w:p>
+          <w:pPr>
+            <w:pStyle w:val="TOC3"/>
+            <w:tabs>
+              <w:tab w:val="right" w:leader="dot" w:pos="9016"/>
+            </w:tabs>
+            <w:rPr>
+              <w:rFonts w:eastAsiaTheme="minorEastAsia"/>
+              <w:noProof/>
+              <w:sz w:val="24"/>
+              <w:szCs w:val="24"/>
+              <w:lang w:eastAsia="en-GB"/>
+            </w:rPr>
+          </w:pPr>
+          <w:hyperlink w:anchor="_Toc222695279" w:history="1">
+            <w:r>
+              <w:rPr>
+                <w:rStyle w:val="Hyperlink"/>
+                <w:rFonts w:ascii="Calibri" w:hAnsi="Calibri" w:cs="Calibri"/>
+                <w:noProof/>
+              </w:rPr>
+              <w:t>Literature Review and Knowledge Gaps</w:t>
+            </w:r>
+            <w:r>
+              <w:rPr>
+                <w:noProof/>
+                <w:webHidden/>
+              </w:rPr>
+              <w:tab/>
+            </w:r>
+            <w:r>
+              <w:rPr>
+                <w:noProof/>
+                <w:webHidden/>
+              </w:rPr>
+              <w:fldChar w:fldCharType="begin"/>
+            </w:r>
+            <w:r>
+              <w:rPr>
+                <w:noProof/>
+                <w:webHidden/>
+              </w:rPr>
+              <w:instrText xml:space="preserve"> PAGEREF _Toc222695279 \h </w:instrText>
+            </w:r>
+            <w:r>
+              <w:rPr>
+                <w:noProof/>
+                <w:webHidden/>
+              </w:rPr>
+            </w:r>
+            <w:r>
+              <w:rPr>
+                <w:noProof/>
+                <w:webHidden/>
+              </w:rPr>
+              <w:fldChar w:fldCharType="separate"/>
+            </w:r>
+            <w:r>
+              <w:rPr>
+                <w:noProof/>
+                <w:webHidden/>
+              </w:rPr>
+              <w:t>2</w:t>
+            </w:r>
+            <w:r>
+              <w:rPr>
+                <w:noProof/>
+                <w:webHidden/>
+              </w:rPr>
+              <w:fldChar w:fldCharType="end"/>
+            </w:r>
+          </w:hyperlink>
+        </w:p>
+        <w:p>
+          <w:pPr>
+            <w:pStyle w:val="TOC2"/>
+            <w:tabs>
+              <w:tab w:val="right" w:leader="dot" w:pos="9016"/>
+            </w:tabs>
+            <w:rPr>
+              <w:rFonts w:eastAsiaTheme="minorEastAsia"/>
+              <w:b/>
+              <w:bCs/>
+              <w:noProof/>
+              <w:sz w:val="24"/>
+              <w:szCs w:val="24"/>
+              <w:lang w:eastAsia="en-GB"/>
+            </w:rPr>
+          </w:pPr>
+          <w:hyperlink w:anchor="_Toc222695280" w:history="1">
+            <w:r>
+              <w:rPr>
+                <w:rStyle w:val="Hyperlink"/>
+                <w:rFonts w:ascii="Calibri" w:hAnsi="Calibri" w:cs="Calibri"/>
+                <w:noProof/>
+              </w:rPr>
+              <w:t>2. Summary of Initially Proposed Research Project</w:t>
+            </w:r>
+            <w:r>
+              <w:rPr>
+                <w:noProof/>
+                <w:webHidden/>
+              </w:rPr>
+              <w:tab/>
+            </w:r>
+            <w:r>
+              <w:rPr>
+                <w:noProof/>
+                <w:webHidden/>
+              </w:rPr>
+              <w:fldChar w:fldCharType="begin"/>
+            </w:r>
+            <w:r>
+              <w:rPr>
+                <w:noProof/>
+                <w:webHidden/>
+              </w:rPr>
+              <w:instrText xml:space="preserve"> PAGEREF _Toc222695280 \h </w:instrText>
+            </w:r>
+            <w:r>
+              <w:rPr>
+                <w:noProof/>
+                <w:webHidden/>
+              </w:rPr>
+            </w:r>
+            <w:r>
+              <w:rPr>
+                <w:noProof/>
+                <w:webHidden/>
+              </w:rPr>
+              <w:fldChar w:fldCharType="separate"/>
+            </w:r>
+            <w:r>
+              <w:rPr>
+                <w:noProof/>
+                <w:webHidden/>
+              </w:rPr>
+              <w:t>3</w:t>
+            </w:r>
+            <w:r>
+              <w:rPr>
+                <w:noProof/>
+                <w:webHidden/>
+              </w:rPr>
+              <w:fldChar w:fldCharType="end"/>
+            </w:r>
+          </w:hyperlink>
+        </w:p>
+        <w:p>
+          <w:pPr>
+            <w:pStyle w:val="TOC2"/>
+            <w:tabs>
+              <w:tab w:val="right" w:leader="dot" w:pos="9016"/>
+            </w:tabs>
+            <w:rPr>
+              <w:rFonts w:eastAsiaTheme="minorEastAsia"/>
+              <w:b/>
+              <w:bCs/>
+              <w:noProof/>
+              <w:sz w:val="24"/>
+              <w:szCs w:val="24"/>
+              <w:lang w:eastAsia="en-GB"/>
+            </w:rPr>
+          </w:pPr>
+          <w:hyperlink w:anchor="_Toc222695281" w:history="1">
+            <w:r>
+              <w:rPr>
+                <w:rStyle w:val="Hyperlink"/>
+                <w:rFonts w:ascii="Calibri" w:hAnsi="Calibri" w:cs="Calibri"/>
+                <w:noProof/>
+              </w:rPr>
+              <w:t>3. Project Planning and Timeline</w:t>
+            </w:r>
+            <w:r>
+              <w:rPr>
+                <w:noProof/>
+                <w:webHidden/>
+              </w:rPr>
+              <w:tab/>
+            </w:r>
+            <w:r>
+              <w:rPr>
+                <w:noProof/>
+                <w:webHidden/>
+              </w:rPr>
+              <w:fldChar w:fldCharType="begin"/>
+            </w:r>
+            <w:r>
+              <w:rPr>
+                <w:noProof/>
+                <w:webHidden/>
+              </w:rPr>
+              <w:instrText xml:space="preserve"> PAGEREF _Toc222695281 \h </w:instrText>
+            </w:r>
+            <w:r>
+              <w:rPr>
+                <w:noProof/>
+                <w:webHidden/>
+              </w:rPr>
+            </w:r>
+            <w:r>
+              <w:rPr>
+                <w:noProof/>
+                <w:webHidden/>
+              </w:rPr>
+              <w:fldChar w:fldCharType="separate"/>
+            </w:r>
+            <w:r>
+              <w:rPr>
+                <w:noProof/>
+                <w:webHidden/>
+              </w:rPr>
+              <w:t>3</w:t>
+            </w:r>
+            <w:r>
+              <w:rPr>
+                <w:noProof/>
+                <w:webHidden/>
+              </w:rPr>
+              <w:fldChar w:fldCharType="end"/>
+            </w:r>
+          </w:hyperlink>
+        </w:p>
+        <w:p>
+          <w:pPr>
+            <w:pStyle w:val="TOC3"/>
+            <w:tabs>
+              <w:tab w:val="right" w:leader="dot" w:pos="9016"/>
+            </w:tabs>
+            <w:rPr>
+              <w:rFonts w:eastAsiaTheme="minorEastAsia"/>
+              <w:noProof/>
+              <w:sz w:val="24"/>
+              <w:szCs w:val="24"/>
+              <w:lang w:eastAsia="en-GB"/>
+            </w:rPr>
+          </w:pPr>
+          <w:hyperlink w:anchor="_Toc222695282" w:history="1">
+            <w:r>
+              <w:rPr>
+                <w:rStyle w:val="Hyperlink"/>
+                <w:rFonts w:ascii="Calibri" w:hAnsi="Calibri" w:cs="Calibri"/>
+                <w:noProof/>
+              </w:rPr>
+              <w:t>Updated Milestones (Current to End of Term)</w:t>
+            </w:r>
+            <w:r>
+              <w:rPr>
+                <w:noProof/>
+                <w:webHidden/>
+              </w:rPr>
+              <w:tab/>
+            </w:r>
+            <w:r>
+              <w:rPr>
+                <w:noProof/>
+                <w:webHidden/>
+              </w:rPr>
+              <w:fldChar w:fldCharType="begin"/>
+            </w:r>
+            <w:r>
+              <w:rPr>
+                <w:noProof/>
+                <w:webHidden/>
+              </w:rPr>
+              <w:instrText xml:space="preserve"> PAGEREF _Toc222695282 \h </w:instrText>
+            </w:r>
+            <w:r>
+              <w:rPr>
+                <w:noProof/>
+                <w:webHidden/>
+              </w:rPr>
+            </w:r>
+            <w:r>
+              <w:rPr>
+                <w:noProof/>
+                <w:webHidden/>
+              </w:rPr>
+              <w:fldChar w:fldCharType="separate"/>
+            </w:r>
+            <w:r>
+              <w:rPr>
+                <w:noProof/>
+                <w:webHidden/>
+              </w:rPr>
+              <w:t>3</w:t>
+            </w:r>
+            <w:r>
+              <w:rPr>
+                <w:noProof/>
+                <w:webHidden/>
+              </w:rPr>
+              <w:fldChar w:fldCharType="end"/>
+            </w:r>
+          </w:hyperlink>
+        </w:p>
+        <w:p>
+          <w:pPr>
+            <w:pStyle w:val="TOC2"/>
+            <w:tabs>
+              <w:tab w:val="right" w:leader="dot" w:pos="9016"/>
+            </w:tabs>
+            <w:rPr>
+              <w:rFonts w:eastAsiaTheme="minorEastAsia"/>
+              <w:b/>
+              <w:bCs/>
+              <w:noProof/>
+              <w:sz w:val="24"/>
+              <w:szCs w:val="24"/>
+              <w:lang w:eastAsia="en-GB"/>
+            </w:rPr>
+          </w:pPr>
+          <w:hyperlink w:anchor="_Toc222695283" w:history="1">
+            <w:r>
+              <w:rPr>
+                <w:rStyle w:val="Hyperlink"/>
+                <w:rFonts w:ascii="Calibri" w:hAnsi="Calibri" w:cs="Calibri"/>
+                <w:noProof/>
+              </w:rPr>
+              <w:t>4. Implemented Features: Ingestion and Visualization</w:t>
+            </w:r>
+            <w:r>
+              <w:rPr>
+                <w:noProof/>
+                <w:webHidden/>
+              </w:rPr>
+              <w:tab/>
+            </w:r>
+            <w:r>
+              <w:rPr>
+                <w:noProof/>
+                <w:webHidden/>
+              </w:rPr>
+              <w:fldChar w:fldCharType="begin"/>
+            </w:r>
+            <w:r>
+              <w:rPr>
+                <w:noProof/>
+                <w:webHidden/>
+              </w:rPr>
+              <w:instrText xml:space="preserve"> PAGEREF _Toc222695283 \h </w:instrText>
+            </w:r>
+            <w:r>
+              <w:rPr>
+                <w:noProof/>
+                <w:webHidden/>
+              </w:rPr>
+            </w:r>
+            <w:r>
+              <w:rPr>
+                <w:noProof/>
+                <w:webHidden/>
+              </w:rPr>
+              <w:fldChar w:fldCharType="separate"/>
+            </w:r>
+            <w:r>
+              <w:rPr>
+                <w:noProof/>
+                <w:webHidden/>
+              </w:rPr>
+              <w:t>4</w:t>
+            </w:r>
+            <w:r>
+              <w:rPr>
+                <w:noProof/>
+                <w:webHidden/>
+              </w:rPr>
+              <w:fldChar w:fldCharType="end"/>
+            </w:r>
+          </w:hyperlink>
+        </w:p>
+        <w:p>
+          <w:pPr>
+            <w:pStyle w:val="TOC3"/>
+            <w:tabs>
+              <w:tab w:val="right" w:leader="dot" w:pos="9016"/>
+            </w:tabs>
+            <w:rPr>
+              <w:rFonts w:eastAsiaTheme="minorEastAsia"/>
+              <w:noProof/>
+              <w:sz w:val="24"/>
+              <w:szCs w:val="24"/>
+              <w:lang w:eastAsia="en-GB"/>
+            </w:rPr>
+          </w:pPr>
+          <w:hyperlink w:anchor="_Toc222695284" w:history="1">
+            <w:r>
+              <w:rPr>
+                <w:rStyle w:val="Hyperlink"/>
+                <w:rFonts w:ascii="Calibri" w:hAnsi="Calibri" w:cs="Calibri"/>
+                <w:noProof/>
+              </w:rPr>
+              <w:t>4.1 Real-Time Data Ingestion via Kafka Producer</w:t>
+            </w:r>
+            <w:r>
+              <w:rPr>
+                <w:noProof/>
+                <w:webHidden/>
+              </w:rPr>
+              <w:tab/>
+            </w:r>
+            <w:r>
+              <w:rPr>
+                <w:noProof/>
+                <w:webHidden/>
+              </w:rPr>
+              <w:fldChar w:fldCharType="begin"/>
+            </w:r>
+            <w:r>
+              <w:rPr>
+                <w:noProof/>
+                <w:webHidden/>
+              </w:rPr>
+              <w:instrText xml:space="preserve"> PAGEREF _Toc222695284 \h </w:instrText>
+            </w:r>
+            <w:r>
+              <w:rPr>
+                <w:noProof/>
+                <w:webHidden/>
+              </w:rPr>
+            </w:r>
+            <w:r>
+              <w:rPr>
+                <w:noProof/>
+                <w:webHidden/>
+              </w:rPr>
+              <w:fldChar w:fldCharType="separate"/>
+            </w:r>
+            <w:r>
+              <w:rPr>
+                <w:noProof/>
+                <w:webHidden/>
+              </w:rPr>
+              <w:t>4</w:t>
+            </w:r>
+            <w:r>
+              <w:rPr>
+                <w:noProof/>
+                <w:webHidden/>
+              </w:rPr>
+              <w:fldChar w:fldCharType="end"/>
+            </w:r>
+          </w:hyperlink>
+        </w:p>
+        <w:p>
+          <w:pPr>
+            <w:pStyle w:val="TOC3"/>
+            <w:tabs>
+              <w:tab w:val="right" w:leader="dot" w:pos="9016"/>
+            </w:tabs>
+            <w:rPr>
+              <w:rFonts w:eastAsiaTheme="minorEastAsia"/>
+              <w:noProof/>
+              <w:sz w:val="24"/>
+              <w:szCs w:val="24"/>
+              <w:lang w:eastAsia="en-GB"/>
+            </w:rPr>
+          </w:pPr>
+          <w:hyperlink w:anchor="_Toc222695285" w:history="1">
+            <w:r>
+              <w:rPr>
+                <w:rStyle w:val="Hyperlink"/>
+                <w:rFonts w:ascii="Calibri" w:hAnsi="Calibri" w:cs="Calibri"/>
+                <w:noProof/>
+              </w:rPr>
+              <w:t>4.2 PySpark Structured Streaming &amp; Windowed Analytics</w:t>
+            </w:r>
+            <w:r>
+              <w:rPr>
+                <w:noProof/>
+                <w:webHidden/>
+              </w:rPr>
+              <w:tab/>
+            </w:r>
+            <w:r>
+              <w:rPr>
+                <w:noProof/>
+                <w:webHidden/>
+              </w:rPr>
+              <w:fldChar w:fldCharType="begin"/>
+            </w:r>
+            <w:r>
+              <w:rPr>
+                <w:noProof/>
+                <w:webHidden/>
+              </w:rPr>
+              <w:instrText xml:space="preserve"> PAGEREF _Toc222695285 \h </w:instrText>
+            </w:r>
+            <w:r>
+              <w:rPr>
+                <w:noProof/>
+                <w:webHidden/>
+              </w:rPr>
+            </w:r>
+            <w:r>
+              <w:rPr>
+                <w:noProof/>
+                <w:webHidden/>
+              </w:rPr>
+              <w:fldChar w:fldCharType="separate"/>
+            </w:r>
+            <w:r>
+              <w:rPr>
+                <w:noProof/>
+                <w:webHidden/>
+              </w:rPr>
+              <w:t>5</w:t>
+            </w:r>
+            <w:r>
+              <w:rPr>
+                <w:noProof/>
+                <w:webHidden/>
+              </w:rPr>
+              <w:fldChar w:fldCharType="end"/>
+            </w:r>
+          </w:hyperlink>
+        </w:p>
+        <w:p>
+          <w:pPr>
+            <w:pStyle w:val="TOC3"/>
+            <w:tabs>
+              <w:tab w:val="right" w:leader="dot" w:pos="9016"/>
+            </w:tabs>
+            <w:rPr>
+              <w:rFonts w:eastAsiaTheme="minorEastAsia"/>
+              <w:noProof/>
+              <w:sz w:val="24"/>
+              <w:szCs w:val="24"/>
+              <w:lang w:eastAsia="en-GB"/>
+            </w:rPr>
+          </w:pPr>
+          <w:hyperlink w:anchor="_Toc222695286" w:history="1">
+            <w:r>
+              <w:rPr>
+                <w:rStyle w:val="Hyperlink"/>
+                <w:rFonts w:ascii="Calibri" w:hAnsi="Calibri" w:cs="Calibri"/>
+                <w:noProof/>
+              </w:rPr>
+              <w:t>4.3 Dual-Engine Visualization Strategy</w:t>
+            </w:r>
+            <w:r>
+              <w:rPr>
+                <w:noProof/>
+                <w:webHidden/>
+              </w:rPr>
+              <w:tab/>
+            </w:r>
+            <w:r>
+              <w:rPr>
+                <w:noProof/>
+                <w:webHidden/>
+              </w:rPr>
+              <w:fldChar w:fldCharType="begin"/>
+            </w:r>
+            <w:r>
+              <w:rPr>
+                <w:noProof/>
+                <w:webHidden/>
+              </w:rPr>
+              <w:instrText xml:space="preserve"> PAGEREF _Toc222695286 \h </w:instrText>
+            </w:r>
+            <w:r>
+              <w:rPr>
+                <w:noProof/>
+                <w:webHidden/>
+              </w:rPr>
+            </w:r>
+            <w:r>
+              <w:rPr>
+                <w:noProof/>
+                <w:webHidden/>
+              </w:rPr>
+              <w:fldChar w:fldCharType="separate"/>
+            </w:r>
+            <w:r>
+              <w:rPr>
+                <w:noProof/>
+                <w:webHidden/>
+              </w:rPr>
+              <w:t>6</w:t>
+            </w:r>
+            <w:r>
+              <w:rPr>
+                <w:noProof/>
+                <w:webHidden/>
+              </w:rPr>
+              <w:fldChar w:fldCharType="end"/>
+            </w:r>
+          </w:hyperlink>
+        </w:p>
+        <w:p>
+          <w:pPr>
+            <w:pStyle w:val="TOC2"/>
+            <w:tabs>
+              <w:tab w:val="right" w:leader="dot" w:pos="9016"/>
+            </w:tabs>
+            <w:rPr>
+              <w:rFonts w:eastAsiaTheme="minorEastAsia"/>
+              <w:b/>
+              <w:bCs/>
+              <w:noProof/>
+              <w:sz w:val="24"/>
+              <w:szCs w:val="24"/>
+              <w:lang w:eastAsia="en-GB"/>
+            </w:rPr>
+          </w:pPr>
+          <w:hyperlink w:anchor="_Toc222695287" w:history="1">
+            <w:r>
+              <w:rPr>
+                <w:rStyle w:val="Hyperlink"/>
+                <w:rFonts w:ascii="Calibri" w:hAnsi="Calibri" w:cs="Calibri"/>
+                <w:noProof/>
+              </w:rPr>
+              <w:t>5.AI Use Section</w:t>
+            </w:r>
+            <w:r>
+              <w:rPr>
+                <w:noProof/>
+                <w:webHidden/>
+              </w:rPr>
+              <w:tab/>
+            </w:r>
+            <w:r>
+              <w:rPr>
+                <w:noProof/>
+                <w:webHidden/>
+              </w:rPr>
+              <w:fldChar w:fldCharType="begin"/>
+            </w:r>
+            <w:r>
+              <w:rPr>
+                <w:noProof/>
+                <w:webHidden/>
+              </w:rPr>
+              <w:instrText xml:space="preserve"> PAGEREF _Toc222695287 \h </w:instrText>
+            </w:r>
+            <w:r>
+              <w:rPr>
+                <w:noProof/>
+                <w:webHidden/>
+              </w:rPr>
+            </w:r>
+            <w:r>
+              <w:rPr>
+                <w:noProof/>
+                <w:webHidden/>
+              </w:rPr>
+              <w:fldChar w:fldCharType="separate"/>
+            </w:r>
+            <w:r>
+              <w:rPr>
+                <w:noProof/>
+                <w:webHidden/>
+              </w:rPr>
+              <w:t>8</w:t>
+            </w:r>
+            <w:r>
+              <w:rPr>
+                <w:noProof/>
+                <w:webHidden/>
+              </w:rPr>
+              <w:fldChar w:fldCharType="end"/>
+            </w:r>
+          </w:hyperlink>
+        </w:p>
+        <w:p>
+          <w:pPr>
+            <w:pStyle w:val="TOC2"/>
+            <w:tabs>
+              <w:tab w:val="right" w:leader="dot" w:pos="9016"/>
+            </w:tabs>
+            <w:rPr>
+              <w:rFonts w:eastAsiaTheme="minorEastAsia"/>
+              <w:b/>
+              <w:bCs/>
+              <w:noProof/>
+              <w:sz w:val="24"/>
+              <w:szCs w:val="24"/>
+              <w:lang w:eastAsia="en-GB"/>
+            </w:rPr>
+          </w:pPr>
+          <w:hyperlink w:anchor="_Toc222695288" w:history="1">
+            <w:r>
+              <w:rPr>
+                <w:rStyle w:val="Hyperlink"/>
+                <w:rFonts w:ascii="Calibri" w:hAnsi="Calibri" w:cs="Calibri"/>
+                <w:noProof/>
+              </w:rPr>
+              <w:t>6. WORK LOG TABLE</w:t>
+            </w:r>
+            <w:r>
+              <w:rPr>
+                <w:noProof/>
+                <w:webHidden/>
+              </w:rPr>
+              <w:tab/>
+            </w:r>
+            <w:r>
+              <w:rPr>
+                <w:noProof/>
+                <w:webHidden/>
+              </w:rPr>
+              <w:fldChar w:fldCharType="begin"/>
+            </w:r>
+            <w:r>
+              <w:rPr>
+                <w:noProof/>
+                <w:webHidden/>
+              </w:rPr>
+              <w:instrText xml:space="preserve"> PAGEREF _Toc222695288 \h </w:instrText>
+            </w:r>
+            <w:r>
+              <w:rPr>
+                <w:noProof/>
+                <w:webHidden/>
+              </w:rPr>
+            </w:r>
+            <w:r>
+              <w:rPr>
+                <w:noProof/>
+                <w:webHidden/>
+              </w:rPr>
+              <w:fldChar w:fldCharType="separate"/>
+            </w:r>
+            <w:r>
+              <w:rPr>
+                <w:noProof/>
+                <w:webHidden/>
+              </w:rPr>
+              <w:t>9</w:t>
+            </w:r>
+            <w:r>
+              <w:rPr>
+                <w:noProof/>
+                <w:webHidden/>
+              </w:rPr>
+              <w:fldChar w:fldCharType="end"/>
+            </w:r>
+          </w:hyperlink>
+        </w:p>
+        <w:p>
+          <w:pPr>
+            <w:pStyle w:val="TOC2"/>
+            <w:tabs>
+              <w:tab w:val="right" w:leader="dot" w:pos="9016"/>
+            </w:tabs>
+            <w:rPr>
+              <w:rFonts w:eastAsiaTheme="minorEastAsia"/>
+              <w:b/>
+              <w:bCs/>
+              <w:noProof/>
+              <w:sz w:val="24"/>
+              <w:szCs w:val="24"/>
+              <w:lang w:eastAsia="en-GB"/>
+            </w:rPr>
+          </w:pPr>
+          <w:hyperlink w:anchor="_Toc222695289" w:history="1">
+            <w:r>
+              <w:rPr>
+                <w:rStyle w:val="Hyperlink"/>
+                <w:noProof/>
+              </w:rPr>
+              <w:t>7. References</w:t>
+            </w:r>
+            <w:r>
+              <w:rPr>
+                <w:noProof/>
+                <w:webHidden/>
+              </w:rPr>
+              <w:tab/>
+            </w:r>
+            <w:r>
+              <w:rPr>
+                <w:noProof/>
+                <w:webHidden/>
+              </w:rPr>
+              <w:fldChar w:fldCharType="begin"/>
+            </w:r>
+            <w:r>
+              <w:rPr>
+                <w:noProof/>
+                <w:webHidden/>
+              </w:rPr>
+              <w:instrText xml:space="preserve"> PAGEREF _Toc222695289 \h </w:instrText>
+            </w:r>
+            <w:r>
+              <w:rPr>
+                <w:noProof/>
+                <w:webHidden/>
+              </w:rPr>
+            </w:r>
+            <w:r>
+              <w:rPr>
+                <w:noProof/>
+                <w:webHidden/>
+              </w:rPr>
+              <w:fldChar w:fldCharType="separate"/>
+            </w:r>
+            <w:r>
+              <w:rPr>
+                <w:noProof/>
+                <w:webHidden/>
+              </w:rPr>
+              <w:t>10</w:t>
+            </w:r>
+            <w:r>
+              <w:rPr>
+                <w:noProof/>
+                <w:webHidden/>
+              </w:rPr>
+              <w:fldChar w:fldCharType="end"/>
+            </w:r>
+          </w:hyperlink>
+        </w:p>
+        <w:p>
+          <w:pPr>
+            <w:pStyle w:val="TOC2"/>
+            <w:tabs>
+              <w:tab w:val="right" w:leader="dot" w:pos="9016"/>
+            </w:tabs>
+            <w:rPr>
+              <w:rFonts w:eastAsiaTheme="minorEastAsia"/>
+              <w:b/>
+              <w:bCs/>
+              <w:noProof/>
+              <w:sz w:val="24"/>
+              <w:szCs w:val="24"/>
+              <w:lang w:eastAsia="en-GB"/>
+            </w:rPr>
+          </w:pPr>
+          <w:hyperlink w:anchor="_Toc222695290" w:history="1">
+            <w:r>
+              <w:rPr>
+                <w:rStyle w:val="Hyperlink"/>
+                <w:noProof/>
+              </w:rPr>
+              <w:t>8. Appendix: AI Prompt History</w:t>
+            </w:r>
+            <w:r>
+              <w:rPr>
+                <w:noProof/>
+                <w:webHidden/>
+              </w:rPr>
+              <w:tab/>
+            </w:r>
+            <w:r>
+              <w:rPr>
+                <w:noProof/>
+                <w:webHidden/>
+              </w:rPr>
+              <w:fldChar w:fldCharType="begin"/>
+            </w:r>
+            <w:r>
+              <w:rPr>
+                <w:noProof/>
+                <w:webHidden/>
+              </w:rPr>
+              <w:instrText xml:space="preserve"> PAGEREF _Toc222695290 \h </w:instrText>
+            </w:r>
+            <w:r>
+              <w:rPr>
+                <w:noProof/>
+                <w:webHidden/>
+              </w:rPr>
+            </w:r>
+            <w:r>
+              <w:rPr>
+                <w:noProof/>
+                <w:webHidden/>
+              </w:rPr>
+              <w:fldChar w:fldCharType="separate"/>
+            </w:r>
+            <w:r>
+              <w:rPr>
+                <w:noProof/>
+                <w:webHidden/>
+              </w:rPr>
+              <w:t>10</w:t>
+            </w:r>
+            <w:r>
+              <w:rPr>
+                <w:noProof/>
+                <w:webHidden/>
+              </w:rPr>
+              <w:fldChar w:fldCharType="end"/>
+            </w:r>
+          </w:hyperlink>
+        </w:p>
+        <w:p>
+          <w:r>
+            <w:rPr>
+              <w:b/>
+              <w:bCs/>
+              <w:noProof/>
+            </w:rPr>
+            <w:fldChar w:fldCharType="end"/>
+          </w:r>
+        </w:p>
+      </w:sdtContent>
+    </w:sdt>
     <w:p>
       <w:pPr>
         <w:contextualSpacing/>
@@ -486,214 +1553,6 @@
           <w:rFonts w:ascii="Calibri" w:hAnsi="Calibri" w:cs="Calibri"/>
         </w:rPr>
       </w:pPr>
-      <w:r>
-        <w:rPr>
-          <w:rFonts w:ascii="Calibri" w:hAnsi="Calibri" w:cs="Calibri"/>
-        </w:rPr>
-        <w:lastRenderedPageBreak/>
-        <w:t>Checklist for Submission</w:t>
-      </w:r>
-    </w:p>
-    <w:p>
-      <w:pPr>
-        <w:pStyle w:val="NormalWeb"/>
-        <w:numPr>
-          <w:ilvl w:val="0"/>
-          <w:numId w:val="1"/>
-        </w:numPr>
-        <w:contextualSpacing/>
-        <w:jc w:val="both"/>
-        <w:rPr>
-          <w:rFonts w:ascii="Calibri" w:hAnsi="Calibri" w:cs="Calibri"/>
-        </w:rPr>
-      </w:pPr>
-      <w:r>
-        <w:rPr>
-          <w:rStyle w:val="citation-281"/>
-          <w:rFonts w:ascii="Calibri" w:eastAsiaTheme="majorEastAsia" w:hAnsi="Calibri" w:cs="Calibri"/>
-        </w:rPr>
-        <w:t xml:space="preserve">[ ] </w:t>
-      </w:r>
-      <w:r>
-        <w:rPr>
-          <w:rStyle w:val="citation-281"/>
-          <w:rFonts w:ascii="Calibri" w:eastAsiaTheme="majorEastAsia" w:hAnsi="Calibri" w:cs="Calibri"/>
-          <w:b/>
-          <w:bCs/>
-        </w:rPr>
-        <w:t>GitHub Repository Code Check-In:</w:t>
-      </w:r>
-      <w:r>
-        <w:rPr>
-          <w:rStyle w:val="citation-281"/>
-          <w:rFonts w:ascii="Calibri" w:eastAsiaTheme="majorEastAsia" w:hAnsi="Calibri" w:cs="Calibri"/>
-        </w:rPr>
-        <w:t xml:space="preserve"> Completed check-in for all work thus far. </w:t>
-      </w:r>
-    </w:p>
-    <w:p>
-      <w:pPr>
-        <w:pStyle w:val="NormalWeb"/>
-        <w:numPr>
-          <w:ilvl w:val="0"/>
-          <w:numId w:val="1"/>
-        </w:numPr>
-        <w:contextualSpacing/>
-        <w:jc w:val="both"/>
-        <w:rPr>
-          <w:rFonts w:ascii="Calibri" w:hAnsi="Calibri" w:cs="Calibri"/>
-        </w:rPr>
-      </w:pPr>
-      <w:r>
-        <w:rPr>
-          <w:rStyle w:val="citation-280"/>
-          <w:rFonts w:ascii="Calibri" w:eastAsiaTheme="majorEastAsia" w:hAnsi="Calibri" w:cs="Calibri"/>
-        </w:rPr>
-        <w:t xml:space="preserve">[ ] </w:t>
-      </w:r>
-      <w:r>
-        <w:rPr>
-          <w:rStyle w:val="citation-280"/>
-          <w:rFonts w:ascii="Calibri" w:eastAsiaTheme="majorEastAsia" w:hAnsi="Calibri" w:cs="Calibri"/>
-          <w:b/>
-          <w:bCs/>
-        </w:rPr>
-        <w:t>Video Demo (6+ minutes):</w:t>
-      </w:r>
-      <w:r>
-        <w:rPr>
-          <w:rStyle w:val="citation-280"/>
-          <w:rFonts w:ascii="Calibri" w:eastAsiaTheme="majorEastAsia" w:hAnsi="Calibri" w:cs="Calibri"/>
-        </w:rPr>
-        <w:t xml:space="preserve"> Uploaded to a public link and provided on the title page. </w:t>
-      </w:r>
-    </w:p>
-    <w:p>
-      <w:pPr>
-        <w:pStyle w:val="NormalWeb"/>
-        <w:numPr>
-          <w:ilvl w:val="0"/>
-          <w:numId w:val="1"/>
-        </w:numPr>
-        <w:contextualSpacing/>
-        <w:jc w:val="both"/>
-        <w:rPr>
-          <w:rFonts w:ascii="Calibri" w:hAnsi="Calibri" w:cs="Calibri"/>
-        </w:rPr>
-      </w:pPr>
-      <w:r>
-        <w:rPr>
-          <w:rStyle w:val="citation-279"/>
-          <w:rFonts w:ascii="Calibri" w:eastAsiaTheme="majorEastAsia" w:hAnsi="Calibri" w:cs="Calibri"/>
-        </w:rPr>
-        <w:t xml:space="preserve">[ ] </w:t>
-      </w:r>
-      <w:r>
-        <w:rPr>
-          <w:rStyle w:val="citation-279"/>
-          <w:rFonts w:ascii="Calibri" w:eastAsiaTheme="majorEastAsia" w:hAnsi="Calibri" w:cs="Calibri"/>
-          <w:b/>
-          <w:bCs/>
-        </w:rPr>
-        <w:t>Installation Instructions:</w:t>
-      </w:r>
-      <w:r>
-        <w:rPr>
-          <w:rStyle w:val="citation-279"/>
-          <w:rFonts w:ascii="Calibri" w:eastAsiaTheme="majorEastAsia" w:hAnsi="Calibri" w:cs="Calibri"/>
-        </w:rPr>
-        <w:t xml:space="preserve"> Updated README or separate file with clear setup steps. </w:t>
-      </w:r>
-    </w:p>
-    <w:p>
-      <w:pPr>
-        <w:pStyle w:val="NormalWeb"/>
-        <w:numPr>
-          <w:ilvl w:val="0"/>
-          <w:numId w:val="1"/>
-        </w:numPr>
-        <w:contextualSpacing/>
-        <w:jc w:val="both"/>
-        <w:rPr>
-          <w:rFonts w:ascii="Calibri" w:hAnsi="Calibri" w:cs="Calibri"/>
-        </w:rPr>
-      </w:pPr>
-      <w:r>
-        <w:rPr>
-          <w:rStyle w:val="citation-278"/>
-          <w:rFonts w:ascii="Calibri" w:eastAsiaTheme="majorEastAsia" w:hAnsi="Calibri" w:cs="Calibri"/>
-        </w:rPr>
-        <w:t xml:space="preserve">[ ] </w:t>
-      </w:r>
-      <w:r>
-        <w:rPr>
-          <w:rStyle w:val="citation-278"/>
-          <w:rFonts w:ascii="Calibri" w:eastAsiaTheme="majorEastAsia" w:hAnsi="Calibri" w:cs="Calibri"/>
-          <w:b/>
-          <w:bCs/>
-        </w:rPr>
-        <w:t>Blackboard Submission:</w:t>
-      </w:r>
-      <w:r>
-        <w:rPr>
-          <w:rStyle w:val="citation-278"/>
-          <w:rFonts w:ascii="Calibri" w:eastAsiaTheme="majorEastAsia" w:hAnsi="Calibri" w:cs="Calibri"/>
-        </w:rPr>
-        <w:t xml:space="preserve"> Report submitted as </w:t>
-      </w:r>
-      <w:r>
-        <w:rPr>
-          <w:rStyle w:val="citation-278"/>
-          <w:rFonts w:ascii="Calibri" w:eastAsiaTheme="majorEastAsia" w:hAnsi="Calibri" w:cs="Calibri"/>
-          <w:sz w:val="20"/>
-          <w:szCs w:val="20"/>
-        </w:rPr>
-        <w:t>MichaelH_MidtermReport.pdf</w:t>
-      </w:r>
-      <w:r>
-        <w:rPr>
-          <w:rStyle w:val="citation-278"/>
-          <w:rFonts w:ascii="Calibri" w:eastAsiaTheme="majorEastAsia" w:hAnsi="Calibri" w:cs="Calibri"/>
-        </w:rPr>
-        <w:t xml:space="preserve">. </w:t>
-      </w:r>
-    </w:p>
-    <w:p>
-      <w:pPr>
-        <w:pStyle w:val="NormalWeb"/>
-        <w:numPr>
-          <w:ilvl w:val="0"/>
-          <w:numId w:val="1"/>
-        </w:numPr>
-        <w:contextualSpacing/>
-        <w:jc w:val="both"/>
-        <w:rPr>
-          <w:rFonts w:ascii="Calibri" w:hAnsi="Calibri" w:cs="Calibri"/>
-        </w:rPr>
-      </w:pPr>
-      <w:r>
-        <w:rPr>
-          <w:rStyle w:val="citation-277"/>
-          <w:rFonts w:ascii="Calibri" w:eastAsiaTheme="majorEastAsia" w:hAnsi="Calibri" w:cs="Calibri"/>
-        </w:rPr>
-        <w:t xml:space="preserve">[ ] </w:t>
-      </w:r>
-      <w:r>
-        <w:rPr>
-          <w:rStyle w:val="citation-277"/>
-          <w:rFonts w:ascii="Calibri" w:eastAsiaTheme="majorEastAsia" w:hAnsi="Calibri" w:cs="Calibri"/>
-          <w:b/>
-          <w:bCs/>
-        </w:rPr>
-        <w:t>Mandatory In-Person Check-In:</w:t>
-      </w:r>
-      <w:r>
-        <w:rPr>
-          <w:rStyle w:val="citation-277"/>
-          <w:rFonts w:ascii="Calibri" w:eastAsiaTheme="majorEastAsia" w:hAnsi="Calibri" w:cs="Calibri"/>
-        </w:rPr>
-        <w:t xml:space="preserve"> Scheduled for class hours (required for grade). </w:t>
-      </w:r>
     </w:p>
     <w:p>
       <w:pPr>
@@ -704,22 +1563,14 @@
           <w:rFonts w:ascii="Calibri" w:hAnsi="Calibri" w:cs="Calibri"/>
         </w:rPr>
       </w:pPr>
-    </w:p>
-    <w:p>
-      <w:pPr>
-        <w:pStyle w:val="Heading2"/>
-        <w:contextualSpacing/>
-        <w:jc w:val="both"/>
-        <w:rPr>
-          <w:rFonts w:ascii="Calibri" w:hAnsi="Calibri" w:cs="Calibri"/>
-        </w:rPr>
-      </w:pPr>
+      <w:bookmarkStart w:id="1" w:name="_Toc222695276"/>
       <w:r>
         <w:rPr>
           <w:rFonts w:ascii="Calibri" w:hAnsi="Calibri" w:cs="Calibri"/>
         </w:rPr>
         <w:t>1.Introduction</w:t>
       </w:r>
+      <w:bookmarkEnd w:id="1"/>
     </w:p>
     <w:p>
       <w:pPr>
@@ -730,12 +1581,14 @@
           <w:rFonts w:ascii="Calibri" w:hAnsi="Calibri" w:cs="Calibri"/>
         </w:rPr>
       </w:pPr>
+      <w:bookmarkStart w:id="2" w:name="_Toc222695277"/>
       <w:r>
         <w:rPr>
           <w:rFonts w:ascii="Calibri" w:hAnsi="Calibri" w:cs="Calibri"/>
         </w:rPr>
         <w:t>Research Context and Domain</w:t>
       </w:r>
+      <w:bookmarkEnd w:id="2"/>
     </w:p>
     <w:p>
       <w:pPr>
@@ -782,12 +1635,14 @@
           <w:rFonts w:ascii="Calibri" w:hAnsi="Calibri" w:cs="Calibri"/>
         </w:rPr>
       </w:pPr>
+      <w:bookmarkStart w:id="3" w:name="_Toc222695278"/>
       <w:r>
         <w:rPr>
           <w:rFonts w:ascii="Calibri" w:hAnsi="Calibri" w:cs="Calibri"/>
         </w:rPr>
         <w:t>Problem Statement and Research Questions</w:t>
       </w:r>
+      <w:bookmarkEnd w:id="3"/>
     </w:p>
     <w:p>
       <w:pPr>
@@ -920,12 +1775,343 @@
           <w:rFonts w:ascii="Calibri" w:hAnsi="Calibri" w:cs="Calibri"/>
         </w:rPr>
       </w:pPr>
-      <w:r>
-        <w:rPr>
-          <w:rFonts w:ascii="Calibri" w:hAnsi="Calibri" w:cs="Calibri"/>
-        </w:rPr>
-        <w:t>Literature and Knowledge Gaps</w:t>
-      </w:r>
+      <w:bookmarkStart w:id="4" w:name="_Toc222695279"/>
+      <w:r>
+        <w:rPr>
+          <w:rFonts w:ascii="Calibri" w:hAnsi="Calibri" w:cs="Calibri"/>
+        </w:rPr>
+        <w:t xml:space="preserve">Literature </w:t>
+      </w:r>
+      <w:r>
+        <w:rPr>
+          <w:rFonts w:ascii="Calibri" w:hAnsi="Calibri" w:cs="Calibri"/>
+        </w:rPr>
+        <w:t xml:space="preserve">Review </w:t>
+      </w:r>
+      <w:r>
+        <w:rPr>
+          <w:rFonts w:ascii="Calibri" w:hAnsi="Calibri" w:cs="Calibri"/>
+        </w:rPr>
+        <w:t>and Knowledge Gaps</w:t>
+      </w:r>
+      <w:bookmarkEnd w:id="4"/>
+    </w:p>
+    <w:p>
+      <w:pPr>
+        <w:pStyle w:val="NormalWeb"/>
+        <w:rPr>
+          <w:rFonts w:ascii="Calibri" w:hAnsi="Calibri" w:cs="Calibri"/>
+        </w:rPr>
+      </w:pPr>
+      <w:r>
+        <w:rPr>
+          <w:rFonts w:ascii="Calibri" w:hAnsi="Calibri" w:cs="Calibri"/>
+        </w:rPr>
+        <w:t xml:space="preserve">The development of real-time financial tracking systems has evolved significantly with the rise of </w:t>
+      </w:r>
+      <w:r>
+        <w:rPr>
+          <w:rFonts w:ascii="Calibri" w:hAnsi="Calibri" w:cs="Calibri"/>
+          <w:b/>
+          <w:bCs/>
+        </w:rPr>
+        <w:t>Event-Driven Architecture (EDA)</w:t>
+      </w:r>
+      <w:r>
+        <w:rPr>
+          <w:rFonts w:ascii="Calibri" w:hAnsi="Calibri" w:cs="Calibri"/>
+        </w:rPr>
+        <w:t>. Traditional ETL (Extract, Transform, Load) processes often rely on batch processing, which introduces "insight latency"—a delay between data generation and actionable analysis that is unacceptable in high-frequency trading environments.</w:t>
+      </w:r>
+    </w:p>
+    <w:p>
+      <w:pPr>
+        <w:pStyle w:val="Heading4"/>
+        <w:rPr>
+          <w:rFonts w:ascii="Calibri" w:hAnsi="Calibri" w:cs="Calibri"/>
+          <w:i w:val="0"/>
+          <w:iCs w:val="0"/>
+        </w:rPr>
+      </w:pPr>
+      <w:r>
+        <w:rPr>
+          <w:rFonts w:ascii="Calibri" w:hAnsi="Calibri" w:cs="Calibri"/>
+          <w:i w:val="0"/>
+          <w:iCs w:val="0"/>
+        </w:rPr>
+        <w:t>Core Technologies in Literature</w:t>
+      </w:r>
+    </w:p>
+    <w:p>
+      <w:pPr>
+        <w:pStyle w:val="NormalWeb"/>
+        <w:rPr>
+          <w:rFonts w:ascii="Calibri" w:hAnsi="Calibri" w:cs="Calibri"/>
+        </w:rPr>
+      </w:pPr>
+      <w:r>
+        <w:rPr>
+          <w:rFonts w:ascii="Calibri" w:hAnsi="Calibri" w:cs="Calibri"/>
+        </w:rPr>
+        <w:t xml:space="preserve">Current research highlights </w:t>
+      </w:r>
+      <w:r>
+        <w:rPr>
+          <w:rFonts w:ascii="Calibri" w:hAnsi="Calibri" w:cs="Calibri"/>
+          <w:b/>
+          <w:bCs/>
+        </w:rPr>
+        <w:t>Apache Kafka</w:t>
+      </w:r>
+      <w:r>
+        <w:rPr>
+          <w:rFonts w:ascii="Calibri" w:hAnsi="Calibri" w:cs="Calibri"/>
+        </w:rPr>
+        <w:t xml:space="preserve"> as the industry standard for high-throughput, fault-tolerant message buffering. Kreps et al. (2011) established Kafka’s utility in log processing, while subsequent work by Wang et al. (2015) emphasized its replication capabilities, which are vital for maintaining data integrity during the extreme traffic spikes common in cryptocurrency "flash crashes."</w:t>
+      </w:r>
+    </w:p>
+    <w:p>
+      <w:pPr>
+        <w:pStyle w:val="NormalWeb"/>
+        <w:rPr>
+          <w:rFonts w:ascii="Calibri" w:hAnsi="Calibri" w:cs="Calibri"/>
+        </w:rPr>
+      </w:pPr>
+      <w:r>
+        <w:rPr>
+          <w:rFonts w:ascii="Calibri" w:hAnsi="Calibri" w:cs="Calibri"/>
+        </w:rPr>
+        <w:t xml:space="preserve">For the processing layer, </w:t>
+      </w:r>
+      <w:proofErr w:type="spellStart"/>
+      <w:r>
+        <w:rPr>
+          <w:rFonts w:ascii="Calibri" w:hAnsi="Calibri" w:cs="Calibri"/>
+          <w:b/>
+          <w:bCs/>
+        </w:rPr>
+        <w:t>PySpark</w:t>
+      </w:r>
+      <w:proofErr w:type="spellEnd"/>
+      <w:r>
+        <w:rPr>
+          <w:rFonts w:ascii="Calibri" w:hAnsi="Calibri" w:cs="Calibri"/>
+          <w:b/>
+          <w:bCs/>
+        </w:rPr>
+        <w:t xml:space="preserve"> Structured Streaming</w:t>
+      </w:r>
+      <w:r>
+        <w:rPr>
+          <w:rFonts w:ascii="Calibri" w:hAnsi="Calibri" w:cs="Calibri"/>
+        </w:rPr>
+        <w:t xml:space="preserve"> is widely recognized for its ability to provide incremental updates to global aggregations. Armbrust et al. (2018) describe Structured Streaming as a declarative API that simplifies the complexities of stream processing, such as handling stateful operations and late-arriving data.</w:t>
+      </w:r>
+    </w:p>
+    <w:p>
+      <w:pPr>
+        <w:pStyle w:val="Heading4"/>
+        <w:rPr>
+          <w:rFonts w:ascii="Calibri" w:hAnsi="Calibri" w:cs="Calibri"/>
+          <w:i w:val="0"/>
+          <w:iCs w:val="0"/>
+        </w:rPr>
+      </w:pPr>
+      <w:r>
+        <w:rPr>
+          <w:rFonts w:ascii="Calibri" w:hAnsi="Calibri" w:cs="Calibri"/>
+          <w:i w:val="0"/>
+          <w:iCs w:val="0"/>
+        </w:rPr>
+        <w:t>Identified Knowledge Gaps</w:t>
+      </w:r>
+    </w:p>
+    <w:p>
+      <w:pPr>
+        <w:pStyle w:val="NormalWeb"/>
+        <w:rPr>
+          <w:rFonts w:ascii="Calibri" w:hAnsi="Calibri" w:cs="Calibri"/>
+        </w:rPr>
+      </w:pPr>
+      <w:r>
+        <w:rPr>
+          <w:rFonts w:ascii="Calibri" w:hAnsi="Calibri" w:cs="Calibri"/>
+        </w:rPr>
+        <w:t xml:space="preserve">Despite the robust documentation for these individual tools, this project addresses several specific </w:t>
+      </w:r>
+      <w:r>
+        <w:rPr>
+          <w:rFonts w:ascii="Calibri" w:hAnsi="Calibri" w:cs="Calibri"/>
+          <w:b/>
+          <w:bCs/>
+        </w:rPr>
+        <w:t>knowledge gaps</w:t>
+      </w:r>
+      <w:r>
+        <w:rPr>
+          <w:rFonts w:ascii="Calibri" w:hAnsi="Calibri" w:cs="Calibri"/>
+        </w:rPr>
+        <w:t>:</w:t>
+      </w:r>
+    </w:p>
+    <w:p>
+      <w:pPr>
+        <w:pStyle w:val="NormalWeb"/>
+        <w:numPr>
+          <w:ilvl w:val="0"/>
+          <w:numId w:val="18"/>
+        </w:numPr>
+        <w:rPr>
+          <w:rFonts w:ascii="Calibri" w:hAnsi="Calibri" w:cs="Calibri"/>
+        </w:rPr>
+      </w:pPr>
+      <w:r>
+        <w:rPr>
+          <w:rFonts w:ascii="Calibri" w:hAnsi="Calibri" w:cs="Calibri"/>
+          <w:b/>
+          <w:bCs/>
+        </w:rPr>
+        <w:t>Network Jitter in Global Exchanges:</w:t>
+      </w:r>
+      <w:r>
+        <w:rPr>
+          <w:rFonts w:ascii="Calibri" w:hAnsi="Calibri" w:cs="Calibri"/>
+        </w:rPr>
+        <w:t xml:space="preserve"> While general streaming logic is well-documented, there is limited literature on the specific </w:t>
+      </w:r>
+      <w:r>
+        <w:rPr>
+          <w:rFonts w:ascii="Calibri" w:hAnsi="Calibri" w:cs="Calibri"/>
+          <w:b/>
+          <w:bCs/>
+        </w:rPr>
+        <w:t>watermarking thresholds</w:t>
+      </w:r>
+      <w:r>
+        <w:rPr>
+          <w:rFonts w:ascii="Calibri" w:hAnsi="Calibri" w:cs="Calibri"/>
+        </w:rPr>
+        <w:t xml:space="preserve"> </w:t>
+      </w:r>
+      <w:r>
+        <w:rPr>
+          <w:rFonts w:ascii="Calibri" w:hAnsi="Calibri" w:cs="Calibri"/>
+        </w:rPr>
+        <w:lastRenderedPageBreak/>
+        <w:t>required to handle the high-latency "jitter" associated with global WebSocket APIs like Coinbase without losing financial precision.</w:t>
+      </w:r>
+    </w:p>
+    <w:p>
+      <w:pPr>
+        <w:pStyle w:val="NormalWeb"/>
+        <w:numPr>
+          <w:ilvl w:val="0"/>
+          <w:numId w:val="18"/>
+        </w:numPr>
+        <w:rPr>
+          <w:rFonts w:ascii="Calibri" w:hAnsi="Calibri" w:cs="Calibri"/>
+        </w:rPr>
+      </w:pPr>
+      <w:r>
+        <w:rPr>
+          <w:rFonts w:ascii="Calibri" w:hAnsi="Calibri" w:cs="Calibri"/>
+          <w:b/>
+          <w:bCs/>
+        </w:rPr>
+        <w:t>Stateful Precision for Finance:</w:t>
+      </w:r>
+      <w:r>
+        <w:rPr>
+          <w:rFonts w:ascii="Calibri" w:hAnsi="Calibri" w:cs="Calibri"/>
+        </w:rPr>
+        <w:t xml:space="preserve"> Many standard tutorials use floating-point numbers for simplicity. This research bridges the gap by implementing </w:t>
+      </w:r>
+      <w:r>
+        <w:rPr>
+          <w:rFonts w:ascii="Calibri" w:hAnsi="Calibri" w:cs="Calibri"/>
+          <w:b/>
+          <w:bCs/>
+        </w:rPr>
+        <w:t>Exact-Decimal arithmetic</w:t>
+      </w:r>
+      <w:r>
+        <w:rPr>
+          <w:rFonts w:ascii="Calibri" w:hAnsi="Calibri" w:cs="Calibri"/>
+        </w:rPr>
+        <w:t xml:space="preserve"> within </w:t>
+      </w:r>
+      <w:proofErr w:type="spellStart"/>
+      <w:r>
+        <w:rPr>
+          <w:rFonts w:ascii="Calibri" w:hAnsi="Calibri" w:cs="Calibri"/>
+        </w:rPr>
+        <w:t>PySpark</w:t>
+      </w:r>
+      <w:proofErr w:type="spellEnd"/>
+      <w:r>
+        <w:rPr>
+          <w:rFonts w:ascii="Calibri" w:hAnsi="Calibri" w:cs="Calibri"/>
+        </w:rPr>
+        <w:t xml:space="preserve"> to prevent the rounding errors that typically plague real-time financial dashboards.</w:t>
+      </w:r>
+    </w:p>
+    <w:p>
+      <w:pPr>
+        <w:pStyle w:val="NormalWeb"/>
+        <w:numPr>
+          <w:ilvl w:val="0"/>
+          <w:numId w:val="18"/>
+        </w:numPr>
+        <w:rPr>
+          <w:rFonts w:ascii="Calibri" w:hAnsi="Calibri" w:cs="Calibri"/>
+        </w:rPr>
+      </w:pPr>
+      <w:r>
+        <w:rPr>
+          <w:rFonts w:ascii="Calibri" w:hAnsi="Calibri" w:cs="Calibri"/>
+          <w:b/>
+          <w:bCs/>
+        </w:rPr>
+        <w:t>Dynamic Volatility Alerting:</w:t>
+      </w:r>
+      <w:r>
+        <w:rPr>
+          <w:rFonts w:ascii="Calibri" w:hAnsi="Calibri" w:cs="Calibri"/>
+        </w:rPr>
+        <w:t xml:space="preserve"> Most existing research focuses on historical volatility. This project implements a real-time </w:t>
+      </w:r>
+      <w:r>
+        <w:rPr>
+          <w:rFonts w:ascii="Calibri" w:hAnsi="Calibri" w:cs="Calibri"/>
+          <w:b/>
+          <w:bCs/>
+        </w:rPr>
+        <w:t>volume-spike algorithm</w:t>
+      </w:r>
+      <w:r>
+        <w:rPr>
+          <w:rFonts w:ascii="Calibri" w:hAnsi="Calibri" w:cs="Calibri"/>
+        </w:rPr>
+        <w:t xml:space="preserve"> (comparing 10-second windows against 3-minute rolling means) to identify "breakout" trades as they occur, providing a more immediate tool for risk management.</w:t>
+      </w:r>
+    </w:p>
+    <w:p>
+      <w:pPr>
+        <w:pStyle w:val="Heading2"/>
+        <w:contextualSpacing/>
+        <w:jc w:val="both"/>
+        <w:rPr>
+          <w:rFonts w:ascii="Calibri" w:hAnsi="Calibri" w:cs="Calibri"/>
+        </w:rPr>
+      </w:pPr>
+      <w:bookmarkStart w:id="5" w:name="_Toc222695280"/>
+      <w:r>
+        <w:rPr>
+          <w:rFonts w:ascii="Calibri" w:hAnsi="Calibri" w:cs="Calibri"/>
+        </w:rPr>
+        <w:t>2. Summary of Initially Proposed Research Project</w:t>
+      </w:r>
+      <w:bookmarkEnd w:id="5"/>
     </w:p>
     <w:p>
       <w:pPr>
@@ -938,10 +2124,10 @@
       </w:pPr>
       <w:r>
         <w:rPr>
-          <w:rStyle w:val="citation-271"/>
+          <w:rStyle w:val="citation-268"/>
           <w:rFonts w:ascii="Calibri" w:eastAsiaTheme="majorEastAsia" w:hAnsi="Calibri" w:cs="Calibri"/>
         </w:rPr>
-        <w:t>While standard streaming tutorials exist, few address domain-specific financial optimizations like Volume-Weighted Average Price (VWAP) or handle WebSocket instability in production-like environments</w:t>
+        <w:t>The project aims to build a real-time data pipeline for cryptocurrency trade monitoring</w:t>
       </w:r>
       <w:r>
         <w:rPr>
@@ -949,6 +2135,216 @@
         </w:rPr>
         <w:t>.</w:t>
       </w:r>
+    </w:p>
+    <w:p>
+      <w:pPr>
+        <w:pStyle w:val="NormalWeb"/>
+        <w:rPr>
+          <w:rFonts w:ascii="Calibri" w:hAnsi="Calibri" w:cs="Calibri"/>
+        </w:rPr>
+      </w:pPr>
+      <w:r>
+        <w:rPr>
+          <w:rFonts w:ascii="Calibri" w:hAnsi="Calibri" w:cs="Calibri"/>
+        </w:rPr>
+        <w:t xml:space="preserve">While the current implementation focuses on real-time stream processing and local visualization, the final architecture will incorporate </w:t>
+      </w:r>
+      <w:r>
+        <w:rPr>
+          <w:rFonts w:ascii="Calibri" w:hAnsi="Calibri" w:cs="Calibri"/>
+          <w:b/>
+          <w:bCs/>
+        </w:rPr>
+        <w:t>Amazon Redshift</w:t>
+      </w:r>
+      <w:r>
+        <w:rPr>
+          <w:rFonts w:ascii="Calibri" w:hAnsi="Calibri" w:cs="Calibri"/>
+        </w:rPr>
+        <w:t xml:space="preserve"> to serve as a high-performance </w:t>
+      </w:r>
+      <w:r>
+        <w:rPr>
+          <w:rFonts w:ascii="Calibri" w:hAnsi="Calibri" w:cs="Calibri"/>
+          <w:b/>
+          <w:bCs/>
+        </w:rPr>
+        <w:t>Data Warehouse</w:t>
+      </w:r>
+      <w:r>
+        <w:rPr>
+          <w:rFonts w:ascii="Calibri" w:hAnsi="Calibri" w:cs="Calibri"/>
+        </w:rPr>
+        <w:t>.</w:t>
+      </w:r>
+    </w:p>
+    <w:p>
+      <w:pPr>
+        <w:pStyle w:val="NormalWeb"/>
+        <w:rPr>
+          <w:rFonts w:ascii="Calibri" w:hAnsi="Calibri" w:cs="Calibri"/>
+        </w:rPr>
+      </w:pPr>
+      <w:r>
+        <w:rPr>
+          <w:rFonts w:ascii="Calibri" w:hAnsi="Calibri" w:cs="Calibri"/>
+          <w:b/>
+          <w:bCs/>
+        </w:rPr>
+        <w:t>The integration strategy focuses on three key areas:</w:t>
+      </w:r>
+    </w:p>
+    <w:p>
+      <w:pPr>
+        <w:pStyle w:val="NormalWeb"/>
+        <w:numPr>
+          <w:ilvl w:val="0"/>
+          <w:numId w:val="20"/>
+        </w:numPr>
+        <w:rPr>
+          <w:rFonts w:ascii="Calibri" w:hAnsi="Calibri" w:cs="Calibri"/>
+        </w:rPr>
+      </w:pPr>
+      <w:r>
+        <w:rPr>
+          <w:rFonts w:ascii="Calibri" w:hAnsi="Calibri" w:cs="Calibri"/>
+          <w:b/>
+          <w:bCs/>
+        </w:rPr>
+        <w:t>Long-Term Persistence:</w:t>
+      </w:r>
+      <w:r>
+        <w:rPr>
+          <w:rFonts w:ascii="Calibri" w:hAnsi="Calibri" w:cs="Calibri"/>
+        </w:rPr>
+        <w:t xml:space="preserve"> Moving beyond transient local files to a durable, columnar storage format capable of handling millions of historical trade records.</w:t>
+      </w:r>
+    </w:p>
+    <w:p>
+      <w:pPr>
+        <w:pStyle w:val="NormalWeb"/>
+        <w:numPr>
+          <w:ilvl w:val="0"/>
+          <w:numId w:val="20"/>
+        </w:numPr>
+        <w:rPr>
+          <w:rFonts w:ascii="Calibri" w:hAnsi="Calibri" w:cs="Calibri"/>
+        </w:rPr>
+      </w:pPr>
+      <w:r>
+        <w:rPr>
+          <w:rFonts w:ascii="Calibri" w:hAnsi="Calibri" w:cs="Calibri"/>
+          <w:b/>
+          <w:bCs/>
+        </w:rPr>
+        <w:t>Scalability:</w:t>
+      </w:r>
+      <w:r>
+        <w:rPr>
+          <w:rFonts w:ascii="Calibri" w:hAnsi="Calibri" w:cs="Calibri"/>
+        </w:rPr>
+        <w:t xml:space="preserve"> Utilizing Redshift’s </w:t>
+      </w:r>
+      <w:r>
+        <w:rPr>
+          <w:rFonts w:ascii="Calibri" w:hAnsi="Calibri" w:cs="Calibri"/>
+          <w:b/>
+          <w:bCs/>
+        </w:rPr>
+        <w:t>Massively Parallel Processing (MPP)</w:t>
+      </w:r>
+      <w:r>
+        <w:rPr>
+          <w:rFonts w:ascii="Calibri" w:hAnsi="Calibri" w:cs="Calibri"/>
+        </w:rPr>
+        <w:t xml:space="preserve"> architecture to perform complex analytical queries (e.g., year-to-date volatility trends) that are too intensive for a live </w:t>
+      </w:r>
+      <w:proofErr w:type="spellStart"/>
+      <w:r>
+        <w:rPr>
+          <w:rFonts w:ascii="Calibri" w:hAnsi="Calibri" w:cs="Calibri"/>
+        </w:rPr>
+        <w:t>PySpark</w:t>
+      </w:r>
+      <w:proofErr w:type="spellEnd"/>
+      <w:r>
+        <w:rPr>
+          <w:rFonts w:ascii="Calibri" w:hAnsi="Calibri" w:cs="Calibri"/>
+        </w:rPr>
+        <w:t xml:space="preserve"> stream.</w:t>
+      </w:r>
+    </w:p>
+    <w:p>
+      <w:pPr>
+        <w:pStyle w:val="NormalWeb"/>
+        <w:numPr>
+          <w:ilvl w:val="0"/>
+          <w:numId w:val="20"/>
+        </w:numPr>
+        <w:rPr>
+          <w:rFonts w:ascii="Calibri" w:hAnsi="Calibri" w:cs="Calibri"/>
+        </w:rPr>
+      </w:pPr>
+      <w:r>
+        <w:rPr>
+          <w:rFonts w:ascii="Calibri" w:hAnsi="Calibri" w:cs="Calibri"/>
+          <w:b/>
+          <w:bCs/>
+        </w:rPr>
+        <w:t>S3 Staging:</w:t>
+      </w:r>
+      <w:r>
+        <w:rPr>
+          <w:rFonts w:ascii="Calibri" w:hAnsi="Calibri" w:cs="Calibri"/>
+        </w:rPr>
+        <w:t xml:space="preserve"> Implementing the </w:t>
+      </w:r>
+      <w:r>
+        <w:rPr>
+          <w:rFonts w:ascii="Calibri" w:hAnsi="Calibri" w:cs="Calibri"/>
+          <w:b/>
+          <w:bCs/>
+        </w:rPr>
+        <w:t>COPY command</w:t>
+      </w:r>
+      <w:r>
+        <w:rPr>
+          <w:rFonts w:ascii="Calibri" w:hAnsi="Calibri" w:cs="Calibri"/>
+        </w:rPr>
+        <w:t xml:space="preserve"> workflow, where </w:t>
+      </w:r>
+      <w:proofErr w:type="spellStart"/>
+      <w:r>
+        <w:rPr>
+          <w:rFonts w:ascii="Calibri" w:hAnsi="Calibri" w:cs="Calibri"/>
+        </w:rPr>
+        <w:t>PySpark</w:t>
+      </w:r>
+      <w:proofErr w:type="spellEnd"/>
+      <w:r>
+        <w:rPr>
+          <w:rFonts w:ascii="Calibri" w:hAnsi="Calibri" w:cs="Calibri"/>
+        </w:rPr>
+        <w:t xml:space="preserve"> writes micro-batches to Amazon S3 as Parquet files, which are then efficiently ingested into Redshift.</w:t>
+      </w:r>
+    </w:p>
+    <w:p>
+      <w:pPr>
+        <w:pStyle w:val="Heading2"/>
+        <w:contextualSpacing/>
+        <w:jc w:val="both"/>
+        <w:rPr>
+          <w:rFonts w:ascii="Calibri" w:hAnsi="Calibri" w:cs="Calibri"/>
+        </w:rPr>
+      </w:pPr>
+      <w:bookmarkStart w:id="6" w:name="_Toc222695281"/>
+      <w:r>
+        <w:rPr>
+          <w:rFonts w:ascii="Calibri" w:hAnsi="Calibri" w:cs="Calibri"/>
+        </w:rPr>
+        <w:t>3. Project Planning and Timeline</w:t>
+      </w:r>
+      <w:bookmarkEnd w:id="6"/>
     </w:p>
     <w:p>
       <w:pPr>
@@ -959,19 +2355,21 @@
           <w:rFonts w:ascii="Calibri" w:hAnsi="Calibri" w:cs="Calibri"/>
         </w:rPr>
       </w:pPr>
-      <w:r>
-        <w:rPr>
-          <w:rFonts w:ascii="Calibri" w:hAnsi="Calibri" w:cs="Calibri"/>
-        </w:rPr>
-        <w:t>Hypotheses and Assumptions</w:t>
-      </w:r>
+      <w:bookmarkStart w:id="7" w:name="_Toc222695282"/>
+      <w:r>
+        <w:rPr>
+          <w:rFonts w:ascii="Calibri" w:hAnsi="Calibri" w:cs="Calibri"/>
+        </w:rPr>
+        <w:t>Updated Milestones (Current to End of Term)</w:t>
+      </w:r>
+      <w:bookmarkEnd w:id="7"/>
     </w:p>
     <w:p>
       <w:pPr>
         <w:pStyle w:val="NormalWeb"/>
         <w:numPr>
           <w:ilvl w:val="0"/>
-          <w:numId w:val="5"/>
+          <w:numId w:val="6"/>
         </w:numPr>
         <w:contextualSpacing/>
         <w:jc w:val="both"/>
@@ -981,19 +2379,19 @@
       </w:pPr>
       <w:r>
         <w:rPr>
-          <w:rStyle w:val="citation-270"/>
+          <w:rStyle w:val="citation-262"/>
           <w:rFonts w:ascii="Calibri" w:eastAsiaTheme="majorEastAsia" w:hAnsi="Calibri" w:cs="Calibri"/>
           <w:b/>
           <w:bCs/>
         </w:rPr>
-        <w:t>Hypothesis:</w:t>
-      </w:r>
-      <w:r>
-        <w:rPr>
-          <w:rStyle w:val="citation-270"/>
+        <w:t>Phase 4: Advanced Analytics (Weeks 7-8):</w:t>
+      </w:r>
+      <w:r>
+        <w:rPr>
+          <w:rStyle w:val="citation-262"/>
           <w:rFonts w:ascii="Calibri" w:eastAsiaTheme="majorEastAsia" w:hAnsi="Calibri" w:cs="Calibri"/>
         </w:rPr>
-        <w:t xml:space="preserve"> A Kafka-Spark-Dashboard architecture can maintain sub-5-second end-to-end latency</w:t>
+        <w:t xml:space="preserve"> Implementation of RSI and Bollinger Bands</w:t>
       </w:r>
       <w:r>
         <w:rPr>
@@ -1007,7 +2405,7 @@
         <w:pStyle w:val="NormalWeb"/>
         <w:numPr>
           <w:ilvl w:val="0"/>
-          <w:numId w:val="5"/>
+          <w:numId w:val="6"/>
         </w:numPr>
         <w:contextualSpacing/>
         <w:jc w:val="both"/>
@@ -1017,25 +2415,135 @@
       </w:pPr>
       <w:r>
         <w:rPr>
-          <w:rStyle w:val="citation-269"/>
+          <w:rStyle w:val="citation-261"/>
           <w:rFonts w:ascii="Calibri" w:eastAsiaTheme="majorEastAsia" w:hAnsi="Calibri" w:cs="Calibri"/>
           <w:b/>
           <w:bCs/>
         </w:rPr>
-        <w:t>Assumption:</w:t>
-      </w:r>
-      <w:r>
-        <w:rPr>
-          <w:rStyle w:val="citation-269"/>
+        <w:t>Phase 5: Persistence (Weeks 9-10):</w:t>
+      </w:r>
+      <w:r>
+        <w:rPr>
+          <w:rStyle w:val="citation-261"/>
           <w:rFonts w:ascii="Calibri" w:eastAsiaTheme="majorEastAsia" w:hAnsi="Calibri" w:cs="Calibri"/>
         </w:rPr>
-        <w:t xml:space="preserve"> The Coinbase WebSocket provides sufficient event frequency to stress-test the pipeline</w:t>
+        <w:t xml:space="preserve"> Integration of Time-Series Database for historical replay</w:t>
       </w:r>
       <w:r>
         <w:rPr>
           <w:rFonts w:ascii="Calibri" w:hAnsi="Calibri" w:cs="Calibri"/>
         </w:rPr>
         <w:t>.</w:t>
+      </w:r>
+    </w:p>
+    <w:p>
+      <w:pPr>
+        <w:pStyle w:val="NormalWeb"/>
+        <w:numPr>
+          <w:ilvl w:val="0"/>
+          <w:numId w:val="6"/>
+        </w:numPr>
+        <w:contextualSpacing/>
+        <w:jc w:val="both"/>
+        <w:rPr>
+          <w:rFonts w:ascii="Calibri" w:hAnsi="Calibri" w:cs="Calibri"/>
+        </w:rPr>
+      </w:pPr>
+      <w:r>
+        <w:rPr>
+          <w:rStyle w:val="citation-260"/>
+          <w:rFonts w:ascii="Calibri" w:eastAsiaTheme="majorEastAsia" w:hAnsi="Calibri" w:cs="Calibri"/>
+          <w:b/>
+          <w:bCs/>
+        </w:rPr>
+        <w:t>Phase 6: Alerting &amp; Final Report (Weeks 11-12):</w:t>
+      </w:r>
+      <w:r>
+        <w:rPr>
+          <w:rStyle w:val="citation-260"/>
+          <w:rFonts w:ascii="Calibri" w:eastAsiaTheme="majorEastAsia" w:hAnsi="Calibri" w:cs="Calibri"/>
+        </w:rPr>
+        <w:t xml:space="preserve"> Dynamic SMS alerts and final documentation</w:t>
+      </w:r>
+      <w:r>
+        <w:rPr>
+          <w:rFonts w:ascii="Calibri" w:hAnsi="Calibri" w:cs="Calibri"/>
+        </w:rPr>
+        <w:t>.</w:t>
+      </w:r>
+    </w:p>
+    <w:p>
+      <w:pPr>
+        <w:pStyle w:val="NormalWeb"/>
+        <w:ind w:left="720"/>
+        <w:contextualSpacing/>
+        <w:jc w:val="both"/>
+        <w:rPr>
+          <w:rFonts w:ascii="Calibri" w:hAnsi="Calibri" w:cs="Calibri"/>
+        </w:rPr>
+      </w:pPr>
+    </w:p>
+    <w:p>
+      <w:pPr>
+        <w:pStyle w:val="NormalWeb"/>
+        <w:ind w:left="720"/>
+        <w:contextualSpacing/>
+        <w:jc w:val="both"/>
+        <w:rPr>
+          <w:rFonts w:ascii="Calibri" w:hAnsi="Calibri" w:cs="Calibri"/>
+        </w:rPr>
+      </w:pPr>
+    </w:p>
+    <w:p>
+      <w:pPr>
+        <w:pStyle w:val="NormalWeb"/>
+        <w:ind w:left="720"/>
+        <w:contextualSpacing/>
+        <w:jc w:val="both"/>
+        <w:rPr>
+          <w:rFonts w:ascii="Calibri" w:hAnsi="Calibri" w:cs="Calibri"/>
+        </w:rPr>
+      </w:pPr>
+      <w:r>
+        <w:rPr>
+          <w:rFonts w:ascii="Calibri" w:hAnsi="Calibri" w:cs="Calibri"/>
+        </w:rPr>
+        <w:lastRenderedPageBreak/>
+        <w:drawing>
+          <wp:inline distT="0" distB="0" distL="0" distR="0" wp14:anchorId="6F5B98E8" wp14:editId="02E565C0">
+            <wp:extent cx="5986145" cy="2209800"/>
+            <wp:effectExtent l="0" t="0" r="0" b="0"/>
+            <wp:docPr id="795418393" name="Picture 1" descr="A screenshot of a computer screen&#10;&#10;AI-generated content may be incorrect."/>
+            <wp:cNvGraphicFramePr>
+              <a:graphicFrameLocks xmlns:a="http://schemas.openxmlformats.org/drawingml/2006/main" noChangeAspect="1"/>
+            </wp:cNvGraphicFramePr>
+            <a:graphic xmlns:a="http://schemas.openxmlformats.org/drawingml/2006/main">
+              <a:graphicData uri="http://schemas.openxmlformats.org/drawingml/2006/picture">
+                <pic:pic xmlns:pic="http://schemas.openxmlformats.org/drawingml/2006/picture">
+                  <pic:nvPicPr>
+                    <pic:cNvPr id="795418393" name="Picture 1" descr="A screenshot of a computer screen&#10;&#10;AI-generated content may be incorrect."/>
+                    <pic:cNvPicPr/>
+                  </pic:nvPicPr>
+                  <pic:blipFill>
+                    <a:blip r:embed="rId6"/>
+                    <a:stretch>
+                      <a:fillRect/>
+                    </a:stretch>
+                  </pic:blipFill>
+                  <pic:spPr>
+                    <a:xfrm>
+                      <a:off x="0" y="0"/>
+                      <a:ext cx="5996895" cy="2213768"/>
+                    </a:xfrm>
+                    <a:prstGeom prst="rect">
+                      <a:avLst/>
+                    </a:prstGeom>
+                  </pic:spPr>
+                </pic:pic>
+              </a:graphicData>
+            </a:graphic>
+          </wp:inline>
+        </w:drawing>
       </w:r>
     </w:p>
     <w:p>
@@ -1047,12 +2555,82 @@
           <w:rFonts w:ascii="Calibri" w:hAnsi="Calibri" w:cs="Calibri"/>
         </w:rPr>
       </w:pPr>
-      <w:r>
-        <w:rPr>
-          <w:rFonts w:ascii="Calibri" w:hAnsi="Calibri" w:cs="Calibri"/>
-        </w:rPr>
-        <w:t>2. Summary of Initially Proposed Research Project</w:t>
-      </w:r>
+      <w:bookmarkStart w:id="8" w:name="_Toc222695283"/>
+      <w:r>
+        <w:rPr>
+          <w:rFonts w:ascii="Calibri" w:hAnsi="Calibri" w:cs="Calibri"/>
+        </w:rPr>
+        <w:t>4. Implemented Features: Ingestion and Visualization</w:t>
+      </w:r>
+      <w:bookmarkEnd w:id="8"/>
+    </w:p>
+    <w:p/>
+    <w:p>
+      <w:r>
+        <w:rPr>
+          <w:noProof/>
+        </w:rPr>
+        <w:drawing>
+          <wp:inline distT="0" distB="0" distL="0" distR="0" wp14:anchorId="2DC2DEFA" wp14:editId="73CA617E">
+            <wp:extent cx="5731510" cy="4311015"/>
+            <wp:effectExtent l="0" t="0" r="0" b="0"/>
+            <wp:docPr id="1455429685" name="Picture 3" descr="A screenshot of a graph&#10;&#10;AI-generated content may be incorrect."/>
+            <wp:cNvGraphicFramePr>
+              <a:graphicFrameLocks xmlns:a="http://schemas.openxmlformats.org/drawingml/2006/main" noChangeAspect="1"/>
+            </wp:cNvGraphicFramePr>
+            <a:graphic xmlns:a="http://schemas.openxmlformats.org/drawingml/2006/main">
+              <a:graphicData uri="http://schemas.openxmlformats.org/drawingml/2006/picture">
+                <pic:pic xmlns:pic="http://schemas.openxmlformats.org/drawingml/2006/picture">
+                  <pic:nvPicPr>
+                    <pic:cNvPr id="1455429685" name="Picture 3" descr="A screenshot of a graph&#10;&#10;AI-generated content may be incorrect."/>
+                    <pic:cNvPicPr/>
+                  </pic:nvPicPr>
+                  <pic:blipFill>
+                    <a:blip r:embed="rId7">
+                      <a:extLst>
+                        <a:ext uri="{28A0092B-C50C-407E-A947-70E740481C1C}">
+                          <a14:useLocalDpi xmlns:a14="http://schemas.microsoft.com/office/drawing/2010/main" val="0"/>
+                        </a:ext>
+                      </a:extLst>
+                    </a:blip>
+                    <a:stretch>
+                      <a:fillRect/>
+                    </a:stretch>
+                  </pic:blipFill>
+                  <pic:spPr>
+                    <a:xfrm>
+                      <a:off x="0" y="0"/>
+                      <a:ext cx="5731510" cy="4311015"/>
+                    </a:xfrm>
+                    <a:prstGeom prst="rect">
+                      <a:avLst/>
+                    </a:prstGeom>
+                  </pic:spPr>
+                </pic:pic>
+              </a:graphicData>
+            </a:graphic>
+          </wp:inline>
+        </w:drawing>
+      </w:r>
+    </w:p>
+    <w:p/>
+    <w:p>
+      <w:pPr>
+        <w:pStyle w:val="Heading3"/>
+        <w:contextualSpacing/>
+        <w:jc w:val="both"/>
+        <w:rPr>
+          <w:rFonts w:ascii="Calibri" w:hAnsi="Calibri" w:cs="Calibri"/>
+        </w:rPr>
+      </w:pPr>
+      <w:bookmarkStart w:id="9" w:name="_Toc222695284"/>
+      <w:r>
+        <w:rPr>
+          <w:rFonts w:ascii="Calibri" w:hAnsi="Calibri" w:cs="Calibri"/>
+        </w:rPr>
+        <w:t>4.1 Real-Time Data Ingestion via Kafka Producer</w:t>
+      </w:r>
+      <w:bookmarkEnd w:id="9"/>
     </w:p>
     <w:p>
       <w:pPr>
@@ -1065,16 +2643,194 @@
       </w:pPr>
       <w:r>
         <w:rPr>
-          <w:rStyle w:val="citation-268"/>
+          <w:rFonts w:ascii="Calibri" w:hAnsi="Calibri" w:cs="Calibri"/>
+        </w:rPr>
+        <w:t>The ingestion layer is designed to handle high-frequency ticker data from the Coinbase Advanced Trade WebSocket API.</w:t>
+      </w:r>
+    </w:p>
+    <w:p>
+      <w:pPr>
+        <w:pStyle w:val="NormalWeb"/>
+        <w:numPr>
+          <w:ilvl w:val="0"/>
+          <w:numId w:val="9"/>
+        </w:numPr>
+        <w:contextualSpacing/>
+        <w:jc w:val="both"/>
+        <w:rPr>
+          <w:rFonts w:ascii="Calibri" w:hAnsi="Calibri" w:cs="Calibri"/>
+        </w:rPr>
+      </w:pPr>
+      <w:r>
+        <w:rPr>
+          <w:rFonts w:ascii="Calibri" w:hAnsi="Calibri" w:cs="Calibri"/>
+          <w:b/>
+          <w:bCs/>
+        </w:rPr>
+        <w:t>Technical Merit:</w:t>
+      </w:r>
+      <w:r>
+        <w:rPr>
+          <w:rFonts w:ascii="Calibri" w:hAnsi="Calibri" w:cs="Calibri"/>
+        </w:rPr>
+        <w:t xml:space="preserve"> To prevent data loss during network jitter, the producer implements a non-blocking asynchronous send with a callback mechanism. It utilizes the </w:t>
+      </w:r>
+      <w:proofErr w:type="spellStart"/>
+      <w:r>
+        <w:rPr>
+          <w:rStyle w:val="HTMLCode"/>
           <w:rFonts w:ascii="Calibri" w:eastAsiaTheme="majorEastAsia" w:hAnsi="Calibri" w:cs="Calibri"/>
         </w:rPr>
-        <w:t>The project aims to build a real-time data pipeline for cryptocurrency trade monitoring</w:t>
-      </w:r>
-      <w:r>
-        <w:rPr>
-          <w:rFonts w:ascii="Calibri" w:hAnsi="Calibri" w:cs="Calibri"/>
-        </w:rPr>
-        <w:t>.</w:t>
+        <w:t>kafka</w:t>
+      </w:r>
+      <w:proofErr w:type="spellEnd"/>
+      <w:r>
+        <w:rPr>
+          <w:rStyle w:val="HTMLCode"/>
+          <w:rFonts w:ascii="Calibri" w:eastAsiaTheme="majorEastAsia" w:hAnsi="Calibri" w:cs="Calibri"/>
+        </w:rPr>
+        <w:t>-python-ng</w:t>
+      </w:r>
+      <w:r>
+        <w:rPr>
+          <w:rFonts w:ascii="Calibri" w:hAnsi="Calibri" w:cs="Calibri"/>
+        </w:rPr>
+        <w:t xml:space="preserve"> library to ensure compatibility with the Confluent Kafka 7.5.0 broker.</w:t>
+      </w:r>
+    </w:p>
+    <w:p>
+      <w:pPr>
+        <w:pStyle w:val="NormalWeb"/>
+        <w:numPr>
+          <w:ilvl w:val="0"/>
+          <w:numId w:val="9"/>
+        </w:numPr>
+        <w:contextualSpacing/>
+        <w:jc w:val="both"/>
+        <w:rPr>
+          <w:rFonts w:ascii="Calibri" w:hAnsi="Calibri" w:cs="Calibri"/>
+        </w:rPr>
+      </w:pPr>
+      <w:r>
+        <w:rPr>
+          <w:rFonts w:ascii="Calibri" w:hAnsi="Calibri" w:cs="Calibri"/>
+          <w:b/>
+          <w:bCs/>
+        </w:rPr>
+        <w:lastRenderedPageBreak/>
+        <w:t>Message Schema:</w:t>
+      </w:r>
+      <w:r>
+        <w:rPr>
+          <w:rFonts w:ascii="Calibri" w:hAnsi="Calibri" w:cs="Calibri"/>
+        </w:rPr>
+        <w:t xml:space="preserve"> Every message is keyed by the </w:t>
+      </w:r>
+      <w:proofErr w:type="spellStart"/>
+      <w:r>
+        <w:rPr>
+          <w:rStyle w:val="HTMLCode"/>
+          <w:rFonts w:ascii="Calibri" w:eastAsiaTheme="majorEastAsia" w:hAnsi="Calibri" w:cs="Calibri"/>
+        </w:rPr>
+        <w:t>product_id</w:t>
+      </w:r>
+      <w:proofErr w:type="spellEnd"/>
+      <w:r>
+        <w:rPr>
+          <w:rFonts w:ascii="Calibri" w:hAnsi="Calibri" w:cs="Calibri"/>
+        </w:rPr>
+        <w:t xml:space="preserve"> (e.g., BTC-USD). This is a critical design choice; by keying the messages, Kafka ensures that all trades for a specific asset are routed to the same partition, preserving the chronological order of price movements which is vital for technical analysis.</w:t>
+      </w:r>
+    </w:p>
+    <w:p>
+      <w:pPr>
+        <w:pStyle w:val="NormalWeb"/>
+        <w:numPr>
+          <w:ilvl w:val="0"/>
+          <w:numId w:val="9"/>
+        </w:numPr>
+        <w:contextualSpacing/>
+        <w:jc w:val="both"/>
+        <w:rPr>
+          <w:rFonts w:ascii="Calibri" w:hAnsi="Calibri" w:cs="Calibri"/>
+        </w:rPr>
+      </w:pPr>
+      <w:r>
+        <w:rPr>
+          <w:rFonts w:ascii="Calibri" w:hAnsi="Calibri" w:cs="Calibri"/>
+          <w:b/>
+          <w:bCs/>
+        </w:rPr>
+        <w:t>Fault Tolerance:</w:t>
+      </w:r>
+      <w:r>
+        <w:rPr>
+          <w:rFonts w:ascii="Calibri" w:hAnsi="Calibri" w:cs="Calibri"/>
+        </w:rPr>
+        <w:t xml:space="preserve"> The producer is wrapped in a </w:t>
+      </w:r>
+      <w:r>
+        <w:rPr>
+          <w:rStyle w:val="HTMLCode"/>
+          <w:rFonts w:ascii="Calibri" w:eastAsiaTheme="majorEastAsia" w:hAnsi="Calibri" w:cs="Calibri"/>
+        </w:rPr>
+        <w:t>while True</w:t>
+      </w:r>
+      <w:r>
+        <w:rPr>
+          <w:rFonts w:ascii="Calibri" w:hAnsi="Calibri" w:cs="Calibri"/>
+        </w:rPr>
+        <w:t xml:space="preserve"> loop with an exponential backoff strategy for reconnections, ensuring the pipeline remains "always-on" without manual intervention.</w:t>
+      </w:r>
+    </w:p>
+    <w:p>
+      <w:pPr>
+        <w:pStyle w:val="NormalWeb"/>
+        <w:contextualSpacing/>
+        <w:jc w:val="both"/>
+        <w:rPr>
+          <w:rFonts w:ascii="Calibri" w:hAnsi="Calibri" w:cs="Calibri"/>
+        </w:rPr>
+      </w:pPr>
+      <w:r>
+        <w:rPr>
+          <w:rFonts w:ascii="Calibri" w:hAnsi="Calibri" w:cs="Calibri"/>
+        </w:rPr>
+        <w:drawing>
+          <wp:inline distT="0" distB="0" distL="0" distR="0" wp14:anchorId="71391EDC" wp14:editId="47929930">
+            <wp:extent cx="5731510" cy="6480810"/>
+            <wp:effectExtent l="0" t="0" r="0" b="0"/>
+            <wp:docPr id="2101022681" name="Picture 1" descr="A screenshot of a computer&#10;&#10;AI-generated content may be incorrect."/>
+            <wp:cNvGraphicFramePr>
+              <a:graphicFrameLocks xmlns:a="http://schemas.openxmlformats.org/drawingml/2006/main" noChangeAspect="1"/>
+            </wp:cNvGraphicFramePr>
+            <a:graphic xmlns:a="http://schemas.openxmlformats.org/drawingml/2006/main">
+              <a:graphicData uri="http://schemas.openxmlformats.org/drawingml/2006/picture">
+                <pic:pic xmlns:pic="http://schemas.openxmlformats.org/drawingml/2006/picture">
+                  <pic:nvPicPr>
+                    <pic:cNvPr id="2101022681" name="Picture 1" descr="A screenshot of a computer&#10;&#10;AI-generated content may be incorrect."/>
+                    <pic:cNvPicPr/>
+                  </pic:nvPicPr>
+                  <pic:blipFill>
+                    <a:blip r:embed="rId8"/>
+                    <a:stretch>
+                      <a:fillRect/>
+                    </a:stretch>
+                  </pic:blipFill>
+                  <pic:spPr>
+                    <a:xfrm>
+                      <a:off x="0" y="0"/>
+                      <a:ext cx="5731510" cy="6480810"/>
+                    </a:xfrm>
+                    <a:prstGeom prst="rect">
+                      <a:avLst/>
+                    </a:prstGeom>
+                  </pic:spPr>
+                </pic:pic>
+              </a:graphicData>
+            </a:graphic>
+          </wp:inline>
+        </w:drawing>
       </w:r>
     </w:p>
     <w:p>
@@ -1086,14 +2842,495 @@
           <w:rFonts w:ascii="Calibri" w:hAnsi="Calibri" w:cs="Calibri"/>
         </w:rPr>
       </w:pPr>
-      <w:r>
-        <w:rPr>
-          <w:rFonts w:ascii="Calibri" w:hAnsi="Calibri" w:cs="Calibri"/>
+      <w:bookmarkStart w:id="10" w:name="_Toc222695285"/>
+      <w:r>
+        <w:rPr>
+          <w:rFonts w:ascii="Calibri" w:hAnsi="Calibri" w:cs="Calibri"/>
+        </w:rPr>
+        <w:t xml:space="preserve">4.2 </w:t>
+      </w:r>
+      <w:proofErr w:type="spellStart"/>
+      <w:r>
+        <w:rPr>
+          <w:rFonts w:ascii="Calibri" w:hAnsi="Calibri" w:cs="Calibri"/>
+        </w:rPr>
+        <w:t>PySpark</w:t>
+      </w:r>
+      <w:proofErr w:type="spellEnd"/>
+      <w:r>
+        <w:rPr>
+          <w:rFonts w:ascii="Calibri" w:hAnsi="Calibri" w:cs="Calibri"/>
+        </w:rPr>
+        <w:t xml:space="preserve"> Structured Streaming &amp; Windowed Analytics</w:t>
+      </w:r>
+      <w:bookmarkEnd w:id="10"/>
+    </w:p>
+    <w:p>
+      <w:pPr>
+        <w:pStyle w:val="NormalWeb"/>
+        <w:contextualSpacing/>
+        <w:jc w:val="both"/>
+        <w:rPr>
+          <w:rFonts w:ascii="Calibri" w:hAnsi="Calibri" w:cs="Calibri"/>
+        </w:rPr>
+      </w:pPr>
+      <w:r>
+        <w:rPr>
+          <w:rFonts w:ascii="Calibri" w:hAnsi="Calibri" w:cs="Calibri"/>
+        </w:rPr>
+        <w:t xml:space="preserve">The processing layer utilizes </w:t>
+      </w:r>
+      <w:proofErr w:type="spellStart"/>
+      <w:r>
+        <w:rPr>
+          <w:rFonts w:ascii="Calibri" w:hAnsi="Calibri" w:cs="Calibri"/>
+        </w:rPr>
+        <w:t>PySpark</w:t>
+      </w:r>
+      <w:proofErr w:type="spellEnd"/>
+      <w:r>
+        <w:rPr>
+          <w:rFonts w:ascii="Calibri" w:hAnsi="Calibri" w:cs="Calibri"/>
+        </w:rPr>
+        <w:t xml:space="preserve"> to transform raw JSON strings into actionable financial insights.</w:t>
+      </w:r>
+    </w:p>
+    <w:p>
+      <w:pPr>
+        <w:pStyle w:val="NormalWeb"/>
+        <w:numPr>
+          <w:ilvl w:val="0"/>
+          <w:numId w:val="10"/>
+        </w:numPr>
+        <w:contextualSpacing/>
+        <w:jc w:val="both"/>
+        <w:rPr>
+          <w:rFonts w:ascii="Calibri" w:hAnsi="Calibri" w:cs="Calibri"/>
+        </w:rPr>
+      </w:pPr>
+      <w:r>
+        <w:rPr>
+          <w:rFonts w:ascii="Calibri" w:hAnsi="Calibri" w:cs="Calibri"/>
+          <w:b/>
+          <w:bCs/>
         </w:rPr>
         <w:lastRenderedPageBreak/>
-        <w:t>Changes to the Proposal</w:t>
+        <w:t>Tumbling Windows:</w:t>
+      </w:r>
+      <w:r>
+        <w:rPr>
+          <w:rFonts w:ascii="Calibri" w:hAnsi="Calibri" w:cs="Calibri"/>
+        </w:rPr>
+        <w:t xml:space="preserve"> We implemented 1-minute tumbling windows. Unlike sliding windows, tumbling windows provide discrete snapshots of market activity, making them ideal for calculating the "Open-High-Low-Close" (OHLC) patterns used in professional trading.</w:t>
       </w:r>
     </w:p>
+    <w:p>
+      <w:pPr>
+        <w:pStyle w:val="NormalWeb"/>
+        <w:numPr>
+          <w:ilvl w:val="0"/>
+          <w:numId w:val="10"/>
+        </w:numPr>
+        <w:contextualSpacing/>
+        <w:jc w:val="both"/>
+        <w:rPr>
+          <w:rFonts w:ascii="Calibri" w:hAnsi="Calibri" w:cs="Calibri"/>
+        </w:rPr>
+      </w:pPr>
+      <w:r>
+        <w:rPr>
+          <w:rFonts w:ascii="Calibri" w:hAnsi="Calibri" w:cs="Calibri"/>
+          <w:b/>
+          <w:bCs/>
+        </w:rPr>
+        <w:t>Watermarking:</w:t>
+      </w:r>
+      <w:r>
+        <w:rPr>
+          <w:rFonts w:ascii="Calibri" w:hAnsi="Calibri" w:cs="Calibri"/>
+        </w:rPr>
+        <w:t xml:space="preserve"> To handle late-arriving data (a common issue in distributed networks), we implemented a 10-second watermark. This tells Spark to wait for 10 seconds before finalizing a window, ensuring the average price calculations are accurate even if the network experiences slight delays.</w:t>
+      </w:r>
+    </w:p>
+    <w:p>
+      <w:pPr>
+        <w:pStyle w:val="NormalWeb"/>
+        <w:numPr>
+          <w:ilvl w:val="0"/>
+          <w:numId w:val="10"/>
+        </w:numPr>
+        <w:contextualSpacing/>
+        <w:jc w:val="both"/>
+        <w:rPr>
+          <w:rFonts w:ascii="Calibri" w:hAnsi="Calibri" w:cs="Calibri"/>
+        </w:rPr>
+      </w:pPr>
+      <w:r>
+        <w:rPr>
+          <w:rFonts w:ascii="Calibri" w:hAnsi="Calibri" w:cs="Calibri"/>
+          <w:b/>
+          <w:bCs/>
+        </w:rPr>
+        <w:t>Transformation Logic:</w:t>
+      </w:r>
+      <w:r>
+        <w:rPr>
+          <w:rFonts w:ascii="Calibri" w:hAnsi="Calibri" w:cs="Calibri"/>
+        </w:rPr>
+        <w:t xml:space="preserve"> The pipeline casts price and volume strings to </w:t>
+      </w:r>
+      <w:proofErr w:type="spellStart"/>
+      <w:r>
+        <w:rPr>
+          <w:rStyle w:val="HTMLCode"/>
+          <w:rFonts w:ascii="Calibri" w:eastAsiaTheme="majorEastAsia" w:hAnsi="Calibri" w:cs="Calibri"/>
+        </w:rPr>
+        <w:t>DecimalType</w:t>
+      </w:r>
+      <w:proofErr w:type="spellEnd"/>
+      <w:r>
+        <w:rPr>
+          <w:rFonts w:ascii="Calibri" w:hAnsi="Calibri" w:cs="Calibri"/>
+        </w:rPr>
+        <w:t xml:space="preserve"> to avoid the floating-point errors common in financial calculations, ensuring the data's "Technical Merit."</w:t>
+      </w:r>
+    </w:p>
+    <w:p>
+      <w:pPr>
+        <w:pStyle w:val="NormalWeb"/>
+        <w:contextualSpacing/>
+        <w:jc w:val="both"/>
+        <w:rPr>
+          <w:rFonts w:ascii="Calibri" w:hAnsi="Calibri" w:cs="Calibri"/>
+        </w:rPr>
+      </w:pPr>
+      <w:r>
+        <w:rPr>
+          <w:rFonts w:ascii="Calibri" w:hAnsi="Calibri" w:cs="Calibri"/>
+        </w:rPr>
+        <w:drawing>
+          <wp:inline distT="0" distB="0" distL="0" distR="0" wp14:anchorId="3048BC1D" wp14:editId="2288A904">
+            <wp:extent cx="5731510" cy="5699125"/>
+            <wp:effectExtent l="0" t="0" r="0" b="3175"/>
+            <wp:docPr id="1543126328" name="Picture 1" descr="A screenshot of a computer&#10;&#10;AI-generated content may be incorrect."/>
+            <wp:cNvGraphicFramePr>
+              <a:graphicFrameLocks xmlns:a="http://schemas.openxmlformats.org/drawingml/2006/main" noChangeAspect="1"/>
+            </wp:cNvGraphicFramePr>
+            <a:graphic xmlns:a="http://schemas.openxmlformats.org/drawingml/2006/main">
+              <a:graphicData uri="http://schemas.openxmlformats.org/drawingml/2006/picture">
+                <pic:pic xmlns:pic="http://schemas.openxmlformats.org/drawingml/2006/picture">
+                  <pic:nvPicPr>
+                    <pic:cNvPr id="1543126328" name="Picture 1" descr="A screenshot of a computer&#10;&#10;AI-generated content may be incorrect."/>
+                    <pic:cNvPicPr/>
+                  </pic:nvPicPr>
+                  <pic:blipFill>
+                    <a:blip r:embed="rId9"/>
+                    <a:stretch>
+                      <a:fillRect/>
+                    </a:stretch>
+                  </pic:blipFill>
+                  <pic:spPr>
+                    <a:xfrm>
+                      <a:off x="0" y="0"/>
+                      <a:ext cx="5731510" cy="5699125"/>
+                    </a:xfrm>
+                    <a:prstGeom prst="rect">
+                      <a:avLst/>
+                    </a:prstGeom>
+                  </pic:spPr>
+                </pic:pic>
+              </a:graphicData>
+            </a:graphic>
+          </wp:inline>
+        </w:drawing>
+      </w:r>
+    </w:p>
+    <w:p>
+      <w:pPr>
+        <w:pStyle w:val="Heading3"/>
+        <w:contextualSpacing/>
+        <w:jc w:val="both"/>
+        <w:rPr>
+          <w:rFonts w:ascii="Calibri" w:hAnsi="Calibri" w:cs="Calibri"/>
+        </w:rPr>
+      </w:pPr>
+      <w:bookmarkStart w:id="11" w:name="_Toc222695286"/>
+      <w:r>
+        <w:rPr>
+          <w:rFonts w:ascii="Calibri" w:hAnsi="Calibri" w:cs="Calibri"/>
+        </w:rPr>
+        <w:t>4.3 Dual-Engine Visualization Strategy</w:t>
+      </w:r>
+      <w:bookmarkEnd w:id="11"/>
+    </w:p>
+    <w:p>
+      <w:pPr>
+        <w:pStyle w:val="NormalWeb"/>
+        <w:contextualSpacing/>
+        <w:jc w:val="both"/>
+        <w:rPr>
+          <w:rFonts w:ascii="Calibri" w:hAnsi="Calibri" w:cs="Calibri"/>
+        </w:rPr>
+      </w:pPr>
+      <w:r>
+        <w:rPr>
+          <w:rFonts w:ascii="Calibri" w:hAnsi="Calibri" w:cs="Calibri"/>
+        </w:rPr>
+        <w:t>Rather than building a single dashboard, I implemented two distinct visualization engines to evaluate different frontend technologies.</w:t>
+      </w:r>
+    </w:p>
+    <w:p>
+      <w:pPr>
+        <w:pStyle w:val="NormalWeb"/>
+        <w:numPr>
+          <w:ilvl w:val="0"/>
+          <w:numId w:val="11"/>
+        </w:numPr>
+        <w:contextualSpacing/>
+        <w:jc w:val="both"/>
+        <w:rPr>
+          <w:rFonts w:ascii="Calibri" w:hAnsi="Calibri" w:cs="Calibri"/>
+        </w:rPr>
+      </w:pPr>
+      <w:r>
+        <w:rPr>
+          <w:rFonts w:ascii="Calibri" w:hAnsi="Calibri" w:cs="Calibri"/>
+          <w:b/>
+          <w:bCs/>
+        </w:rPr>
+        <w:lastRenderedPageBreak/>
+        <w:t>Flask &amp; Chart.js Engine:</w:t>
+      </w:r>
+      <w:r>
+        <w:rPr>
+          <w:rFonts w:ascii="Calibri" w:hAnsi="Calibri" w:cs="Calibri"/>
+        </w:rPr>
+        <w:t xml:space="preserve"> This represents a custom "production-grade" approach. It uses a background thread to poll Kafka and updates the DOM via asynchronous fetch calls. It features a dark-themed terminal UI designed for high-contrast monitoring in low-light environments.</w:t>
+      </w:r>
+    </w:p>
+    <w:p>
+      <w:pPr>
+        <w:pStyle w:val="NormalWeb"/>
+        <w:numPr>
+          <w:ilvl w:val="0"/>
+          <w:numId w:val="11"/>
+        </w:numPr>
+        <w:contextualSpacing/>
+        <w:jc w:val="both"/>
+        <w:rPr>
+          <w:rFonts w:ascii="Calibri" w:hAnsi="Calibri" w:cs="Calibri"/>
+        </w:rPr>
+      </w:pPr>
+      <w:proofErr w:type="spellStart"/>
+      <w:r>
+        <w:rPr>
+          <w:rFonts w:ascii="Calibri" w:hAnsi="Calibri" w:cs="Calibri"/>
+          <w:b/>
+          <w:bCs/>
+        </w:rPr>
+        <w:t>Streamlit</w:t>
+      </w:r>
+      <w:proofErr w:type="spellEnd"/>
+      <w:r>
+        <w:rPr>
+          <w:rFonts w:ascii="Calibri" w:hAnsi="Calibri" w:cs="Calibri"/>
+          <w:b/>
+          <w:bCs/>
+        </w:rPr>
+        <w:t xml:space="preserve"> Interactive Engine:</w:t>
+      </w:r>
+      <w:r>
+        <w:rPr>
+          <w:rFonts w:ascii="Calibri" w:hAnsi="Calibri" w:cs="Calibri"/>
+        </w:rPr>
+        <w:t xml:space="preserve"> This engine provides a "Data Science" approach. It allows for rapid filtering and provides interactive sliders to adjust the "Lookback Period" for the rolling volatility calculations dynamically.</w:t>
+      </w:r>
+    </w:p>
+    <w:p>
+      <w:pPr>
+        <w:pStyle w:val="NormalWeb"/>
+        <w:numPr>
+          <w:ilvl w:val="0"/>
+          <w:numId w:val="11"/>
+        </w:numPr>
+        <w:contextualSpacing/>
+        <w:jc w:val="both"/>
+        <w:rPr>
+          <w:rFonts w:ascii="Calibri" w:hAnsi="Calibri" w:cs="Calibri"/>
+        </w:rPr>
+      </w:pPr>
+      <w:r>
+        <w:rPr>
+          <w:rFonts w:ascii="Calibri" w:hAnsi="Calibri" w:cs="Calibri"/>
+          <w:b/>
+          <w:bCs/>
+        </w:rPr>
+        <w:t>Anomaly Detection:</w:t>
+      </w:r>
+      <w:r>
+        <w:rPr>
+          <w:rFonts w:ascii="Calibri" w:hAnsi="Calibri" w:cs="Calibri"/>
+        </w:rPr>
+        <w:t xml:space="preserve"> Both dashboards include a volume-spike algorithm. By comparing the current 10-second volume against the 3-minute rolling mean, the system highlights potential "breakout" trades in real-time using a 2x standard deviation threshold.</w:t>
+      </w:r>
+    </w:p>
+    <w:p>
+      <w:pPr>
+        <w:contextualSpacing/>
+        <w:jc w:val="both"/>
+        <w:rPr>
+          <w:rFonts w:ascii="Calibri" w:hAnsi="Calibri" w:cs="Calibri"/>
+        </w:rPr>
+      </w:pPr>
+      <w:r>
+        <w:rPr>
+          <w:rFonts w:ascii="Calibri" w:hAnsi="Calibri" w:cs="Calibri"/>
+          <w:noProof/>
+        </w:rPr>
+        <w:drawing>
+          <wp:inline distT="0" distB="0" distL="0" distR="0" wp14:anchorId="5328795E" wp14:editId="360B177C">
+            <wp:extent cx="5731510" cy="3185795"/>
+            <wp:effectExtent l="0" t="0" r="0" b="1905"/>
+            <wp:docPr id="1317433922" name="Picture 1" descr="A screenshot of a computer&#10;&#10;AI-generated content may be incorrect."/>
+            <wp:cNvGraphicFramePr>
+              <a:graphicFrameLocks xmlns:a="http://schemas.openxmlformats.org/drawingml/2006/main" noChangeAspect="1"/>
+            </wp:cNvGraphicFramePr>
+            <a:graphic xmlns:a="http://schemas.openxmlformats.org/drawingml/2006/main">
+              <a:graphicData uri="http://schemas.openxmlformats.org/drawingml/2006/picture">
+                <pic:pic xmlns:pic="http://schemas.openxmlformats.org/drawingml/2006/picture">
+                  <pic:nvPicPr>
+                    <pic:cNvPr id="1317433922" name="Picture 1" descr="A screenshot of a computer&#10;&#10;AI-generated content may be incorrect."/>
+                    <pic:cNvPicPr/>
+                  </pic:nvPicPr>
+                  <pic:blipFill>
+                    <a:blip r:embed="rId10" cstate="print">
+                      <a:extLst>
+                        <a:ext uri="{28A0092B-C50C-407E-A947-70E740481C1C}">
+                          <a14:useLocalDpi xmlns:a14="http://schemas.microsoft.com/office/drawing/2010/main" val="0"/>
+                        </a:ext>
+                      </a:extLst>
+                    </a:blip>
+                    <a:stretch>
+                      <a:fillRect/>
+                    </a:stretch>
+                  </pic:blipFill>
+                  <pic:spPr>
+                    <a:xfrm>
+                      <a:off x="0" y="0"/>
+                      <a:ext cx="5731510" cy="3185795"/>
+                    </a:xfrm>
+                    <a:prstGeom prst="rect">
+                      <a:avLst/>
+                    </a:prstGeom>
+                  </pic:spPr>
+                </pic:pic>
+              </a:graphicData>
+            </a:graphic>
+          </wp:inline>
+        </w:drawing>
+      </w:r>
+    </w:p>
+    <w:p>
+      <w:pPr>
+        <w:contextualSpacing/>
+        <w:jc w:val="both"/>
+        <w:rPr>
+          <w:rFonts w:ascii="Calibri" w:hAnsi="Calibri" w:cs="Calibri"/>
+        </w:rPr>
+      </w:pPr>
+    </w:p>
+    <w:p>
+      <w:pPr>
+        <w:contextualSpacing/>
+        <w:jc w:val="both"/>
+        <w:rPr>
+          <w:rFonts w:ascii="Calibri" w:hAnsi="Calibri" w:cs="Calibri"/>
+        </w:rPr>
+      </w:pPr>
+      <w:r>
+        <w:rPr>
+          <w:rFonts w:ascii="Calibri" w:hAnsi="Calibri" w:cs="Calibri"/>
+          <w:noProof/>
+        </w:rPr>
+        <w:lastRenderedPageBreak/>
+        <w:drawing>
+          <wp:inline distT="0" distB="0" distL="0" distR="0" wp14:anchorId="6C20251A" wp14:editId="65279768">
+            <wp:extent cx="5814060" cy="3864875"/>
+            <wp:effectExtent l="0" t="0" r="2540" b="0"/>
+            <wp:docPr id="541910206" name="Picture 2" descr="A screen shot of a graph&#10;&#10;AI-generated content may be incorrect."/>
+            <wp:cNvGraphicFramePr>
+              <a:graphicFrameLocks xmlns:a="http://schemas.openxmlformats.org/drawingml/2006/main" noChangeAspect="1"/>
+            </wp:cNvGraphicFramePr>
+            <a:graphic xmlns:a="http://schemas.openxmlformats.org/drawingml/2006/main">
+              <a:graphicData uri="http://schemas.openxmlformats.org/drawingml/2006/picture">
+                <pic:pic xmlns:pic="http://schemas.openxmlformats.org/drawingml/2006/picture">
+                  <pic:nvPicPr>
+                    <pic:cNvPr id="541910206" name="Picture 2" descr="A screen shot of a graph&#10;&#10;AI-generated content may be incorrect."/>
+                    <pic:cNvPicPr/>
+                  </pic:nvPicPr>
+                  <pic:blipFill>
+                    <a:blip r:embed="rId11">
+                      <a:extLst>
+                        <a:ext uri="{28A0092B-C50C-407E-A947-70E740481C1C}">
+                          <a14:useLocalDpi xmlns:a14="http://schemas.microsoft.com/office/drawing/2010/main" val="0"/>
+                        </a:ext>
+                      </a:extLst>
+                    </a:blip>
+                    <a:stretch>
+                      <a:fillRect/>
+                    </a:stretch>
+                  </pic:blipFill>
+                  <pic:spPr>
+                    <a:xfrm>
+                      <a:off x="0" y="0"/>
+                      <a:ext cx="5839702" cy="3881920"/>
+                    </a:xfrm>
+                    <a:prstGeom prst="rect">
+                      <a:avLst/>
+                    </a:prstGeom>
+                  </pic:spPr>
+                </pic:pic>
+              </a:graphicData>
+            </a:graphic>
+          </wp:inline>
+        </w:drawing>
+      </w:r>
+    </w:p>
+    <w:p>
+      <w:pPr>
+        <w:pStyle w:val="Heading2"/>
+        <w:contextualSpacing/>
+        <w:jc w:val="both"/>
+        <w:rPr>
+          <w:rFonts w:ascii="Calibri" w:hAnsi="Calibri" w:cs="Calibri"/>
+        </w:rPr>
+      </w:pPr>
+    </w:p>
+    <w:p>
+      <w:pPr>
+        <w:pStyle w:val="Heading2"/>
+        <w:contextualSpacing/>
+        <w:jc w:val="both"/>
+        <w:rPr>
+          <w:rFonts w:ascii="Calibri" w:hAnsi="Calibri" w:cs="Calibri"/>
+        </w:rPr>
+      </w:pPr>
+      <w:bookmarkStart w:id="12" w:name="_Toc222695287"/>
+      <w:r>
+        <w:rPr>
+          <w:rFonts w:ascii="Calibri" w:hAnsi="Calibri" w:cs="Calibri"/>
+        </w:rPr>
+        <w:t>5.</w:t>
+      </w:r>
+      <w:r>
+        <w:rPr>
+          <w:rFonts w:ascii="Calibri" w:hAnsi="Calibri" w:cs="Calibri"/>
+        </w:rPr>
+        <w:t>AI Use Section</w:t>
+      </w:r>
+      <w:bookmarkEnd w:id="12"/>
+    </w:p>
+    <w:p/>
     <w:tbl>
       <w:tblPr>
         <w:tblW w:w="0" w:type="auto"/>
@@ -1105,9 +3342,1368 @@
         <w:tblLook w:val="04A0" w:firstRow="1" w:lastRow="0" w:firstColumn="1" w:lastColumn="0" w:noHBand="0" w:noVBand="1"/>
       </w:tblPr>
       <w:tblGrid>
-        <w:gridCol w:w="1760"/>
-        <w:gridCol w:w="2665"/>
-        <w:gridCol w:w="4585"/>
+        <w:gridCol w:w="1318"/>
+        <w:gridCol w:w="1410"/>
+        <w:gridCol w:w="2241"/>
+        <w:gridCol w:w="1930"/>
+        <w:gridCol w:w="2111"/>
+      </w:tblGrid>
+      <w:tr>
+        <w:trPr>
+          <w:tblHeader/>
+          <w:tblCellSpacing w:w="15" w:type="dxa"/>
+        </w:trPr>
+        <w:tc>
+          <w:tcPr>
+            <w:tcW w:w="0" w:type="auto"/>
+            <w:tcBorders>
+              <w:top w:val="single" w:sz="6" w:space="0" w:color="auto"/>
+              <w:left w:val="single" w:sz="6" w:space="0" w:color="auto"/>
+              <w:bottom w:val="single" w:sz="6" w:space="0" w:color="auto"/>
+              <w:right w:val="single" w:sz="6" w:space="0" w:color="auto"/>
+            </w:tcBorders>
+            <w:tcMar>
+              <w:top w:w="120" w:type="dxa"/>
+              <w:left w:w="180" w:type="dxa"/>
+              <w:bottom w:w="120" w:type="dxa"/>
+              <w:right w:w="180" w:type="dxa"/>
+            </w:tcMar>
+            <w:vAlign w:val="center"/>
+            <w:hideMark/>
+          </w:tcPr>
+          <w:p>
+            <w:pPr>
+              <w:rPr>
+                <w:rFonts w:ascii="Calibri" w:eastAsia="Times New Roman" w:hAnsi="Calibri" w:cs="Calibri"/>
+                <w:color w:val="1F1F1F"/>
+                <w:kern w:val="0"/>
+                <w:lang w:eastAsia="en-GB"/>
+                <w14:ligatures w14:val="none"/>
+              </w:rPr>
+            </w:pPr>
+            <w:r>
+              <w:rPr>
+                <w:rFonts w:ascii="Calibri" w:eastAsia="Times New Roman" w:hAnsi="Calibri" w:cs="Calibri"/>
+                <w:b/>
+                <w:bCs/>
+                <w:color w:val="1F1F1F"/>
+                <w:kern w:val="0"/>
+                <w:bdr w:val="none" w:sz="0" w:space="0" w:color="auto" w:frame="1"/>
+                <w:lang w:eastAsia="en-GB"/>
+                <w14:ligatures w14:val="none"/>
+              </w:rPr>
+              <w:t>AI Tool Name</w:t>
+            </w:r>
+          </w:p>
+        </w:tc>
+        <w:tc>
+          <w:tcPr>
+            <w:tcW w:w="0" w:type="auto"/>
+            <w:tcBorders>
+              <w:top w:val="single" w:sz="6" w:space="0" w:color="auto"/>
+              <w:left w:val="single" w:sz="6" w:space="0" w:color="auto"/>
+              <w:bottom w:val="single" w:sz="6" w:space="0" w:color="auto"/>
+              <w:right w:val="single" w:sz="6" w:space="0" w:color="auto"/>
+            </w:tcBorders>
+            <w:tcMar>
+              <w:top w:w="120" w:type="dxa"/>
+              <w:left w:w="180" w:type="dxa"/>
+              <w:bottom w:w="120" w:type="dxa"/>
+              <w:right w:w="180" w:type="dxa"/>
+            </w:tcMar>
+            <w:vAlign w:val="center"/>
+            <w:hideMark/>
+          </w:tcPr>
+          <w:p>
+            <w:pPr>
+              <w:rPr>
+                <w:rFonts w:ascii="Calibri" w:eastAsia="Times New Roman" w:hAnsi="Calibri" w:cs="Calibri"/>
+                <w:color w:val="1F1F1F"/>
+                <w:kern w:val="0"/>
+                <w:lang w:eastAsia="en-GB"/>
+                <w14:ligatures w14:val="none"/>
+              </w:rPr>
+            </w:pPr>
+            <w:r>
+              <w:rPr>
+                <w:rFonts w:ascii="Calibri" w:eastAsia="Times New Roman" w:hAnsi="Calibri" w:cs="Calibri"/>
+                <w:b/>
+                <w:bCs/>
+                <w:color w:val="1F1F1F"/>
+                <w:kern w:val="0"/>
+                <w:bdr w:val="none" w:sz="0" w:space="0" w:color="auto" w:frame="1"/>
+                <w:lang w:eastAsia="en-GB"/>
+                <w14:ligatures w14:val="none"/>
+              </w:rPr>
+              <w:t>Version / Account</w:t>
+            </w:r>
+          </w:p>
+        </w:tc>
+        <w:tc>
+          <w:tcPr>
+            <w:tcW w:w="0" w:type="auto"/>
+            <w:tcBorders>
+              <w:top w:val="single" w:sz="6" w:space="0" w:color="auto"/>
+              <w:left w:val="single" w:sz="6" w:space="0" w:color="auto"/>
+              <w:bottom w:val="single" w:sz="6" w:space="0" w:color="auto"/>
+              <w:right w:val="single" w:sz="6" w:space="0" w:color="auto"/>
+            </w:tcBorders>
+            <w:tcMar>
+              <w:top w:w="120" w:type="dxa"/>
+              <w:left w:w="180" w:type="dxa"/>
+              <w:bottom w:w="120" w:type="dxa"/>
+              <w:right w:w="180" w:type="dxa"/>
+            </w:tcMar>
+            <w:vAlign w:val="center"/>
+            <w:hideMark/>
+          </w:tcPr>
+          <w:p>
+            <w:pPr>
+              <w:rPr>
+                <w:rFonts w:ascii="Calibri" w:eastAsia="Times New Roman" w:hAnsi="Calibri" w:cs="Calibri"/>
+                <w:color w:val="1F1F1F"/>
+                <w:kern w:val="0"/>
+                <w:lang w:eastAsia="en-GB"/>
+                <w14:ligatures w14:val="none"/>
+              </w:rPr>
+            </w:pPr>
+            <w:r>
+              <w:rPr>
+                <w:rFonts w:ascii="Calibri" w:eastAsia="Times New Roman" w:hAnsi="Calibri" w:cs="Calibri"/>
+                <w:b/>
+                <w:bCs/>
+                <w:color w:val="1F1F1F"/>
+                <w:kern w:val="0"/>
+                <w:bdr w:val="none" w:sz="0" w:space="0" w:color="auto" w:frame="1"/>
+                <w:lang w:eastAsia="en-GB"/>
+                <w14:ligatures w14:val="none"/>
+              </w:rPr>
+              <w:t>Specific Use Case</w:t>
+            </w:r>
+          </w:p>
+        </w:tc>
+        <w:tc>
+          <w:tcPr>
+            <w:tcW w:w="0" w:type="auto"/>
+            <w:tcBorders>
+              <w:top w:val="single" w:sz="6" w:space="0" w:color="auto"/>
+              <w:left w:val="single" w:sz="6" w:space="0" w:color="auto"/>
+              <w:bottom w:val="single" w:sz="6" w:space="0" w:color="auto"/>
+              <w:right w:val="single" w:sz="6" w:space="0" w:color="auto"/>
+            </w:tcBorders>
+            <w:tcMar>
+              <w:top w:w="120" w:type="dxa"/>
+              <w:left w:w="180" w:type="dxa"/>
+              <w:bottom w:w="120" w:type="dxa"/>
+              <w:right w:w="180" w:type="dxa"/>
+            </w:tcMar>
+            <w:vAlign w:val="center"/>
+            <w:hideMark/>
+          </w:tcPr>
+          <w:p>
+            <w:pPr>
+              <w:rPr>
+                <w:rFonts w:ascii="Calibri" w:eastAsia="Times New Roman" w:hAnsi="Calibri" w:cs="Calibri"/>
+                <w:color w:val="1F1F1F"/>
+                <w:kern w:val="0"/>
+                <w:lang w:eastAsia="en-GB"/>
+                <w14:ligatures w14:val="none"/>
+              </w:rPr>
+            </w:pPr>
+            <w:r>
+              <w:rPr>
+                <w:rFonts w:ascii="Calibri" w:eastAsia="Times New Roman" w:hAnsi="Calibri" w:cs="Calibri"/>
+                <w:b/>
+                <w:bCs/>
+                <w:color w:val="1F1F1F"/>
+                <w:kern w:val="0"/>
+                <w:bdr w:val="none" w:sz="0" w:space="0" w:color="auto" w:frame="1"/>
+                <w:lang w:eastAsia="en-GB"/>
+                <w14:ligatures w14:val="none"/>
+              </w:rPr>
+              <w:t>Value Addition</w:t>
+            </w:r>
+          </w:p>
+        </w:tc>
+        <w:tc>
+          <w:tcPr>
+            <w:tcW w:w="0" w:type="auto"/>
+            <w:tcBorders>
+              <w:top w:val="single" w:sz="6" w:space="0" w:color="auto"/>
+              <w:left w:val="single" w:sz="6" w:space="0" w:color="auto"/>
+              <w:bottom w:val="single" w:sz="6" w:space="0" w:color="auto"/>
+              <w:right w:val="single" w:sz="6" w:space="0" w:color="auto"/>
+            </w:tcBorders>
+            <w:tcMar>
+              <w:top w:w="120" w:type="dxa"/>
+              <w:left w:w="180" w:type="dxa"/>
+              <w:bottom w:w="120" w:type="dxa"/>
+              <w:right w:w="180" w:type="dxa"/>
+            </w:tcMar>
+            <w:vAlign w:val="center"/>
+            <w:hideMark/>
+          </w:tcPr>
+          <w:p>
+            <w:pPr>
+              <w:rPr>
+                <w:rFonts w:ascii="Calibri" w:eastAsia="Times New Roman" w:hAnsi="Calibri" w:cs="Calibri"/>
+                <w:color w:val="1F1F1F"/>
+                <w:kern w:val="0"/>
+                <w:lang w:eastAsia="en-GB"/>
+                <w14:ligatures w14:val="none"/>
+              </w:rPr>
+            </w:pPr>
+            <w:r>
+              <w:rPr>
+                <w:rFonts w:ascii="Calibri" w:eastAsia="Times New Roman" w:hAnsi="Calibri" w:cs="Calibri"/>
+                <w:b/>
+                <w:bCs/>
+                <w:color w:val="1F1F1F"/>
+                <w:kern w:val="0"/>
+                <w:bdr w:val="none" w:sz="0" w:space="0" w:color="auto" w:frame="1"/>
+                <w:lang w:eastAsia="en-GB"/>
+                <w14:ligatures w14:val="none"/>
+              </w:rPr>
+              <w:t>Human Value-Add</w:t>
+            </w:r>
+          </w:p>
+        </w:tc>
+      </w:tr>
+      <w:tr>
+        <w:trPr>
+          <w:tblCellSpacing w:w="15" w:type="dxa"/>
+        </w:trPr>
+        <w:tc>
+          <w:tcPr>
+            <w:tcW w:w="0" w:type="auto"/>
+            <w:tcBorders>
+              <w:top w:val="single" w:sz="6" w:space="0" w:color="auto"/>
+              <w:left w:val="single" w:sz="6" w:space="0" w:color="auto"/>
+              <w:bottom w:val="single" w:sz="6" w:space="0" w:color="auto"/>
+              <w:right w:val="single" w:sz="6" w:space="0" w:color="auto"/>
+            </w:tcBorders>
+            <w:tcMar>
+              <w:top w:w="120" w:type="dxa"/>
+              <w:left w:w="180" w:type="dxa"/>
+              <w:bottom w:w="120" w:type="dxa"/>
+              <w:right w:w="180" w:type="dxa"/>
+            </w:tcMar>
+            <w:vAlign w:val="center"/>
+            <w:hideMark/>
+          </w:tcPr>
+          <w:p>
+            <w:pPr>
+              <w:rPr>
+                <w:rFonts w:ascii="Calibri" w:eastAsia="Times New Roman" w:hAnsi="Calibri" w:cs="Calibri"/>
+                <w:color w:val="1F1F1F"/>
+                <w:kern w:val="0"/>
+                <w:lang w:eastAsia="en-GB"/>
+                <w14:ligatures w14:val="none"/>
+              </w:rPr>
+            </w:pPr>
+            <w:r>
+              <w:rPr>
+                <w:rFonts w:ascii="Calibri" w:eastAsia="Times New Roman" w:hAnsi="Calibri" w:cs="Calibri"/>
+                <w:b/>
+                <w:bCs/>
+                <w:color w:val="1F1F1F"/>
+                <w:kern w:val="0"/>
+                <w:bdr w:val="none" w:sz="0" w:space="0" w:color="auto" w:frame="1"/>
+                <w:lang w:eastAsia="en-GB"/>
+                <w14:ligatures w14:val="none"/>
+              </w:rPr>
+              <w:t>ChatGPT</w:t>
+            </w:r>
+          </w:p>
+        </w:tc>
+        <w:tc>
+          <w:tcPr>
+            <w:tcW w:w="0" w:type="auto"/>
+            <w:tcBorders>
+              <w:top w:val="single" w:sz="6" w:space="0" w:color="auto"/>
+              <w:left w:val="single" w:sz="6" w:space="0" w:color="auto"/>
+              <w:bottom w:val="single" w:sz="6" w:space="0" w:color="auto"/>
+              <w:right w:val="single" w:sz="6" w:space="0" w:color="auto"/>
+            </w:tcBorders>
+            <w:tcMar>
+              <w:top w:w="120" w:type="dxa"/>
+              <w:left w:w="180" w:type="dxa"/>
+              <w:bottom w:w="120" w:type="dxa"/>
+              <w:right w:w="180" w:type="dxa"/>
+            </w:tcMar>
+            <w:vAlign w:val="center"/>
+            <w:hideMark/>
+          </w:tcPr>
+          <w:p>
+            <w:pPr>
+              <w:rPr>
+                <w:rFonts w:ascii="Calibri" w:eastAsia="Times New Roman" w:hAnsi="Calibri" w:cs="Calibri"/>
+                <w:color w:val="1F1F1F"/>
+                <w:kern w:val="0"/>
+                <w:lang w:eastAsia="en-GB"/>
+                <w14:ligatures w14:val="none"/>
+              </w:rPr>
+            </w:pPr>
+            <w:r>
+              <w:rPr>
+                <w:rFonts w:ascii="Calibri" w:eastAsia="Times New Roman" w:hAnsi="Calibri" w:cs="Calibri"/>
+                <w:color w:val="1F1F1F"/>
+                <w:kern w:val="0"/>
+                <w:bdr w:val="none" w:sz="0" w:space="0" w:color="auto" w:frame="1"/>
+                <w:lang w:eastAsia="en-GB"/>
+                <w14:ligatures w14:val="none"/>
+              </w:rPr>
+              <w:t>GPT-4o / Plus</w:t>
+            </w:r>
+          </w:p>
+        </w:tc>
+        <w:tc>
+          <w:tcPr>
+            <w:tcW w:w="0" w:type="auto"/>
+            <w:tcBorders>
+              <w:top w:val="single" w:sz="6" w:space="0" w:color="auto"/>
+              <w:left w:val="single" w:sz="6" w:space="0" w:color="auto"/>
+              <w:bottom w:val="single" w:sz="6" w:space="0" w:color="auto"/>
+              <w:right w:val="single" w:sz="6" w:space="0" w:color="auto"/>
+            </w:tcBorders>
+            <w:tcMar>
+              <w:top w:w="120" w:type="dxa"/>
+              <w:left w:w="180" w:type="dxa"/>
+              <w:bottom w:w="120" w:type="dxa"/>
+              <w:right w:w="180" w:type="dxa"/>
+            </w:tcMar>
+            <w:vAlign w:val="center"/>
+            <w:hideMark/>
+          </w:tcPr>
+          <w:p>
+            <w:pPr>
+              <w:rPr>
+                <w:rFonts w:ascii="Calibri" w:eastAsia="Times New Roman" w:hAnsi="Calibri" w:cs="Calibri"/>
+                <w:color w:val="1F1F1F"/>
+                <w:kern w:val="0"/>
+                <w:lang w:eastAsia="en-GB"/>
+                <w14:ligatures w14:val="none"/>
+              </w:rPr>
+            </w:pPr>
+            <w:r>
+              <w:rPr>
+                <w:rFonts w:ascii="Calibri" w:eastAsia="Times New Roman" w:hAnsi="Calibri" w:cs="Calibri"/>
+                <w:color w:val="1F1F1F"/>
+                <w:kern w:val="0"/>
+                <w:bdr w:val="none" w:sz="0" w:space="0" w:color="auto" w:frame="1"/>
+                <w:lang w:eastAsia="en-GB"/>
+                <w14:ligatures w14:val="none"/>
+              </w:rPr>
+              <w:t xml:space="preserve">Initial research on </w:t>
+            </w:r>
+            <w:r>
+              <w:rPr>
+                <w:rFonts w:ascii="Calibri" w:eastAsia="Times New Roman" w:hAnsi="Calibri" w:cs="Calibri"/>
+                <w:b/>
+                <w:bCs/>
+                <w:color w:val="1F1F1F"/>
+                <w:kern w:val="0"/>
+                <w:bdr w:val="none" w:sz="0" w:space="0" w:color="auto" w:frame="1"/>
+                <w:lang w:eastAsia="en-GB"/>
+                <w14:ligatures w14:val="none"/>
+              </w:rPr>
+              <w:t>Apache Kafka</w:t>
+            </w:r>
+            <w:r>
+              <w:rPr>
+                <w:rFonts w:ascii="Calibri" w:eastAsia="Times New Roman" w:hAnsi="Calibri" w:cs="Calibri"/>
+                <w:color w:val="1F1F1F"/>
+                <w:kern w:val="0"/>
+                <w:bdr w:val="none" w:sz="0" w:space="0" w:color="auto" w:frame="1"/>
+                <w:lang w:eastAsia="en-GB"/>
+                <w14:ligatures w14:val="none"/>
+              </w:rPr>
+              <w:t xml:space="preserve"> architecture and </w:t>
+            </w:r>
+            <w:proofErr w:type="spellStart"/>
+            <w:r>
+              <w:rPr>
+                <w:rFonts w:ascii="Calibri" w:eastAsia="Times New Roman" w:hAnsi="Calibri" w:cs="Calibri"/>
+                <w:b/>
+                <w:bCs/>
+                <w:color w:val="1F1F1F"/>
+                <w:kern w:val="0"/>
+                <w:bdr w:val="none" w:sz="0" w:space="0" w:color="auto" w:frame="1"/>
+                <w:lang w:eastAsia="en-GB"/>
+                <w14:ligatures w14:val="none"/>
+              </w:rPr>
+              <w:t>PySpark</w:t>
+            </w:r>
+            <w:proofErr w:type="spellEnd"/>
+            <w:r>
+              <w:rPr>
+                <w:rFonts w:ascii="Calibri" w:eastAsia="Times New Roman" w:hAnsi="Calibri" w:cs="Calibri"/>
+                <w:color w:val="1F1F1F"/>
+                <w:kern w:val="0"/>
+                <w:bdr w:val="none" w:sz="0" w:space="0" w:color="auto" w:frame="1"/>
+                <w:lang w:eastAsia="en-GB"/>
+                <w14:ligatures w14:val="none"/>
+              </w:rPr>
+              <w:t xml:space="preserve"> windowing strategies.</w:t>
+            </w:r>
+          </w:p>
+        </w:tc>
+        <w:tc>
+          <w:tcPr>
+            <w:tcW w:w="0" w:type="auto"/>
+            <w:tcBorders>
+              <w:top w:val="single" w:sz="6" w:space="0" w:color="auto"/>
+              <w:left w:val="single" w:sz="6" w:space="0" w:color="auto"/>
+              <w:bottom w:val="single" w:sz="6" w:space="0" w:color="auto"/>
+              <w:right w:val="single" w:sz="6" w:space="0" w:color="auto"/>
+            </w:tcBorders>
+            <w:tcMar>
+              <w:top w:w="120" w:type="dxa"/>
+              <w:left w:w="180" w:type="dxa"/>
+              <w:bottom w:w="120" w:type="dxa"/>
+              <w:right w:w="180" w:type="dxa"/>
+            </w:tcMar>
+            <w:vAlign w:val="center"/>
+            <w:hideMark/>
+          </w:tcPr>
+          <w:p>
+            <w:pPr>
+              <w:rPr>
+                <w:rFonts w:ascii="Calibri" w:eastAsia="Times New Roman" w:hAnsi="Calibri" w:cs="Calibri"/>
+                <w:color w:val="1F1F1F"/>
+                <w:kern w:val="0"/>
+                <w:lang w:eastAsia="en-GB"/>
+                <w14:ligatures w14:val="none"/>
+              </w:rPr>
+            </w:pPr>
+            <w:r>
+              <w:rPr>
+                <w:rFonts w:ascii="Calibri" w:eastAsia="Times New Roman" w:hAnsi="Calibri" w:cs="Calibri"/>
+                <w:color w:val="1F1F1F"/>
+                <w:kern w:val="0"/>
+                <w:bdr w:val="none" w:sz="0" w:space="0" w:color="auto" w:frame="1"/>
+                <w:lang w:eastAsia="en-GB"/>
+                <w14:ligatures w14:val="none"/>
+              </w:rPr>
+              <w:t xml:space="preserve">Provided structural boilerplate for </w:t>
+            </w:r>
+            <w:r>
+              <w:rPr>
+                <w:rFonts w:ascii="Calibri" w:eastAsia="Times New Roman" w:hAnsi="Calibri" w:cs="Calibri"/>
+                <w:color w:val="444746"/>
+                <w:kern w:val="0"/>
+                <w:bdr w:val="none" w:sz="0" w:space="0" w:color="auto" w:frame="1"/>
+                <w:lang w:eastAsia="en-GB"/>
+                <w14:ligatures w14:val="none"/>
+              </w:rPr>
+              <w:t>window()</w:t>
+            </w:r>
+            <w:r>
+              <w:rPr>
+                <w:rFonts w:ascii="Calibri" w:eastAsia="Times New Roman" w:hAnsi="Calibri" w:cs="Calibri"/>
+                <w:color w:val="1F1F1F"/>
+                <w:kern w:val="0"/>
+                <w:bdr w:val="none" w:sz="0" w:space="0" w:color="auto" w:frame="1"/>
+                <w:lang w:eastAsia="en-GB"/>
+                <w14:ligatures w14:val="none"/>
+              </w:rPr>
+              <w:t xml:space="preserve"> and </w:t>
+            </w:r>
+            <w:r>
+              <w:rPr>
+                <w:rFonts w:ascii="Calibri" w:eastAsia="Times New Roman" w:hAnsi="Calibri" w:cs="Calibri"/>
+                <w:color w:val="444746"/>
+                <w:kern w:val="0"/>
+                <w:bdr w:val="none" w:sz="0" w:space="0" w:color="auto" w:frame="1"/>
+                <w:lang w:eastAsia="en-GB"/>
+                <w14:ligatures w14:val="none"/>
+              </w:rPr>
+              <w:t>watermark()</w:t>
+            </w:r>
+            <w:r>
+              <w:rPr>
+                <w:rFonts w:ascii="Calibri" w:eastAsia="Times New Roman" w:hAnsi="Calibri" w:cs="Calibri"/>
+                <w:color w:val="1F1F1F"/>
+                <w:kern w:val="0"/>
+                <w:bdr w:val="none" w:sz="0" w:space="0" w:color="auto" w:frame="1"/>
+                <w:lang w:eastAsia="en-GB"/>
+                <w14:ligatures w14:val="none"/>
+              </w:rPr>
+              <w:t xml:space="preserve"> functions.</w:t>
+            </w:r>
+          </w:p>
+        </w:tc>
+        <w:tc>
+          <w:tcPr>
+            <w:tcW w:w="0" w:type="auto"/>
+            <w:tcBorders>
+              <w:top w:val="single" w:sz="6" w:space="0" w:color="auto"/>
+              <w:left w:val="single" w:sz="6" w:space="0" w:color="auto"/>
+              <w:bottom w:val="single" w:sz="6" w:space="0" w:color="auto"/>
+              <w:right w:val="single" w:sz="6" w:space="0" w:color="auto"/>
+            </w:tcBorders>
+            <w:tcMar>
+              <w:top w:w="120" w:type="dxa"/>
+              <w:left w:w="180" w:type="dxa"/>
+              <w:bottom w:w="120" w:type="dxa"/>
+              <w:right w:w="180" w:type="dxa"/>
+            </w:tcMar>
+            <w:vAlign w:val="center"/>
+            <w:hideMark/>
+          </w:tcPr>
+          <w:p>
+            <w:pPr>
+              <w:rPr>
+                <w:rFonts w:ascii="Calibri" w:eastAsia="Times New Roman" w:hAnsi="Calibri" w:cs="Calibri"/>
+                <w:color w:val="1F1F1F"/>
+                <w:kern w:val="0"/>
+                <w:lang w:eastAsia="en-GB"/>
+                <w14:ligatures w14:val="none"/>
+              </w:rPr>
+            </w:pPr>
+            <w:r>
+              <w:rPr>
+                <w:rFonts w:ascii="Calibri" w:eastAsia="Times New Roman" w:hAnsi="Calibri" w:cs="Calibri"/>
+                <w:color w:val="1F1F1F"/>
+                <w:kern w:val="0"/>
+                <w:bdr w:val="none" w:sz="0" w:space="0" w:color="auto" w:frame="1"/>
+                <w:lang w:eastAsia="en-GB"/>
+                <w14:ligatures w14:val="none"/>
+              </w:rPr>
+              <w:t>Refined logic to specifically handle Coinbase’s unique ISO8601 timestamp formats.</w:t>
+            </w:r>
+          </w:p>
+        </w:tc>
+      </w:tr>
+      <w:tr>
+        <w:trPr>
+          <w:tblCellSpacing w:w="15" w:type="dxa"/>
+        </w:trPr>
+        <w:tc>
+          <w:tcPr>
+            <w:tcW w:w="0" w:type="auto"/>
+            <w:tcBorders>
+              <w:top w:val="single" w:sz="6" w:space="0" w:color="auto"/>
+              <w:left w:val="single" w:sz="6" w:space="0" w:color="auto"/>
+              <w:bottom w:val="single" w:sz="6" w:space="0" w:color="auto"/>
+              <w:right w:val="single" w:sz="6" w:space="0" w:color="auto"/>
+            </w:tcBorders>
+            <w:tcMar>
+              <w:top w:w="120" w:type="dxa"/>
+              <w:left w:w="180" w:type="dxa"/>
+              <w:bottom w:w="120" w:type="dxa"/>
+              <w:right w:w="180" w:type="dxa"/>
+            </w:tcMar>
+            <w:vAlign w:val="center"/>
+            <w:hideMark/>
+          </w:tcPr>
+          <w:p>
+            <w:pPr>
+              <w:rPr>
+                <w:rFonts w:ascii="Calibri" w:eastAsia="Times New Roman" w:hAnsi="Calibri" w:cs="Calibri"/>
+                <w:color w:val="1F1F1F"/>
+                <w:kern w:val="0"/>
+                <w:lang w:eastAsia="en-GB"/>
+                <w14:ligatures w14:val="none"/>
+              </w:rPr>
+            </w:pPr>
+            <w:r>
+              <w:rPr>
+                <w:rFonts w:ascii="Calibri" w:eastAsia="Times New Roman" w:hAnsi="Calibri" w:cs="Calibri"/>
+                <w:b/>
+                <w:bCs/>
+                <w:color w:val="1F1F1F"/>
+                <w:kern w:val="0"/>
+                <w:bdr w:val="none" w:sz="0" w:space="0" w:color="auto" w:frame="1"/>
+                <w:lang w:eastAsia="en-GB"/>
+                <w14:ligatures w14:val="none"/>
+              </w:rPr>
+              <w:t>Gemini</w:t>
+            </w:r>
+          </w:p>
+        </w:tc>
+        <w:tc>
+          <w:tcPr>
+            <w:tcW w:w="0" w:type="auto"/>
+            <w:tcBorders>
+              <w:top w:val="single" w:sz="6" w:space="0" w:color="auto"/>
+              <w:left w:val="single" w:sz="6" w:space="0" w:color="auto"/>
+              <w:bottom w:val="single" w:sz="6" w:space="0" w:color="auto"/>
+              <w:right w:val="single" w:sz="6" w:space="0" w:color="auto"/>
+            </w:tcBorders>
+            <w:tcMar>
+              <w:top w:w="120" w:type="dxa"/>
+              <w:left w:w="180" w:type="dxa"/>
+              <w:bottom w:w="120" w:type="dxa"/>
+              <w:right w:w="180" w:type="dxa"/>
+            </w:tcMar>
+            <w:vAlign w:val="center"/>
+            <w:hideMark/>
+          </w:tcPr>
+          <w:p>
+            <w:pPr>
+              <w:rPr>
+                <w:rFonts w:ascii="Calibri" w:eastAsia="Times New Roman" w:hAnsi="Calibri" w:cs="Calibri"/>
+                <w:color w:val="1F1F1F"/>
+                <w:kern w:val="0"/>
+                <w:lang w:eastAsia="en-GB"/>
+                <w14:ligatures w14:val="none"/>
+              </w:rPr>
+            </w:pPr>
+            <w:r>
+              <w:rPr>
+                <w:rFonts w:ascii="Calibri" w:eastAsia="Times New Roman" w:hAnsi="Calibri" w:cs="Calibri"/>
+                <w:color w:val="1F1F1F"/>
+                <w:kern w:val="0"/>
+                <w:bdr w:val="none" w:sz="0" w:space="0" w:color="auto" w:frame="1"/>
+                <w:lang w:eastAsia="en-GB"/>
+                <w14:ligatures w14:val="none"/>
+              </w:rPr>
+              <w:t>1.5 Pro</w:t>
+            </w:r>
+          </w:p>
+        </w:tc>
+        <w:tc>
+          <w:tcPr>
+            <w:tcW w:w="0" w:type="auto"/>
+            <w:tcBorders>
+              <w:top w:val="single" w:sz="6" w:space="0" w:color="auto"/>
+              <w:left w:val="single" w:sz="6" w:space="0" w:color="auto"/>
+              <w:bottom w:val="single" w:sz="6" w:space="0" w:color="auto"/>
+              <w:right w:val="single" w:sz="6" w:space="0" w:color="auto"/>
+            </w:tcBorders>
+            <w:tcMar>
+              <w:top w:w="120" w:type="dxa"/>
+              <w:left w:w="180" w:type="dxa"/>
+              <w:bottom w:w="120" w:type="dxa"/>
+              <w:right w:w="180" w:type="dxa"/>
+            </w:tcMar>
+            <w:vAlign w:val="center"/>
+            <w:hideMark/>
+          </w:tcPr>
+          <w:p>
+            <w:pPr>
+              <w:rPr>
+                <w:rFonts w:ascii="Calibri" w:eastAsia="Times New Roman" w:hAnsi="Calibri" w:cs="Calibri"/>
+                <w:color w:val="1F1F1F"/>
+                <w:kern w:val="0"/>
+                <w:lang w:eastAsia="en-GB"/>
+                <w14:ligatures w14:val="none"/>
+              </w:rPr>
+            </w:pPr>
+            <w:r>
+              <w:rPr>
+                <w:rFonts w:ascii="Calibri" w:eastAsia="Times New Roman" w:hAnsi="Calibri" w:cs="Calibri"/>
+                <w:color w:val="1F1F1F"/>
+                <w:kern w:val="0"/>
+                <w:bdr w:val="none" w:sz="0" w:space="0" w:color="auto" w:frame="1"/>
+                <w:lang w:eastAsia="en-GB"/>
+                <w14:ligatures w14:val="none"/>
+              </w:rPr>
+              <w:t xml:space="preserve">Summarizing long-form </w:t>
+            </w:r>
+            <w:r>
+              <w:rPr>
+                <w:rFonts w:ascii="Calibri" w:eastAsia="Times New Roman" w:hAnsi="Calibri" w:cs="Calibri"/>
+                <w:b/>
+                <w:bCs/>
+                <w:color w:val="1F1F1F"/>
+                <w:kern w:val="0"/>
+                <w:bdr w:val="none" w:sz="0" w:space="0" w:color="auto" w:frame="1"/>
+                <w:lang w:eastAsia="en-GB"/>
+                <w14:ligatures w14:val="none"/>
+              </w:rPr>
+              <w:t>AWS Redshift</w:t>
+            </w:r>
+            <w:r>
+              <w:rPr>
+                <w:rFonts w:ascii="Calibri" w:eastAsia="Times New Roman" w:hAnsi="Calibri" w:cs="Calibri"/>
+                <w:color w:val="1F1F1F"/>
+                <w:kern w:val="0"/>
+                <w:bdr w:val="none" w:sz="0" w:space="0" w:color="auto" w:frame="1"/>
+                <w:lang w:eastAsia="en-GB"/>
+                <w14:ligatures w14:val="none"/>
+              </w:rPr>
+              <w:t xml:space="preserve"> documentation and system architecture whitepapers.</w:t>
+            </w:r>
+          </w:p>
+        </w:tc>
+        <w:tc>
+          <w:tcPr>
+            <w:tcW w:w="0" w:type="auto"/>
+            <w:tcBorders>
+              <w:top w:val="single" w:sz="6" w:space="0" w:color="auto"/>
+              <w:left w:val="single" w:sz="6" w:space="0" w:color="auto"/>
+              <w:bottom w:val="single" w:sz="6" w:space="0" w:color="auto"/>
+              <w:right w:val="single" w:sz="6" w:space="0" w:color="auto"/>
+            </w:tcBorders>
+            <w:tcMar>
+              <w:top w:w="120" w:type="dxa"/>
+              <w:left w:w="180" w:type="dxa"/>
+              <w:bottom w:w="120" w:type="dxa"/>
+              <w:right w:w="180" w:type="dxa"/>
+            </w:tcMar>
+            <w:vAlign w:val="center"/>
+            <w:hideMark/>
+          </w:tcPr>
+          <w:p>
+            <w:pPr>
+              <w:rPr>
+                <w:rFonts w:ascii="Calibri" w:eastAsia="Times New Roman" w:hAnsi="Calibri" w:cs="Calibri"/>
+                <w:color w:val="1F1F1F"/>
+                <w:kern w:val="0"/>
+                <w:lang w:eastAsia="en-GB"/>
+                <w14:ligatures w14:val="none"/>
+              </w:rPr>
+            </w:pPr>
+            <w:r>
+              <w:rPr>
+                <w:rFonts w:ascii="Calibri" w:eastAsia="Times New Roman" w:hAnsi="Calibri" w:cs="Calibri"/>
+                <w:color w:val="1F1F1F"/>
+                <w:kern w:val="0"/>
+                <w:bdr w:val="none" w:sz="0" w:space="0" w:color="auto" w:frame="1"/>
+                <w:lang w:eastAsia="en-GB"/>
+                <w14:ligatures w14:val="none"/>
+              </w:rPr>
+              <w:t>Rapidly extracted key technical constraints from 100+ page technical manuals.</w:t>
+            </w:r>
+          </w:p>
+        </w:tc>
+        <w:tc>
+          <w:tcPr>
+            <w:tcW w:w="0" w:type="auto"/>
+            <w:tcBorders>
+              <w:top w:val="single" w:sz="6" w:space="0" w:color="auto"/>
+              <w:left w:val="single" w:sz="6" w:space="0" w:color="auto"/>
+              <w:bottom w:val="single" w:sz="6" w:space="0" w:color="auto"/>
+              <w:right w:val="single" w:sz="6" w:space="0" w:color="auto"/>
+            </w:tcBorders>
+            <w:tcMar>
+              <w:top w:w="120" w:type="dxa"/>
+              <w:left w:w="180" w:type="dxa"/>
+              <w:bottom w:w="120" w:type="dxa"/>
+              <w:right w:w="180" w:type="dxa"/>
+            </w:tcMar>
+            <w:vAlign w:val="center"/>
+            <w:hideMark/>
+          </w:tcPr>
+          <w:p>
+            <w:pPr>
+              <w:rPr>
+                <w:rFonts w:ascii="Calibri" w:eastAsia="Times New Roman" w:hAnsi="Calibri" w:cs="Calibri"/>
+                <w:color w:val="1F1F1F"/>
+                <w:kern w:val="0"/>
+                <w:lang w:eastAsia="en-GB"/>
+                <w14:ligatures w14:val="none"/>
+              </w:rPr>
+            </w:pPr>
+            <w:r>
+              <w:rPr>
+                <w:rFonts w:ascii="Calibri" w:eastAsia="Times New Roman" w:hAnsi="Calibri" w:cs="Calibri"/>
+                <w:color w:val="1F1F1F"/>
+                <w:kern w:val="0"/>
+                <w:bdr w:val="none" w:sz="0" w:space="0" w:color="auto" w:frame="1"/>
+                <w:lang w:eastAsia="en-GB"/>
+                <w14:ligatures w14:val="none"/>
+              </w:rPr>
+              <w:t>Cross-referenced AI summaries with manual testing to ensure VPC security group accuracy.</w:t>
+            </w:r>
+          </w:p>
+        </w:tc>
+      </w:tr>
+      <w:tr>
+        <w:trPr>
+          <w:tblCellSpacing w:w="15" w:type="dxa"/>
+        </w:trPr>
+        <w:tc>
+          <w:tcPr>
+            <w:tcW w:w="0" w:type="auto"/>
+            <w:tcBorders>
+              <w:top w:val="single" w:sz="6" w:space="0" w:color="auto"/>
+              <w:left w:val="single" w:sz="6" w:space="0" w:color="auto"/>
+              <w:bottom w:val="single" w:sz="6" w:space="0" w:color="auto"/>
+              <w:right w:val="single" w:sz="6" w:space="0" w:color="auto"/>
+            </w:tcBorders>
+            <w:tcMar>
+              <w:top w:w="120" w:type="dxa"/>
+              <w:left w:w="180" w:type="dxa"/>
+              <w:bottom w:w="120" w:type="dxa"/>
+              <w:right w:w="180" w:type="dxa"/>
+            </w:tcMar>
+            <w:vAlign w:val="center"/>
+            <w:hideMark/>
+          </w:tcPr>
+          <w:p>
+            <w:pPr>
+              <w:rPr>
+                <w:rFonts w:ascii="Calibri" w:eastAsia="Times New Roman" w:hAnsi="Calibri" w:cs="Calibri"/>
+                <w:color w:val="1F1F1F"/>
+                <w:kern w:val="0"/>
+                <w:lang w:eastAsia="en-GB"/>
+                <w14:ligatures w14:val="none"/>
+              </w:rPr>
+            </w:pPr>
+            <w:r>
+              <w:rPr>
+                <w:rFonts w:ascii="Calibri" w:eastAsia="Times New Roman" w:hAnsi="Calibri" w:cs="Calibri"/>
+                <w:b/>
+                <w:bCs/>
+                <w:color w:val="1F1F1F"/>
+                <w:kern w:val="0"/>
+                <w:bdr w:val="none" w:sz="0" w:space="0" w:color="auto" w:frame="1"/>
+                <w:lang w:eastAsia="en-GB"/>
+                <w14:ligatures w14:val="none"/>
+              </w:rPr>
+              <w:t>Claude</w:t>
+            </w:r>
+          </w:p>
+        </w:tc>
+        <w:tc>
+          <w:tcPr>
+            <w:tcW w:w="0" w:type="auto"/>
+            <w:tcBorders>
+              <w:top w:val="single" w:sz="6" w:space="0" w:color="auto"/>
+              <w:left w:val="single" w:sz="6" w:space="0" w:color="auto"/>
+              <w:bottom w:val="single" w:sz="6" w:space="0" w:color="auto"/>
+              <w:right w:val="single" w:sz="6" w:space="0" w:color="auto"/>
+            </w:tcBorders>
+            <w:tcMar>
+              <w:top w:w="120" w:type="dxa"/>
+              <w:left w:w="180" w:type="dxa"/>
+              <w:bottom w:w="120" w:type="dxa"/>
+              <w:right w:w="180" w:type="dxa"/>
+            </w:tcMar>
+            <w:vAlign w:val="center"/>
+            <w:hideMark/>
+          </w:tcPr>
+          <w:p>
+            <w:pPr>
+              <w:rPr>
+                <w:rFonts w:ascii="Calibri" w:eastAsia="Times New Roman" w:hAnsi="Calibri" w:cs="Calibri"/>
+                <w:color w:val="1F1F1F"/>
+                <w:kern w:val="0"/>
+                <w:lang w:eastAsia="en-GB"/>
+                <w14:ligatures w14:val="none"/>
+              </w:rPr>
+            </w:pPr>
+            <w:r>
+              <w:rPr>
+                <w:rFonts w:ascii="Calibri" w:eastAsia="Times New Roman" w:hAnsi="Calibri" w:cs="Calibri"/>
+                <w:color w:val="1F1F1F"/>
+                <w:kern w:val="0"/>
+                <w:bdr w:val="none" w:sz="0" w:space="0" w:color="auto" w:frame="1"/>
+                <w:lang w:eastAsia="en-GB"/>
+                <w14:ligatures w14:val="none"/>
+              </w:rPr>
+              <w:t>3.5 Sonnet</w:t>
+            </w:r>
+          </w:p>
+        </w:tc>
+        <w:tc>
+          <w:tcPr>
+            <w:tcW w:w="0" w:type="auto"/>
+            <w:tcBorders>
+              <w:top w:val="single" w:sz="6" w:space="0" w:color="auto"/>
+              <w:left w:val="single" w:sz="6" w:space="0" w:color="auto"/>
+              <w:bottom w:val="single" w:sz="6" w:space="0" w:color="auto"/>
+              <w:right w:val="single" w:sz="6" w:space="0" w:color="auto"/>
+            </w:tcBorders>
+            <w:tcMar>
+              <w:top w:w="120" w:type="dxa"/>
+              <w:left w:w="180" w:type="dxa"/>
+              <w:bottom w:w="120" w:type="dxa"/>
+              <w:right w:w="180" w:type="dxa"/>
+            </w:tcMar>
+            <w:vAlign w:val="center"/>
+            <w:hideMark/>
+          </w:tcPr>
+          <w:p>
+            <w:pPr>
+              <w:rPr>
+                <w:rFonts w:ascii="Calibri" w:eastAsia="Times New Roman" w:hAnsi="Calibri" w:cs="Calibri"/>
+                <w:color w:val="1F1F1F"/>
+                <w:kern w:val="0"/>
+                <w:lang w:eastAsia="en-GB"/>
+                <w14:ligatures w14:val="none"/>
+              </w:rPr>
+            </w:pPr>
+            <w:r>
+              <w:rPr>
+                <w:rFonts w:ascii="Calibri" w:eastAsia="Times New Roman" w:hAnsi="Calibri" w:cs="Calibri"/>
+                <w:color w:val="1F1F1F"/>
+                <w:kern w:val="0"/>
+                <w:bdr w:val="none" w:sz="0" w:space="0" w:color="auto" w:frame="1"/>
+                <w:lang w:eastAsia="en-GB"/>
+                <w14:ligatures w14:val="none"/>
+              </w:rPr>
+              <w:t xml:space="preserve">Drafting the </w:t>
+            </w:r>
+            <w:r>
+              <w:rPr>
+                <w:rFonts w:ascii="Calibri" w:eastAsia="Times New Roman" w:hAnsi="Calibri" w:cs="Calibri"/>
+                <w:b/>
+                <w:bCs/>
+                <w:color w:val="1F1F1F"/>
+                <w:kern w:val="0"/>
+                <w:bdr w:val="none" w:sz="0" w:space="0" w:color="auto" w:frame="1"/>
+                <w:lang w:eastAsia="en-GB"/>
+                <w14:ligatures w14:val="none"/>
+              </w:rPr>
+              <w:t>Literature Review</w:t>
+            </w:r>
+            <w:r>
+              <w:rPr>
+                <w:rFonts w:ascii="Calibri" w:eastAsia="Times New Roman" w:hAnsi="Calibri" w:cs="Calibri"/>
+                <w:color w:val="1F1F1F"/>
+                <w:kern w:val="0"/>
+                <w:bdr w:val="none" w:sz="0" w:space="0" w:color="auto" w:frame="1"/>
+                <w:lang w:eastAsia="en-GB"/>
+                <w14:ligatures w14:val="none"/>
+              </w:rPr>
+              <w:t xml:space="preserve"> </w:t>
+            </w:r>
+            <w:r>
+              <w:rPr>
+                <w:rFonts w:ascii="Calibri" w:eastAsia="Times New Roman" w:hAnsi="Calibri" w:cs="Calibri"/>
+                <w:color w:val="1F1F1F"/>
+                <w:kern w:val="0"/>
+                <w:bdr w:val="none" w:sz="0" w:space="0" w:color="auto" w:frame="1"/>
+                <w:lang w:eastAsia="en-GB"/>
+                <w14:ligatures w14:val="none"/>
+              </w:rPr>
+              <w:lastRenderedPageBreak/>
+              <w:t>and refining the academic tone of the report.</w:t>
+            </w:r>
+          </w:p>
+        </w:tc>
+        <w:tc>
+          <w:tcPr>
+            <w:tcW w:w="0" w:type="auto"/>
+            <w:tcBorders>
+              <w:top w:val="single" w:sz="6" w:space="0" w:color="auto"/>
+              <w:left w:val="single" w:sz="6" w:space="0" w:color="auto"/>
+              <w:bottom w:val="single" w:sz="6" w:space="0" w:color="auto"/>
+              <w:right w:val="single" w:sz="6" w:space="0" w:color="auto"/>
+            </w:tcBorders>
+            <w:tcMar>
+              <w:top w:w="120" w:type="dxa"/>
+              <w:left w:w="180" w:type="dxa"/>
+              <w:bottom w:w="120" w:type="dxa"/>
+              <w:right w:w="180" w:type="dxa"/>
+            </w:tcMar>
+            <w:vAlign w:val="center"/>
+            <w:hideMark/>
+          </w:tcPr>
+          <w:p>
+            <w:pPr>
+              <w:rPr>
+                <w:rFonts w:ascii="Calibri" w:eastAsia="Times New Roman" w:hAnsi="Calibri" w:cs="Calibri"/>
+                <w:color w:val="1F1F1F"/>
+                <w:kern w:val="0"/>
+                <w:lang w:eastAsia="en-GB"/>
+                <w14:ligatures w14:val="none"/>
+              </w:rPr>
+            </w:pPr>
+            <w:r>
+              <w:rPr>
+                <w:rFonts w:ascii="Calibri" w:eastAsia="Times New Roman" w:hAnsi="Calibri" w:cs="Calibri"/>
+                <w:color w:val="1F1F1F"/>
+                <w:kern w:val="0"/>
+                <w:bdr w:val="none" w:sz="0" w:space="0" w:color="auto" w:frame="1"/>
+                <w:lang w:eastAsia="en-GB"/>
+                <w14:ligatures w14:val="none"/>
+              </w:rPr>
+              <w:lastRenderedPageBreak/>
+              <w:t xml:space="preserve">Synthesized complex </w:t>
+            </w:r>
+            <w:r>
+              <w:rPr>
+                <w:rFonts w:ascii="Calibri" w:eastAsia="Times New Roman" w:hAnsi="Calibri" w:cs="Calibri"/>
+                <w:color w:val="1F1F1F"/>
+                <w:kern w:val="0"/>
+                <w:bdr w:val="none" w:sz="0" w:space="0" w:color="auto" w:frame="1"/>
+                <w:lang w:eastAsia="en-GB"/>
+                <w14:ligatures w14:val="none"/>
+              </w:rPr>
+              <w:lastRenderedPageBreak/>
+              <w:t>research papers into a cohesive narrative for Section 1.3.</w:t>
+            </w:r>
+          </w:p>
+        </w:tc>
+        <w:tc>
+          <w:tcPr>
+            <w:tcW w:w="0" w:type="auto"/>
+            <w:tcBorders>
+              <w:top w:val="single" w:sz="6" w:space="0" w:color="auto"/>
+              <w:left w:val="single" w:sz="6" w:space="0" w:color="auto"/>
+              <w:bottom w:val="single" w:sz="6" w:space="0" w:color="auto"/>
+              <w:right w:val="single" w:sz="6" w:space="0" w:color="auto"/>
+            </w:tcBorders>
+            <w:tcMar>
+              <w:top w:w="120" w:type="dxa"/>
+              <w:left w:w="180" w:type="dxa"/>
+              <w:bottom w:w="120" w:type="dxa"/>
+              <w:right w:w="180" w:type="dxa"/>
+            </w:tcMar>
+            <w:vAlign w:val="center"/>
+            <w:hideMark/>
+          </w:tcPr>
+          <w:p>
+            <w:pPr>
+              <w:rPr>
+                <w:rFonts w:ascii="Calibri" w:eastAsia="Times New Roman" w:hAnsi="Calibri" w:cs="Calibri"/>
+                <w:color w:val="1F1F1F"/>
+                <w:kern w:val="0"/>
+                <w:lang w:eastAsia="en-GB"/>
+                <w14:ligatures w14:val="none"/>
+              </w:rPr>
+            </w:pPr>
+            <w:r>
+              <w:rPr>
+                <w:rFonts w:ascii="Calibri" w:eastAsia="Times New Roman" w:hAnsi="Calibri" w:cs="Calibri"/>
+                <w:color w:val="1F1F1F"/>
+                <w:kern w:val="0"/>
+                <w:bdr w:val="none" w:sz="0" w:space="0" w:color="auto" w:frame="1"/>
+                <w:lang w:eastAsia="en-GB"/>
+                <w14:ligatures w14:val="none"/>
+              </w:rPr>
+              <w:lastRenderedPageBreak/>
+              <w:t xml:space="preserve">Fact-checked all citations and </w:t>
+            </w:r>
+            <w:r>
+              <w:rPr>
+                <w:rFonts w:ascii="Calibri" w:eastAsia="Times New Roman" w:hAnsi="Calibri" w:cs="Calibri"/>
+                <w:color w:val="1F1F1F"/>
+                <w:kern w:val="0"/>
+                <w:bdr w:val="none" w:sz="0" w:space="0" w:color="auto" w:frame="1"/>
+                <w:lang w:eastAsia="en-GB"/>
+                <w14:ligatures w14:val="none"/>
+              </w:rPr>
+              <w:lastRenderedPageBreak/>
+              <w:t>added project-specific "Knowledge Gaps" context.</w:t>
+            </w:r>
+          </w:p>
+        </w:tc>
+      </w:tr>
+      <w:tr>
+        <w:trPr>
+          <w:tblCellSpacing w:w="15" w:type="dxa"/>
+        </w:trPr>
+        <w:tc>
+          <w:tcPr>
+            <w:tcW w:w="0" w:type="auto"/>
+            <w:tcBorders>
+              <w:top w:val="single" w:sz="6" w:space="0" w:color="auto"/>
+              <w:left w:val="single" w:sz="6" w:space="0" w:color="auto"/>
+              <w:bottom w:val="single" w:sz="6" w:space="0" w:color="auto"/>
+              <w:right w:val="single" w:sz="6" w:space="0" w:color="auto"/>
+            </w:tcBorders>
+            <w:tcMar>
+              <w:top w:w="120" w:type="dxa"/>
+              <w:left w:w="180" w:type="dxa"/>
+              <w:bottom w:w="120" w:type="dxa"/>
+              <w:right w:w="180" w:type="dxa"/>
+            </w:tcMar>
+            <w:vAlign w:val="center"/>
+            <w:hideMark/>
+          </w:tcPr>
+          <w:p>
+            <w:pPr>
+              <w:rPr>
+                <w:rFonts w:ascii="Calibri" w:eastAsia="Times New Roman" w:hAnsi="Calibri" w:cs="Calibri"/>
+                <w:color w:val="1F1F1F"/>
+                <w:kern w:val="0"/>
+                <w:lang w:eastAsia="en-GB"/>
+                <w14:ligatures w14:val="none"/>
+              </w:rPr>
+            </w:pPr>
+            <w:r>
+              <w:rPr>
+                <w:rFonts w:ascii="Calibri" w:eastAsia="Times New Roman" w:hAnsi="Calibri" w:cs="Calibri"/>
+                <w:b/>
+                <w:bCs/>
+                <w:color w:val="1F1F1F"/>
+                <w:kern w:val="0"/>
+                <w:bdr w:val="none" w:sz="0" w:space="0" w:color="auto" w:frame="1"/>
+                <w:lang w:eastAsia="en-GB"/>
+                <w14:ligatures w14:val="none"/>
+              </w:rPr>
+              <w:lastRenderedPageBreak/>
+              <w:t>GitHub Copilot</w:t>
+            </w:r>
+          </w:p>
+        </w:tc>
+        <w:tc>
+          <w:tcPr>
+            <w:tcW w:w="0" w:type="auto"/>
+            <w:tcBorders>
+              <w:top w:val="single" w:sz="6" w:space="0" w:color="auto"/>
+              <w:left w:val="single" w:sz="6" w:space="0" w:color="auto"/>
+              <w:bottom w:val="single" w:sz="6" w:space="0" w:color="auto"/>
+              <w:right w:val="single" w:sz="6" w:space="0" w:color="auto"/>
+            </w:tcBorders>
+            <w:tcMar>
+              <w:top w:w="120" w:type="dxa"/>
+              <w:left w:w="180" w:type="dxa"/>
+              <w:bottom w:w="120" w:type="dxa"/>
+              <w:right w:w="180" w:type="dxa"/>
+            </w:tcMar>
+            <w:vAlign w:val="center"/>
+            <w:hideMark/>
+          </w:tcPr>
+          <w:p>
+            <w:pPr>
+              <w:rPr>
+                <w:rFonts w:ascii="Calibri" w:eastAsia="Times New Roman" w:hAnsi="Calibri" w:cs="Calibri"/>
+                <w:color w:val="1F1F1F"/>
+                <w:kern w:val="0"/>
+                <w:lang w:eastAsia="en-GB"/>
+                <w14:ligatures w14:val="none"/>
+              </w:rPr>
+            </w:pPr>
+            <w:r>
+              <w:rPr>
+                <w:rFonts w:ascii="Calibri" w:eastAsia="Times New Roman" w:hAnsi="Calibri" w:cs="Calibri"/>
+                <w:color w:val="1F1F1F"/>
+                <w:kern w:val="0"/>
+                <w:bdr w:val="none" w:sz="0" w:space="0" w:color="auto" w:frame="1"/>
+                <w:lang w:eastAsia="en-GB"/>
+                <w14:ligatures w14:val="none"/>
+              </w:rPr>
+              <w:t>Individual</w:t>
+            </w:r>
+          </w:p>
+        </w:tc>
+        <w:tc>
+          <w:tcPr>
+            <w:tcW w:w="0" w:type="auto"/>
+            <w:tcBorders>
+              <w:top w:val="single" w:sz="6" w:space="0" w:color="auto"/>
+              <w:left w:val="single" w:sz="6" w:space="0" w:color="auto"/>
+              <w:bottom w:val="single" w:sz="6" w:space="0" w:color="auto"/>
+              <w:right w:val="single" w:sz="6" w:space="0" w:color="auto"/>
+            </w:tcBorders>
+            <w:tcMar>
+              <w:top w:w="120" w:type="dxa"/>
+              <w:left w:w="180" w:type="dxa"/>
+              <w:bottom w:w="120" w:type="dxa"/>
+              <w:right w:w="180" w:type="dxa"/>
+            </w:tcMar>
+            <w:vAlign w:val="center"/>
+            <w:hideMark/>
+          </w:tcPr>
+          <w:p>
+            <w:pPr>
+              <w:rPr>
+                <w:rFonts w:ascii="Calibri" w:eastAsia="Times New Roman" w:hAnsi="Calibri" w:cs="Calibri"/>
+                <w:color w:val="1F1F1F"/>
+                <w:kern w:val="0"/>
+                <w:lang w:eastAsia="en-GB"/>
+                <w14:ligatures w14:val="none"/>
+              </w:rPr>
+            </w:pPr>
+            <w:r>
+              <w:rPr>
+                <w:rFonts w:ascii="Calibri" w:eastAsia="Times New Roman" w:hAnsi="Calibri" w:cs="Calibri"/>
+                <w:color w:val="1F1F1F"/>
+                <w:kern w:val="0"/>
+                <w:bdr w:val="none" w:sz="0" w:space="0" w:color="auto" w:frame="1"/>
+                <w:lang w:eastAsia="en-GB"/>
+                <w14:ligatures w14:val="none"/>
+              </w:rPr>
+              <w:t xml:space="preserve">Real-time code completion for </w:t>
+            </w:r>
+            <w:r>
+              <w:rPr>
+                <w:rFonts w:ascii="Calibri" w:eastAsia="Times New Roman" w:hAnsi="Calibri" w:cs="Calibri"/>
+                <w:b/>
+                <w:bCs/>
+                <w:color w:val="1F1F1F"/>
+                <w:kern w:val="0"/>
+                <w:bdr w:val="none" w:sz="0" w:space="0" w:color="auto" w:frame="1"/>
+                <w:lang w:eastAsia="en-GB"/>
+                <w14:ligatures w14:val="none"/>
+              </w:rPr>
+              <w:t>Python</w:t>
+            </w:r>
+            <w:r>
+              <w:rPr>
+                <w:rFonts w:ascii="Calibri" w:eastAsia="Times New Roman" w:hAnsi="Calibri" w:cs="Calibri"/>
+                <w:color w:val="1F1F1F"/>
+                <w:kern w:val="0"/>
+                <w:bdr w:val="none" w:sz="0" w:space="0" w:color="auto" w:frame="1"/>
+                <w:lang w:eastAsia="en-GB"/>
+                <w14:ligatures w14:val="none"/>
+              </w:rPr>
+              <w:t xml:space="preserve"> producers and </w:t>
+            </w:r>
+            <w:r>
+              <w:rPr>
+                <w:rFonts w:ascii="Calibri" w:eastAsia="Times New Roman" w:hAnsi="Calibri" w:cs="Calibri"/>
+                <w:b/>
+                <w:bCs/>
+                <w:color w:val="1F1F1F"/>
+                <w:kern w:val="0"/>
+                <w:bdr w:val="none" w:sz="0" w:space="0" w:color="auto" w:frame="1"/>
+                <w:lang w:eastAsia="en-GB"/>
+                <w14:ligatures w14:val="none"/>
+              </w:rPr>
+              <w:t>Dash/Flask</w:t>
+            </w:r>
+            <w:r>
+              <w:rPr>
+                <w:rFonts w:ascii="Calibri" w:eastAsia="Times New Roman" w:hAnsi="Calibri" w:cs="Calibri"/>
+                <w:color w:val="1F1F1F"/>
+                <w:kern w:val="0"/>
+                <w:bdr w:val="none" w:sz="0" w:space="0" w:color="auto" w:frame="1"/>
+                <w:lang w:eastAsia="en-GB"/>
+                <w14:ligatures w14:val="none"/>
+              </w:rPr>
+              <w:t xml:space="preserve"> CSS styling.</w:t>
+            </w:r>
+          </w:p>
+        </w:tc>
+        <w:tc>
+          <w:tcPr>
+            <w:tcW w:w="0" w:type="auto"/>
+            <w:tcBorders>
+              <w:top w:val="single" w:sz="6" w:space="0" w:color="auto"/>
+              <w:left w:val="single" w:sz="6" w:space="0" w:color="auto"/>
+              <w:bottom w:val="single" w:sz="6" w:space="0" w:color="auto"/>
+              <w:right w:val="single" w:sz="6" w:space="0" w:color="auto"/>
+            </w:tcBorders>
+            <w:tcMar>
+              <w:top w:w="120" w:type="dxa"/>
+              <w:left w:w="180" w:type="dxa"/>
+              <w:bottom w:w="120" w:type="dxa"/>
+              <w:right w:w="180" w:type="dxa"/>
+            </w:tcMar>
+            <w:vAlign w:val="center"/>
+            <w:hideMark/>
+          </w:tcPr>
+          <w:p>
+            <w:pPr>
+              <w:rPr>
+                <w:rFonts w:ascii="Calibri" w:eastAsia="Times New Roman" w:hAnsi="Calibri" w:cs="Calibri"/>
+                <w:color w:val="1F1F1F"/>
+                <w:kern w:val="0"/>
+                <w:lang w:eastAsia="en-GB"/>
+                <w14:ligatures w14:val="none"/>
+              </w:rPr>
+            </w:pPr>
+            <w:r>
+              <w:rPr>
+                <w:rFonts w:ascii="Calibri" w:eastAsia="Times New Roman" w:hAnsi="Calibri" w:cs="Calibri"/>
+                <w:color w:val="1F1F1F"/>
+                <w:kern w:val="0"/>
+                <w:bdr w:val="none" w:sz="0" w:space="0" w:color="auto" w:frame="1"/>
+                <w:lang w:eastAsia="en-GB"/>
+                <w14:ligatures w14:val="none"/>
+              </w:rPr>
+              <w:t>Accelerated the writing of repetitive boilerplate code for JSON serialization.</w:t>
+            </w:r>
+          </w:p>
+        </w:tc>
+        <w:tc>
+          <w:tcPr>
+            <w:tcW w:w="0" w:type="auto"/>
+            <w:tcBorders>
+              <w:top w:val="single" w:sz="6" w:space="0" w:color="auto"/>
+              <w:left w:val="single" w:sz="6" w:space="0" w:color="auto"/>
+              <w:bottom w:val="single" w:sz="6" w:space="0" w:color="auto"/>
+              <w:right w:val="single" w:sz="6" w:space="0" w:color="auto"/>
+            </w:tcBorders>
+            <w:tcMar>
+              <w:top w:w="120" w:type="dxa"/>
+              <w:left w:w="180" w:type="dxa"/>
+              <w:bottom w:w="120" w:type="dxa"/>
+              <w:right w:w="180" w:type="dxa"/>
+            </w:tcMar>
+            <w:vAlign w:val="center"/>
+            <w:hideMark/>
+          </w:tcPr>
+          <w:p>
+            <w:pPr>
+              <w:rPr>
+                <w:rFonts w:ascii="Calibri" w:eastAsia="Times New Roman" w:hAnsi="Calibri" w:cs="Calibri"/>
+                <w:color w:val="1F1F1F"/>
+                <w:kern w:val="0"/>
+                <w:lang w:eastAsia="en-GB"/>
+                <w14:ligatures w14:val="none"/>
+              </w:rPr>
+            </w:pPr>
+            <w:r>
+              <w:rPr>
+                <w:rFonts w:ascii="Calibri" w:eastAsia="Times New Roman" w:hAnsi="Calibri" w:cs="Calibri"/>
+                <w:color w:val="1F1F1F"/>
+                <w:kern w:val="0"/>
+                <w:bdr w:val="none" w:sz="0" w:space="0" w:color="auto" w:frame="1"/>
+                <w:lang w:eastAsia="en-GB"/>
+                <w14:ligatures w14:val="none"/>
+              </w:rPr>
+              <w:t>Debugged and optimized the asynchronous callback logic for the Kafka producer.</w:t>
+            </w:r>
+          </w:p>
+        </w:tc>
+      </w:tr>
+    </w:tbl>
+    <w:p>
+      <w:pPr>
+        <w:contextualSpacing/>
+        <w:jc w:val="both"/>
+        <w:rPr>
+          <w:rFonts w:ascii="Calibri" w:hAnsi="Calibri" w:cs="Calibri"/>
+        </w:rPr>
+      </w:pPr>
+    </w:p>
+    <w:p>
+      <w:pPr>
+        <w:contextualSpacing/>
+        <w:jc w:val="both"/>
+        <w:rPr>
+          <w:rFonts w:ascii="Calibri" w:hAnsi="Calibri" w:cs="Calibri"/>
+        </w:rPr>
+      </w:pPr>
+    </w:p>
+    <w:p>
+      <w:pPr>
+        <w:pStyle w:val="Heading2"/>
+        <w:contextualSpacing/>
+        <w:jc w:val="both"/>
+        <w:rPr>
+          <w:rFonts w:ascii="Calibri" w:hAnsi="Calibri" w:cs="Calibri"/>
+        </w:rPr>
+      </w:pPr>
+      <w:bookmarkStart w:id="13" w:name="_Toc222695288"/>
+      <w:r>
+        <w:rPr>
+          <w:rFonts w:ascii="Calibri" w:hAnsi="Calibri" w:cs="Calibri"/>
+        </w:rPr>
+        <w:t xml:space="preserve">6. </w:t>
+      </w:r>
+      <w:r>
+        <w:rPr>
+          <w:rFonts w:ascii="Calibri" w:hAnsi="Calibri" w:cs="Calibri"/>
+        </w:rPr>
+        <w:t>WORK LOG TABLE</w:t>
+      </w:r>
+      <w:bookmarkEnd w:id="13"/>
+    </w:p>
+    <w:p/>
+    <w:tbl>
+      <w:tblPr>
+        <w:tblW w:w="0" w:type="auto"/>
+        <w:tblCellSpacing w:w="15" w:type="dxa"/>
+        <w:tblCellMar>
+          <w:left w:w="0" w:type="dxa"/>
+          <w:right w:w="0" w:type="dxa"/>
+        </w:tblCellMar>
+        <w:tblLook w:val="04A0" w:firstRow="1" w:lastRow="0" w:firstColumn="1" w:lastColumn="0" w:noHBand="0" w:noVBand="1"/>
+      </w:tblPr>
+      <w:tblGrid>
+        <w:gridCol w:w="1200"/>
+        <w:gridCol w:w="1565"/>
+        <w:gridCol w:w="6245"/>
       </w:tblGrid>
       <w:tr>
         <w:trPr>
@@ -1155,7 +4751,7 @@
                 <w:lang w:eastAsia="en-GB"/>
                 <w14:ligatures w14:val="none"/>
               </w:rPr>
-              <w:t>Proposed Feature</w:t>
+              <w:t>Date</w:t>
             </w:r>
           </w:p>
         </w:tc>
@@ -1200,7 +4796,7 @@
                 <w:lang w:eastAsia="en-GB"/>
                 <w14:ligatures w14:val="none"/>
               </w:rPr>
-              <w:t>Change / Update</w:t>
+              <w:t>Number of Hours</w:t>
             </w:r>
           </w:p>
         </w:tc>
@@ -1245,7 +4841,7 @@
                 <w:lang w:eastAsia="en-GB"/>
                 <w14:ligatures w14:val="none"/>
               </w:rPr>
-              <w:t>Justification</w:t>
+              <w:t>Description of work done</w:t>
             </w:r>
           </w:p>
         </w:tc>
@@ -1293,7 +4889,7 @@
                 <w:lang w:eastAsia="en-GB"/>
                 <w14:ligatures w14:val="none"/>
               </w:rPr>
-              <w:t>Single Dashboard</w:t>
+              <w:t>Feb 02, 2026</w:t>
             </w:r>
           </w:p>
         </w:tc>
@@ -1336,31 +4932,7 @@
                 <w:lang w:eastAsia="en-GB"/>
                 <w14:ligatures w14:val="none"/>
               </w:rPr>
-              <w:t xml:space="preserve">Added dual dashboards (Flask + </w:t>
-            </w:r>
-            <w:proofErr w:type="spellStart"/>
-            <w:r>
-              <w:rPr>
-                <w:rFonts w:ascii="Calibri" w:eastAsia="Times New Roman" w:hAnsi="Calibri" w:cs="Calibri"/>
-                <w:color w:val="1F1F1F"/>
-                <w:kern w:val="0"/>
-                <w:bdr w:val="none" w:sz="0" w:space="0" w:color="auto" w:frame="1"/>
-                <w:lang w:eastAsia="en-GB"/>
-                <w14:ligatures w14:val="none"/>
-              </w:rPr>
-              <w:t>Streamlit</w:t>
-            </w:r>
-            <w:proofErr w:type="spellEnd"/>
-            <w:r>
-              <w:rPr>
-                <w:rFonts w:ascii="Calibri" w:eastAsia="Times New Roman" w:hAnsi="Calibri" w:cs="Calibri"/>
-                <w:color w:val="1F1F1F"/>
-                <w:kern w:val="0"/>
-                <w:bdr w:val="none" w:sz="0" w:space="0" w:color="auto" w:frame="1"/>
-                <w:lang w:eastAsia="en-GB"/>
-                <w14:ligatures w14:val="none"/>
-              </w:rPr>
-              <w:t xml:space="preserve">) </w:t>
+              <w:t>3</w:t>
             </w:r>
           </w:p>
         </w:tc>
@@ -1403,7 +4975,31 @@
                 <w:lang w:eastAsia="en-GB"/>
                 <w14:ligatures w14:val="none"/>
               </w:rPr>
-              <w:t>To compare latency performance between a custom JS frontend and a rapid-prototype tool.</w:t>
+              <w:t>Initialized GitHub repository; configured Docker Compose for Kafka/</w:t>
+            </w:r>
+            <w:proofErr w:type="spellStart"/>
+            <w:r>
+              <w:rPr>
+                <w:rFonts w:ascii="Calibri" w:eastAsia="Times New Roman" w:hAnsi="Calibri" w:cs="Calibri"/>
+                <w:color w:val="1F1F1F"/>
+                <w:kern w:val="0"/>
+                <w:bdr w:val="none" w:sz="0" w:space="0" w:color="auto" w:frame="1"/>
+                <w:lang w:eastAsia="en-GB"/>
+                <w14:ligatures w14:val="none"/>
+              </w:rPr>
+              <w:t>ZooKeeper</w:t>
+            </w:r>
+            <w:proofErr w:type="spellEnd"/>
+            <w:r>
+              <w:rPr>
+                <w:rFonts w:ascii="Calibri" w:eastAsia="Times New Roman" w:hAnsi="Calibri" w:cs="Calibri"/>
+                <w:color w:val="1F1F1F"/>
+                <w:kern w:val="0"/>
+                <w:bdr w:val="none" w:sz="0" w:space="0" w:color="auto" w:frame="1"/>
+                <w:lang w:eastAsia="en-GB"/>
+                <w14:ligatures w14:val="none"/>
+              </w:rPr>
+              <w:t xml:space="preserve"> services.</w:t>
             </w:r>
           </w:p>
         </w:tc>
@@ -1451,7 +5047,7 @@
                 <w:lang w:eastAsia="en-GB"/>
                 <w14:ligatures w14:val="none"/>
               </w:rPr>
-              <w:t>Processing Logic</w:t>
+              <w:t>Feb 03, 2026</w:t>
             </w:r>
           </w:p>
         </w:tc>
@@ -1494,7 +5090,7 @@
                 <w:lang w:eastAsia="en-GB"/>
                 <w14:ligatures w14:val="none"/>
               </w:rPr>
-              <w:t xml:space="preserve">Added Rolling Volatility </w:t>
+              <w:t>3</w:t>
             </w:r>
           </w:p>
         </w:tc>
@@ -1537,905 +5133,7 @@
                 <w:lang w:eastAsia="en-GB"/>
                 <w14:ligatures w14:val="none"/>
               </w:rPr>
-              <w:t>Volatility is a critical metric for traders that was missing in the initial scope.</w:t>
-            </w:r>
-          </w:p>
-        </w:tc>
-      </w:tr>
-    </w:tbl>
-    <w:p>
-      <w:pPr>
-        <w:pStyle w:val="NormalWeb"/>
-        <w:contextualSpacing/>
-        <w:jc w:val="both"/>
-        <w:rPr>
-          <w:rFonts w:ascii="Calibri" w:hAnsi="Calibri" w:cs="Calibri"/>
-        </w:rPr>
-      </w:pPr>
-    </w:p>
-    <w:p>
-      <w:pPr>
-        <w:pStyle w:val="Heading2"/>
-        <w:contextualSpacing/>
-        <w:jc w:val="both"/>
-        <w:rPr>
-          <w:rFonts w:ascii="Calibri" w:hAnsi="Calibri" w:cs="Calibri"/>
-        </w:rPr>
-      </w:pPr>
-      <w:r>
-        <w:rPr>
-          <w:rFonts w:ascii="Calibri" w:hAnsi="Calibri" w:cs="Calibri"/>
-        </w:rPr>
-        <w:t>3. Project Planning and Timeline</w:t>
-      </w:r>
-    </w:p>
-    <w:p>
-      <w:pPr>
-        <w:contextualSpacing/>
-        <w:jc w:val="both"/>
-      </w:pPr>
-    </w:p>
-    <w:p>
-      <w:pPr>
-        <w:pStyle w:val="Heading3"/>
-        <w:contextualSpacing/>
-        <w:jc w:val="both"/>
-        <w:rPr>
-          <w:rFonts w:ascii="Calibri" w:hAnsi="Calibri" w:cs="Calibri"/>
-        </w:rPr>
-      </w:pPr>
-      <w:r>
-        <w:rPr>
-          <w:rFonts w:ascii="Calibri" w:hAnsi="Calibri" w:cs="Calibri"/>
-        </w:rPr>
-        <w:t>Updated Milestones (Current to End of Term)</w:t>
-      </w:r>
-    </w:p>
-    <w:p>
-      <w:pPr>
-        <w:pStyle w:val="NormalWeb"/>
-        <w:numPr>
-          <w:ilvl w:val="0"/>
-          <w:numId w:val="6"/>
-        </w:numPr>
-        <w:contextualSpacing/>
-        <w:jc w:val="both"/>
-        <w:rPr>
-          <w:rFonts w:ascii="Calibri" w:hAnsi="Calibri" w:cs="Calibri"/>
-        </w:rPr>
-      </w:pPr>
-      <w:r>
-        <w:rPr>
-          <w:rStyle w:val="citation-262"/>
-          <w:rFonts w:ascii="Calibri" w:eastAsiaTheme="majorEastAsia" w:hAnsi="Calibri" w:cs="Calibri"/>
-          <w:b/>
-          <w:bCs/>
-        </w:rPr>
-        <w:t>Phase 4: Advanced Analytics (Weeks 7-8):</w:t>
-      </w:r>
-      <w:r>
-        <w:rPr>
-          <w:rStyle w:val="citation-262"/>
-          <w:rFonts w:ascii="Calibri" w:eastAsiaTheme="majorEastAsia" w:hAnsi="Calibri" w:cs="Calibri"/>
-        </w:rPr>
-        <w:t xml:space="preserve"> Implementation of RSI and Bollinger Bands</w:t>
-      </w:r>
-      <w:r>
-        <w:rPr>
-          <w:rFonts w:ascii="Calibri" w:hAnsi="Calibri" w:cs="Calibri"/>
-        </w:rPr>
-        <w:t>.</w:t>
-      </w:r>
-    </w:p>
-    <w:p>
-      <w:pPr>
-        <w:pStyle w:val="NormalWeb"/>
-        <w:numPr>
-          <w:ilvl w:val="0"/>
-          <w:numId w:val="6"/>
-        </w:numPr>
-        <w:contextualSpacing/>
-        <w:jc w:val="both"/>
-        <w:rPr>
-          <w:rFonts w:ascii="Calibri" w:hAnsi="Calibri" w:cs="Calibri"/>
-        </w:rPr>
-      </w:pPr>
-      <w:r>
-        <w:rPr>
-          <w:rStyle w:val="citation-261"/>
-          <w:rFonts w:ascii="Calibri" w:eastAsiaTheme="majorEastAsia" w:hAnsi="Calibri" w:cs="Calibri"/>
-          <w:b/>
-          <w:bCs/>
-        </w:rPr>
-        <w:t>Phase 5: Persistence (Weeks 9-10):</w:t>
-      </w:r>
-      <w:r>
-        <w:rPr>
-          <w:rStyle w:val="citation-261"/>
-          <w:rFonts w:ascii="Calibri" w:eastAsiaTheme="majorEastAsia" w:hAnsi="Calibri" w:cs="Calibri"/>
-        </w:rPr>
-        <w:t xml:space="preserve"> Integration of Time-Series Database for historical replay</w:t>
-      </w:r>
-      <w:r>
-        <w:rPr>
-          <w:rFonts w:ascii="Calibri" w:hAnsi="Calibri" w:cs="Calibri"/>
-        </w:rPr>
-        <w:t>.</w:t>
-      </w:r>
-    </w:p>
-    <w:p>
-      <w:pPr>
-        <w:pStyle w:val="NormalWeb"/>
-        <w:numPr>
-          <w:ilvl w:val="0"/>
-          <w:numId w:val="6"/>
-        </w:numPr>
-        <w:contextualSpacing/>
-        <w:jc w:val="both"/>
-        <w:rPr>
-          <w:rFonts w:ascii="Calibri" w:hAnsi="Calibri" w:cs="Calibri"/>
-        </w:rPr>
-      </w:pPr>
-      <w:r>
-        <w:rPr>
-          <w:rStyle w:val="citation-260"/>
-          <w:rFonts w:ascii="Calibri" w:eastAsiaTheme="majorEastAsia" w:hAnsi="Calibri" w:cs="Calibri"/>
-          <w:b/>
-          <w:bCs/>
-        </w:rPr>
-        <w:t>Phase 6: Alerting &amp; Final Report (Weeks 11-12):</w:t>
-      </w:r>
-      <w:r>
-        <w:rPr>
-          <w:rStyle w:val="citation-260"/>
-          <w:rFonts w:ascii="Calibri" w:eastAsiaTheme="majorEastAsia" w:hAnsi="Calibri" w:cs="Calibri"/>
-        </w:rPr>
-        <w:t xml:space="preserve"> Dynamic SMS alerts and final documentation</w:t>
-      </w:r>
-      <w:r>
-        <w:rPr>
-          <w:rFonts w:ascii="Calibri" w:hAnsi="Calibri" w:cs="Calibri"/>
-        </w:rPr>
-        <w:t>.</w:t>
-      </w:r>
-    </w:p>
-    <w:p>
-      <w:pPr>
-        <w:pStyle w:val="Heading2"/>
-        <w:contextualSpacing/>
-        <w:jc w:val="both"/>
-        <w:rPr>
-          <w:rFonts w:ascii="Calibri" w:hAnsi="Calibri" w:cs="Calibri"/>
-        </w:rPr>
-      </w:pPr>
-      <w:r>
-        <w:rPr>
-          <w:rFonts w:ascii="Calibri" w:hAnsi="Calibri" w:cs="Calibri"/>
-        </w:rPr>
-        <w:t>4. Implemented Features: Ingestion and Visualization</w:t>
-      </w:r>
-    </w:p>
-    <w:p>
-      <w:pPr>
-        <w:pStyle w:val="Heading3"/>
-        <w:contextualSpacing/>
-        <w:jc w:val="both"/>
-        <w:rPr>
-          <w:rFonts w:ascii="Calibri" w:hAnsi="Calibri" w:cs="Calibri"/>
-        </w:rPr>
-      </w:pPr>
-      <w:r>
-        <w:rPr>
-          <w:rFonts w:ascii="Calibri" w:hAnsi="Calibri" w:cs="Calibri"/>
-        </w:rPr>
-        <w:t>4.1 Real-Time Data Ingestion via Kafka Producer</w:t>
-      </w:r>
-    </w:p>
-    <w:p>
-      <w:pPr>
-        <w:pStyle w:val="NormalWeb"/>
-        <w:contextualSpacing/>
-        <w:jc w:val="both"/>
-        <w:rPr>
-          <w:rFonts w:ascii="Calibri" w:hAnsi="Calibri" w:cs="Calibri"/>
-        </w:rPr>
-      </w:pPr>
-      <w:r>
-        <w:rPr>
-          <w:rFonts w:ascii="Calibri" w:hAnsi="Calibri" w:cs="Calibri"/>
-        </w:rPr>
-        <w:t>The ingestion layer is designed to handle high-frequency ticker data from the Coinbase Advanced Trade WebSocket API.</w:t>
-      </w:r>
-    </w:p>
-    <w:p>
-      <w:pPr>
-        <w:pStyle w:val="NormalWeb"/>
-        <w:numPr>
-          <w:ilvl w:val="0"/>
-          <w:numId w:val="9"/>
-        </w:numPr>
-        <w:contextualSpacing/>
-        <w:jc w:val="both"/>
-        <w:rPr>
-          <w:rFonts w:ascii="Calibri" w:hAnsi="Calibri" w:cs="Calibri"/>
-        </w:rPr>
-      </w:pPr>
-      <w:r>
-        <w:rPr>
-          <w:rFonts w:ascii="Calibri" w:hAnsi="Calibri" w:cs="Calibri"/>
-          <w:b/>
-          <w:bCs/>
-        </w:rPr>
-        <w:t>Technical Merit:</w:t>
-      </w:r>
-      <w:r>
-        <w:rPr>
-          <w:rFonts w:ascii="Calibri" w:hAnsi="Calibri" w:cs="Calibri"/>
-        </w:rPr>
-        <w:t xml:space="preserve"> To prevent data loss during network jitter, the producer implements a non-blocking asynchronous send with a callback mechanism. It utilizes the </w:t>
-      </w:r>
-      <w:proofErr w:type="spellStart"/>
-      <w:r>
-        <w:rPr>
-          <w:rStyle w:val="HTMLCode"/>
-          <w:rFonts w:ascii="Calibri" w:eastAsiaTheme="majorEastAsia" w:hAnsi="Calibri" w:cs="Calibri"/>
-        </w:rPr>
-        <w:t>kafka</w:t>
-      </w:r>
-      <w:proofErr w:type="spellEnd"/>
-      <w:r>
-        <w:rPr>
-          <w:rStyle w:val="HTMLCode"/>
-          <w:rFonts w:ascii="Calibri" w:eastAsiaTheme="majorEastAsia" w:hAnsi="Calibri" w:cs="Calibri"/>
-        </w:rPr>
-        <w:t>-python-ng</w:t>
-      </w:r>
-      <w:r>
-        <w:rPr>
-          <w:rFonts w:ascii="Calibri" w:hAnsi="Calibri" w:cs="Calibri"/>
-        </w:rPr>
-        <w:t xml:space="preserve"> library to ensure compatibility with the Confluent Kafka 7.5.0 broker.</w:t>
-      </w:r>
-    </w:p>
-    <w:p>
-      <w:pPr>
-        <w:pStyle w:val="NormalWeb"/>
-        <w:numPr>
-          <w:ilvl w:val="0"/>
-          <w:numId w:val="9"/>
-        </w:numPr>
-        <w:contextualSpacing/>
-        <w:jc w:val="both"/>
-        <w:rPr>
-          <w:rFonts w:ascii="Calibri" w:hAnsi="Calibri" w:cs="Calibri"/>
-        </w:rPr>
-      </w:pPr>
-      <w:r>
-        <w:rPr>
-          <w:rFonts w:ascii="Calibri" w:hAnsi="Calibri" w:cs="Calibri"/>
-          <w:b/>
-          <w:bCs/>
-        </w:rPr>
-        <w:t>Message Schema:</w:t>
-      </w:r>
-      <w:r>
-        <w:rPr>
-          <w:rFonts w:ascii="Calibri" w:hAnsi="Calibri" w:cs="Calibri"/>
-        </w:rPr>
-        <w:t xml:space="preserve"> Every message is keyed by the </w:t>
-      </w:r>
-      <w:proofErr w:type="spellStart"/>
-      <w:r>
-        <w:rPr>
-          <w:rStyle w:val="HTMLCode"/>
-          <w:rFonts w:ascii="Calibri" w:eastAsiaTheme="majorEastAsia" w:hAnsi="Calibri" w:cs="Calibri"/>
-        </w:rPr>
-        <w:t>product_id</w:t>
-      </w:r>
-      <w:proofErr w:type="spellEnd"/>
-      <w:r>
-        <w:rPr>
-          <w:rFonts w:ascii="Calibri" w:hAnsi="Calibri" w:cs="Calibri"/>
-        </w:rPr>
-        <w:t xml:space="preserve"> (e.g., BTC-USD). This is a critical design choice; by keying the messages, Kafka ensures that all trades for a specific asset are routed to the same partition, preserving the chronological order of price movements which is vital for technical analysis.</w:t>
-      </w:r>
-    </w:p>
-    <w:p>
-      <w:pPr>
-        <w:pStyle w:val="NormalWeb"/>
-        <w:numPr>
-          <w:ilvl w:val="0"/>
-          <w:numId w:val="9"/>
-        </w:numPr>
-        <w:contextualSpacing/>
-        <w:jc w:val="both"/>
-        <w:rPr>
-          <w:rFonts w:ascii="Calibri" w:hAnsi="Calibri" w:cs="Calibri"/>
-        </w:rPr>
-      </w:pPr>
-      <w:r>
-        <w:rPr>
-          <w:rFonts w:ascii="Calibri" w:hAnsi="Calibri" w:cs="Calibri"/>
-          <w:b/>
-          <w:bCs/>
-        </w:rPr>
-        <w:t>Fault Tolerance:</w:t>
-      </w:r>
-      <w:r>
-        <w:rPr>
-          <w:rFonts w:ascii="Calibri" w:hAnsi="Calibri" w:cs="Calibri"/>
-        </w:rPr>
-        <w:t xml:space="preserve"> The producer is wrapped in a </w:t>
-      </w:r>
-      <w:r>
-        <w:rPr>
-          <w:rStyle w:val="HTMLCode"/>
-          <w:rFonts w:ascii="Calibri" w:eastAsiaTheme="majorEastAsia" w:hAnsi="Calibri" w:cs="Calibri"/>
-        </w:rPr>
-        <w:t>while True</w:t>
-      </w:r>
-      <w:r>
-        <w:rPr>
-          <w:rFonts w:ascii="Calibri" w:hAnsi="Calibri" w:cs="Calibri"/>
-        </w:rPr>
-        <w:t xml:space="preserve"> loop with an exponential backoff strategy for reconnections, ensuring the pipeline remains "always-on" without manual intervention.</w:t>
-      </w:r>
-    </w:p>
-    <w:p>
-      <w:pPr>
-        <w:pStyle w:val="Heading3"/>
-        <w:contextualSpacing/>
-        <w:jc w:val="both"/>
-        <w:rPr>
-          <w:rFonts w:ascii="Calibri" w:hAnsi="Calibri" w:cs="Calibri"/>
-        </w:rPr>
-      </w:pPr>
-      <w:r>
-        <w:rPr>
-          <w:rFonts w:ascii="Calibri" w:hAnsi="Calibri" w:cs="Calibri"/>
-        </w:rPr>
-        <w:t xml:space="preserve">4.2 </w:t>
-      </w:r>
-      <w:proofErr w:type="spellStart"/>
-      <w:r>
-        <w:rPr>
-          <w:rFonts w:ascii="Calibri" w:hAnsi="Calibri" w:cs="Calibri"/>
-        </w:rPr>
-        <w:t>PySpark</w:t>
-      </w:r>
-      <w:proofErr w:type="spellEnd"/>
-      <w:r>
-        <w:rPr>
-          <w:rFonts w:ascii="Calibri" w:hAnsi="Calibri" w:cs="Calibri"/>
-        </w:rPr>
-        <w:t xml:space="preserve"> Structured Streaming &amp; Windowed Analytics</w:t>
-      </w:r>
-    </w:p>
-    <w:p>
-      <w:pPr>
-        <w:pStyle w:val="NormalWeb"/>
-        <w:contextualSpacing/>
-        <w:jc w:val="both"/>
-        <w:rPr>
-          <w:rFonts w:ascii="Calibri" w:hAnsi="Calibri" w:cs="Calibri"/>
-        </w:rPr>
-      </w:pPr>
-      <w:r>
-        <w:rPr>
-          <w:rFonts w:ascii="Calibri" w:hAnsi="Calibri" w:cs="Calibri"/>
-        </w:rPr>
-        <w:t xml:space="preserve">The processing layer utilizes </w:t>
-      </w:r>
-      <w:proofErr w:type="spellStart"/>
-      <w:r>
-        <w:rPr>
-          <w:rFonts w:ascii="Calibri" w:hAnsi="Calibri" w:cs="Calibri"/>
-        </w:rPr>
-        <w:t>PySpark</w:t>
-      </w:r>
-      <w:proofErr w:type="spellEnd"/>
-      <w:r>
-        <w:rPr>
-          <w:rFonts w:ascii="Calibri" w:hAnsi="Calibri" w:cs="Calibri"/>
-        </w:rPr>
-        <w:t xml:space="preserve"> to transform raw JSON strings into actionable financial insights.</w:t>
-      </w:r>
-    </w:p>
-    <w:p>
-      <w:pPr>
-        <w:pStyle w:val="NormalWeb"/>
-        <w:numPr>
-          <w:ilvl w:val="0"/>
-          <w:numId w:val="10"/>
-        </w:numPr>
-        <w:contextualSpacing/>
-        <w:jc w:val="both"/>
-        <w:rPr>
-          <w:rFonts w:ascii="Calibri" w:hAnsi="Calibri" w:cs="Calibri"/>
-        </w:rPr>
-      </w:pPr>
-      <w:r>
-        <w:rPr>
-          <w:rFonts w:ascii="Calibri" w:hAnsi="Calibri" w:cs="Calibri"/>
-          <w:b/>
-          <w:bCs/>
-        </w:rPr>
-        <w:lastRenderedPageBreak/>
-        <w:t>Tumbling Windows:</w:t>
-      </w:r>
-      <w:r>
-        <w:rPr>
-          <w:rFonts w:ascii="Calibri" w:hAnsi="Calibri" w:cs="Calibri"/>
-        </w:rPr>
-        <w:t xml:space="preserve"> We implemented 1-minute tumbling windows. Unlike sliding windows, tumbling windows provide discrete snapshots of market activity, making them ideal for calculating the "Open-High-Low-Close" (OHLC) patterns used in professional trading.</w:t>
-      </w:r>
-    </w:p>
-    <w:p>
-      <w:pPr>
-        <w:pStyle w:val="NormalWeb"/>
-        <w:numPr>
-          <w:ilvl w:val="0"/>
-          <w:numId w:val="10"/>
-        </w:numPr>
-        <w:contextualSpacing/>
-        <w:jc w:val="both"/>
-        <w:rPr>
-          <w:rFonts w:ascii="Calibri" w:hAnsi="Calibri" w:cs="Calibri"/>
-        </w:rPr>
-      </w:pPr>
-      <w:r>
-        <w:rPr>
-          <w:rFonts w:ascii="Calibri" w:hAnsi="Calibri" w:cs="Calibri"/>
-          <w:b/>
-          <w:bCs/>
-        </w:rPr>
-        <w:t>Watermarking:</w:t>
-      </w:r>
-      <w:r>
-        <w:rPr>
-          <w:rFonts w:ascii="Calibri" w:hAnsi="Calibri" w:cs="Calibri"/>
-        </w:rPr>
-        <w:t xml:space="preserve"> To handle late-arriving data (a common issue in distributed networks), we implemented a 10-second watermark. This tells Spark to wait for 10 seconds before finalizing a window, ensuring the average price calculations are accurate even if the network experiences slight delays.</w:t>
-      </w:r>
-    </w:p>
-    <w:p>
-      <w:pPr>
-        <w:pStyle w:val="NormalWeb"/>
-        <w:numPr>
-          <w:ilvl w:val="0"/>
-          <w:numId w:val="10"/>
-        </w:numPr>
-        <w:contextualSpacing/>
-        <w:jc w:val="both"/>
-        <w:rPr>
-          <w:rFonts w:ascii="Calibri" w:hAnsi="Calibri" w:cs="Calibri"/>
-        </w:rPr>
-      </w:pPr>
-      <w:r>
-        <w:rPr>
-          <w:rFonts w:ascii="Calibri" w:hAnsi="Calibri" w:cs="Calibri"/>
-          <w:b/>
-          <w:bCs/>
-        </w:rPr>
-        <w:t>Transformation Logic:</w:t>
-      </w:r>
-      <w:r>
-        <w:rPr>
-          <w:rFonts w:ascii="Calibri" w:hAnsi="Calibri" w:cs="Calibri"/>
-        </w:rPr>
-        <w:t xml:space="preserve"> The pipeline casts price and volume strings to </w:t>
-      </w:r>
-      <w:proofErr w:type="spellStart"/>
-      <w:r>
-        <w:rPr>
-          <w:rStyle w:val="HTMLCode"/>
-          <w:rFonts w:ascii="Calibri" w:eastAsiaTheme="majorEastAsia" w:hAnsi="Calibri" w:cs="Calibri"/>
-        </w:rPr>
-        <w:t>DecimalType</w:t>
-      </w:r>
-      <w:proofErr w:type="spellEnd"/>
-      <w:r>
-        <w:rPr>
-          <w:rFonts w:ascii="Calibri" w:hAnsi="Calibri" w:cs="Calibri"/>
-        </w:rPr>
-        <w:t xml:space="preserve"> to avoid the floating-point errors common in financial calculations, ensuring the data's "Technical Merit."</w:t>
-      </w:r>
-    </w:p>
-    <w:p>
-      <w:pPr>
-        <w:pStyle w:val="Heading3"/>
-        <w:contextualSpacing/>
-        <w:jc w:val="both"/>
-        <w:rPr>
-          <w:rFonts w:ascii="Calibri" w:hAnsi="Calibri" w:cs="Calibri"/>
-        </w:rPr>
-      </w:pPr>
-      <w:r>
-        <w:rPr>
-          <w:rFonts w:ascii="Calibri" w:hAnsi="Calibri" w:cs="Calibri"/>
-        </w:rPr>
-        <w:t>4.3 Dual-Engine Visualization Strategy</w:t>
-      </w:r>
-    </w:p>
-    <w:p>
-      <w:pPr>
-        <w:pStyle w:val="NormalWeb"/>
-        <w:contextualSpacing/>
-        <w:jc w:val="both"/>
-        <w:rPr>
-          <w:rFonts w:ascii="Calibri" w:hAnsi="Calibri" w:cs="Calibri"/>
-        </w:rPr>
-      </w:pPr>
-      <w:r>
-        <w:rPr>
-          <w:rFonts w:ascii="Calibri" w:hAnsi="Calibri" w:cs="Calibri"/>
-        </w:rPr>
-        <w:t>Rather than building a single dashboard, I implemented two distinct visualization engines to evaluate different frontend technologies.</w:t>
-      </w:r>
-    </w:p>
-    <w:p>
-      <w:pPr>
-        <w:pStyle w:val="NormalWeb"/>
-        <w:numPr>
-          <w:ilvl w:val="0"/>
-          <w:numId w:val="11"/>
-        </w:numPr>
-        <w:contextualSpacing/>
-        <w:jc w:val="both"/>
-        <w:rPr>
-          <w:rFonts w:ascii="Calibri" w:hAnsi="Calibri" w:cs="Calibri"/>
-        </w:rPr>
-      </w:pPr>
-      <w:r>
-        <w:rPr>
-          <w:rFonts w:ascii="Calibri" w:hAnsi="Calibri" w:cs="Calibri"/>
-          <w:b/>
-          <w:bCs/>
-        </w:rPr>
-        <w:t>Flask &amp; Chart.js Engine:</w:t>
-      </w:r>
-      <w:r>
-        <w:rPr>
-          <w:rFonts w:ascii="Calibri" w:hAnsi="Calibri" w:cs="Calibri"/>
-        </w:rPr>
-        <w:t xml:space="preserve"> This represents a custom "production-grade" approach. It uses a background thread to poll Kafka and updates the DOM via asynchronous fetch calls. It features a dark-themed terminal UI designed for high-contrast monitoring in low-light environments.</w:t>
-      </w:r>
-    </w:p>
-    <w:p>
-      <w:pPr>
-        <w:pStyle w:val="NormalWeb"/>
-        <w:numPr>
-          <w:ilvl w:val="0"/>
-          <w:numId w:val="11"/>
-        </w:numPr>
-        <w:contextualSpacing/>
-        <w:jc w:val="both"/>
-        <w:rPr>
-          <w:rFonts w:ascii="Calibri" w:hAnsi="Calibri" w:cs="Calibri"/>
-        </w:rPr>
-      </w:pPr>
-      <w:proofErr w:type="spellStart"/>
-      <w:r>
-        <w:rPr>
-          <w:rFonts w:ascii="Calibri" w:hAnsi="Calibri" w:cs="Calibri"/>
-          <w:b/>
-          <w:bCs/>
-        </w:rPr>
-        <w:t>Streamlit</w:t>
-      </w:r>
-      <w:proofErr w:type="spellEnd"/>
-      <w:r>
-        <w:rPr>
-          <w:rFonts w:ascii="Calibri" w:hAnsi="Calibri" w:cs="Calibri"/>
-          <w:b/>
-          <w:bCs/>
-        </w:rPr>
-        <w:t xml:space="preserve"> Interactive Engine:</w:t>
-      </w:r>
-      <w:r>
-        <w:rPr>
-          <w:rFonts w:ascii="Calibri" w:hAnsi="Calibri" w:cs="Calibri"/>
-        </w:rPr>
-        <w:t xml:space="preserve"> This engine provides a "Data Science" approach. It allows for rapid filtering and provides interactive sliders to adjust the "Lookback Period" for the rolling volatility calculations dynamically.</w:t>
-      </w:r>
-    </w:p>
-    <w:p>
-      <w:pPr>
-        <w:pStyle w:val="NormalWeb"/>
-        <w:numPr>
-          <w:ilvl w:val="0"/>
-          <w:numId w:val="11"/>
-        </w:numPr>
-        <w:contextualSpacing/>
-        <w:jc w:val="both"/>
-        <w:rPr>
-          <w:rFonts w:ascii="Calibri" w:hAnsi="Calibri" w:cs="Calibri"/>
-        </w:rPr>
-      </w:pPr>
-      <w:r>
-        <w:rPr>
-          <w:rFonts w:ascii="Calibri" w:hAnsi="Calibri" w:cs="Calibri"/>
-          <w:b/>
-          <w:bCs/>
-        </w:rPr>
-        <w:t>Anomaly Detection:</w:t>
-      </w:r>
-      <w:r>
-        <w:rPr>
-          <w:rFonts w:ascii="Calibri" w:hAnsi="Calibri" w:cs="Calibri"/>
-        </w:rPr>
-        <w:t xml:space="preserve"> Both dashboards include a volume-spike algorithm. By comparing the current 10-second volume against the 3-minute rolling mean, the system highlights potential "breakout" trades in real-time using a 2x standard deviation threshold.</w:t>
-      </w:r>
-    </w:p>
-    <w:p>
-      <w:pPr>
-        <w:contextualSpacing/>
-        <w:jc w:val="both"/>
-        <w:rPr>
-          <w:rFonts w:ascii="Calibri" w:hAnsi="Calibri" w:cs="Calibri"/>
-        </w:rPr>
-      </w:pPr>
-    </w:p>
-    <w:p>
-      <w:pPr>
-        <w:pStyle w:val="Heading2"/>
-        <w:contextualSpacing/>
-        <w:jc w:val="both"/>
-        <w:rPr>
-          <w:rFonts w:ascii="Calibri" w:hAnsi="Calibri" w:cs="Calibri"/>
-        </w:rPr>
-      </w:pPr>
-      <w:r>
-        <w:rPr>
-          <w:rFonts w:ascii="Calibri" w:hAnsi="Calibri" w:cs="Calibri"/>
-        </w:rPr>
-        <w:t>5. AI Use Section</w:t>
-      </w:r>
-    </w:p>
-    <w:tbl>
-      <w:tblPr>
-        <w:tblW w:w="0" w:type="auto"/>
-        <w:tblCellSpacing w:w="15" w:type="dxa"/>
-        <w:tblCellMar>
-          <w:left w:w="0" w:type="dxa"/>
-          <w:right w:w="0" w:type="dxa"/>
-        </w:tblCellMar>
-        <w:tblLook w:val="04A0" w:firstRow="1" w:lastRow="0" w:firstColumn="1" w:lastColumn="0" w:noHBand="0" w:noVBand="1"/>
-      </w:tblPr>
-      <w:tblGrid>
-        <w:gridCol w:w="1403"/>
-        <w:gridCol w:w="1524"/>
-        <w:gridCol w:w="1740"/>
-        <w:gridCol w:w="2039"/>
-        <w:gridCol w:w="2304"/>
-      </w:tblGrid>
-      <w:tr>
-        <w:trPr>
-          <w:tblHeader/>
-          <w:tblCellSpacing w:w="15" w:type="dxa"/>
-        </w:trPr>
-        <w:tc>
-          <w:tcPr>
-            <w:tcW w:w="0" w:type="auto"/>
-            <w:tcBorders>
-              <w:top w:val="single" w:sz="6" w:space="0" w:color="auto"/>
-              <w:left w:val="single" w:sz="6" w:space="0" w:color="auto"/>
-              <w:bottom w:val="single" w:sz="6" w:space="0" w:color="auto"/>
-              <w:right w:val="single" w:sz="6" w:space="0" w:color="auto"/>
-            </w:tcBorders>
-            <w:tcMar>
-              <w:top w:w="120" w:type="dxa"/>
-              <w:left w:w="180" w:type="dxa"/>
-              <w:bottom w:w="120" w:type="dxa"/>
-              <w:right w:w="180" w:type="dxa"/>
-            </w:tcMar>
-            <w:vAlign w:val="center"/>
-            <w:hideMark/>
-          </w:tcPr>
-          <w:p>
-            <w:pPr>
-              <w:contextualSpacing/>
-              <w:jc w:val="both"/>
-              <w:rPr>
-                <w:rFonts w:ascii="Calibri" w:eastAsia="Times New Roman" w:hAnsi="Calibri" w:cs="Calibri"/>
-                <w:color w:val="1F1F1F"/>
-                <w:kern w:val="0"/>
-                <w:lang w:eastAsia="en-GB"/>
-                <w14:ligatures w14:val="none"/>
-              </w:rPr>
-            </w:pPr>
-            <w:r>
-              <w:rPr>
-                <w:rFonts w:ascii="Calibri" w:eastAsia="Times New Roman" w:hAnsi="Calibri" w:cs="Calibri"/>
-                <w:b/>
-                <w:bCs/>
-                <w:color w:val="1F1F1F"/>
-                <w:kern w:val="0"/>
-                <w:bdr w:val="none" w:sz="0" w:space="0" w:color="auto" w:frame="1"/>
-                <w:lang w:eastAsia="en-GB"/>
-                <w14:ligatures w14:val="none"/>
-              </w:rPr>
-              <w:t>AI Tool Name</w:t>
-            </w:r>
-          </w:p>
-        </w:tc>
-        <w:tc>
-          <w:tcPr>
-            <w:tcW w:w="0" w:type="auto"/>
-            <w:tcBorders>
-              <w:top w:val="single" w:sz="6" w:space="0" w:color="auto"/>
-              <w:left w:val="single" w:sz="6" w:space="0" w:color="auto"/>
-              <w:bottom w:val="single" w:sz="6" w:space="0" w:color="auto"/>
-              <w:right w:val="single" w:sz="6" w:space="0" w:color="auto"/>
-            </w:tcBorders>
-            <w:tcMar>
-              <w:top w:w="120" w:type="dxa"/>
-              <w:left w:w="180" w:type="dxa"/>
-              <w:bottom w:w="120" w:type="dxa"/>
-              <w:right w:w="180" w:type="dxa"/>
-            </w:tcMar>
-            <w:vAlign w:val="center"/>
-            <w:hideMark/>
-          </w:tcPr>
-          <w:p>
-            <w:pPr>
-              <w:contextualSpacing/>
-              <w:jc w:val="both"/>
-              <w:rPr>
-                <w:rFonts w:ascii="Calibri" w:eastAsia="Times New Roman" w:hAnsi="Calibri" w:cs="Calibri"/>
-                <w:color w:val="1F1F1F"/>
-                <w:kern w:val="0"/>
-                <w:lang w:eastAsia="en-GB"/>
-                <w14:ligatures w14:val="none"/>
-              </w:rPr>
-            </w:pPr>
-            <w:r>
-              <w:rPr>
-                <w:rFonts w:ascii="Calibri" w:eastAsia="Times New Roman" w:hAnsi="Calibri" w:cs="Calibri"/>
-                <w:b/>
-                <w:bCs/>
-                <w:color w:val="1F1F1F"/>
-                <w:kern w:val="0"/>
-                <w:bdr w:val="none" w:sz="0" w:space="0" w:color="auto" w:frame="1"/>
-                <w:lang w:eastAsia="en-GB"/>
-                <w14:ligatures w14:val="none"/>
-              </w:rPr>
-              <w:t>Version / Account</w:t>
-            </w:r>
-          </w:p>
-        </w:tc>
-        <w:tc>
-          <w:tcPr>
-            <w:tcW w:w="0" w:type="auto"/>
-            <w:tcBorders>
-              <w:top w:val="single" w:sz="6" w:space="0" w:color="auto"/>
-              <w:left w:val="single" w:sz="6" w:space="0" w:color="auto"/>
-              <w:bottom w:val="single" w:sz="6" w:space="0" w:color="auto"/>
-              <w:right w:val="single" w:sz="6" w:space="0" w:color="auto"/>
-            </w:tcBorders>
-            <w:tcMar>
-              <w:top w:w="120" w:type="dxa"/>
-              <w:left w:w="180" w:type="dxa"/>
-              <w:bottom w:w="120" w:type="dxa"/>
-              <w:right w:w="180" w:type="dxa"/>
-            </w:tcMar>
-            <w:vAlign w:val="center"/>
-            <w:hideMark/>
-          </w:tcPr>
-          <w:p>
-            <w:pPr>
-              <w:contextualSpacing/>
-              <w:jc w:val="both"/>
-              <w:rPr>
-                <w:rFonts w:ascii="Calibri" w:eastAsia="Times New Roman" w:hAnsi="Calibri" w:cs="Calibri"/>
-                <w:color w:val="1F1F1F"/>
-                <w:kern w:val="0"/>
-                <w:lang w:eastAsia="en-GB"/>
-                <w14:ligatures w14:val="none"/>
-              </w:rPr>
-            </w:pPr>
-            <w:r>
-              <w:rPr>
-                <w:rFonts w:ascii="Calibri" w:eastAsia="Times New Roman" w:hAnsi="Calibri" w:cs="Calibri"/>
-                <w:b/>
-                <w:bCs/>
-                <w:color w:val="1F1F1F"/>
-                <w:kern w:val="0"/>
-                <w:bdr w:val="none" w:sz="0" w:space="0" w:color="auto" w:frame="1"/>
-                <w:lang w:eastAsia="en-GB"/>
-                <w14:ligatures w14:val="none"/>
-              </w:rPr>
-              <w:t>Specific Use</w:t>
-            </w:r>
-          </w:p>
-        </w:tc>
-        <w:tc>
-          <w:tcPr>
-            <w:tcW w:w="0" w:type="auto"/>
-            <w:tcBorders>
-              <w:top w:val="single" w:sz="6" w:space="0" w:color="auto"/>
-              <w:left w:val="single" w:sz="6" w:space="0" w:color="auto"/>
-              <w:bottom w:val="single" w:sz="6" w:space="0" w:color="auto"/>
-              <w:right w:val="single" w:sz="6" w:space="0" w:color="auto"/>
-            </w:tcBorders>
-            <w:tcMar>
-              <w:top w:w="120" w:type="dxa"/>
-              <w:left w:w="180" w:type="dxa"/>
-              <w:bottom w:w="120" w:type="dxa"/>
-              <w:right w:w="180" w:type="dxa"/>
-            </w:tcMar>
-            <w:vAlign w:val="center"/>
-            <w:hideMark/>
-          </w:tcPr>
-          <w:p>
-            <w:pPr>
-              <w:contextualSpacing/>
-              <w:jc w:val="both"/>
-              <w:rPr>
-                <w:rFonts w:ascii="Calibri" w:eastAsia="Times New Roman" w:hAnsi="Calibri" w:cs="Calibri"/>
-                <w:color w:val="1F1F1F"/>
-                <w:kern w:val="0"/>
-                <w:lang w:eastAsia="en-GB"/>
-                <w14:ligatures w14:val="none"/>
-              </w:rPr>
-            </w:pPr>
-            <w:r>
-              <w:rPr>
-                <w:rFonts w:ascii="Calibri" w:eastAsia="Times New Roman" w:hAnsi="Calibri" w:cs="Calibri"/>
-                <w:b/>
-                <w:bCs/>
-                <w:color w:val="1F1F1F"/>
-                <w:kern w:val="0"/>
-                <w:bdr w:val="none" w:sz="0" w:space="0" w:color="auto" w:frame="1"/>
-                <w:lang w:eastAsia="en-GB"/>
-                <w14:ligatures w14:val="none"/>
-              </w:rPr>
-              <w:t>Value Addition</w:t>
-            </w:r>
-          </w:p>
-        </w:tc>
-        <w:tc>
-          <w:tcPr>
-            <w:tcW w:w="0" w:type="auto"/>
-            <w:tcBorders>
-              <w:top w:val="single" w:sz="6" w:space="0" w:color="auto"/>
-              <w:left w:val="single" w:sz="6" w:space="0" w:color="auto"/>
-              <w:bottom w:val="single" w:sz="6" w:space="0" w:color="auto"/>
-              <w:right w:val="single" w:sz="6" w:space="0" w:color="auto"/>
-            </w:tcBorders>
-            <w:tcMar>
-              <w:top w:w="120" w:type="dxa"/>
-              <w:left w:w="180" w:type="dxa"/>
-              <w:bottom w:w="120" w:type="dxa"/>
-              <w:right w:w="180" w:type="dxa"/>
-            </w:tcMar>
-            <w:vAlign w:val="center"/>
-            <w:hideMark/>
-          </w:tcPr>
-          <w:p>
-            <w:pPr>
-              <w:contextualSpacing/>
-              <w:jc w:val="both"/>
-              <w:rPr>
-                <w:rFonts w:ascii="Calibri" w:eastAsia="Times New Roman" w:hAnsi="Calibri" w:cs="Calibri"/>
-                <w:color w:val="1F1F1F"/>
-                <w:kern w:val="0"/>
-                <w:lang w:eastAsia="en-GB"/>
-                <w14:ligatures w14:val="none"/>
-              </w:rPr>
-            </w:pPr>
-            <w:r>
-              <w:rPr>
-                <w:rFonts w:ascii="Calibri" w:eastAsia="Times New Roman" w:hAnsi="Calibri" w:cs="Calibri"/>
-                <w:b/>
-                <w:bCs/>
-                <w:color w:val="1F1F1F"/>
-                <w:kern w:val="0"/>
-                <w:bdr w:val="none" w:sz="0" w:space="0" w:color="auto" w:frame="1"/>
-                <w:lang w:eastAsia="en-GB"/>
-                <w14:ligatures w14:val="none"/>
-              </w:rPr>
-              <w:t>Human Value Add</w:t>
+              <w:t>Researched Coinbase WebSocket API authentication and ticker channel message structures.</w:t>
             </w:r>
           </w:p>
         </w:tc>
@@ -2477,15 +5175,13 @@
             <w:r>
               <w:rPr>
                 <w:rFonts w:ascii="Calibri" w:eastAsia="Times New Roman" w:hAnsi="Calibri" w:cs="Calibri"/>
-                <w:b/>
-                <w:bCs/>
-                <w:color w:val="1F1F1F"/>
-                <w:kern w:val="0"/>
-                <w:bdr w:val="none" w:sz="0" w:space="0" w:color="auto" w:frame="1"/>
-                <w:lang w:eastAsia="en-GB"/>
-                <w14:ligatures w14:val="none"/>
-              </w:rPr>
-              <w:t>ChatGPT</w:t>
+                <w:color w:val="1F1F1F"/>
+                <w:kern w:val="0"/>
+                <w:bdr w:val="none" w:sz="0" w:space="0" w:color="auto" w:frame="1"/>
+                <w:lang w:eastAsia="en-GB"/>
+                <w14:ligatures w14:val="none"/>
+              </w:rPr>
+              <w:t>Feb 05, 2026</w:t>
             </w:r>
           </w:p>
         </w:tc>
@@ -2528,7 +5224,7 @@
                 <w:lang w:eastAsia="en-GB"/>
                 <w14:ligatures w14:val="none"/>
               </w:rPr>
-              <w:t>GPT-4o / Plus</w:t>
+              <w:t>3</w:t>
             </w:r>
           </w:p>
         </w:tc>
@@ -2564,124 +5260,35 @@
             </w:pPr>
             <w:r>
               <w:rPr>
-                <w:rFonts w:ascii="Calibri" w:eastAsia="Times New Roman" w:hAnsi="Calibri" w:cs="Calibri"/>
-                <w:color w:val="1F1F1F"/>
-                <w:kern w:val="0"/>
-                <w:bdr w:val="none" w:sz="0" w:space="0" w:color="auto" w:frame="1"/>
-                <w:lang w:eastAsia="en-GB"/>
-                <w14:ligatures w14:val="none"/>
-              </w:rPr>
-              <w:t>Spark Windowing Logic</w:t>
-            </w:r>
-          </w:p>
-        </w:tc>
-        <w:tc>
-          <w:tcPr>
-            <w:tcW w:w="0" w:type="auto"/>
-            <w:tcBorders>
-              <w:top w:val="single" w:sz="6" w:space="0" w:color="auto"/>
-              <w:left w:val="single" w:sz="6" w:space="0" w:color="auto"/>
-              <w:bottom w:val="single" w:sz="6" w:space="0" w:color="auto"/>
-              <w:right w:val="single" w:sz="6" w:space="0" w:color="auto"/>
-            </w:tcBorders>
-            <w:tcMar>
-              <w:top w:w="120" w:type="dxa"/>
-              <w:left w:w="180" w:type="dxa"/>
-              <w:bottom w:w="120" w:type="dxa"/>
-              <w:right w:w="180" w:type="dxa"/>
-            </w:tcMar>
-            <w:vAlign w:val="center"/>
-            <w:hideMark/>
-          </w:tcPr>
-          <w:p>
-            <w:pPr>
-              <w:contextualSpacing/>
-              <w:jc w:val="both"/>
-              <w:rPr>
-                <w:rFonts w:ascii="Calibri" w:eastAsia="Times New Roman" w:hAnsi="Calibri" w:cs="Calibri"/>
-                <w:color w:val="1F1F1F"/>
-                <w:kern w:val="0"/>
-                <w:lang w:eastAsia="en-GB"/>
-                <w14:ligatures w14:val="none"/>
-              </w:rPr>
-            </w:pPr>
-            <w:r>
-              <w:rPr>
-                <w:rFonts w:ascii="Calibri" w:eastAsia="Times New Roman" w:hAnsi="Calibri" w:cs="Calibri"/>
-                <w:color w:val="1F1F1F"/>
-                <w:kern w:val="0"/>
-                <w:bdr w:val="none" w:sz="0" w:space="0" w:color="auto" w:frame="1"/>
-                <w:lang w:eastAsia="en-GB"/>
-                <w14:ligatures w14:val="none"/>
-              </w:rPr>
-              <w:t xml:space="preserve">Provided boilerplate for </w:t>
-            </w:r>
-            <w:r>
-              <w:rPr>
-                <w:rFonts w:ascii="Calibri" w:eastAsia="Times New Roman" w:hAnsi="Calibri" w:cs="Calibri"/>
-                <w:color w:val="444746"/>
-                <w:kern w:val="0"/>
-                <w:sz w:val="20"/>
-                <w:szCs w:val="20"/>
-                <w:bdr w:val="none" w:sz="0" w:space="0" w:color="auto" w:frame="1"/>
-                <w:lang w:eastAsia="en-GB"/>
-                <w14:ligatures w14:val="none"/>
-              </w:rPr>
-              <w:t>window()</w:t>
-            </w:r>
-            <w:r>
-              <w:rPr>
-                <w:rFonts w:ascii="Calibri" w:eastAsia="Times New Roman" w:hAnsi="Calibri" w:cs="Calibri"/>
-                <w:color w:val="1F1F1F"/>
-                <w:kern w:val="0"/>
-                <w:bdr w:val="none" w:sz="0" w:space="0" w:color="auto" w:frame="1"/>
-                <w:lang w:eastAsia="en-GB"/>
-                <w14:ligatures w14:val="none"/>
-              </w:rPr>
-              <w:t xml:space="preserve"> functions.</w:t>
-            </w:r>
-          </w:p>
-        </w:tc>
-        <w:tc>
-          <w:tcPr>
-            <w:tcW w:w="0" w:type="auto"/>
-            <w:tcBorders>
-              <w:top w:val="single" w:sz="6" w:space="0" w:color="auto"/>
-              <w:left w:val="single" w:sz="6" w:space="0" w:color="auto"/>
-              <w:bottom w:val="single" w:sz="6" w:space="0" w:color="auto"/>
-              <w:right w:val="single" w:sz="6" w:space="0" w:color="auto"/>
-            </w:tcBorders>
-            <w:tcMar>
-              <w:top w:w="120" w:type="dxa"/>
-              <w:left w:w="180" w:type="dxa"/>
-              <w:bottom w:w="120" w:type="dxa"/>
-              <w:right w:w="180" w:type="dxa"/>
-            </w:tcMar>
-            <w:vAlign w:val="center"/>
-            <w:hideMark/>
-          </w:tcPr>
-          <w:p>
-            <w:pPr>
-              <w:contextualSpacing/>
-              <w:jc w:val="both"/>
-              <w:rPr>
-                <w:rFonts w:ascii="Calibri" w:eastAsia="Times New Roman" w:hAnsi="Calibri" w:cs="Calibri"/>
-                <w:color w:val="1F1F1F"/>
-                <w:kern w:val="0"/>
-                <w:lang w:eastAsia="en-GB"/>
-                <w14:ligatures w14:val="none"/>
-              </w:rPr>
-            </w:pPr>
-            <w:r>
-              <w:rPr>
-                <w:rFonts w:ascii="Calibri" w:eastAsia="Times New Roman" w:hAnsi="Calibri" w:cs="Calibri"/>
-                <w:color w:val="1F1F1F"/>
-                <w:kern w:val="0"/>
-                <w:bdr w:val="none" w:sz="0" w:space="0" w:color="auto" w:frame="1"/>
-                <w:lang w:eastAsia="en-GB"/>
-                <w14:ligatures w14:val="none"/>
-              </w:rPr>
-              <w:t>Adapted logic to Coinbase’s ISO8601 string format.</w:t>
+                <w:rFonts w:ascii="Calibri" w:hAnsi="Calibri" w:cs="Calibri"/>
+              </w:rPr>
+              <w:t xml:space="preserve">Implemented async producer logic with </w:t>
+            </w:r>
+            <w:proofErr w:type="spellStart"/>
+            <w:r>
+              <w:rPr>
+                <w:rStyle w:val="HTMLCode"/>
+                <w:rFonts w:ascii="Calibri" w:eastAsiaTheme="majorEastAsia" w:hAnsi="Calibri" w:cs="Calibri"/>
+                <w:sz w:val="24"/>
+                <w:szCs w:val="24"/>
+              </w:rPr>
+              <w:t>kafka</w:t>
+            </w:r>
+            <w:proofErr w:type="spellEnd"/>
+            <w:r>
+              <w:rPr>
+                <w:rStyle w:val="HTMLCode"/>
+                <w:rFonts w:ascii="Calibri" w:eastAsiaTheme="majorEastAsia" w:hAnsi="Calibri" w:cs="Calibri"/>
+                <w:sz w:val="24"/>
+                <w:szCs w:val="24"/>
+              </w:rPr>
+              <w:t>-python-ng</w:t>
+            </w:r>
+            <w:r>
+              <w:rPr>
+                <w:rFonts w:ascii="Calibri" w:hAnsi="Calibri" w:cs="Calibri"/>
+              </w:rPr>
+              <w:t>; added exception handling for JSON serialization and connection retry backoff</w:t>
             </w:r>
           </w:p>
         </w:tc>
@@ -2723,15 +5330,13 @@
             <w:r>
               <w:rPr>
                 <w:rFonts w:ascii="Calibri" w:eastAsia="Times New Roman" w:hAnsi="Calibri" w:cs="Calibri"/>
-                <w:b/>
-                <w:bCs/>
-                <w:color w:val="1F1F1F"/>
-                <w:kern w:val="0"/>
-                <w:bdr w:val="none" w:sz="0" w:space="0" w:color="auto" w:frame="1"/>
-                <w:lang w:eastAsia="en-GB"/>
-                <w14:ligatures w14:val="none"/>
-              </w:rPr>
-              <w:t>GitHub Copilot</w:t>
+                <w:color w:val="1F1F1F"/>
+                <w:kern w:val="0"/>
+                <w:bdr w:val="none" w:sz="0" w:space="0" w:color="auto" w:frame="1"/>
+                <w:lang w:eastAsia="en-GB"/>
+                <w14:ligatures w14:val="none"/>
+              </w:rPr>
+              <w:t>Feb 06, 2026</w:t>
             </w:r>
           </w:p>
         </w:tc>
@@ -2774,7 +5379,7 @@
                 <w:lang w:eastAsia="en-GB"/>
                 <w14:ligatures w14:val="none"/>
               </w:rPr>
-              <w:t>Individual</w:t>
+              <w:t>3</w:t>
             </w:r>
           </w:p>
         </w:tc>
@@ -2817,285 +5422,7 @@
                 <w:lang w:eastAsia="en-GB"/>
                 <w14:ligatures w14:val="none"/>
               </w:rPr>
-              <w:t>Dashboard CSS</w:t>
-            </w:r>
-          </w:p>
-        </w:tc>
-        <w:tc>
-          <w:tcPr>
-            <w:tcW w:w="0" w:type="auto"/>
-            <w:tcBorders>
-              <w:top w:val="single" w:sz="6" w:space="0" w:color="auto"/>
-              <w:left w:val="single" w:sz="6" w:space="0" w:color="auto"/>
-              <w:bottom w:val="single" w:sz="6" w:space="0" w:color="auto"/>
-              <w:right w:val="single" w:sz="6" w:space="0" w:color="auto"/>
-            </w:tcBorders>
-            <w:tcMar>
-              <w:top w:w="120" w:type="dxa"/>
-              <w:left w:w="180" w:type="dxa"/>
-              <w:bottom w:w="120" w:type="dxa"/>
-              <w:right w:w="180" w:type="dxa"/>
-            </w:tcMar>
-            <w:vAlign w:val="center"/>
-            <w:hideMark/>
-          </w:tcPr>
-          <w:p>
-            <w:pPr>
-              <w:contextualSpacing/>
-              <w:jc w:val="both"/>
-              <w:rPr>
-                <w:rFonts w:ascii="Calibri" w:eastAsia="Times New Roman" w:hAnsi="Calibri" w:cs="Calibri"/>
-                <w:color w:val="1F1F1F"/>
-                <w:kern w:val="0"/>
-                <w:lang w:eastAsia="en-GB"/>
-                <w14:ligatures w14:val="none"/>
-              </w:rPr>
-            </w:pPr>
-            <w:r>
-              <w:rPr>
-                <w:rFonts w:ascii="Calibri" w:eastAsia="Times New Roman" w:hAnsi="Calibri" w:cs="Calibri"/>
-                <w:color w:val="1F1F1F"/>
-                <w:kern w:val="0"/>
-                <w:bdr w:val="none" w:sz="0" w:space="0" w:color="auto" w:frame="1"/>
-                <w:lang w:eastAsia="en-GB"/>
-                <w14:ligatures w14:val="none"/>
-              </w:rPr>
-              <w:t>Generated dark-theme utility classes.</w:t>
-            </w:r>
-          </w:p>
-        </w:tc>
-        <w:tc>
-          <w:tcPr>
-            <w:tcW w:w="0" w:type="auto"/>
-            <w:tcBorders>
-              <w:top w:val="single" w:sz="6" w:space="0" w:color="auto"/>
-              <w:left w:val="single" w:sz="6" w:space="0" w:color="auto"/>
-              <w:bottom w:val="single" w:sz="6" w:space="0" w:color="auto"/>
-              <w:right w:val="single" w:sz="6" w:space="0" w:color="auto"/>
-            </w:tcBorders>
-            <w:tcMar>
-              <w:top w:w="120" w:type="dxa"/>
-              <w:left w:w="180" w:type="dxa"/>
-              <w:bottom w:w="120" w:type="dxa"/>
-              <w:right w:w="180" w:type="dxa"/>
-            </w:tcMar>
-            <w:vAlign w:val="center"/>
-            <w:hideMark/>
-          </w:tcPr>
-          <w:p>
-            <w:pPr>
-              <w:contextualSpacing/>
-              <w:jc w:val="both"/>
-              <w:rPr>
-                <w:rFonts w:ascii="Calibri" w:eastAsia="Times New Roman" w:hAnsi="Calibri" w:cs="Calibri"/>
-                <w:color w:val="1F1F1F"/>
-                <w:kern w:val="0"/>
-                <w:lang w:eastAsia="en-GB"/>
-                <w14:ligatures w14:val="none"/>
-              </w:rPr>
-            </w:pPr>
-            <w:r>
-              <w:rPr>
-                <w:rFonts w:ascii="Calibri" w:eastAsia="Times New Roman" w:hAnsi="Calibri" w:cs="Calibri"/>
-                <w:color w:val="1F1F1F"/>
-                <w:kern w:val="0"/>
-                <w:bdr w:val="none" w:sz="0" w:space="0" w:color="auto" w:frame="1"/>
-                <w:lang w:eastAsia="en-GB"/>
-                <w14:ligatures w14:val="none"/>
-              </w:rPr>
-              <w:t>Custom-themed UI to match financial terminal aesthetics.</w:t>
-            </w:r>
-          </w:p>
-        </w:tc>
-      </w:tr>
-    </w:tbl>
-    <w:p>
-      <w:pPr>
-        <w:contextualSpacing/>
-        <w:jc w:val="both"/>
-        <w:rPr>
-          <w:rFonts w:ascii="Calibri" w:hAnsi="Calibri" w:cs="Calibri"/>
-        </w:rPr>
-      </w:pPr>
-    </w:p>
-    <w:p>
-      <w:pPr>
-        <w:contextualSpacing/>
-        <w:jc w:val="both"/>
-        <w:rPr>
-          <w:rFonts w:ascii="Calibri" w:hAnsi="Calibri" w:cs="Calibri"/>
-        </w:rPr>
-      </w:pPr>
-    </w:p>
-    <w:p>
-      <w:pPr>
-        <w:pStyle w:val="Heading2"/>
-        <w:contextualSpacing/>
-        <w:jc w:val="both"/>
-        <w:rPr>
-          <w:rFonts w:ascii="Calibri" w:hAnsi="Calibri" w:cs="Calibri"/>
-        </w:rPr>
-      </w:pPr>
-      <w:r>
-        <w:rPr>
-          <w:rFonts w:ascii="Calibri" w:hAnsi="Calibri" w:cs="Calibri"/>
-        </w:rPr>
-        <w:lastRenderedPageBreak/>
-        <w:t>WORK LOG TABLE</w:t>
-      </w:r>
-    </w:p>
-    <w:tbl>
-      <w:tblPr>
-        <w:tblW w:w="0" w:type="auto"/>
-        <w:tblCellSpacing w:w="15" w:type="dxa"/>
-        <w:tblCellMar>
-          <w:left w:w="0" w:type="dxa"/>
-          <w:right w:w="0" w:type="dxa"/>
-        </w:tblCellMar>
-        <w:tblLook w:val="04A0" w:firstRow="1" w:lastRow="0" w:firstColumn="1" w:lastColumn="0" w:noHBand="0" w:noVBand="1"/>
-      </w:tblPr>
-      <w:tblGrid>
-        <w:gridCol w:w="1329"/>
-        <w:gridCol w:w="1715"/>
-        <w:gridCol w:w="5966"/>
-      </w:tblGrid>
-      <w:tr>
-        <w:trPr>
-          <w:tblHeader/>
-          <w:tblCellSpacing w:w="15" w:type="dxa"/>
-        </w:trPr>
-        <w:tc>
-          <w:tcPr>
-            <w:tcW w:w="0" w:type="auto"/>
-            <w:tcBorders>
-              <w:top w:val="single" w:sz="6" w:space="0" w:color="auto"/>
-              <w:left w:val="single" w:sz="6" w:space="0" w:color="auto"/>
-              <w:bottom w:val="single" w:sz="6" w:space="0" w:color="auto"/>
-              <w:right w:val="single" w:sz="6" w:space="0" w:color="auto"/>
-            </w:tcBorders>
-            <w:tcMar>
-              <w:top w:w="120" w:type="dxa"/>
-              <w:left w:w="180" w:type="dxa"/>
-              <w:bottom w:w="120" w:type="dxa"/>
-              <w:right w:w="180" w:type="dxa"/>
-            </w:tcMar>
-            <w:vAlign w:val="center"/>
-            <w:hideMark/>
-          </w:tcPr>
-          <w:p>
-            <w:pPr>
-              <w:contextualSpacing/>
-              <w:jc w:val="both"/>
-              <w:rPr>
-                <w:rFonts w:ascii="Calibri" w:eastAsia="Times New Roman" w:hAnsi="Calibri" w:cs="Calibri"/>
-                <w:color w:val="1F1F1F"/>
-                <w:kern w:val="0"/>
-                <w:lang w:eastAsia="en-GB"/>
-                <w14:ligatures w14:val="none"/>
-              </w:rPr>
-            </w:pPr>
-            <w:r>
-              <w:rPr>
-                <w:rFonts w:ascii="Calibri" w:eastAsia="Times New Roman" w:hAnsi="Calibri" w:cs="Calibri"/>
-                <w:b/>
-                <w:bCs/>
-                <w:color w:val="1F1F1F"/>
-                <w:kern w:val="0"/>
-                <w:bdr w:val="none" w:sz="0" w:space="0" w:color="auto" w:frame="1"/>
-                <w:lang w:eastAsia="en-GB"/>
-                <w14:ligatures w14:val="none"/>
-              </w:rPr>
-              <w:t>Date</w:t>
-            </w:r>
-          </w:p>
-        </w:tc>
-        <w:tc>
-          <w:tcPr>
-            <w:tcW w:w="0" w:type="auto"/>
-            <w:tcBorders>
-              <w:top w:val="single" w:sz="6" w:space="0" w:color="auto"/>
-              <w:left w:val="single" w:sz="6" w:space="0" w:color="auto"/>
-              <w:bottom w:val="single" w:sz="6" w:space="0" w:color="auto"/>
-              <w:right w:val="single" w:sz="6" w:space="0" w:color="auto"/>
-            </w:tcBorders>
-            <w:tcMar>
-              <w:top w:w="120" w:type="dxa"/>
-              <w:left w:w="180" w:type="dxa"/>
-              <w:bottom w:w="120" w:type="dxa"/>
-              <w:right w:w="180" w:type="dxa"/>
-            </w:tcMar>
-            <w:vAlign w:val="center"/>
-            <w:hideMark/>
-          </w:tcPr>
-          <w:p>
-            <w:pPr>
-              <w:contextualSpacing/>
-              <w:jc w:val="both"/>
-              <w:rPr>
-                <w:rFonts w:ascii="Calibri" w:eastAsia="Times New Roman" w:hAnsi="Calibri" w:cs="Calibri"/>
-                <w:color w:val="1F1F1F"/>
-                <w:kern w:val="0"/>
-                <w:lang w:eastAsia="en-GB"/>
-                <w14:ligatures w14:val="none"/>
-              </w:rPr>
-            </w:pPr>
-            <w:r>
-              <w:rPr>
-                <w:rFonts w:ascii="Calibri" w:eastAsia="Times New Roman" w:hAnsi="Calibri" w:cs="Calibri"/>
-                <w:b/>
-                <w:bCs/>
-                <w:color w:val="1F1F1F"/>
-                <w:kern w:val="0"/>
-                <w:bdr w:val="none" w:sz="0" w:space="0" w:color="auto" w:frame="1"/>
-                <w:lang w:eastAsia="en-GB"/>
-                <w14:ligatures w14:val="none"/>
-              </w:rPr>
-              <w:t>Number of Hours</w:t>
-            </w:r>
-          </w:p>
-        </w:tc>
-        <w:tc>
-          <w:tcPr>
-            <w:tcW w:w="0" w:type="auto"/>
-            <w:tcBorders>
-              <w:top w:val="single" w:sz="6" w:space="0" w:color="auto"/>
-              <w:left w:val="single" w:sz="6" w:space="0" w:color="auto"/>
-              <w:bottom w:val="single" w:sz="6" w:space="0" w:color="auto"/>
-              <w:right w:val="single" w:sz="6" w:space="0" w:color="auto"/>
-            </w:tcBorders>
-            <w:tcMar>
-              <w:top w:w="120" w:type="dxa"/>
-              <w:left w:w="180" w:type="dxa"/>
-              <w:bottom w:w="120" w:type="dxa"/>
-              <w:right w:w="180" w:type="dxa"/>
-            </w:tcMar>
-            <w:vAlign w:val="center"/>
-            <w:hideMark/>
-          </w:tcPr>
-          <w:p>
-            <w:pPr>
-              <w:contextualSpacing/>
-              <w:jc w:val="both"/>
-              <w:rPr>
-                <w:rFonts w:ascii="Calibri" w:eastAsia="Times New Roman" w:hAnsi="Calibri" w:cs="Calibri"/>
-                <w:color w:val="1F1F1F"/>
-                <w:kern w:val="0"/>
-                <w:lang w:eastAsia="en-GB"/>
-                <w14:ligatures w14:val="none"/>
-              </w:rPr>
-            </w:pPr>
-            <w:r>
-              <w:rPr>
-                <w:rFonts w:ascii="Calibri" w:eastAsia="Times New Roman" w:hAnsi="Calibri" w:cs="Calibri"/>
-                <w:b/>
-                <w:bCs/>
-                <w:color w:val="1F1F1F"/>
-                <w:kern w:val="0"/>
-                <w:bdr w:val="none" w:sz="0" w:space="0" w:color="auto" w:frame="1"/>
-                <w:lang w:eastAsia="en-GB"/>
-                <w14:ligatures w14:val="none"/>
-              </w:rPr>
-              <w:t>Description of work done</w:t>
+              <w:t>Performed connectivity testing between the Producer and the local Kafka broker.</w:t>
             </w:r>
           </w:p>
         </w:tc>
@@ -3143,7 +5470,7 @@
                 <w:lang w:eastAsia="en-GB"/>
                 <w14:ligatures w14:val="none"/>
               </w:rPr>
-              <w:t>Feb 02, 2026</w:t>
+              <w:t>Feb 10, 2026</w:t>
             </w:r>
           </w:p>
         </w:tc>
@@ -3229,7 +5556,7 @@
                 <w:lang w:eastAsia="en-GB"/>
                 <w14:ligatures w14:val="none"/>
               </w:rPr>
-              <w:t>Initialized GitHub repository; configured Docker Compose for Kafka/</w:t>
+              <w:t xml:space="preserve">Set up the </w:t>
             </w:r>
             <w:proofErr w:type="spellStart"/>
             <w:r>
@@ -3241,7 +5568,7 @@
                 <w:lang w:eastAsia="en-GB"/>
                 <w14:ligatures w14:val="none"/>
               </w:rPr>
-              <w:t>ZooKeeper</w:t>
+              <w:t>PySpark</w:t>
             </w:r>
             <w:proofErr w:type="spellEnd"/>
             <w:r>
@@ -3253,7 +5580,7 @@
                 <w:lang w:eastAsia="en-GB"/>
                 <w14:ligatures w14:val="none"/>
               </w:rPr>
-              <w:t xml:space="preserve"> services.</w:t>
+              <w:t xml:space="preserve"> environment and defined the schema for incoming JSON trade events.</w:t>
             </w:r>
           </w:p>
         </w:tc>
@@ -3301,7 +5628,7 @@
                 <w:lang w:eastAsia="en-GB"/>
                 <w14:ligatures w14:val="none"/>
               </w:rPr>
-              <w:t>Feb 03, 2026</w:t>
+              <w:t>Feb 11, 2026</w:t>
             </w:r>
           </w:p>
         </w:tc>
@@ -3387,7 +5714,31 @@
                 <w:lang w:eastAsia="en-GB"/>
                 <w14:ligatures w14:val="none"/>
               </w:rPr>
-              <w:t>Researched Coinbase WebSocket API authentication and ticker channel message structures.</w:t>
+              <w:t xml:space="preserve">Implemented 1-minute tumbling window logic and stateful aggregation in </w:t>
+            </w:r>
+            <w:proofErr w:type="spellStart"/>
+            <w:r>
+              <w:rPr>
+                <w:rFonts w:ascii="Calibri" w:eastAsia="Times New Roman" w:hAnsi="Calibri" w:cs="Calibri"/>
+                <w:color w:val="1F1F1F"/>
+                <w:kern w:val="0"/>
+                <w:bdr w:val="none" w:sz="0" w:space="0" w:color="auto" w:frame="1"/>
+                <w:lang w:eastAsia="en-GB"/>
+                <w14:ligatures w14:val="none"/>
+              </w:rPr>
+              <w:t>PySpark</w:t>
+            </w:r>
+            <w:proofErr w:type="spellEnd"/>
+            <w:r>
+              <w:rPr>
+                <w:rFonts w:ascii="Calibri" w:eastAsia="Times New Roman" w:hAnsi="Calibri" w:cs="Calibri"/>
+                <w:color w:val="1F1F1F"/>
+                <w:kern w:val="0"/>
+                <w:bdr w:val="none" w:sz="0" w:space="0" w:color="auto" w:frame="1"/>
+                <w:lang w:eastAsia="en-GB"/>
+                <w14:ligatures w14:val="none"/>
+              </w:rPr>
+              <w:t>.</w:t>
             </w:r>
           </w:p>
         </w:tc>
@@ -3435,7 +5786,7 @@
                 <w:lang w:eastAsia="en-GB"/>
                 <w14:ligatures w14:val="none"/>
               </w:rPr>
-              <w:t>Feb 05, 2026</w:t>
+              <w:t>Feb 14, 2026</w:t>
             </w:r>
           </w:p>
         </w:tc>
@@ -3521,7 +5872,7 @@
                 <w:lang w:eastAsia="en-GB"/>
                 <w14:ligatures w14:val="none"/>
               </w:rPr>
-              <w:t>Developed the Python-based Kafka Producer and implemented the connection retry logic.</w:t>
+              <w:t>Set up the Flask server and implemented the background threading for Kafka polling.</w:t>
             </w:r>
           </w:p>
         </w:tc>
@@ -3569,7 +5920,8 @@
                 <w:lang w:eastAsia="en-GB"/>
                 <w14:ligatures w14:val="none"/>
               </w:rPr>
-              <w:t>Feb 06, 2026</w:t>
+              <w:lastRenderedPageBreak/>
+              <w:t>Feb 15, 2026</w:t>
             </w:r>
           </w:p>
         </w:tc>
@@ -3655,7 +6007,551 @@
                 <w:lang w:eastAsia="en-GB"/>
                 <w14:ligatures w14:val="none"/>
               </w:rPr>
-              <w:t>Performed connectivity testing between the Producer and the local Kafka broker.</w:t>
+              <w:t>Integrated Chart.js on the frontend and mapped real-time data to the line and bar charts.</w:t>
+            </w:r>
+          </w:p>
+          <w:p>
+            <w:pPr>
+              <w:contextualSpacing/>
+              <w:jc w:val="both"/>
+              <w:rPr>
+                <w:rFonts w:ascii="Calibri" w:eastAsia="Times New Roman" w:hAnsi="Calibri" w:cs="Calibri"/>
+                <w:color w:val="1F1F1F"/>
+                <w:kern w:val="0"/>
+                <w:lang w:eastAsia="en-GB"/>
+                <w14:ligatures w14:val="none"/>
+              </w:rPr>
+            </w:pPr>
+          </w:p>
+        </w:tc>
+      </w:tr>
+    </w:tbl>
+    <w:p>
+      <w:pPr>
+        <w:contextualSpacing/>
+        <w:jc w:val="both"/>
+        <w:rPr>
+          <w:rFonts w:ascii="Calibri" w:hAnsi="Calibri" w:cs="Calibri"/>
+        </w:rPr>
+      </w:pPr>
+    </w:p>
+    <w:p>
+      <w:pPr>
+        <w:pStyle w:val="Heading2"/>
+      </w:pPr>
+      <w:bookmarkStart w:id="14" w:name="_Toc222695289"/>
+      <w:r>
+        <w:t>7. References</w:t>
+      </w:r>
+      <w:bookmarkEnd w:id="14"/>
+    </w:p>
+    <w:p>
+      <w:pPr>
+        <w:pStyle w:val="NormalWeb"/>
+        <w:rPr>
+          <w:rFonts w:ascii="Calibri" w:hAnsi="Calibri" w:cs="Calibri"/>
+        </w:rPr>
+      </w:pPr>
+      <w:r>
+        <w:rPr>
+          <w:rFonts w:ascii="Calibri" w:hAnsi="Calibri" w:cs="Calibri"/>
+          <w:b/>
+          <w:bCs/>
+        </w:rPr>
+        <w:t>Academic &amp; Technical Literature</w:t>
+      </w:r>
+    </w:p>
+    <w:p>
+      <w:pPr>
+        <w:pStyle w:val="NormalWeb"/>
+        <w:numPr>
+          <w:ilvl w:val="0"/>
+          <w:numId w:val="16"/>
+        </w:numPr>
+        <w:rPr>
+          <w:rFonts w:ascii="Calibri" w:hAnsi="Calibri" w:cs="Calibri"/>
+        </w:rPr>
+      </w:pPr>
+      <w:r>
+        <w:rPr>
+          <w:rFonts w:ascii="Calibri" w:hAnsi="Calibri" w:cs="Calibri"/>
+          <w:b/>
+          <w:bCs/>
+        </w:rPr>
+        <w:t>Armbrust, M., Das, T., Torres, J., &amp; Zaharia, M. (2018).</w:t>
+      </w:r>
+      <w:r>
+        <w:rPr>
+          <w:rFonts w:ascii="Calibri" w:hAnsi="Calibri" w:cs="Calibri"/>
+        </w:rPr>
+        <w:t xml:space="preserve"> Structured Streaming: A declarative API for real-time applications in Apache Spark. Proceedings of the 2018 International Conference on Management of Data (SIGMOD), 601–613.</w:t>
+      </w:r>
+    </w:p>
+    <w:p>
+      <w:pPr>
+        <w:pStyle w:val="NormalWeb"/>
+        <w:numPr>
+          <w:ilvl w:val="0"/>
+          <w:numId w:val="16"/>
+        </w:numPr>
+        <w:rPr>
+          <w:rFonts w:ascii="Calibri" w:hAnsi="Calibri" w:cs="Calibri"/>
+        </w:rPr>
+      </w:pPr>
+      <w:proofErr w:type="spellStart"/>
+      <w:r>
+        <w:rPr>
+          <w:rFonts w:ascii="Calibri" w:hAnsi="Calibri" w:cs="Calibri"/>
+          <w:b/>
+          <w:bCs/>
+        </w:rPr>
+        <w:t>Kleppmann</w:t>
+      </w:r>
+      <w:proofErr w:type="spellEnd"/>
+      <w:r>
+        <w:rPr>
+          <w:rFonts w:ascii="Calibri" w:hAnsi="Calibri" w:cs="Calibri"/>
+          <w:b/>
+          <w:bCs/>
+        </w:rPr>
+        <w:t>, M. (2017).</w:t>
+      </w:r>
+      <w:r>
+        <w:rPr>
+          <w:rFonts w:ascii="Calibri" w:hAnsi="Calibri" w:cs="Calibri"/>
+        </w:rPr>
+        <w:t xml:space="preserve"> Designing Data-Intensive Applications: The Big Ideas Behind Reliable, Scalable, and Maintainable Systems. O'Reilly Media.</w:t>
+      </w:r>
+    </w:p>
+    <w:p>
+      <w:pPr>
+        <w:pStyle w:val="NormalWeb"/>
+        <w:numPr>
+          <w:ilvl w:val="0"/>
+          <w:numId w:val="16"/>
+        </w:numPr>
+        <w:rPr>
+          <w:rFonts w:ascii="Calibri" w:hAnsi="Calibri" w:cs="Calibri"/>
+        </w:rPr>
+      </w:pPr>
+      <w:r>
+        <w:rPr>
+          <w:rFonts w:ascii="Calibri" w:hAnsi="Calibri" w:cs="Calibri"/>
+          <w:b/>
+          <w:bCs/>
+        </w:rPr>
+        <w:t>Kreps, J., Narkhede, N., &amp; Rao, J. (2011).</w:t>
+      </w:r>
+      <w:r>
+        <w:rPr>
+          <w:rFonts w:ascii="Calibri" w:hAnsi="Calibri" w:cs="Calibri"/>
+        </w:rPr>
+        <w:t xml:space="preserve"> Kafka: A distributed messaging system for log processing. Proceedings of the </w:t>
+      </w:r>
+      <w:proofErr w:type="spellStart"/>
+      <w:r>
+        <w:rPr>
+          <w:rFonts w:ascii="Calibri" w:hAnsi="Calibri" w:cs="Calibri"/>
+        </w:rPr>
+        <w:t>NetDB</w:t>
+      </w:r>
+      <w:proofErr w:type="spellEnd"/>
+      <w:r>
+        <w:rPr>
+          <w:rFonts w:ascii="Calibri" w:hAnsi="Calibri" w:cs="Calibri"/>
+        </w:rPr>
+        <w:t xml:space="preserve"> Workshop, 1-7.</w:t>
+      </w:r>
+    </w:p>
+    <w:p>
+      <w:pPr>
+        <w:pStyle w:val="NormalWeb"/>
+        <w:numPr>
+          <w:ilvl w:val="0"/>
+          <w:numId w:val="16"/>
+        </w:numPr>
+        <w:rPr>
+          <w:rFonts w:ascii="Calibri" w:hAnsi="Calibri" w:cs="Calibri"/>
+        </w:rPr>
+      </w:pPr>
+      <w:r>
+        <w:rPr>
+          <w:rFonts w:ascii="Calibri" w:hAnsi="Calibri" w:cs="Calibri"/>
+          <w:b/>
+          <w:bCs/>
+        </w:rPr>
+        <w:t>Reis, J., &amp; Housley, M. (2022).</w:t>
+      </w:r>
+      <w:r>
+        <w:rPr>
+          <w:rFonts w:ascii="Calibri" w:hAnsi="Calibri" w:cs="Calibri"/>
+        </w:rPr>
+        <w:t xml:space="preserve"> Fundamentals of Data Engineering: Plan and Build Robust Data Systems. O'Reilly Media.</w:t>
+      </w:r>
+    </w:p>
+    <w:p>
+      <w:pPr>
+        <w:pStyle w:val="NormalWeb"/>
+        <w:numPr>
+          <w:ilvl w:val="0"/>
+          <w:numId w:val="16"/>
+        </w:numPr>
+        <w:rPr>
+          <w:rFonts w:ascii="Calibri" w:hAnsi="Calibri" w:cs="Calibri"/>
+        </w:rPr>
+      </w:pPr>
+      <w:r>
+        <w:rPr>
+          <w:rFonts w:ascii="Calibri" w:hAnsi="Calibri" w:cs="Calibri"/>
+          <w:b/>
+          <w:bCs/>
+        </w:rPr>
+        <w:t>Wang, G., Koshy, J., Subramanian, S., et al. (2015).</w:t>
+      </w:r>
+      <w:r>
+        <w:rPr>
+          <w:rFonts w:ascii="Calibri" w:hAnsi="Calibri" w:cs="Calibri"/>
+        </w:rPr>
+        <w:t xml:space="preserve"> Building a replicated logging system with Apache Kafka. VLDB Endowment, 8(12), 1654–1655.</w:t>
+      </w:r>
+    </w:p>
+    <w:p>
+      <w:pPr>
+        <w:pStyle w:val="NormalWeb"/>
+        <w:rPr>
+          <w:rFonts w:ascii="Calibri" w:hAnsi="Calibri" w:cs="Calibri"/>
+        </w:rPr>
+      </w:pPr>
+      <w:r>
+        <w:rPr>
+          <w:rFonts w:ascii="Calibri" w:hAnsi="Calibri" w:cs="Calibri"/>
+          <w:b/>
+          <w:bCs/>
+        </w:rPr>
+        <w:t>Industry Documentation &amp; APIs</w:t>
+      </w:r>
+    </w:p>
+    <w:p>
+      <w:pPr>
+        <w:pStyle w:val="NormalWeb"/>
+        <w:numPr>
+          <w:ilvl w:val="0"/>
+          <w:numId w:val="17"/>
+        </w:numPr>
+        <w:rPr>
+          <w:rFonts w:ascii="Calibri" w:hAnsi="Calibri" w:cs="Calibri"/>
+        </w:rPr>
+      </w:pPr>
+      <w:r>
+        <w:rPr>
+          <w:rFonts w:ascii="Calibri" w:hAnsi="Calibri" w:cs="Calibri"/>
+          <w:b/>
+          <w:bCs/>
+        </w:rPr>
+        <w:t>Apache Software Foundation. (2024).</w:t>
+      </w:r>
+      <w:r>
+        <w:rPr>
+          <w:rFonts w:ascii="Calibri" w:hAnsi="Calibri" w:cs="Calibri"/>
+        </w:rPr>
+        <w:t xml:space="preserve"> Apache Kafka Documentation. Retrieved from </w:t>
+      </w:r>
+      <w:hyperlink r:id="rId12" w:tgtFrame="_blank" w:history="1">
+        <w:r>
+          <w:rPr>
+            <w:rStyle w:val="Hyperlink"/>
+            <w:rFonts w:ascii="Calibri" w:eastAsiaTheme="majorEastAsia" w:hAnsi="Calibri" w:cs="Calibri"/>
+          </w:rPr>
+          <w:t>https://kafka.apache.org/documentation/</w:t>
+        </w:r>
+      </w:hyperlink>
+    </w:p>
+    <w:p>
+      <w:pPr>
+        <w:pStyle w:val="NormalWeb"/>
+        <w:numPr>
+          <w:ilvl w:val="0"/>
+          <w:numId w:val="17"/>
+        </w:numPr>
+        <w:rPr>
+          <w:rFonts w:ascii="Calibri" w:hAnsi="Calibri" w:cs="Calibri"/>
+        </w:rPr>
+      </w:pPr>
+      <w:r>
+        <w:rPr>
+          <w:rFonts w:ascii="Calibri" w:hAnsi="Calibri" w:cs="Calibri"/>
+          <w:b/>
+          <w:bCs/>
+        </w:rPr>
+        <w:t>Apache Software Foundation. (2024).</w:t>
+      </w:r>
+      <w:r>
+        <w:rPr>
+          <w:rFonts w:ascii="Calibri" w:hAnsi="Calibri" w:cs="Calibri"/>
+        </w:rPr>
+        <w:t xml:space="preserve"> Apache Spark Structured Streaming Programming Guide. Retrieved from </w:t>
+      </w:r>
+      <w:hyperlink r:id="rId13" w:tgtFrame="_blank" w:history="1">
+        <w:r>
+          <w:rPr>
+            <w:rStyle w:val="Hyperlink"/>
+            <w:rFonts w:ascii="Calibri" w:eastAsiaTheme="majorEastAsia" w:hAnsi="Calibri" w:cs="Calibri"/>
+          </w:rPr>
+          <w:t>https://spark.apache.org/docs/latest/structured-streaming-programming-guide.html</w:t>
+        </w:r>
+      </w:hyperlink>
+    </w:p>
+    <w:p>
+      <w:pPr>
+        <w:pStyle w:val="NormalWeb"/>
+        <w:numPr>
+          <w:ilvl w:val="0"/>
+          <w:numId w:val="17"/>
+        </w:numPr>
+        <w:rPr>
+          <w:rFonts w:ascii="Calibri" w:hAnsi="Calibri" w:cs="Calibri"/>
+        </w:rPr>
+      </w:pPr>
+      <w:r>
+        <w:rPr>
+          <w:rFonts w:ascii="Calibri" w:hAnsi="Calibri" w:cs="Calibri"/>
+          <w:b/>
+          <w:bCs/>
+        </w:rPr>
+        <w:t>Coinbase. (2024).</w:t>
+      </w:r>
+      <w:r>
+        <w:rPr>
+          <w:rFonts w:ascii="Calibri" w:hAnsi="Calibri" w:cs="Calibri"/>
+        </w:rPr>
+        <w:t xml:space="preserve"> Advanced Trade WebSocket API Documentation. Retrieved from </w:t>
+      </w:r>
+      <w:hyperlink r:id="rId14" w:tgtFrame="_blank" w:history="1">
+        <w:r>
+          <w:rPr>
+            <w:rStyle w:val="Hyperlink"/>
+            <w:rFonts w:ascii="Calibri" w:eastAsiaTheme="majorEastAsia" w:hAnsi="Calibri" w:cs="Calibri"/>
+          </w:rPr>
+          <w:t>https:</w:t>
+        </w:r>
+        <w:r>
+          <w:rPr>
+            <w:rStyle w:val="Hyperlink"/>
+            <w:rFonts w:ascii="Calibri" w:eastAsiaTheme="majorEastAsia" w:hAnsi="Calibri" w:cs="Calibri"/>
+          </w:rPr>
+          <w:t>/</w:t>
+        </w:r>
+        <w:r>
+          <w:rPr>
+            <w:rStyle w:val="Hyperlink"/>
+            <w:rFonts w:ascii="Calibri" w:eastAsiaTheme="majorEastAsia" w:hAnsi="Calibri" w:cs="Calibri"/>
+          </w:rPr>
+          <w:t>/docs.cloud.coinbase.com/advanced-trade-api/</w:t>
+        </w:r>
+      </w:hyperlink>
+    </w:p>
+    <w:p>
+      <w:pPr>
+        <w:pStyle w:val="NormalWeb"/>
+        <w:numPr>
+          <w:ilvl w:val="0"/>
+          <w:numId w:val="17"/>
+        </w:numPr>
+        <w:rPr>
+          <w:rFonts w:ascii="Calibri" w:hAnsi="Calibri" w:cs="Calibri"/>
+        </w:rPr>
+      </w:pPr>
+      <w:r>
+        <w:rPr>
+          <w:rFonts w:ascii="Calibri" w:hAnsi="Calibri" w:cs="Calibri"/>
+          <w:b/>
+          <w:bCs/>
+        </w:rPr>
+        <w:t>Amazon Web Services. (2024).</w:t>
+      </w:r>
+      <w:r>
+        <w:rPr>
+          <w:rFonts w:ascii="Calibri" w:hAnsi="Calibri" w:cs="Calibri"/>
+        </w:rPr>
+        <w:t xml:space="preserve"> Amazon Redshift Database Developer Guide. Retrieved from </w:t>
+      </w:r>
+      <w:hyperlink r:id="rId15" w:tgtFrame="_blank" w:history="1">
+        <w:r>
+          <w:rPr>
+            <w:rStyle w:val="Hyperlink"/>
+            <w:rFonts w:ascii="Calibri" w:eastAsiaTheme="majorEastAsia" w:hAnsi="Calibri" w:cs="Calibri"/>
+          </w:rPr>
+          <w:t>https://docs.aws.amazon.com/redshift/latest/dg/welcome.html</w:t>
+        </w:r>
+      </w:hyperlink>
+    </w:p>
+    <w:p>
+      <w:pPr>
+        <w:pStyle w:val="NormalWeb"/>
+        <w:ind w:left="360"/>
+        <w:rPr>
+          <w:rFonts w:ascii="Calibri" w:hAnsi="Calibri" w:cs="Calibri"/>
+          <w:b/>
+          <w:bCs/>
+        </w:rPr>
+      </w:pPr>
+    </w:p>
+    <w:p>
+      <w:pPr>
+        <w:pStyle w:val="Heading2"/>
+      </w:pPr>
+      <w:bookmarkStart w:id="15" w:name="_Toc222695290"/>
+      <w:r>
+        <w:t>8. Appendix: AI Prompt History</w:t>
+      </w:r>
+      <w:bookmarkEnd w:id="15"/>
+    </w:p>
+    <w:tbl>
+      <w:tblPr>
+        <w:tblW w:w="0" w:type="auto"/>
+        <w:tblCellSpacing w:w="15" w:type="dxa"/>
+        <w:tblCellMar>
+          <w:left w:w="0" w:type="dxa"/>
+          <w:right w:w="0" w:type="dxa"/>
+        </w:tblCellMar>
+        <w:tblLook w:val="04A0" w:firstRow="1" w:lastRow="0" w:firstColumn="1" w:lastColumn="0" w:noHBand="0" w:noVBand="1"/>
+      </w:tblPr>
+      <w:tblGrid>
+        <w:gridCol w:w="951"/>
+        <w:gridCol w:w="3957"/>
+        <w:gridCol w:w="4102"/>
+      </w:tblGrid>
+      <w:tr>
+        <w:trPr>
+          <w:tblHeader/>
+          <w:tblCellSpacing w:w="15" w:type="dxa"/>
+        </w:trPr>
+        <w:tc>
+          <w:tcPr>
+            <w:tcW w:w="0" w:type="auto"/>
+            <w:tcBorders>
+              <w:top w:val="single" w:sz="6" w:space="0" w:color="auto"/>
+              <w:left w:val="single" w:sz="6" w:space="0" w:color="auto"/>
+              <w:bottom w:val="single" w:sz="6" w:space="0" w:color="auto"/>
+              <w:right w:val="single" w:sz="6" w:space="0" w:color="auto"/>
+            </w:tcBorders>
+            <w:tcMar>
+              <w:top w:w="120" w:type="dxa"/>
+              <w:left w:w="180" w:type="dxa"/>
+              <w:bottom w:w="120" w:type="dxa"/>
+              <w:right w:w="180" w:type="dxa"/>
+            </w:tcMar>
+            <w:vAlign w:val="center"/>
+            <w:hideMark/>
+          </w:tcPr>
+          <w:p>
+            <w:pPr>
+              <w:rPr>
+                <w:rFonts w:ascii="Calibri" w:eastAsia="Times New Roman" w:hAnsi="Calibri" w:cs="Calibri"/>
+                <w:color w:val="1F1F1F"/>
+                <w:kern w:val="0"/>
+                <w:lang w:eastAsia="en-GB"/>
+                <w14:ligatures w14:val="none"/>
+              </w:rPr>
+            </w:pPr>
+            <w:r>
+              <w:rPr>
+                <w:rFonts w:ascii="Calibri" w:eastAsia="Times New Roman" w:hAnsi="Calibri" w:cs="Calibri"/>
+                <w:b/>
+                <w:bCs/>
+                <w:color w:val="1F1F1F"/>
+                <w:kern w:val="0"/>
+                <w:bdr w:val="none" w:sz="0" w:space="0" w:color="auto" w:frame="1"/>
+                <w:lang w:eastAsia="en-GB"/>
+                <w14:ligatures w14:val="none"/>
+              </w:rPr>
+              <w:t>Date</w:t>
+            </w:r>
+          </w:p>
+        </w:tc>
+        <w:tc>
+          <w:tcPr>
+            <w:tcW w:w="0" w:type="auto"/>
+            <w:tcBorders>
+              <w:top w:val="single" w:sz="6" w:space="0" w:color="auto"/>
+              <w:left w:val="single" w:sz="6" w:space="0" w:color="auto"/>
+              <w:bottom w:val="single" w:sz="6" w:space="0" w:color="auto"/>
+              <w:right w:val="single" w:sz="6" w:space="0" w:color="auto"/>
+            </w:tcBorders>
+            <w:tcMar>
+              <w:top w:w="120" w:type="dxa"/>
+              <w:left w:w="180" w:type="dxa"/>
+              <w:bottom w:w="120" w:type="dxa"/>
+              <w:right w:w="180" w:type="dxa"/>
+            </w:tcMar>
+            <w:vAlign w:val="center"/>
+            <w:hideMark/>
+          </w:tcPr>
+          <w:p>
+            <w:pPr>
+              <w:rPr>
+                <w:rFonts w:ascii="Calibri" w:eastAsia="Times New Roman" w:hAnsi="Calibri" w:cs="Calibri"/>
+                <w:color w:val="1F1F1F"/>
+                <w:kern w:val="0"/>
+                <w:lang w:eastAsia="en-GB"/>
+                <w14:ligatures w14:val="none"/>
+              </w:rPr>
+            </w:pPr>
+            <w:r>
+              <w:rPr>
+                <w:rFonts w:ascii="Calibri" w:eastAsia="Times New Roman" w:hAnsi="Calibri" w:cs="Calibri"/>
+                <w:b/>
+                <w:bCs/>
+                <w:color w:val="1F1F1F"/>
+                <w:kern w:val="0"/>
+                <w:bdr w:val="none" w:sz="0" w:space="0" w:color="auto" w:frame="1"/>
+                <w:lang w:eastAsia="en-GB"/>
+                <w14:ligatures w14:val="none"/>
+              </w:rPr>
+              <w:t>AI Prompt / Query</w:t>
+            </w:r>
+          </w:p>
+        </w:tc>
+        <w:tc>
+          <w:tcPr>
+            <w:tcW w:w="0" w:type="auto"/>
+            <w:tcBorders>
+              <w:top w:val="single" w:sz="6" w:space="0" w:color="auto"/>
+              <w:left w:val="single" w:sz="6" w:space="0" w:color="auto"/>
+              <w:bottom w:val="single" w:sz="6" w:space="0" w:color="auto"/>
+              <w:right w:val="single" w:sz="6" w:space="0" w:color="auto"/>
+            </w:tcBorders>
+            <w:tcMar>
+              <w:top w:w="120" w:type="dxa"/>
+              <w:left w:w="180" w:type="dxa"/>
+              <w:bottom w:w="120" w:type="dxa"/>
+              <w:right w:w="180" w:type="dxa"/>
+            </w:tcMar>
+            <w:vAlign w:val="center"/>
+            <w:hideMark/>
+          </w:tcPr>
+          <w:p>
+            <w:pPr>
+              <w:rPr>
+                <w:rFonts w:ascii="Calibri" w:eastAsia="Times New Roman" w:hAnsi="Calibri" w:cs="Calibri"/>
+                <w:color w:val="1F1F1F"/>
+                <w:kern w:val="0"/>
+                <w:lang w:eastAsia="en-GB"/>
+                <w14:ligatures w14:val="none"/>
+              </w:rPr>
+            </w:pPr>
+            <w:r>
+              <w:rPr>
+                <w:rFonts w:ascii="Calibri" w:eastAsia="Times New Roman" w:hAnsi="Calibri" w:cs="Calibri"/>
+                <w:b/>
+                <w:bCs/>
+                <w:color w:val="1F1F1F"/>
+                <w:kern w:val="0"/>
+                <w:bdr w:val="none" w:sz="0" w:space="0" w:color="auto" w:frame="1"/>
+                <w:lang w:eastAsia="en-GB"/>
+                <w14:ligatures w14:val="none"/>
+              </w:rPr>
+              <w:t>Outcome &amp; Action Taken</w:t>
             </w:r>
           </w:p>
         </w:tc>
@@ -3684,8 +6580,6 @@
           </w:tcPr>
           <w:p>
             <w:pPr>
-              <w:contextualSpacing/>
-              <w:jc w:val="both"/>
               <w:rPr>
                 <w:rFonts w:ascii="Calibri" w:eastAsia="Times New Roman" w:hAnsi="Calibri" w:cs="Calibri"/>
                 <w:color w:val="1F1F1F"/>
@@ -3703,7 +6597,7 @@
                 <w:lang w:eastAsia="en-GB"/>
                 <w14:ligatures w14:val="none"/>
               </w:rPr>
-              <w:t>Feb 10, 2026</w:t>
+              <w:t>Feb 02</w:t>
             </w:r>
           </w:p>
         </w:tc>
@@ -3727,8 +6621,6 @@
           </w:tcPr>
           <w:p>
             <w:pPr>
-              <w:contextualSpacing/>
-              <w:jc w:val="both"/>
               <w:rPr>
                 <w:rFonts w:ascii="Calibri" w:eastAsia="Times New Roman" w:hAnsi="Calibri" w:cs="Calibri"/>
                 <w:color w:val="1F1F1F"/>
@@ -3746,7 +6638,7 @@
                 <w:lang w:eastAsia="en-GB"/>
                 <w14:ligatures w14:val="none"/>
               </w:rPr>
-              <w:t>3</w:t>
+              <w:t>"Can you provide a Docker Compose file for a multi-node Kafka cluster with Zookeeper?"</w:t>
             </w:r>
           </w:p>
         </w:tc>
@@ -3770,8 +6662,6 @@
           </w:tcPr>
           <w:p>
             <w:pPr>
-              <w:contextualSpacing/>
-              <w:jc w:val="both"/>
               <w:rPr>
                 <w:rFonts w:ascii="Calibri" w:eastAsia="Times New Roman" w:hAnsi="Calibri" w:cs="Calibri"/>
                 <w:color w:val="1F1F1F"/>
@@ -3783,37 +6673,26 @@
             <w:r>
               <w:rPr>
                 <w:rFonts w:ascii="Calibri" w:eastAsia="Times New Roman" w:hAnsi="Calibri" w:cs="Calibri"/>
-                <w:color w:val="1F1F1F"/>
-                <w:kern w:val="0"/>
-                <w:bdr w:val="none" w:sz="0" w:space="0" w:color="auto" w:frame="1"/>
-                <w:lang w:eastAsia="en-GB"/>
-                <w14:ligatures w14:val="none"/>
-              </w:rPr>
-              <w:t xml:space="preserve">Set up the </w:t>
-            </w:r>
-            <w:proofErr w:type="spellStart"/>
-            <w:r>
-              <w:rPr>
-                <w:rFonts w:ascii="Calibri" w:eastAsia="Times New Roman" w:hAnsi="Calibri" w:cs="Calibri"/>
-                <w:color w:val="1F1F1F"/>
-                <w:kern w:val="0"/>
-                <w:bdr w:val="none" w:sz="0" w:space="0" w:color="auto" w:frame="1"/>
-                <w:lang w:eastAsia="en-GB"/>
-                <w14:ligatures w14:val="none"/>
-              </w:rPr>
-              <w:t>PySpark</w:t>
-            </w:r>
-            <w:proofErr w:type="spellEnd"/>
-            <w:r>
-              <w:rPr>
-                <w:rFonts w:ascii="Calibri" w:eastAsia="Times New Roman" w:hAnsi="Calibri" w:cs="Calibri"/>
-                <w:color w:val="1F1F1F"/>
-                <w:kern w:val="0"/>
-                <w:bdr w:val="none" w:sz="0" w:space="0" w:color="auto" w:frame="1"/>
-                <w:lang w:eastAsia="en-GB"/>
-                <w14:ligatures w14:val="none"/>
-              </w:rPr>
-              <w:t xml:space="preserve"> environment and defined the schema for incoming JSON trade events.</w:t>
+                <w:b/>
+                <w:bCs/>
+                <w:color w:val="1F1F1F"/>
+                <w:kern w:val="0"/>
+                <w:bdr w:val="none" w:sz="0" w:space="0" w:color="auto" w:frame="1"/>
+                <w:lang w:eastAsia="en-GB"/>
+                <w14:ligatures w14:val="none"/>
+              </w:rPr>
+              <w:t>Infrastructure Setup:</w:t>
+            </w:r>
+            <w:r>
+              <w:rPr>
+                <w:rFonts w:ascii="Calibri" w:eastAsia="Times New Roman" w:hAnsi="Calibri" w:cs="Calibri"/>
+                <w:color w:val="1F1F1F"/>
+                <w:kern w:val="0"/>
+                <w:bdr w:val="none" w:sz="0" w:space="0" w:color="auto" w:frame="1"/>
+                <w:lang w:eastAsia="en-GB"/>
+                <w14:ligatures w14:val="none"/>
+              </w:rPr>
+              <w:t xml:space="preserve"> Successfully deployed a local cluster; utilized to verify message persistence.</w:t>
             </w:r>
           </w:p>
         </w:tc>
@@ -3842,8 +6721,6 @@
           </w:tcPr>
           <w:p>
             <w:pPr>
-              <w:contextualSpacing/>
-              <w:jc w:val="both"/>
               <w:rPr>
                 <w:rFonts w:ascii="Calibri" w:eastAsia="Times New Roman" w:hAnsi="Calibri" w:cs="Calibri"/>
                 <w:color w:val="1F1F1F"/>
@@ -3861,7 +6738,8 @@
                 <w:lang w:eastAsia="en-GB"/>
                 <w14:ligatures w14:val="none"/>
               </w:rPr>
-              <w:t>Feb 11, 2026</w:t>
+              <w:lastRenderedPageBreak/>
+              <w:t>Feb 03</w:t>
             </w:r>
           </w:p>
         </w:tc>
@@ -3885,8 +6763,6 @@
           </w:tcPr>
           <w:p>
             <w:pPr>
-              <w:contextualSpacing/>
-              <w:jc w:val="both"/>
               <w:rPr>
                 <w:rFonts w:ascii="Calibri" w:eastAsia="Times New Roman" w:hAnsi="Calibri" w:cs="Calibri"/>
                 <w:color w:val="1F1F1F"/>
@@ -3904,7 +6780,31 @@
                 <w:lang w:eastAsia="en-GB"/>
                 <w14:ligatures w14:val="none"/>
               </w:rPr>
-              <w:t>3</w:t>
+              <w:t xml:space="preserve">"How do I use the Python </w:t>
+            </w:r>
+            <w:proofErr w:type="spellStart"/>
+            <w:r>
+              <w:rPr>
+                <w:rFonts w:ascii="Calibri" w:eastAsia="Times New Roman" w:hAnsi="Calibri" w:cs="Calibri"/>
+                <w:color w:val="444746"/>
+                <w:kern w:val="0"/>
+                <w:bdr w:val="none" w:sz="0" w:space="0" w:color="auto" w:frame="1"/>
+                <w:lang w:eastAsia="en-GB"/>
+                <w14:ligatures w14:val="none"/>
+              </w:rPr>
+              <w:t>websockets</w:t>
+            </w:r>
+            <w:proofErr w:type="spellEnd"/>
+            <w:r>
+              <w:rPr>
+                <w:rFonts w:ascii="Calibri" w:eastAsia="Times New Roman" w:hAnsi="Calibri" w:cs="Calibri"/>
+                <w:color w:val="1F1F1F"/>
+                <w:kern w:val="0"/>
+                <w:bdr w:val="none" w:sz="0" w:space="0" w:color="auto" w:frame="1"/>
+                <w:lang w:eastAsia="en-GB"/>
+                <w14:ligatures w14:val="none"/>
+              </w:rPr>
+              <w:t xml:space="preserve"> library to stream live BTC-USD trades from Coinbase?"</w:t>
             </w:r>
           </w:p>
         </w:tc>
@@ -3928,8 +6828,6 @@
           </w:tcPr>
           <w:p>
             <w:pPr>
-              <w:contextualSpacing/>
-              <w:jc w:val="both"/>
               <w:rPr>
                 <w:rFonts w:ascii="Calibri" w:eastAsia="Times New Roman" w:hAnsi="Calibri" w:cs="Calibri"/>
                 <w:color w:val="1F1F1F"/>
@@ -3941,37 +6839,26 @@
             <w:r>
               <w:rPr>
                 <w:rFonts w:ascii="Calibri" w:eastAsia="Times New Roman" w:hAnsi="Calibri" w:cs="Calibri"/>
-                <w:color w:val="1F1F1F"/>
-                <w:kern w:val="0"/>
-                <w:bdr w:val="none" w:sz="0" w:space="0" w:color="auto" w:frame="1"/>
-                <w:lang w:eastAsia="en-GB"/>
-                <w14:ligatures w14:val="none"/>
-              </w:rPr>
-              <w:t xml:space="preserve">Implemented 1-minute tumbling window logic and stateful aggregation in </w:t>
-            </w:r>
-            <w:proofErr w:type="spellStart"/>
-            <w:r>
-              <w:rPr>
-                <w:rFonts w:ascii="Calibri" w:eastAsia="Times New Roman" w:hAnsi="Calibri" w:cs="Calibri"/>
-                <w:color w:val="1F1F1F"/>
-                <w:kern w:val="0"/>
-                <w:bdr w:val="none" w:sz="0" w:space="0" w:color="auto" w:frame="1"/>
-                <w:lang w:eastAsia="en-GB"/>
-                <w14:ligatures w14:val="none"/>
-              </w:rPr>
-              <w:t>PySpark</w:t>
-            </w:r>
-            <w:proofErr w:type="spellEnd"/>
-            <w:r>
-              <w:rPr>
-                <w:rFonts w:ascii="Calibri" w:eastAsia="Times New Roman" w:hAnsi="Calibri" w:cs="Calibri"/>
-                <w:color w:val="1F1F1F"/>
-                <w:kern w:val="0"/>
-                <w:bdr w:val="none" w:sz="0" w:space="0" w:color="auto" w:frame="1"/>
-                <w:lang w:eastAsia="en-GB"/>
-                <w14:ligatures w14:val="none"/>
-              </w:rPr>
-              <w:t>.</w:t>
+                <w:b/>
+                <w:bCs/>
+                <w:color w:val="1F1F1F"/>
+                <w:kern w:val="0"/>
+                <w:bdr w:val="none" w:sz="0" w:space="0" w:color="auto" w:frame="1"/>
+                <w:lang w:eastAsia="en-GB"/>
+                <w14:ligatures w14:val="none"/>
+              </w:rPr>
+              <w:t>Data Ingestion:</w:t>
+            </w:r>
+            <w:r>
+              <w:rPr>
+                <w:rFonts w:ascii="Calibri" w:eastAsia="Times New Roman" w:hAnsi="Calibri" w:cs="Calibri"/>
+                <w:color w:val="1F1F1F"/>
+                <w:kern w:val="0"/>
+                <w:bdr w:val="none" w:sz="0" w:space="0" w:color="auto" w:frame="1"/>
+                <w:lang w:eastAsia="en-GB"/>
+                <w14:ligatures w14:val="none"/>
+              </w:rPr>
+              <w:t xml:space="preserve"> Implemented a non-blocking consumer script; adapted to handle JSON heartbeat messages.</w:t>
             </w:r>
           </w:p>
         </w:tc>
@@ -4000,8 +6887,6 @@
           </w:tcPr>
           <w:p>
             <w:pPr>
-              <w:contextualSpacing/>
-              <w:jc w:val="both"/>
               <w:rPr>
                 <w:rFonts w:ascii="Calibri" w:eastAsia="Times New Roman" w:hAnsi="Calibri" w:cs="Calibri"/>
                 <w:color w:val="1F1F1F"/>
@@ -4019,7 +6904,7 @@
                 <w:lang w:eastAsia="en-GB"/>
                 <w14:ligatures w14:val="none"/>
               </w:rPr>
-              <w:t>Feb 14, 2026</w:t>
+              <w:t>Feb 05</w:t>
             </w:r>
           </w:p>
         </w:tc>
@@ -4043,8 +6928,6 @@
           </w:tcPr>
           <w:p>
             <w:pPr>
-              <w:contextualSpacing/>
-              <w:jc w:val="both"/>
               <w:rPr>
                 <w:rFonts w:ascii="Calibri" w:eastAsia="Times New Roman" w:hAnsi="Calibri" w:cs="Calibri"/>
                 <w:color w:val="1F1F1F"/>
@@ -4062,7 +6945,7 @@
                 <w:lang w:eastAsia="en-GB"/>
                 <w14:ligatures w14:val="none"/>
               </w:rPr>
-              <w:t>3</w:t>
+              <w:t>"What is the best way to handle 'Connection Closed' errors in Python with exponential backoff?"</w:t>
             </w:r>
           </w:p>
         </w:tc>
@@ -4086,8 +6969,6 @@
           </w:tcPr>
           <w:p>
             <w:pPr>
-              <w:contextualSpacing/>
-              <w:jc w:val="both"/>
               <w:rPr>
                 <w:rFonts w:ascii="Calibri" w:eastAsia="Times New Roman" w:hAnsi="Calibri" w:cs="Calibri"/>
                 <w:color w:val="1F1F1F"/>
@@ -4099,13 +6980,48 @@
             <w:r>
               <w:rPr>
                 <w:rFonts w:ascii="Calibri" w:eastAsia="Times New Roman" w:hAnsi="Calibri" w:cs="Calibri"/>
-                <w:color w:val="1F1F1F"/>
-                <w:kern w:val="0"/>
-                <w:bdr w:val="none" w:sz="0" w:space="0" w:color="auto" w:frame="1"/>
-                <w:lang w:eastAsia="en-GB"/>
-                <w14:ligatures w14:val="none"/>
-              </w:rPr>
-              <w:t>Set up the Flask server and implemented the background threading for Kafka polling.</w:t>
+                <w:b/>
+                <w:bCs/>
+                <w:color w:val="1F1F1F"/>
+                <w:kern w:val="0"/>
+                <w:bdr w:val="none" w:sz="0" w:space="0" w:color="auto" w:frame="1"/>
+                <w:lang w:eastAsia="en-GB"/>
+                <w14:ligatures w14:val="none"/>
+              </w:rPr>
+              <w:t>System Resilience:</w:t>
+            </w:r>
+            <w:r>
+              <w:rPr>
+                <w:rFonts w:ascii="Calibri" w:eastAsia="Times New Roman" w:hAnsi="Calibri" w:cs="Calibri"/>
+                <w:color w:val="1F1F1F"/>
+                <w:kern w:val="0"/>
+                <w:bdr w:val="none" w:sz="0" w:space="0" w:color="auto" w:frame="1"/>
+                <w:lang w:eastAsia="en-GB"/>
+                <w14:ligatures w14:val="none"/>
+              </w:rPr>
+              <w:t xml:space="preserve"> Integrated a </w:t>
+            </w:r>
+            <w:r>
+              <w:rPr>
+                <w:rFonts w:ascii="Calibri" w:eastAsia="Times New Roman" w:hAnsi="Calibri" w:cs="Calibri"/>
+                <w:color w:val="444746"/>
+                <w:kern w:val="0"/>
+                <w:bdr w:val="none" w:sz="0" w:space="0" w:color="auto" w:frame="1"/>
+                <w:lang w:eastAsia="en-GB"/>
+                <w14:ligatures w14:val="none"/>
+              </w:rPr>
+              <w:t>try-except</w:t>
+            </w:r>
+            <w:r>
+              <w:rPr>
+                <w:rFonts w:ascii="Calibri" w:eastAsia="Times New Roman" w:hAnsi="Calibri" w:cs="Calibri"/>
+                <w:color w:val="1F1F1F"/>
+                <w:kern w:val="0"/>
+                <w:bdr w:val="none" w:sz="0" w:space="0" w:color="auto" w:frame="1"/>
+                <w:lang w:eastAsia="en-GB"/>
+                <w14:ligatures w14:val="none"/>
+              </w:rPr>
+              <w:t xml:space="preserve"> loop that prevents the producer from crashing during API downtime.</w:t>
             </w:r>
           </w:p>
         </w:tc>
@@ -4134,8 +7050,6 @@
           </w:tcPr>
           <w:p>
             <w:pPr>
-              <w:contextualSpacing/>
-              <w:jc w:val="both"/>
               <w:rPr>
                 <w:rFonts w:ascii="Calibri" w:eastAsia="Times New Roman" w:hAnsi="Calibri" w:cs="Calibri"/>
                 <w:color w:val="1F1F1F"/>
@@ -4153,7 +7067,7 @@
                 <w:lang w:eastAsia="en-GB"/>
                 <w14:ligatures w14:val="none"/>
               </w:rPr>
-              <w:t>Feb 15, 2026</w:t>
+              <w:t>Feb 10</w:t>
             </w:r>
           </w:p>
         </w:tc>
@@ -4177,8 +7091,6 @@
           </w:tcPr>
           <w:p>
             <w:pPr>
-              <w:contextualSpacing/>
-              <w:jc w:val="both"/>
               <w:rPr>
                 <w:rFonts w:ascii="Calibri" w:eastAsia="Times New Roman" w:hAnsi="Calibri" w:cs="Calibri"/>
                 <w:color w:val="1F1F1F"/>
@@ -4196,7 +7108,55 @@
                 <w:lang w:eastAsia="en-GB"/>
                 <w14:ligatures w14:val="none"/>
               </w:rPr>
-              <w:t>3</w:t>
+              <w:t xml:space="preserve">"How do I define a </w:t>
+            </w:r>
+            <w:proofErr w:type="spellStart"/>
+            <w:r>
+              <w:rPr>
+                <w:rFonts w:ascii="Calibri" w:eastAsia="Times New Roman" w:hAnsi="Calibri" w:cs="Calibri"/>
+                <w:color w:val="1F1F1F"/>
+                <w:kern w:val="0"/>
+                <w:bdr w:val="none" w:sz="0" w:space="0" w:color="auto" w:frame="1"/>
+                <w:lang w:eastAsia="en-GB"/>
+                <w14:ligatures w14:val="none"/>
+              </w:rPr>
+              <w:t>StructType</w:t>
+            </w:r>
+            <w:proofErr w:type="spellEnd"/>
+            <w:r>
+              <w:rPr>
+                <w:rFonts w:ascii="Calibri" w:eastAsia="Times New Roman" w:hAnsi="Calibri" w:cs="Calibri"/>
+                <w:color w:val="1F1F1F"/>
+                <w:kern w:val="0"/>
+                <w:bdr w:val="none" w:sz="0" w:space="0" w:color="auto" w:frame="1"/>
+                <w:lang w:eastAsia="en-GB"/>
+                <w14:ligatures w14:val="none"/>
+              </w:rPr>
+              <w:t xml:space="preserve"> schema in </w:t>
+            </w:r>
+            <w:proofErr w:type="spellStart"/>
+            <w:r>
+              <w:rPr>
+                <w:rFonts w:ascii="Calibri" w:eastAsia="Times New Roman" w:hAnsi="Calibri" w:cs="Calibri"/>
+                <w:color w:val="1F1F1F"/>
+                <w:kern w:val="0"/>
+                <w:bdr w:val="none" w:sz="0" w:space="0" w:color="auto" w:frame="1"/>
+                <w:lang w:eastAsia="en-GB"/>
+                <w14:ligatures w14:val="none"/>
+              </w:rPr>
+              <w:t>PySpark</w:t>
+            </w:r>
+            <w:proofErr w:type="spellEnd"/>
+            <w:r>
+              <w:rPr>
+                <w:rFonts w:ascii="Calibri" w:eastAsia="Times New Roman" w:hAnsi="Calibri" w:cs="Calibri"/>
+                <w:color w:val="1F1F1F"/>
+                <w:kern w:val="0"/>
+                <w:bdr w:val="none" w:sz="0" w:space="0" w:color="auto" w:frame="1"/>
+                <w:lang w:eastAsia="en-GB"/>
+                <w14:ligatures w14:val="none"/>
+              </w:rPr>
+              <w:t xml:space="preserve"> to match the Coinbase trade JSON structure?"</w:t>
             </w:r>
           </w:p>
         </w:tc>
@@ -4220,8 +7180,6 @@
           </w:tcPr>
           <w:p>
             <w:pPr>
-              <w:contextualSpacing/>
-              <w:jc w:val="both"/>
               <w:rPr>
                 <w:rFonts w:ascii="Calibri" w:eastAsia="Times New Roman" w:hAnsi="Calibri" w:cs="Calibri"/>
                 <w:color w:val="1F1F1F"/>
@@ -4233,27 +7191,892 @@
             <w:r>
               <w:rPr>
                 <w:rFonts w:ascii="Calibri" w:eastAsia="Times New Roman" w:hAnsi="Calibri" w:cs="Calibri"/>
-                <w:color w:val="1F1F1F"/>
-                <w:kern w:val="0"/>
-                <w:bdr w:val="none" w:sz="0" w:space="0" w:color="auto" w:frame="1"/>
-                <w:lang w:eastAsia="en-GB"/>
-                <w14:ligatures w14:val="none"/>
-              </w:rPr>
-              <w:t>Integrated Chart.js on the frontend and mapped real-time data to the line and bar charts.</w:t>
+                <w:b/>
+                <w:bCs/>
+                <w:color w:val="1F1F1F"/>
+                <w:kern w:val="0"/>
+                <w:bdr w:val="none" w:sz="0" w:space="0" w:color="auto" w:frame="1"/>
+                <w:lang w:eastAsia="en-GB"/>
+                <w14:ligatures w14:val="none"/>
+              </w:rPr>
+              <w:t>Schema Enforcement:</w:t>
+            </w:r>
+            <w:r>
+              <w:rPr>
+                <w:rFonts w:ascii="Calibri" w:eastAsia="Times New Roman" w:hAnsi="Calibri" w:cs="Calibri"/>
+                <w:color w:val="1F1F1F"/>
+                <w:kern w:val="0"/>
+                <w:bdr w:val="none" w:sz="0" w:space="0" w:color="auto" w:frame="1"/>
+                <w:lang w:eastAsia="en-GB"/>
+                <w14:ligatures w14:val="none"/>
+              </w:rPr>
+              <w:t xml:space="preserve"> Ensured all incoming data is strictly typed, preventing processing errors in the Spark engine.</w:t>
+            </w:r>
+          </w:p>
+        </w:tc>
+      </w:tr>
+      <w:tr>
+        <w:trPr>
+          <w:tblCellSpacing w:w="15" w:type="dxa"/>
+        </w:trPr>
+        <w:tc>
+          <w:tcPr>
+            <w:tcW w:w="0" w:type="auto"/>
+            <w:tcBorders>
+              <w:top w:val="single" w:sz="6" w:space="0" w:color="auto"/>
+              <w:left w:val="single" w:sz="6" w:space="0" w:color="auto"/>
+              <w:bottom w:val="single" w:sz="6" w:space="0" w:color="auto"/>
+              <w:right w:val="single" w:sz="6" w:space="0" w:color="auto"/>
+            </w:tcBorders>
+            <w:tcMar>
+              <w:top w:w="120" w:type="dxa"/>
+              <w:left w:w="180" w:type="dxa"/>
+              <w:bottom w:w="120" w:type="dxa"/>
+              <w:right w:w="180" w:type="dxa"/>
+            </w:tcMar>
+            <w:vAlign w:val="center"/>
+            <w:hideMark/>
+          </w:tcPr>
+          <w:p>
+            <w:pPr>
+              <w:rPr>
+                <w:rFonts w:ascii="Calibri" w:eastAsia="Times New Roman" w:hAnsi="Calibri" w:cs="Calibri"/>
+                <w:color w:val="1F1F1F"/>
+                <w:kern w:val="0"/>
+                <w:lang w:eastAsia="en-GB"/>
+                <w14:ligatures w14:val="none"/>
+              </w:rPr>
+            </w:pPr>
+            <w:r>
+              <w:rPr>
+                <w:rFonts w:ascii="Calibri" w:eastAsia="Times New Roman" w:hAnsi="Calibri" w:cs="Calibri"/>
+                <w:color w:val="1F1F1F"/>
+                <w:kern w:val="0"/>
+                <w:bdr w:val="none" w:sz="0" w:space="0" w:color="auto" w:frame="1"/>
+                <w:lang w:eastAsia="en-GB"/>
+                <w14:ligatures w14:val="none"/>
+              </w:rPr>
+              <w:t>Feb 11</w:t>
+            </w:r>
+          </w:p>
+        </w:tc>
+        <w:tc>
+          <w:tcPr>
+            <w:tcW w:w="0" w:type="auto"/>
+            <w:tcBorders>
+              <w:top w:val="single" w:sz="6" w:space="0" w:color="auto"/>
+              <w:left w:val="single" w:sz="6" w:space="0" w:color="auto"/>
+              <w:bottom w:val="single" w:sz="6" w:space="0" w:color="auto"/>
+              <w:right w:val="single" w:sz="6" w:space="0" w:color="auto"/>
+            </w:tcBorders>
+            <w:tcMar>
+              <w:top w:w="120" w:type="dxa"/>
+              <w:left w:w="180" w:type="dxa"/>
+              <w:bottom w:w="120" w:type="dxa"/>
+              <w:right w:w="180" w:type="dxa"/>
+            </w:tcMar>
+            <w:vAlign w:val="center"/>
+            <w:hideMark/>
+          </w:tcPr>
+          <w:p>
+            <w:pPr>
+              <w:rPr>
+                <w:rFonts w:ascii="Calibri" w:eastAsia="Times New Roman" w:hAnsi="Calibri" w:cs="Calibri"/>
+                <w:color w:val="1F1F1F"/>
+                <w:kern w:val="0"/>
+                <w:lang w:eastAsia="en-GB"/>
+                <w14:ligatures w14:val="none"/>
+              </w:rPr>
+            </w:pPr>
+            <w:r>
+              <w:rPr>
+                <w:rFonts w:ascii="Calibri" w:eastAsia="Times New Roman" w:hAnsi="Calibri" w:cs="Calibri"/>
+                <w:color w:val="1F1F1F"/>
+                <w:kern w:val="0"/>
+                <w:bdr w:val="none" w:sz="0" w:space="0" w:color="auto" w:frame="1"/>
+                <w:lang w:eastAsia="en-GB"/>
+                <w14:ligatures w14:val="none"/>
+              </w:rPr>
+              <w:t xml:space="preserve">"Explain the difference between a Tumbling Window and a Sliding Window in </w:t>
+            </w:r>
+            <w:proofErr w:type="spellStart"/>
+            <w:r>
+              <w:rPr>
+                <w:rFonts w:ascii="Calibri" w:eastAsia="Times New Roman" w:hAnsi="Calibri" w:cs="Calibri"/>
+                <w:color w:val="1F1F1F"/>
+                <w:kern w:val="0"/>
+                <w:bdr w:val="none" w:sz="0" w:space="0" w:color="auto" w:frame="1"/>
+                <w:lang w:eastAsia="en-GB"/>
+                <w14:ligatures w14:val="none"/>
+              </w:rPr>
+              <w:t>PySpark</w:t>
+            </w:r>
+            <w:proofErr w:type="spellEnd"/>
+            <w:r>
+              <w:rPr>
+                <w:rFonts w:ascii="Calibri" w:eastAsia="Times New Roman" w:hAnsi="Calibri" w:cs="Calibri"/>
+                <w:color w:val="1F1F1F"/>
+                <w:kern w:val="0"/>
+                <w:bdr w:val="none" w:sz="0" w:space="0" w:color="auto" w:frame="1"/>
+                <w:lang w:eastAsia="en-GB"/>
+                <w14:ligatures w14:val="none"/>
+              </w:rPr>
+              <w:t>."</w:t>
+            </w:r>
+          </w:p>
+        </w:tc>
+        <w:tc>
+          <w:tcPr>
+            <w:tcW w:w="0" w:type="auto"/>
+            <w:tcBorders>
+              <w:top w:val="single" w:sz="6" w:space="0" w:color="auto"/>
+              <w:left w:val="single" w:sz="6" w:space="0" w:color="auto"/>
+              <w:bottom w:val="single" w:sz="6" w:space="0" w:color="auto"/>
+              <w:right w:val="single" w:sz="6" w:space="0" w:color="auto"/>
+            </w:tcBorders>
+            <w:tcMar>
+              <w:top w:w="120" w:type="dxa"/>
+              <w:left w:w="180" w:type="dxa"/>
+              <w:bottom w:w="120" w:type="dxa"/>
+              <w:right w:w="180" w:type="dxa"/>
+            </w:tcMar>
+            <w:vAlign w:val="center"/>
+            <w:hideMark/>
+          </w:tcPr>
+          <w:p>
+            <w:pPr>
+              <w:rPr>
+                <w:rFonts w:ascii="Calibri" w:eastAsia="Times New Roman" w:hAnsi="Calibri" w:cs="Calibri"/>
+                <w:color w:val="1F1F1F"/>
+                <w:kern w:val="0"/>
+                <w:lang w:eastAsia="en-GB"/>
+                <w14:ligatures w14:val="none"/>
+              </w:rPr>
+            </w:pPr>
+            <w:r>
+              <w:rPr>
+                <w:rFonts w:ascii="Calibri" w:eastAsia="Times New Roman" w:hAnsi="Calibri" w:cs="Calibri"/>
+                <w:b/>
+                <w:bCs/>
+                <w:color w:val="1F1F1F"/>
+                <w:kern w:val="0"/>
+                <w:bdr w:val="none" w:sz="0" w:space="0" w:color="auto" w:frame="1"/>
+                <w:lang w:eastAsia="en-GB"/>
+                <w14:ligatures w14:val="none"/>
+              </w:rPr>
+              <w:t>Design Decision:</w:t>
+            </w:r>
+            <w:r>
+              <w:rPr>
+                <w:rFonts w:ascii="Calibri" w:eastAsia="Times New Roman" w:hAnsi="Calibri" w:cs="Calibri"/>
+                <w:color w:val="1F1F1F"/>
+                <w:kern w:val="0"/>
+                <w:bdr w:val="none" w:sz="0" w:space="0" w:color="auto" w:frame="1"/>
+                <w:lang w:eastAsia="en-GB"/>
+                <w14:ligatures w14:val="none"/>
+              </w:rPr>
+              <w:t xml:space="preserve"> Chose 1-minute </w:t>
+            </w:r>
+            <w:r>
+              <w:rPr>
+                <w:rFonts w:ascii="Calibri" w:eastAsia="Times New Roman" w:hAnsi="Calibri" w:cs="Calibri"/>
+                <w:b/>
+                <w:bCs/>
+                <w:color w:val="1F1F1F"/>
+                <w:kern w:val="0"/>
+                <w:bdr w:val="none" w:sz="0" w:space="0" w:color="auto" w:frame="1"/>
+                <w:lang w:eastAsia="en-GB"/>
+                <w14:ligatures w14:val="none"/>
+              </w:rPr>
+              <w:t>Tumbling Windows</w:t>
+            </w:r>
+            <w:r>
+              <w:rPr>
+                <w:rFonts w:ascii="Calibri" w:eastAsia="Times New Roman" w:hAnsi="Calibri" w:cs="Calibri"/>
+                <w:color w:val="1F1F1F"/>
+                <w:kern w:val="0"/>
+                <w:bdr w:val="none" w:sz="0" w:space="0" w:color="auto" w:frame="1"/>
+                <w:lang w:eastAsia="en-GB"/>
+                <w14:ligatures w14:val="none"/>
+              </w:rPr>
+              <w:t xml:space="preserve"> for discrete, non-overlapping OHLC calculations.</w:t>
+            </w:r>
+          </w:p>
+        </w:tc>
+      </w:tr>
+      <w:tr>
+        <w:trPr>
+          <w:tblCellSpacing w:w="15" w:type="dxa"/>
+        </w:trPr>
+        <w:tc>
+          <w:tcPr>
+            <w:tcW w:w="0" w:type="auto"/>
+            <w:tcBorders>
+              <w:top w:val="single" w:sz="6" w:space="0" w:color="auto"/>
+              <w:left w:val="single" w:sz="6" w:space="0" w:color="auto"/>
+              <w:bottom w:val="single" w:sz="6" w:space="0" w:color="auto"/>
+              <w:right w:val="single" w:sz="6" w:space="0" w:color="auto"/>
+            </w:tcBorders>
+            <w:tcMar>
+              <w:top w:w="120" w:type="dxa"/>
+              <w:left w:w="180" w:type="dxa"/>
+              <w:bottom w:w="120" w:type="dxa"/>
+              <w:right w:w="180" w:type="dxa"/>
+            </w:tcMar>
+            <w:vAlign w:val="center"/>
+            <w:hideMark/>
+          </w:tcPr>
+          <w:p>
+            <w:pPr>
+              <w:rPr>
+                <w:rFonts w:ascii="Calibri" w:eastAsia="Times New Roman" w:hAnsi="Calibri" w:cs="Calibri"/>
+                <w:color w:val="1F1F1F"/>
+                <w:kern w:val="0"/>
+                <w:lang w:eastAsia="en-GB"/>
+                <w14:ligatures w14:val="none"/>
+              </w:rPr>
+            </w:pPr>
+            <w:r>
+              <w:rPr>
+                <w:rFonts w:ascii="Calibri" w:eastAsia="Times New Roman" w:hAnsi="Calibri" w:cs="Calibri"/>
+                <w:color w:val="1F1F1F"/>
+                <w:kern w:val="0"/>
+                <w:bdr w:val="none" w:sz="0" w:space="0" w:color="auto" w:frame="1"/>
+                <w:lang w:eastAsia="en-GB"/>
+                <w14:ligatures w14:val="none"/>
+              </w:rPr>
+              <w:t>Feb 11</w:t>
+            </w:r>
+          </w:p>
+        </w:tc>
+        <w:tc>
+          <w:tcPr>
+            <w:tcW w:w="0" w:type="auto"/>
+            <w:tcBorders>
+              <w:top w:val="single" w:sz="6" w:space="0" w:color="auto"/>
+              <w:left w:val="single" w:sz="6" w:space="0" w:color="auto"/>
+              <w:bottom w:val="single" w:sz="6" w:space="0" w:color="auto"/>
+              <w:right w:val="single" w:sz="6" w:space="0" w:color="auto"/>
+            </w:tcBorders>
+            <w:tcMar>
+              <w:top w:w="120" w:type="dxa"/>
+              <w:left w:w="180" w:type="dxa"/>
+              <w:bottom w:w="120" w:type="dxa"/>
+              <w:right w:w="180" w:type="dxa"/>
+            </w:tcMar>
+            <w:vAlign w:val="center"/>
+            <w:hideMark/>
+          </w:tcPr>
+          <w:p>
+            <w:pPr>
+              <w:rPr>
+                <w:rFonts w:ascii="Calibri" w:eastAsia="Times New Roman" w:hAnsi="Calibri" w:cs="Calibri"/>
+                <w:color w:val="1F1F1F"/>
+                <w:kern w:val="0"/>
+                <w:lang w:eastAsia="en-GB"/>
+                <w14:ligatures w14:val="none"/>
+              </w:rPr>
+            </w:pPr>
+            <w:r>
+              <w:rPr>
+                <w:rFonts w:ascii="Calibri" w:eastAsia="Times New Roman" w:hAnsi="Calibri" w:cs="Calibri"/>
+                <w:color w:val="1F1F1F"/>
+                <w:kern w:val="0"/>
+                <w:bdr w:val="none" w:sz="0" w:space="0" w:color="auto" w:frame="1"/>
+                <w:lang w:eastAsia="en-GB"/>
+                <w14:ligatures w14:val="none"/>
+              </w:rPr>
+              <w:t xml:space="preserve">"How can I implement a 10-second 'watermark' in </w:t>
+            </w:r>
+            <w:proofErr w:type="spellStart"/>
+            <w:r>
+              <w:rPr>
+                <w:rFonts w:ascii="Calibri" w:eastAsia="Times New Roman" w:hAnsi="Calibri" w:cs="Calibri"/>
+                <w:color w:val="1F1F1F"/>
+                <w:kern w:val="0"/>
+                <w:bdr w:val="none" w:sz="0" w:space="0" w:color="auto" w:frame="1"/>
+                <w:lang w:eastAsia="en-GB"/>
+                <w14:ligatures w14:val="none"/>
+              </w:rPr>
+              <w:t>PySpark</w:t>
+            </w:r>
+            <w:proofErr w:type="spellEnd"/>
+            <w:r>
+              <w:rPr>
+                <w:rFonts w:ascii="Calibri" w:eastAsia="Times New Roman" w:hAnsi="Calibri" w:cs="Calibri"/>
+                <w:color w:val="1F1F1F"/>
+                <w:kern w:val="0"/>
+                <w:bdr w:val="none" w:sz="0" w:space="0" w:color="auto" w:frame="1"/>
+                <w:lang w:eastAsia="en-GB"/>
+                <w14:ligatures w14:val="none"/>
+              </w:rPr>
+              <w:t xml:space="preserve"> to handle late-arriving data?"</w:t>
+            </w:r>
+          </w:p>
+        </w:tc>
+        <w:tc>
+          <w:tcPr>
+            <w:tcW w:w="0" w:type="auto"/>
+            <w:tcBorders>
+              <w:top w:val="single" w:sz="6" w:space="0" w:color="auto"/>
+              <w:left w:val="single" w:sz="6" w:space="0" w:color="auto"/>
+              <w:bottom w:val="single" w:sz="6" w:space="0" w:color="auto"/>
+              <w:right w:val="single" w:sz="6" w:space="0" w:color="auto"/>
+            </w:tcBorders>
+            <w:tcMar>
+              <w:top w:w="120" w:type="dxa"/>
+              <w:left w:w="180" w:type="dxa"/>
+              <w:bottom w:w="120" w:type="dxa"/>
+              <w:right w:w="180" w:type="dxa"/>
+            </w:tcMar>
+            <w:vAlign w:val="center"/>
+            <w:hideMark/>
+          </w:tcPr>
+          <w:p>
+            <w:pPr>
+              <w:rPr>
+                <w:rFonts w:ascii="Calibri" w:eastAsia="Times New Roman" w:hAnsi="Calibri" w:cs="Calibri"/>
+                <w:color w:val="1F1F1F"/>
+                <w:kern w:val="0"/>
+                <w:lang w:eastAsia="en-GB"/>
+                <w14:ligatures w14:val="none"/>
+              </w:rPr>
+            </w:pPr>
+            <w:r>
+              <w:rPr>
+                <w:rFonts w:ascii="Calibri" w:eastAsia="Times New Roman" w:hAnsi="Calibri" w:cs="Calibri"/>
+                <w:b/>
+                <w:bCs/>
+                <w:color w:val="1F1F1F"/>
+                <w:kern w:val="0"/>
+                <w:bdr w:val="none" w:sz="0" w:space="0" w:color="auto" w:frame="1"/>
+                <w:lang w:eastAsia="en-GB"/>
+                <w14:ligatures w14:val="none"/>
+              </w:rPr>
+              <w:t>Knowledge Gap Fix:</w:t>
+            </w:r>
+            <w:r>
+              <w:rPr>
+                <w:rFonts w:ascii="Calibri" w:eastAsia="Times New Roman" w:hAnsi="Calibri" w:cs="Calibri"/>
+                <w:color w:val="1F1F1F"/>
+                <w:kern w:val="0"/>
+                <w:bdr w:val="none" w:sz="0" w:space="0" w:color="auto" w:frame="1"/>
+                <w:lang w:eastAsia="en-GB"/>
+                <w14:ligatures w14:val="none"/>
+              </w:rPr>
+              <w:t xml:space="preserve"> Solved the network jitter issue; ensured aggregations wait for delayed packets before closing.</w:t>
+            </w:r>
+          </w:p>
+        </w:tc>
+      </w:tr>
+      <w:tr>
+        <w:trPr>
+          <w:tblCellSpacing w:w="15" w:type="dxa"/>
+        </w:trPr>
+        <w:tc>
+          <w:tcPr>
+            <w:tcW w:w="0" w:type="auto"/>
+            <w:tcBorders>
+              <w:top w:val="single" w:sz="6" w:space="0" w:color="auto"/>
+              <w:left w:val="single" w:sz="6" w:space="0" w:color="auto"/>
+              <w:bottom w:val="single" w:sz="6" w:space="0" w:color="auto"/>
+              <w:right w:val="single" w:sz="6" w:space="0" w:color="auto"/>
+            </w:tcBorders>
+            <w:tcMar>
+              <w:top w:w="120" w:type="dxa"/>
+              <w:left w:w="180" w:type="dxa"/>
+              <w:bottom w:w="120" w:type="dxa"/>
+              <w:right w:w="180" w:type="dxa"/>
+            </w:tcMar>
+            <w:vAlign w:val="center"/>
+            <w:hideMark/>
+          </w:tcPr>
+          <w:p>
+            <w:pPr>
+              <w:rPr>
+                <w:rFonts w:ascii="Calibri" w:eastAsia="Times New Roman" w:hAnsi="Calibri" w:cs="Calibri"/>
+                <w:color w:val="1F1F1F"/>
+                <w:kern w:val="0"/>
+                <w:lang w:eastAsia="en-GB"/>
+                <w14:ligatures w14:val="none"/>
+              </w:rPr>
+            </w:pPr>
+            <w:r>
+              <w:rPr>
+                <w:rFonts w:ascii="Calibri" w:eastAsia="Times New Roman" w:hAnsi="Calibri" w:cs="Calibri"/>
+                <w:color w:val="1F1F1F"/>
+                <w:kern w:val="0"/>
+                <w:bdr w:val="none" w:sz="0" w:space="0" w:color="auto" w:frame="1"/>
+                <w:lang w:eastAsia="en-GB"/>
+                <w14:ligatures w14:val="none"/>
+              </w:rPr>
+              <w:t>Feb 12</w:t>
+            </w:r>
+          </w:p>
+        </w:tc>
+        <w:tc>
+          <w:tcPr>
+            <w:tcW w:w="0" w:type="auto"/>
+            <w:tcBorders>
+              <w:top w:val="single" w:sz="6" w:space="0" w:color="auto"/>
+              <w:left w:val="single" w:sz="6" w:space="0" w:color="auto"/>
+              <w:bottom w:val="single" w:sz="6" w:space="0" w:color="auto"/>
+              <w:right w:val="single" w:sz="6" w:space="0" w:color="auto"/>
+            </w:tcBorders>
+            <w:tcMar>
+              <w:top w:w="120" w:type="dxa"/>
+              <w:left w:w="180" w:type="dxa"/>
+              <w:bottom w:w="120" w:type="dxa"/>
+              <w:right w:w="180" w:type="dxa"/>
+            </w:tcMar>
+            <w:vAlign w:val="center"/>
+            <w:hideMark/>
+          </w:tcPr>
+          <w:p>
+            <w:pPr>
+              <w:rPr>
+                <w:rFonts w:ascii="Calibri" w:eastAsia="Times New Roman" w:hAnsi="Calibri" w:cs="Calibri"/>
+                <w:color w:val="1F1F1F"/>
+                <w:kern w:val="0"/>
+                <w:lang w:eastAsia="en-GB"/>
+                <w14:ligatures w14:val="none"/>
+              </w:rPr>
+            </w:pPr>
+            <w:r>
+              <w:rPr>
+                <w:rFonts w:ascii="Calibri" w:eastAsia="Times New Roman" w:hAnsi="Calibri" w:cs="Calibri"/>
+                <w:color w:val="1F1F1F"/>
+                <w:kern w:val="0"/>
+                <w:bdr w:val="none" w:sz="0" w:space="0" w:color="auto" w:frame="1"/>
+                <w:lang w:eastAsia="en-GB"/>
+                <w14:ligatures w14:val="none"/>
+              </w:rPr>
+              <w:t xml:space="preserve">"How do I cast string-based prices to </w:t>
+            </w:r>
+            <w:proofErr w:type="spellStart"/>
+            <w:r>
+              <w:rPr>
+                <w:rFonts w:ascii="Calibri" w:eastAsia="Times New Roman" w:hAnsi="Calibri" w:cs="Calibri"/>
+                <w:color w:val="444746"/>
+                <w:kern w:val="0"/>
+                <w:bdr w:val="none" w:sz="0" w:space="0" w:color="auto" w:frame="1"/>
+                <w:lang w:eastAsia="en-GB"/>
+                <w14:ligatures w14:val="none"/>
+              </w:rPr>
+              <w:t>DecimalType</w:t>
+            </w:r>
+            <w:proofErr w:type="spellEnd"/>
+            <w:r>
+              <w:rPr>
+                <w:rFonts w:ascii="Calibri" w:eastAsia="Times New Roman" w:hAnsi="Calibri" w:cs="Calibri"/>
+                <w:color w:val="444746"/>
+                <w:kern w:val="0"/>
+                <w:bdr w:val="none" w:sz="0" w:space="0" w:color="auto" w:frame="1"/>
+                <w:lang w:eastAsia="en-GB"/>
+                <w14:ligatures w14:val="none"/>
+              </w:rPr>
+              <w:t>(18, 8)</w:t>
+            </w:r>
+            <w:r>
+              <w:rPr>
+                <w:rFonts w:ascii="Calibri" w:eastAsia="Times New Roman" w:hAnsi="Calibri" w:cs="Calibri"/>
+                <w:color w:val="1F1F1F"/>
+                <w:kern w:val="0"/>
+                <w:bdr w:val="none" w:sz="0" w:space="0" w:color="auto" w:frame="1"/>
+                <w:lang w:eastAsia="en-GB"/>
+                <w14:ligatures w14:val="none"/>
+              </w:rPr>
+              <w:t xml:space="preserve"> in Spark for financial precision?"</w:t>
+            </w:r>
+          </w:p>
+        </w:tc>
+        <w:tc>
+          <w:tcPr>
+            <w:tcW w:w="0" w:type="auto"/>
+            <w:tcBorders>
+              <w:top w:val="single" w:sz="6" w:space="0" w:color="auto"/>
+              <w:left w:val="single" w:sz="6" w:space="0" w:color="auto"/>
+              <w:bottom w:val="single" w:sz="6" w:space="0" w:color="auto"/>
+              <w:right w:val="single" w:sz="6" w:space="0" w:color="auto"/>
+            </w:tcBorders>
+            <w:tcMar>
+              <w:top w:w="120" w:type="dxa"/>
+              <w:left w:w="180" w:type="dxa"/>
+              <w:bottom w:w="120" w:type="dxa"/>
+              <w:right w:w="180" w:type="dxa"/>
+            </w:tcMar>
+            <w:vAlign w:val="center"/>
+            <w:hideMark/>
+          </w:tcPr>
+          <w:p>
+            <w:pPr>
+              <w:rPr>
+                <w:rFonts w:ascii="Calibri" w:eastAsia="Times New Roman" w:hAnsi="Calibri" w:cs="Calibri"/>
+                <w:color w:val="1F1F1F"/>
+                <w:kern w:val="0"/>
+                <w:lang w:eastAsia="en-GB"/>
+                <w14:ligatures w14:val="none"/>
+              </w:rPr>
+            </w:pPr>
+            <w:r>
+              <w:rPr>
+                <w:rFonts w:ascii="Calibri" w:eastAsia="Times New Roman" w:hAnsi="Calibri" w:cs="Calibri"/>
+                <w:b/>
+                <w:bCs/>
+                <w:color w:val="1F1F1F"/>
+                <w:kern w:val="0"/>
+                <w:bdr w:val="none" w:sz="0" w:space="0" w:color="auto" w:frame="1"/>
+                <w:lang w:eastAsia="en-GB"/>
+                <w14:ligatures w14:val="none"/>
+              </w:rPr>
+              <w:t>Data Integrity:</w:t>
+            </w:r>
+            <w:r>
+              <w:rPr>
+                <w:rFonts w:ascii="Calibri" w:eastAsia="Times New Roman" w:hAnsi="Calibri" w:cs="Calibri"/>
+                <w:color w:val="1F1F1F"/>
+                <w:kern w:val="0"/>
+                <w:bdr w:val="none" w:sz="0" w:space="0" w:color="auto" w:frame="1"/>
+                <w:lang w:eastAsia="en-GB"/>
+                <w14:ligatures w14:val="none"/>
+              </w:rPr>
+              <w:t xml:space="preserve"> Eliminated floating-point rounding errors in the calculation of "Breakout" price points.</w:t>
+            </w:r>
+          </w:p>
+        </w:tc>
+      </w:tr>
+      <w:tr>
+        <w:trPr>
+          <w:tblCellSpacing w:w="15" w:type="dxa"/>
+        </w:trPr>
+        <w:tc>
+          <w:tcPr>
+            <w:tcW w:w="0" w:type="auto"/>
+            <w:tcBorders>
+              <w:top w:val="single" w:sz="6" w:space="0" w:color="auto"/>
+              <w:left w:val="single" w:sz="6" w:space="0" w:color="auto"/>
+              <w:bottom w:val="single" w:sz="6" w:space="0" w:color="auto"/>
+              <w:right w:val="single" w:sz="6" w:space="0" w:color="auto"/>
+            </w:tcBorders>
+            <w:tcMar>
+              <w:top w:w="120" w:type="dxa"/>
+              <w:left w:w="180" w:type="dxa"/>
+              <w:bottom w:w="120" w:type="dxa"/>
+              <w:right w:w="180" w:type="dxa"/>
+            </w:tcMar>
+            <w:vAlign w:val="center"/>
+            <w:hideMark/>
+          </w:tcPr>
+          <w:p>
+            <w:pPr>
+              <w:rPr>
+                <w:rFonts w:ascii="Calibri" w:eastAsia="Times New Roman" w:hAnsi="Calibri" w:cs="Calibri"/>
+                <w:color w:val="1F1F1F"/>
+                <w:kern w:val="0"/>
+                <w:lang w:eastAsia="en-GB"/>
+                <w14:ligatures w14:val="none"/>
+              </w:rPr>
+            </w:pPr>
+            <w:r>
+              <w:rPr>
+                <w:rFonts w:ascii="Calibri" w:eastAsia="Times New Roman" w:hAnsi="Calibri" w:cs="Calibri"/>
+                <w:color w:val="1F1F1F"/>
+                <w:kern w:val="0"/>
+                <w:bdr w:val="none" w:sz="0" w:space="0" w:color="auto" w:frame="1"/>
+                <w:lang w:eastAsia="en-GB"/>
+                <w14:ligatures w14:val="none"/>
+              </w:rPr>
+              <w:t>Feb 14</w:t>
+            </w:r>
+          </w:p>
+        </w:tc>
+        <w:tc>
+          <w:tcPr>
+            <w:tcW w:w="0" w:type="auto"/>
+            <w:tcBorders>
+              <w:top w:val="single" w:sz="6" w:space="0" w:color="auto"/>
+              <w:left w:val="single" w:sz="6" w:space="0" w:color="auto"/>
+              <w:bottom w:val="single" w:sz="6" w:space="0" w:color="auto"/>
+              <w:right w:val="single" w:sz="6" w:space="0" w:color="auto"/>
+            </w:tcBorders>
+            <w:tcMar>
+              <w:top w:w="120" w:type="dxa"/>
+              <w:left w:w="180" w:type="dxa"/>
+              <w:bottom w:w="120" w:type="dxa"/>
+              <w:right w:w="180" w:type="dxa"/>
+            </w:tcMar>
+            <w:vAlign w:val="center"/>
+            <w:hideMark/>
+          </w:tcPr>
+          <w:p>
+            <w:pPr>
+              <w:rPr>
+                <w:rFonts w:ascii="Calibri" w:eastAsia="Times New Roman" w:hAnsi="Calibri" w:cs="Calibri"/>
+                <w:color w:val="1F1F1F"/>
+                <w:kern w:val="0"/>
+                <w:lang w:eastAsia="en-GB"/>
+                <w14:ligatures w14:val="none"/>
+              </w:rPr>
+            </w:pPr>
+            <w:r>
+              <w:rPr>
+                <w:rFonts w:ascii="Calibri" w:eastAsia="Times New Roman" w:hAnsi="Calibri" w:cs="Calibri"/>
+                <w:color w:val="1F1F1F"/>
+                <w:kern w:val="0"/>
+                <w:bdr w:val="none" w:sz="0" w:space="0" w:color="auto" w:frame="1"/>
+                <w:lang w:eastAsia="en-GB"/>
+                <w14:ligatures w14:val="none"/>
+              </w:rPr>
+              <w:t xml:space="preserve">"Provide a code snippet to calculate the rolling 3-minute average volume in </w:t>
+            </w:r>
+            <w:proofErr w:type="spellStart"/>
+            <w:r>
+              <w:rPr>
+                <w:rFonts w:ascii="Calibri" w:eastAsia="Times New Roman" w:hAnsi="Calibri" w:cs="Calibri"/>
+                <w:color w:val="1F1F1F"/>
+                <w:kern w:val="0"/>
+                <w:bdr w:val="none" w:sz="0" w:space="0" w:color="auto" w:frame="1"/>
+                <w:lang w:eastAsia="en-GB"/>
+                <w14:ligatures w14:val="none"/>
+              </w:rPr>
+              <w:t>PySpark</w:t>
+            </w:r>
+            <w:proofErr w:type="spellEnd"/>
+            <w:r>
+              <w:rPr>
+                <w:rFonts w:ascii="Calibri" w:eastAsia="Times New Roman" w:hAnsi="Calibri" w:cs="Calibri"/>
+                <w:color w:val="1F1F1F"/>
+                <w:kern w:val="0"/>
+                <w:bdr w:val="none" w:sz="0" w:space="0" w:color="auto" w:frame="1"/>
+                <w:lang w:eastAsia="en-GB"/>
+                <w14:ligatures w14:val="none"/>
+              </w:rPr>
+              <w:t>."</w:t>
+            </w:r>
+          </w:p>
+        </w:tc>
+        <w:tc>
+          <w:tcPr>
+            <w:tcW w:w="0" w:type="auto"/>
+            <w:tcBorders>
+              <w:top w:val="single" w:sz="6" w:space="0" w:color="auto"/>
+              <w:left w:val="single" w:sz="6" w:space="0" w:color="auto"/>
+              <w:bottom w:val="single" w:sz="6" w:space="0" w:color="auto"/>
+              <w:right w:val="single" w:sz="6" w:space="0" w:color="auto"/>
+            </w:tcBorders>
+            <w:tcMar>
+              <w:top w:w="120" w:type="dxa"/>
+              <w:left w:w="180" w:type="dxa"/>
+              <w:bottom w:w="120" w:type="dxa"/>
+              <w:right w:w="180" w:type="dxa"/>
+            </w:tcMar>
+            <w:vAlign w:val="center"/>
+            <w:hideMark/>
+          </w:tcPr>
+          <w:p>
+            <w:pPr>
+              <w:rPr>
+                <w:rFonts w:ascii="Calibri" w:eastAsia="Times New Roman" w:hAnsi="Calibri" w:cs="Calibri"/>
+                <w:color w:val="1F1F1F"/>
+                <w:kern w:val="0"/>
+                <w:lang w:eastAsia="en-GB"/>
+                <w14:ligatures w14:val="none"/>
+              </w:rPr>
+            </w:pPr>
+            <w:r>
+              <w:rPr>
+                <w:rFonts w:ascii="Calibri" w:eastAsia="Times New Roman" w:hAnsi="Calibri" w:cs="Calibri"/>
+                <w:b/>
+                <w:bCs/>
+                <w:color w:val="1F1F1F"/>
+                <w:kern w:val="0"/>
+                <w:bdr w:val="none" w:sz="0" w:space="0" w:color="auto" w:frame="1"/>
+                <w:lang w:eastAsia="en-GB"/>
+                <w14:ligatures w14:val="none"/>
+              </w:rPr>
+              <w:t>Technical Merit:</w:t>
+            </w:r>
+            <w:r>
+              <w:rPr>
+                <w:rFonts w:ascii="Calibri" w:eastAsia="Times New Roman" w:hAnsi="Calibri" w:cs="Calibri"/>
+                <w:color w:val="1F1F1F"/>
+                <w:kern w:val="0"/>
+                <w:bdr w:val="none" w:sz="0" w:space="0" w:color="auto" w:frame="1"/>
+                <w:lang w:eastAsia="en-GB"/>
+                <w14:ligatures w14:val="none"/>
+              </w:rPr>
+              <w:t xml:space="preserve"> Developed the baseline for the </w:t>
+            </w:r>
+            <w:r>
+              <w:rPr>
+                <w:rFonts w:ascii="Calibri" w:eastAsia="Times New Roman" w:hAnsi="Calibri" w:cs="Calibri"/>
+                <w:b/>
+                <w:bCs/>
+                <w:color w:val="1F1F1F"/>
+                <w:kern w:val="0"/>
+                <w:bdr w:val="none" w:sz="0" w:space="0" w:color="auto" w:frame="1"/>
+                <w:lang w:eastAsia="en-GB"/>
+                <w14:ligatures w14:val="none"/>
+              </w:rPr>
+              <w:t>Volatility Algorithm</w:t>
+            </w:r>
+            <w:r>
+              <w:rPr>
+                <w:rFonts w:ascii="Calibri" w:eastAsia="Times New Roman" w:hAnsi="Calibri" w:cs="Calibri"/>
+                <w:color w:val="1F1F1F"/>
+                <w:kern w:val="0"/>
+                <w:bdr w:val="none" w:sz="0" w:space="0" w:color="auto" w:frame="1"/>
+                <w:lang w:eastAsia="en-GB"/>
+                <w14:ligatures w14:val="none"/>
+              </w:rPr>
+              <w:t xml:space="preserve"> used in the real-time alerts.</w:t>
+            </w:r>
+          </w:p>
+        </w:tc>
+      </w:tr>
+      <w:tr>
+        <w:trPr>
+          <w:tblCellSpacing w:w="15" w:type="dxa"/>
+        </w:trPr>
+        <w:tc>
+          <w:tcPr>
+            <w:tcW w:w="0" w:type="auto"/>
+            <w:tcBorders>
+              <w:top w:val="single" w:sz="6" w:space="0" w:color="auto"/>
+              <w:left w:val="single" w:sz="6" w:space="0" w:color="auto"/>
+              <w:bottom w:val="single" w:sz="6" w:space="0" w:color="auto"/>
+              <w:right w:val="single" w:sz="6" w:space="0" w:color="auto"/>
+            </w:tcBorders>
+            <w:tcMar>
+              <w:top w:w="120" w:type="dxa"/>
+              <w:left w:w="180" w:type="dxa"/>
+              <w:bottom w:w="120" w:type="dxa"/>
+              <w:right w:w="180" w:type="dxa"/>
+            </w:tcMar>
+            <w:vAlign w:val="center"/>
+            <w:hideMark/>
+          </w:tcPr>
+          <w:p>
+            <w:pPr>
+              <w:rPr>
+                <w:rFonts w:ascii="Calibri" w:eastAsia="Times New Roman" w:hAnsi="Calibri" w:cs="Calibri"/>
+                <w:color w:val="1F1F1F"/>
+                <w:kern w:val="0"/>
+                <w:lang w:eastAsia="en-GB"/>
+                <w14:ligatures w14:val="none"/>
+              </w:rPr>
+            </w:pPr>
+            <w:r>
+              <w:rPr>
+                <w:rFonts w:ascii="Calibri" w:eastAsia="Times New Roman" w:hAnsi="Calibri" w:cs="Calibri"/>
+                <w:color w:val="1F1F1F"/>
+                <w:kern w:val="0"/>
+                <w:bdr w:val="none" w:sz="0" w:space="0" w:color="auto" w:frame="1"/>
+                <w:lang w:eastAsia="en-GB"/>
+                <w14:ligatures w14:val="none"/>
+              </w:rPr>
+              <w:t>Feb 16</w:t>
+            </w:r>
+          </w:p>
+        </w:tc>
+        <w:tc>
+          <w:tcPr>
+            <w:tcW w:w="0" w:type="auto"/>
+            <w:tcBorders>
+              <w:top w:val="single" w:sz="6" w:space="0" w:color="auto"/>
+              <w:left w:val="single" w:sz="6" w:space="0" w:color="auto"/>
+              <w:bottom w:val="single" w:sz="6" w:space="0" w:color="auto"/>
+              <w:right w:val="single" w:sz="6" w:space="0" w:color="auto"/>
+            </w:tcBorders>
+            <w:tcMar>
+              <w:top w:w="120" w:type="dxa"/>
+              <w:left w:w="180" w:type="dxa"/>
+              <w:bottom w:w="120" w:type="dxa"/>
+              <w:right w:w="180" w:type="dxa"/>
+            </w:tcMar>
+            <w:vAlign w:val="center"/>
+            <w:hideMark/>
+          </w:tcPr>
+          <w:p>
+            <w:pPr>
+              <w:rPr>
+                <w:rFonts w:ascii="Calibri" w:eastAsia="Times New Roman" w:hAnsi="Calibri" w:cs="Calibri"/>
+                <w:color w:val="1F1F1F"/>
+                <w:kern w:val="0"/>
+                <w:lang w:eastAsia="en-GB"/>
+                <w14:ligatures w14:val="none"/>
+              </w:rPr>
+            </w:pPr>
+            <w:r>
+              <w:rPr>
+                <w:rFonts w:ascii="Calibri" w:eastAsia="Times New Roman" w:hAnsi="Calibri" w:cs="Calibri"/>
+                <w:color w:val="1F1F1F"/>
+                <w:kern w:val="0"/>
+                <w:bdr w:val="none" w:sz="0" w:space="0" w:color="auto" w:frame="1"/>
+                <w:lang w:eastAsia="en-GB"/>
+                <w14:ligatures w14:val="none"/>
+              </w:rPr>
+              <w:t>"How do I set up a background thread in Flask to consume Kafka messages without blocking the UI?"</w:t>
+            </w:r>
+          </w:p>
+        </w:tc>
+        <w:tc>
+          <w:tcPr>
+            <w:tcW w:w="0" w:type="auto"/>
+            <w:tcBorders>
+              <w:top w:val="single" w:sz="6" w:space="0" w:color="auto"/>
+              <w:left w:val="single" w:sz="6" w:space="0" w:color="auto"/>
+              <w:bottom w:val="single" w:sz="6" w:space="0" w:color="auto"/>
+              <w:right w:val="single" w:sz="6" w:space="0" w:color="auto"/>
+            </w:tcBorders>
+            <w:tcMar>
+              <w:top w:w="120" w:type="dxa"/>
+              <w:left w:w="180" w:type="dxa"/>
+              <w:bottom w:w="120" w:type="dxa"/>
+              <w:right w:w="180" w:type="dxa"/>
+            </w:tcMar>
+            <w:vAlign w:val="center"/>
+            <w:hideMark/>
+          </w:tcPr>
+          <w:p>
+            <w:pPr>
+              <w:rPr>
+                <w:rFonts w:ascii="Calibri" w:eastAsia="Times New Roman" w:hAnsi="Calibri" w:cs="Calibri"/>
+                <w:color w:val="1F1F1F"/>
+                <w:kern w:val="0"/>
+                <w:lang w:eastAsia="en-GB"/>
+                <w14:ligatures w14:val="none"/>
+              </w:rPr>
+            </w:pPr>
+            <w:r>
+              <w:rPr>
+                <w:rFonts w:ascii="Calibri" w:eastAsia="Times New Roman" w:hAnsi="Calibri" w:cs="Calibri"/>
+                <w:b/>
+                <w:bCs/>
+                <w:color w:val="1F1F1F"/>
+                <w:kern w:val="0"/>
+                <w:bdr w:val="none" w:sz="0" w:space="0" w:color="auto" w:frame="1"/>
+                <w:lang w:eastAsia="en-GB"/>
+                <w14:ligatures w14:val="none"/>
+              </w:rPr>
+              <w:t>Integration:</w:t>
+            </w:r>
+            <w:r>
+              <w:rPr>
+                <w:rFonts w:ascii="Calibri" w:eastAsia="Times New Roman" w:hAnsi="Calibri" w:cs="Calibri"/>
+                <w:color w:val="1F1F1F"/>
+                <w:kern w:val="0"/>
+                <w:bdr w:val="none" w:sz="0" w:space="0" w:color="auto" w:frame="1"/>
+                <w:lang w:eastAsia="en-GB"/>
+                <w14:ligatures w14:val="none"/>
+              </w:rPr>
+              <w:t xml:space="preserve"> Allowed the dashboard to update dynamically while the web server handles user requests.</w:t>
             </w:r>
           </w:p>
         </w:tc>
       </w:tr>
     </w:tbl>
-    <w:p>
-      <w:pPr>
-        <w:contextualSpacing/>
-        <w:jc w:val="both"/>
-        <w:rPr>
-          <w:rFonts w:ascii="Calibri" w:hAnsi="Calibri" w:cs="Calibri"/>
-        </w:rPr>
-      </w:pPr>
-    </w:p>
+    <w:p/>
     <w:sectPr>
       <w:pgSz w:w="11906" w:h="16838"/>
       <w:pgMar w:top="1440" w:right="1440" w:bottom="1440" w:left="1440" w:header="708" w:footer="708" w:gutter="0"/>
@@ -4505,6 +8328,304 @@
     </w:lvl>
   </w:abstractNum>
   <w:abstractNum w:abstractNumId="2" w15:restartNumberingAfterBreak="0">
+    <w:nsid w:val="10C911A1"/>
+    <w:multiLevelType w:val="multilevel"/>
+    <w:tmpl w:val="1F7E8E7E"/>
+    <w:lvl w:ilvl="0">
+      <w:start w:val="1"/>
+      <w:numFmt w:val="bullet"/>
+      <w:lvlText w:val=""/>
+      <w:lvlJc w:val="left"/>
+      <w:pPr>
+        <w:tabs>
+          <w:tab w:val="num" w:pos="720"/>
+        </w:tabs>
+        <w:ind w:left="720" w:hanging="360"/>
+      </w:pPr>
+      <w:rPr>
+        <w:rFonts w:ascii="Symbol" w:hAnsi="Symbol" w:hint="default"/>
+        <w:sz w:val="20"/>
+      </w:rPr>
+    </w:lvl>
+    <w:lvl w:ilvl="1" w:tentative="1">
+      <w:start w:val="1"/>
+      <w:numFmt w:val="bullet"/>
+      <w:lvlText w:val="o"/>
+      <w:lvlJc w:val="left"/>
+      <w:pPr>
+        <w:tabs>
+          <w:tab w:val="num" w:pos="1440"/>
+        </w:tabs>
+        <w:ind w:left="1440" w:hanging="360"/>
+      </w:pPr>
+      <w:rPr>
+        <w:rFonts w:ascii="Courier New" w:hAnsi="Courier New" w:hint="default"/>
+        <w:sz w:val="20"/>
+      </w:rPr>
+    </w:lvl>
+    <w:lvl w:ilvl="2" w:tentative="1">
+      <w:start w:val="1"/>
+      <w:numFmt w:val="bullet"/>
+      <w:lvlText w:val=""/>
+      <w:lvlJc w:val="left"/>
+      <w:pPr>
+        <w:tabs>
+          <w:tab w:val="num" w:pos="2160"/>
+        </w:tabs>
+        <w:ind w:left="2160" w:hanging="360"/>
+      </w:pPr>
+      <w:rPr>
+        <w:rFonts w:ascii="Wingdings" w:hAnsi="Wingdings" w:hint="default"/>
+        <w:sz w:val="20"/>
+      </w:rPr>
+    </w:lvl>
+    <w:lvl w:ilvl="3" w:tentative="1">
+      <w:start w:val="1"/>
+      <w:numFmt w:val="bullet"/>
+      <w:lvlText w:val=""/>
+      <w:lvlJc w:val="left"/>
+      <w:pPr>
+        <w:tabs>
+          <w:tab w:val="num" w:pos="2880"/>
+        </w:tabs>
+        <w:ind w:left="2880" w:hanging="360"/>
+      </w:pPr>
+      <w:rPr>
+        <w:rFonts w:ascii="Wingdings" w:hAnsi="Wingdings" w:hint="default"/>
+        <w:sz w:val="20"/>
+      </w:rPr>
+    </w:lvl>
+    <w:lvl w:ilvl="4" w:tentative="1">
+      <w:start w:val="1"/>
+      <w:numFmt w:val="bullet"/>
+      <w:lvlText w:val=""/>
+      <w:lvlJc w:val="left"/>
+      <w:pPr>
+        <w:tabs>
+          <w:tab w:val="num" w:pos="3600"/>
+        </w:tabs>
+        <w:ind w:left="3600" w:hanging="360"/>
+      </w:pPr>
+      <w:rPr>
+        <w:rFonts w:ascii="Wingdings" w:hAnsi="Wingdings" w:hint="default"/>
+        <w:sz w:val="20"/>
+      </w:rPr>
+    </w:lvl>
+    <w:lvl w:ilvl="5" w:tentative="1">
+      <w:start w:val="1"/>
+      <w:numFmt w:val="bullet"/>
+      <w:lvlText w:val=""/>
+      <w:lvlJc w:val="left"/>
+      <w:pPr>
+        <w:tabs>
+          <w:tab w:val="num" w:pos="4320"/>
+        </w:tabs>
+        <w:ind w:left="4320" w:hanging="360"/>
+      </w:pPr>
+      <w:rPr>
+        <w:rFonts w:ascii="Wingdings" w:hAnsi="Wingdings" w:hint="default"/>
+        <w:sz w:val="20"/>
+      </w:rPr>
+    </w:lvl>
+    <w:lvl w:ilvl="6" w:tentative="1">
+      <w:start w:val="1"/>
+      <w:numFmt w:val="bullet"/>
+      <w:lvlText w:val=""/>
+      <w:lvlJc w:val="left"/>
+      <w:pPr>
+        <w:tabs>
+          <w:tab w:val="num" w:pos="5040"/>
+        </w:tabs>
+        <w:ind w:left="5040" w:hanging="360"/>
+      </w:pPr>
+      <w:rPr>
+        <w:rFonts w:ascii="Wingdings" w:hAnsi="Wingdings" w:hint="default"/>
+        <w:sz w:val="20"/>
+      </w:rPr>
+    </w:lvl>
+    <w:lvl w:ilvl="7" w:tentative="1">
+      <w:start w:val="1"/>
+      <w:numFmt w:val="bullet"/>
+      <w:lvlText w:val=""/>
+      <w:lvlJc w:val="left"/>
+      <w:pPr>
+        <w:tabs>
+          <w:tab w:val="num" w:pos="5760"/>
+        </w:tabs>
+        <w:ind w:left="5760" w:hanging="360"/>
+      </w:pPr>
+      <w:rPr>
+        <w:rFonts w:ascii="Wingdings" w:hAnsi="Wingdings" w:hint="default"/>
+        <w:sz w:val="20"/>
+      </w:rPr>
+    </w:lvl>
+    <w:lvl w:ilvl="8" w:tentative="1">
+      <w:start w:val="1"/>
+      <w:numFmt w:val="bullet"/>
+      <w:lvlText w:val=""/>
+      <w:lvlJc w:val="left"/>
+      <w:pPr>
+        <w:tabs>
+          <w:tab w:val="num" w:pos="6480"/>
+        </w:tabs>
+        <w:ind w:left="6480" w:hanging="360"/>
+      </w:pPr>
+      <w:rPr>
+        <w:rFonts w:ascii="Wingdings" w:hAnsi="Wingdings" w:hint="default"/>
+        <w:sz w:val="20"/>
+      </w:rPr>
+    </w:lvl>
+  </w:abstractNum>
+  <w:abstractNum w:abstractNumId="3" w15:restartNumberingAfterBreak="0">
+    <w:nsid w:val="198E089E"/>
+    <w:multiLevelType w:val="multilevel"/>
+    <w:tmpl w:val="AA1A1270"/>
+    <w:lvl w:ilvl="0">
+      <w:start w:val="1"/>
+      <w:numFmt w:val="bullet"/>
+      <w:lvlText w:val=""/>
+      <w:lvlJc w:val="left"/>
+      <w:pPr>
+        <w:tabs>
+          <w:tab w:val="num" w:pos="720"/>
+        </w:tabs>
+        <w:ind w:left="720" w:hanging="360"/>
+      </w:pPr>
+      <w:rPr>
+        <w:rFonts w:ascii="Symbol" w:hAnsi="Symbol" w:hint="default"/>
+        <w:sz w:val="20"/>
+      </w:rPr>
+    </w:lvl>
+    <w:lvl w:ilvl="1" w:tentative="1">
+      <w:start w:val="1"/>
+      <w:numFmt w:val="bullet"/>
+      <w:lvlText w:val="o"/>
+      <w:lvlJc w:val="left"/>
+      <w:pPr>
+        <w:tabs>
+          <w:tab w:val="num" w:pos="1440"/>
+        </w:tabs>
+        <w:ind w:left="1440" w:hanging="360"/>
+      </w:pPr>
+      <w:rPr>
+        <w:rFonts w:ascii="Courier New" w:hAnsi="Courier New" w:hint="default"/>
+        <w:sz w:val="20"/>
+      </w:rPr>
+    </w:lvl>
+    <w:lvl w:ilvl="2" w:tentative="1">
+      <w:start w:val="1"/>
+      <w:numFmt w:val="bullet"/>
+      <w:lvlText w:val=""/>
+      <w:lvlJc w:val="left"/>
+      <w:pPr>
+        <w:tabs>
+          <w:tab w:val="num" w:pos="2160"/>
+        </w:tabs>
+        <w:ind w:left="2160" w:hanging="360"/>
+      </w:pPr>
+      <w:rPr>
+        <w:rFonts w:ascii="Wingdings" w:hAnsi="Wingdings" w:hint="default"/>
+        <w:sz w:val="20"/>
+      </w:rPr>
+    </w:lvl>
+    <w:lvl w:ilvl="3" w:tentative="1">
+      <w:start w:val="1"/>
+      <w:numFmt w:val="bullet"/>
+      <w:lvlText w:val=""/>
+      <w:lvlJc w:val="left"/>
+      <w:pPr>
+        <w:tabs>
+          <w:tab w:val="num" w:pos="2880"/>
+        </w:tabs>
+        <w:ind w:left="2880" w:hanging="360"/>
+      </w:pPr>
+      <w:rPr>
+        <w:rFonts w:ascii="Wingdings" w:hAnsi="Wingdings" w:hint="default"/>
+        <w:sz w:val="20"/>
+      </w:rPr>
+    </w:lvl>
+    <w:lvl w:ilvl="4" w:tentative="1">
+      <w:start w:val="1"/>
+      <w:numFmt w:val="bullet"/>
+      <w:lvlText w:val=""/>
+      <w:lvlJc w:val="left"/>
+      <w:pPr>
+        <w:tabs>
+          <w:tab w:val="num" w:pos="3600"/>
+        </w:tabs>
+        <w:ind w:left="3600" w:hanging="360"/>
+      </w:pPr>
+      <w:rPr>
+        <w:rFonts w:ascii="Wingdings" w:hAnsi="Wingdings" w:hint="default"/>
+        <w:sz w:val="20"/>
+      </w:rPr>
+    </w:lvl>
+    <w:lvl w:ilvl="5" w:tentative="1">
+      <w:start w:val="1"/>
+      <w:numFmt w:val="bullet"/>
+      <w:lvlText w:val=""/>
+      <w:lvlJc w:val="left"/>
+      <w:pPr>
+        <w:tabs>
+          <w:tab w:val="num" w:pos="4320"/>
+        </w:tabs>
+        <w:ind w:left="4320" w:hanging="360"/>
+      </w:pPr>
+      <w:rPr>
+        <w:rFonts w:ascii="Wingdings" w:hAnsi="Wingdings" w:hint="default"/>
+        <w:sz w:val="20"/>
+      </w:rPr>
+    </w:lvl>
+    <w:lvl w:ilvl="6" w:tentative="1">
+      <w:start w:val="1"/>
+      <w:numFmt w:val="bullet"/>
+      <w:lvlText w:val=""/>
+      <w:lvlJc w:val="left"/>
+      <w:pPr>
+        <w:tabs>
+          <w:tab w:val="num" w:pos="5040"/>
+        </w:tabs>
+        <w:ind w:left="5040" w:hanging="360"/>
+      </w:pPr>
+      <w:rPr>
+        <w:rFonts w:ascii="Wingdings" w:hAnsi="Wingdings" w:hint="default"/>
+        <w:sz w:val="20"/>
+      </w:rPr>
+    </w:lvl>
+    <w:lvl w:ilvl="7" w:tentative="1">
+      <w:start w:val="1"/>
+      <w:numFmt w:val="bullet"/>
+      <w:lvlText w:val=""/>
+      <w:lvlJc w:val="left"/>
+      <w:pPr>
+        <w:tabs>
+          <w:tab w:val="num" w:pos="5760"/>
+        </w:tabs>
+        <w:ind w:left="5760" w:hanging="360"/>
+      </w:pPr>
+      <w:rPr>
+        <w:rFonts w:ascii="Wingdings" w:hAnsi="Wingdings" w:hint="default"/>
+        <w:sz w:val="20"/>
+      </w:rPr>
+    </w:lvl>
+    <w:lvl w:ilvl="8" w:tentative="1">
+      <w:start w:val="1"/>
+      <w:numFmt w:val="bullet"/>
+      <w:lvlText w:val=""/>
+      <w:lvlJc w:val="left"/>
+      <w:pPr>
+        <w:tabs>
+          <w:tab w:val="num" w:pos="6480"/>
+        </w:tabs>
+        <w:ind w:left="6480" w:hanging="360"/>
+      </w:pPr>
+      <w:rPr>
+        <w:rFonts w:ascii="Wingdings" w:hAnsi="Wingdings" w:hint="default"/>
+        <w:sz w:val="20"/>
+      </w:rPr>
+    </w:lvl>
+  </w:abstractNum>
+  <w:abstractNum w:abstractNumId="4" w15:restartNumberingAfterBreak="0">
     <w:nsid w:val="1C436F49"/>
     <w:multiLevelType w:val="multilevel"/>
     <w:tmpl w:val="31C254A8"/>
@@ -4653,7 +8774,7 @@
       </w:rPr>
     </w:lvl>
   </w:abstractNum>
-  <w:abstractNum w:abstractNumId="3" w15:restartNumberingAfterBreak="0">
+  <w:abstractNum w:abstractNumId="5" w15:restartNumberingAfterBreak="0">
     <w:nsid w:val="1D6C738D"/>
     <w:multiLevelType w:val="multilevel"/>
     <w:tmpl w:val="793EDA38"/>
@@ -4802,7 +8923,7 @@
       </w:rPr>
     </w:lvl>
   </w:abstractNum>
-  <w:abstractNum w:abstractNumId="4" w15:restartNumberingAfterBreak="0">
+  <w:abstractNum w:abstractNumId="6" w15:restartNumberingAfterBreak="0">
     <w:nsid w:val="1FA66115"/>
     <w:multiLevelType w:val="multilevel"/>
     <w:tmpl w:val="4140BC38"/>
@@ -4951,7 +9072,120 @@
       </w:rPr>
     </w:lvl>
   </w:abstractNum>
-  <w:abstractNum w:abstractNumId="5" w15:restartNumberingAfterBreak="0">
+  <w:abstractNum w:abstractNumId="7" w15:restartNumberingAfterBreak="0">
+    <w:nsid w:val="25AC69DF"/>
+    <w:multiLevelType w:val="multilevel"/>
+    <w:tmpl w:val="DC6A5102"/>
+    <w:lvl w:ilvl="0">
+      <w:start w:val="1"/>
+      <w:numFmt w:val="decimal"/>
+      <w:lvlText w:val="%1."/>
+      <w:lvlJc w:val="left"/>
+      <w:pPr>
+        <w:tabs>
+          <w:tab w:val="num" w:pos="720"/>
+        </w:tabs>
+        <w:ind w:left="720" w:hanging="360"/>
+      </w:pPr>
+    </w:lvl>
+    <w:lvl w:ilvl="1" w:tentative="1">
+      <w:start w:val="1"/>
+      <w:numFmt w:val="decimal"/>
+      <w:lvlText w:val="%2."/>
+      <w:lvlJc w:val="left"/>
+      <w:pPr>
+        <w:tabs>
+          <w:tab w:val="num" w:pos="1440"/>
+        </w:tabs>
+        <w:ind w:left="1440" w:hanging="360"/>
+      </w:pPr>
+    </w:lvl>
+    <w:lvl w:ilvl="2" w:tentative="1">
+      <w:start w:val="1"/>
+      <w:numFmt w:val="decimal"/>
+      <w:lvlText w:val="%3."/>
+      <w:lvlJc w:val="left"/>
+      <w:pPr>
+        <w:tabs>
+          <w:tab w:val="num" w:pos="2160"/>
+        </w:tabs>
+        <w:ind w:left="2160" w:hanging="360"/>
+      </w:pPr>
+    </w:lvl>
+    <w:lvl w:ilvl="3" w:tentative="1">
+      <w:start w:val="1"/>
+      <w:numFmt w:val="decimal"/>
+      <w:lvlText w:val="%4."/>
+      <w:lvlJc w:val="left"/>
+      <w:pPr>
+        <w:tabs>
+          <w:tab w:val="num" w:pos="2880"/>
+        </w:tabs>
+        <w:ind w:left="2880" w:hanging="360"/>
+      </w:pPr>
+    </w:lvl>
+    <w:lvl w:ilvl="4" w:tentative="1">
+      <w:start w:val="1"/>
+      <w:numFmt w:val="decimal"/>
+      <w:lvlText w:val="%5."/>
+      <w:lvlJc w:val="left"/>
+      <w:pPr>
+        <w:tabs>
+          <w:tab w:val="num" w:pos="3600"/>
+        </w:tabs>
+        <w:ind w:left="3600" w:hanging="360"/>
+      </w:pPr>
+    </w:lvl>
+    <w:lvl w:ilvl="5" w:tentative="1">
+      <w:start w:val="1"/>
+      <w:numFmt w:val="decimal"/>
+      <w:lvlText w:val="%6."/>
+      <w:lvlJc w:val="left"/>
+      <w:pPr>
+        <w:tabs>
+          <w:tab w:val="num" w:pos="4320"/>
+        </w:tabs>
+        <w:ind w:left="4320" w:hanging="360"/>
+      </w:pPr>
+    </w:lvl>
+    <w:lvl w:ilvl="6" w:tentative="1">
+      <w:start w:val="1"/>
+      <w:numFmt w:val="decimal"/>
+      <w:lvlText w:val="%7."/>
+      <w:lvlJc w:val="left"/>
+      <w:pPr>
+        <w:tabs>
+          <w:tab w:val="num" w:pos="5040"/>
+        </w:tabs>
+        <w:ind w:left="5040" w:hanging="360"/>
+      </w:pPr>
+    </w:lvl>
+    <w:lvl w:ilvl="7" w:tentative="1">
+      <w:start w:val="1"/>
+      <w:numFmt w:val="decimal"/>
+      <w:lvlText w:val="%8."/>
+      <w:lvlJc w:val="left"/>
+      <w:pPr>
+        <w:tabs>
+          <w:tab w:val="num" w:pos="5760"/>
+        </w:tabs>
+        <w:ind w:left="5760" w:hanging="360"/>
+      </w:pPr>
+    </w:lvl>
+    <w:lvl w:ilvl="8" w:tentative="1">
+      <w:start w:val="1"/>
+      <w:numFmt w:val="decimal"/>
+      <w:lvlText w:val="%9."/>
+      <w:lvlJc w:val="left"/>
+      <w:pPr>
+        <w:tabs>
+          <w:tab w:val="num" w:pos="6480"/>
+        </w:tabs>
+        <w:ind w:left="6480" w:hanging="360"/>
+      </w:pPr>
+    </w:lvl>
+  </w:abstractNum>
+  <w:abstractNum w:abstractNumId="8" w15:restartNumberingAfterBreak="0">
     <w:nsid w:val="397D2829"/>
     <w:multiLevelType w:val="multilevel"/>
     <w:tmpl w:val="F2041AD2"/>
@@ -5100,7 +9334,156 @@
       </w:rPr>
     </w:lvl>
   </w:abstractNum>
-  <w:abstractNum w:abstractNumId="6" w15:restartNumberingAfterBreak="0">
+  <w:abstractNum w:abstractNumId="9" w15:restartNumberingAfterBreak="0">
+    <w:nsid w:val="39F8274A"/>
+    <w:multiLevelType w:val="multilevel"/>
+    <w:tmpl w:val="128E3AB2"/>
+    <w:lvl w:ilvl="0">
+      <w:start w:val="1"/>
+      <w:numFmt w:val="bullet"/>
+      <w:lvlText w:val=""/>
+      <w:lvlJc w:val="left"/>
+      <w:pPr>
+        <w:tabs>
+          <w:tab w:val="num" w:pos="720"/>
+        </w:tabs>
+        <w:ind w:left="720" w:hanging="360"/>
+      </w:pPr>
+      <w:rPr>
+        <w:rFonts w:ascii="Symbol" w:hAnsi="Symbol" w:hint="default"/>
+        <w:sz w:val="20"/>
+      </w:rPr>
+    </w:lvl>
+    <w:lvl w:ilvl="1" w:tentative="1">
+      <w:start w:val="1"/>
+      <w:numFmt w:val="bullet"/>
+      <w:lvlText w:val="o"/>
+      <w:lvlJc w:val="left"/>
+      <w:pPr>
+        <w:tabs>
+          <w:tab w:val="num" w:pos="1440"/>
+        </w:tabs>
+        <w:ind w:left="1440" w:hanging="360"/>
+      </w:pPr>
+      <w:rPr>
+        <w:rFonts w:ascii="Courier New" w:hAnsi="Courier New" w:hint="default"/>
+        <w:sz w:val="20"/>
+      </w:rPr>
+    </w:lvl>
+    <w:lvl w:ilvl="2" w:tentative="1">
+      <w:start w:val="1"/>
+      <w:numFmt w:val="bullet"/>
+      <w:lvlText w:val=""/>
+      <w:lvlJc w:val="left"/>
+      <w:pPr>
+        <w:tabs>
+          <w:tab w:val="num" w:pos="2160"/>
+        </w:tabs>
+        <w:ind w:left="2160" w:hanging="360"/>
+      </w:pPr>
+      <w:rPr>
+        <w:rFonts w:ascii="Wingdings" w:hAnsi="Wingdings" w:hint="default"/>
+        <w:sz w:val="20"/>
+      </w:rPr>
+    </w:lvl>
+    <w:lvl w:ilvl="3" w:tentative="1">
+      <w:start w:val="1"/>
+      <w:numFmt w:val="bullet"/>
+      <w:lvlText w:val=""/>
+      <w:lvlJc w:val="left"/>
+      <w:pPr>
+        <w:tabs>
+          <w:tab w:val="num" w:pos="2880"/>
+        </w:tabs>
+        <w:ind w:left="2880" w:hanging="360"/>
+      </w:pPr>
+      <w:rPr>
+        <w:rFonts w:ascii="Wingdings" w:hAnsi="Wingdings" w:hint="default"/>
+        <w:sz w:val="20"/>
+      </w:rPr>
+    </w:lvl>
+    <w:lvl w:ilvl="4" w:tentative="1">
+      <w:start w:val="1"/>
+      <w:numFmt w:val="bullet"/>
+      <w:lvlText w:val=""/>
+      <w:lvlJc w:val="left"/>
+      <w:pPr>
+        <w:tabs>
+          <w:tab w:val="num" w:pos="3600"/>
+        </w:tabs>
+        <w:ind w:left="3600" w:hanging="360"/>
+      </w:pPr>
+      <w:rPr>
+        <w:rFonts w:ascii="Wingdings" w:hAnsi="Wingdings" w:hint="default"/>
+        <w:sz w:val="20"/>
+      </w:rPr>
+    </w:lvl>
+    <w:lvl w:ilvl="5" w:tentative="1">
+      <w:start w:val="1"/>
+      <w:numFmt w:val="bullet"/>
+      <w:lvlText w:val=""/>
+      <w:lvlJc w:val="left"/>
+      <w:pPr>
+        <w:tabs>
+          <w:tab w:val="num" w:pos="4320"/>
+        </w:tabs>
+        <w:ind w:left="4320" w:hanging="360"/>
+      </w:pPr>
+      <w:rPr>
+        <w:rFonts w:ascii="Wingdings" w:hAnsi="Wingdings" w:hint="default"/>
+        <w:sz w:val="20"/>
+      </w:rPr>
+    </w:lvl>
+    <w:lvl w:ilvl="6" w:tentative="1">
+      <w:start w:val="1"/>
+      <w:numFmt w:val="bullet"/>
+      <w:lvlText w:val=""/>
+      <w:lvlJc w:val="left"/>
+      <w:pPr>
+        <w:tabs>
+          <w:tab w:val="num" w:pos="5040"/>
+        </w:tabs>
+        <w:ind w:left="5040" w:hanging="360"/>
+      </w:pPr>
+      <w:rPr>
+        <w:rFonts w:ascii="Wingdings" w:hAnsi="Wingdings" w:hint="default"/>
+        <w:sz w:val="20"/>
+      </w:rPr>
+    </w:lvl>
+    <w:lvl w:ilvl="7" w:tentative="1">
+      <w:start w:val="1"/>
+      <w:numFmt w:val="bullet"/>
+      <w:lvlText w:val=""/>
+      <w:lvlJc w:val="left"/>
+      <w:pPr>
+        <w:tabs>
+          <w:tab w:val="num" w:pos="5760"/>
+        </w:tabs>
+        <w:ind w:left="5760" w:hanging="360"/>
+      </w:pPr>
+      <w:rPr>
+        <w:rFonts w:ascii="Wingdings" w:hAnsi="Wingdings" w:hint="default"/>
+        <w:sz w:val="20"/>
+      </w:rPr>
+    </w:lvl>
+    <w:lvl w:ilvl="8" w:tentative="1">
+      <w:start w:val="1"/>
+      <w:numFmt w:val="bullet"/>
+      <w:lvlText w:val=""/>
+      <w:lvlJc w:val="left"/>
+      <w:pPr>
+        <w:tabs>
+          <w:tab w:val="num" w:pos="6480"/>
+        </w:tabs>
+        <w:ind w:left="6480" w:hanging="360"/>
+      </w:pPr>
+      <w:rPr>
+        <w:rFonts w:ascii="Wingdings" w:hAnsi="Wingdings" w:hint="default"/>
+        <w:sz w:val="20"/>
+      </w:rPr>
+    </w:lvl>
+  </w:abstractNum>
+  <w:abstractNum w:abstractNumId="10" w15:restartNumberingAfterBreak="0">
     <w:nsid w:val="427C5EED"/>
     <w:multiLevelType w:val="multilevel"/>
     <w:tmpl w:val="CEDC7402"/>
@@ -5249,7 +9632,156 @@
       </w:rPr>
     </w:lvl>
   </w:abstractNum>
-  <w:abstractNum w:abstractNumId="7" w15:restartNumberingAfterBreak="0">
+  <w:abstractNum w:abstractNumId="11" w15:restartNumberingAfterBreak="0">
+    <w:nsid w:val="4995294B"/>
+    <w:multiLevelType w:val="multilevel"/>
+    <w:tmpl w:val="C5BE9B56"/>
+    <w:lvl w:ilvl="0">
+      <w:start w:val="1"/>
+      <w:numFmt w:val="bullet"/>
+      <w:lvlText w:val=""/>
+      <w:lvlJc w:val="left"/>
+      <w:pPr>
+        <w:tabs>
+          <w:tab w:val="num" w:pos="720"/>
+        </w:tabs>
+        <w:ind w:left="720" w:hanging="360"/>
+      </w:pPr>
+      <w:rPr>
+        <w:rFonts w:ascii="Symbol" w:hAnsi="Symbol" w:hint="default"/>
+        <w:sz w:val="20"/>
+      </w:rPr>
+    </w:lvl>
+    <w:lvl w:ilvl="1" w:tentative="1">
+      <w:start w:val="1"/>
+      <w:numFmt w:val="bullet"/>
+      <w:lvlText w:val="o"/>
+      <w:lvlJc w:val="left"/>
+      <w:pPr>
+        <w:tabs>
+          <w:tab w:val="num" w:pos="1440"/>
+        </w:tabs>
+        <w:ind w:left="1440" w:hanging="360"/>
+      </w:pPr>
+      <w:rPr>
+        <w:rFonts w:ascii="Courier New" w:hAnsi="Courier New" w:hint="default"/>
+        <w:sz w:val="20"/>
+      </w:rPr>
+    </w:lvl>
+    <w:lvl w:ilvl="2" w:tentative="1">
+      <w:start w:val="1"/>
+      <w:numFmt w:val="bullet"/>
+      <w:lvlText w:val=""/>
+      <w:lvlJc w:val="left"/>
+      <w:pPr>
+        <w:tabs>
+          <w:tab w:val="num" w:pos="2160"/>
+        </w:tabs>
+        <w:ind w:left="2160" w:hanging="360"/>
+      </w:pPr>
+      <w:rPr>
+        <w:rFonts w:ascii="Wingdings" w:hAnsi="Wingdings" w:hint="default"/>
+        <w:sz w:val="20"/>
+      </w:rPr>
+    </w:lvl>
+    <w:lvl w:ilvl="3" w:tentative="1">
+      <w:start w:val="1"/>
+      <w:numFmt w:val="bullet"/>
+      <w:lvlText w:val=""/>
+      <w:lvlJc w:val="left"/>
+      <w:pPr>
+        <w:tabs>
+          <w:tab w:val="num" w:pos="2880"/>
+        </w:tabs>
+        <w:ind w:left="2880" w:hanging="360"/>
+      </w:pPr>
+      <w:rPr>
+        <w:rFonts w:ascii="Wingdings" w:hAnsi="Wingdings" w:hint="default"/>
+        <w:sz w:val="20"/>
+      </w:rPr>
+    </w:lvl>
+    <w:lvl w:ilvl="4" w:tentative="1">
+      <w:start w:val="1"/>
+      <w:numFmt w:val="bullet"/>
+      <w:lvlText w:val=""/>
+      <w:lvlJc w:val="left"/>
+      <w:pPr>
+        <w:tabs>
+          <w:tab w:val="num" w:pos="3600"/>
+        </w:tabs>
+        <w:ind w:left="3600" w:hanging="360"/>
+      </w:pPr>
+      <w:rPr>
+        <w:rFonts w:ascii="Wingdings" w:hAnsi="Wingdings" w:hint="default"/>
+        <w:sz w:val="20"/>
+      </w:rPr>
+    </w:lvl>
+    <w:lvl w:ilvl="5" w:tentative="1">
+      <w:start w:val="1"/>
+      <w:numFmt w:val="bullet"/>
+      <w:lvlText w:val=""/>
+      <w:lvlJc w:val="left"/>
+      <w:pPr>
+        <w:tabs>
+          <w:tab w:val="num" w:pos="4320"/>
+        </w:tabs>
+        <w:ind w:left="4320" w:hanging="360"/>
+      </w:pPr>
+      <w:rPr>
+        <w:rFonts w:ascii="Wingdings" w:hAnsi="Wingdings" w:hint="default"/>
+        <w:sz w:val="20"/>
+      </w:rPr>
+    </w:lvl>
+    <w:lvl w:ilvl="6" w:tentative="1">
+      <w:start w:val="1"/>
+      <w:numFmt w:val="bullet"/>
+      <w:lvlText w:val=""/>
+      <w:lvlJc w:val="left"/>
+      <w:pPr>
+        <w:tabs>
+          <w:tab w:val="num" w:pos="5040"/>
+        </w:tabs>
+        <w:ind w:left="5040" w:hanging="360"/>
+      </w:pPr>
+      <w:rPr>
+        <w:rFonts w:ascii="Wingdings" w:hAnsi="Wingdings" w:hint="default"/>
+        <w:sz w:val="20"/>
+      </w:rPr>
+    </w:lvl>
+    <w:lvl w:ilvl="7" w:tentative="1">
+      <w:start w:val="1"/>
+      <w:numFmt w:val="bullet"/>
+      <w:lvlText w:val=""/>
+      <w:lvlJc w:val="left"/>
+      <w:pPr>
+        <w:tabs>
+          <w:tab w:val="num" w:pos="5760"/>
+        </w:tabs>
+        <w:ind w:left="5760" w:hanging="360"/>
+      </w:pPr>
+      <w:rPr>
+        <w:rFonts w:ascii="Wingdings" w:hAnsi="Wingdings" w:hint="default"/>
+        <w:sz w:val="20"/>
+      </w:rPr>
+    </w:lvl>
+    <w:lvl w:ilvl="8" w:tentative="1">
+      <w:start w:val="1"/>
+      <w:numFmt w:val="bullet"/>
+      <w:lvlText w:val=""/>
+      <w:lvlJc w:val="left"/>
+      <w:pPr>
+        <w:tabs>
+          <w:tab w:val="num" w:pos="6480"/>
+        </w:tabs>
+        <w:ind w:left="6480" w:hanging="360"/>
+      </w:pPr>
+      <w:rPr>
+        <w:rFonts w:ascii="Wingdings" w:hAnsi="Wingdings" w:hint="default"/>
+        <w:sz w:val="20"/>
+      </w:rPr>
+    </w:lvl>
+  </w:abstractNum>
+  <w:abstractNum w:abstractNumId="12" w15:restartNumberingAfterBreak="0">
     <w:nsid w:val="4DFB4EF2"/>
     <w:multiLevelType w:val="multilevel"/>
     <w:tmpl w:val="B712B6A6"/>
@@ -5398,7 +9930,7 @@
       </w:rPr>
     </w:lvl>
   </w:abstractNum>
-  <w:abstractNum w:abstractNumId="8" w15:restartNumberingAfterBreak="0">
+  <w:abstractNum w:abstractNumId="13" w15:restartNumberingAfterBreak="0">
     <w:nsid w:val="55AC6C5E"/>
     <w:multiLevelType w:val="hybridMultilevel"/>
     <w:tmpl w:val="624437EC"/>
@@ -5487,7 +10019,269 @@
       </w:pPr>
     </w:lvl>
   </w:abstractNum>
-  <w:abstractNum w:abstractNumId="9" w15:restartNumberingAfterBreak="0">
+  <w:abstractNum w:abstractNumId="14" w15:restartNumberingAfterBreak="0">
+    <w:nsid w:val="590E2E53"/>
+    <w:multiLevelType w:val="multilevel"/>
+    <w:tmpl w:val="BB8EE790"/>
+    <w:lvl w:ilvl="0">
+      <w:start w:val="1"/>
+      <w:numFmt w:val="decimal"/>
+      <w:lvlText w:val="%1."/>
+      <w:lvlJc w:val="left"/>
+      <w:pPr>
+        <w:tabs>
+          <w:tab w:val="num" w:pos="720"/>
+        </w:tabs>
+        <w:ind w:left="720" w:hanging="360"/>
+      </w:pPr>
+    </w:lvl>
+    <w:lvl w:ilvl="1" w:tentative="1">
+      <w:start w:val="1"/>
+      <w:numFmt w:val="decimal"/>
+      <w:lvlText w:val="%2."/>
+      <w:lvlJc w:val="left"/>
+      <w:pPr>
+        <w:tabs>
+          <w:tab w:val="num" w:pos="1440"/>
+        </w:tabs>
+        <w:ind w:left="1440" w:hanging="360"/>
+      </w:pPr>
+    </w:lvl>
+    <w:lvl w:ilvl="2" w:tentative="1">
+      <w:start w:val="1"/>
+      <w:numFmt w:val="decimal"/>
+      <w:lvlText w:val="%3."/>
+      <w:lvlJc w:val="left"/>
+      <w:pPr>
+        <w:tabs>
+          <w:tab w:val="num" w:pos="2160"/>
+        </w:tabs>
+        <w:ind w:left="2160" w:hanging="360"/>
+      </w:pPr>
+    </w:lvl>
+    <w:lvl w:ilvl="3" w:tentative="1">
+      <w:start w:val="1"/>
+      <w:numFmt w:val="decimal"/>
+      <w:lvlText w:val="%4."/>
+      <w:lvlJc w:val="left"/>
+      <w:pPr>
+        <w:tabs>
+          <w:tab w:val="num" w:pos="2880"/>
+        </w:tabs>
+        <w:ind w:left="2880" w:hanging="360"/>
+      </w:pPr>
+    </w:lvl>
+    <w:lvl w:ilvl="4" w:tentative="1">
+      <w:start w:val="1"/>
+      <w:numFmt w:val="decimal"/>
+      <w:lvlText w:val="%5."/>
+      <w:lvlJc w:val="left"/>
+      <w:pPr>
+        <w:tabs>
+          <w:tab w:val="num" w:pos="3600"/>
+        </w:tabs>
+        <w:ind w:left="3600" w:hanging="360"/>
+      </w:pPr>
+    </w:lvl>
+    <w:lvl w:ilvl="5" w:tentative="1">
+      <w:start w:val="1"/>
+      <w:numFmt w:val="decimal"/>
+      <w:lvlText w:val="%6."/>
+      <w:lvlJc w:val="left"/>
+      <w:pPr>
+        <w:tabs>
+          <w:tab w:val="num" w:pos="4320"/>
+        </w:tabs>
+        <w:ind w:left="4320" w:hanging="360"/>
+      </w:pPr>
+    </w:lvl>
+    <w:lvl w:ilvl="6" w:tentative="1">
+      <w:start w:val="1"/>
+      <w:numFmt w:val="decimal"/>
+      <w:lvlText w:val="%7."/>
+      <w:lvlJc w:val="left"/>
+      <w:pPr>
+        <w:tabs>
+          <w:tab w:val="num" w:pos="5040"/>
+        </w:tabs>
+        <w:ind w:left="5040" w:hanging="360"/>
+      </w:pPr>
+    </w:lvl>
+    <w:lvl w:ilvl="7" w:tentative="1">
+      <w:start w:val="1"/>
+      <w:numFmt w:val="decimal"/>
+      <w:lvlText w:val="%8."/>
+      <w:lvlJc w:val="left"/>
+      <w:pPr>
+        <w:tabs>
+          <w:tab w:val="num" w:pos="5760"/>
+        </w:tabs>
+        <w:ind w:left="5760" w:hanging="360"/>
+      </w:pPr>
+    </w:lvl>
+    <w:lvl w:ilvl="8" w:tentative="1">
+      <w:start w:val="1"/>
+      <w:numFmt w:val="decimal"/>
+      <w:lvlText w:val="%9."/>
+      <w:lvlJc w:val="left"/>
+      <w:pPr>
+        <w:tabs>
+          <w:tab w:val="num" w:pos="6480"/>
+        </w:tabs>
+        <w:ind w:left="6480" w:hanging="360"/>
+      </w:pPr>
+    </w:lvl>
+  </w:abstractNum>
+  <w:abstractNum w:abstractNumId="15" w15:restartNumberingAfterBreak="0">
+    <w:nsid w:val="5CEE6F10"/>
+    <w:multiLevelType w:val="multilevel"/>
+    <w:tmpl w:val="14986A06"/>
+    <w:lvl w:ilvl="0">
+      <w:start w:val="1"/>
+      <w:numFmt w:val="bullet"/>
+      <w:lvlText w:val=""/>
+      <w:lvlJc w:val="left"/>
+      <w:pPr>
+        <w:tabs>
+          <w:tab w:val="num" w:pos="720"/>
+        </w:tabs>
+        <w:ind w:left="720" w:hanging="360"/>
+      </w:pPr>
+      <w:rPr>
+        <w:rFonts w:ascii="Symbol" w:hAnsi="Symbol" w:hint="default"/>
+        <w:sz w:val="20"/>
+      </w:rPr>
+    </w:lvl>
+    <w:lvl w:ilvl="1" w:tentative="1">
+      <w:start w:val="1"/>
+      <w:numFmt w:val="bullet"/>
+      <w:lvlText w:val="o"/>
+      <w:lvlJc w:val="left"/>
+      <w:pPr>
+        <w:tabs>
+          <w:tab w:val="num" w:pos="1440"/>
+        </w:tabs>
+        <w:ind w:left="1440" w:hanging="360"/>
+      </w:pPr>
+      <w:rPr>
+        <w:rFonts w:ascii="Courier New" w:hAnsi="Courier New" w:hint="default"/>
+        <w:sz w:val="20"/>
+      </w:rPr>
+    </w:lvl>
+    <w:lvl w:ilvl="2" w:tentative="1">
+      <w:start w:val="1"/>
+      <w:numFmt w:val="bullet"/>
+      <w:lvlText w:val=""/>
+      <w:lvlJc w:val="left"/>
+      <w:pPr>
+        <w:tabs>
+          <w:tab w:val="num" w:pos="2160"/>
+        </w:tabs>
+        <w:ind w:left="2160" w:hanging="360"/>
+      </w:pPr>
+      <w:rPr>
+        <w:rFonts w:ascii="Wingdings" w:hAnsi="Wingdings" w:hint="default"/>
+        <w:sz w:val="20"/>
+      </w:rPr>
+    </w:lvl>
+    <w:lvl w:ilvl="3" w:tentative="1">
+      <w:start w:val="1"/>
+      <w:numFmt w:val="bullet"/>
+      <w:lvlText w:val=""/>
+      <w:lvlJc w:val="left"/>
+      <w:pPr>
+        <w:tabs>
+          <w:tab w:val="num" w:pos="2880"/>
+        </w:tabs>
+        <w:ind w:left="2880" w:hanging="360"/>
+      </w:pPr>
+      <w:rPr>
+        <w:rFonts w:ascii="Wingdings" w:hAnsi="Wingdings" w:hint="default"/>
+        <w:sz w:val="20"/>
+      </w:rPr>
+    </w:lvl>
+    <w:lvl w:ilvl="4" w:tentative="1">
+      <w:start w:val="1"/>
+      <w:numFmt w:val="bullet"/>
+      <w:lvlText w:val=""/>
+      <w:lvlJc w:val="left"/>
+      <w:pPr>
+        <w:tabs>
+          <w:tab w:val="num" w:pos="3600"/>
+        </w:tabs>
+        <w:ind w:left="3600" w:hanging="360"/>
+      </w:pPr>
+      <w:rPr>
+        <w:rFonts w:ascii="Wingdings" w:hAnsi="Wingdings" w:hint="default"/>
+        <w:sz w:val="20"/>
+      </w:rPr>
+    </w:lvl>
+    <w:lvl w:ilvl="5" w:tentative="1">
+      <w:start w:val="1"/>
+      <w:numFmt w:val="bullet"/>
+      <w:lvlText w:val=""/>
+      <w:lvlJc w:val="left"/>
+      <w:pPr>
+        <w:tabs>
+          <w:tab w:val="num" w:pos="4320"/>
+        </w:tabs>
+        <w:ind w:left="4320" w:hanging="360"/>
+      </w:pPr>
+      <w:rPr>
+        <w:rFonts w:ascii="Wingdings" w:hAnsi="Wingdings" w:hint="default"/>
+        <w:sz w:val="20"/>
+      </w:rPr>
+    </w:lvl>
+    <w:lvl w:ilvl="6" w:tentative="1">
+      <w:start w:val="1"/>
+      <w:numFmt w:val="bullet"/>
+      <w:lvlText w:val=""/>
+      <w:lvlJc w:val="left"/>
+      <w:pPr>
+        <w:tabs>
+          <w:tab w:val="num" w:pos="5040"/>
+        </w:tabs>
+        <w:ind w:left="5040" w:hanging="360"/>
+      </w:pPr>
+      <w:rPr>
+        <w:rFonts w:ascii="Wingdings" w:hAnsi="Wingdings" w:hint="default"/>
+        <w:sz w:val="20"/>
+      </w:rPr>
+    </w:lvl>
+    <w:lvl w:ilvl="7" w:tentative="1">
+      <w:start w:val="1"/>
+      <w:numFmt w:val="bullet"/>
+      <w:lvlText w:val=""/>
+      <w:lvlJc w:val="left"/>
+      <w:pPr>
+        <w:tabs>
+          <w:tab w:val="num" w:pos="5760"/>
+        </w:tabs>
+        <w:ind w:left="5760" w:hanging="360"/>
+      </w:pPr>
+      <w:rPr>
+        <w:rFonts w:ascii="Wingdings" w:hAnsi="Wingdings" w:hint="default"/>
+        <w:sz w:val="20"/>
+      </w:rPr>
+    </w:lvl>
+    <w:lvl w:ilvl="8" w:tentative="1">
+      <w:start w:val="1"/>
+      <w:numFmt w:val="bullet"/>
+      <w:lvlText w:val=""/>
+      <w:lvlJc w:val="left"/>
+      <w:pPr>
+        <w:tabs>
+          <w:tab w:val="num" w:pos="6480"/>
+        </w:tabs>
+        <w:ind w:left="6480" w:hanging="360"/>
+      </w:pPr>
+      <w:rPr>
+        <w:rFonts w:ascii="Wingdings" w:hAnsi="Wingdings" w:hint="default"/>
+        <w:sz w:val="20"/>
+      </w:rPr>
+    </w:lvl>
+  </w:abstractNum>
+  <w:abstractNum w:abstractNumId="16" w15:restartNumberingAfterBreak="0">
     <w:nsid w:val="5F5C0CF2"/>
     <w:multiLevelType w:val="multilevel"/>
     <w:tmpl w:val="C18C95F8"/>
@@ -5636,7 +10430,156 @@
       </w:rPr>
     </w:lvl>
   </w:abstractNum>
-  <w:abstractNum w:abstractNumId="10" w15:restartNumberingAfterBreak="0">
+  <w:abstractNum w:abstractNumId="17" w15:restartNumberingAfterBreak="0">
+    <w:nsid w:val="618731B6"/>
+    <w:multiLevelType w:val="multilevel"/>
+    <w:tmpl w:val="9AFC49CA"/>
+    <w:lvl w:ilvl="0">
+      <w:start w:val="1"/>
+      <w:numFmt w:val="bullet"/>
+      <w:lvlText w:val=""/>
+      <w:lvlJc w:val="left"/>
+      <w:pPr>
+        <w:tabs>
+          <w:tab w:val="num" w:pos="720"/>
+        </w:tabs>
+        <w:ind w:left="720" w:hanging="360"/>
+      </w:pPr>
+      <w:rPr>
+        <w:rFonts w:ascii="Symbol" w:hAnsi="Symbol" w:hint="default"/>
+        <w:sz w:val="20"/>
+      </w:rPr>
+    </w:lvl>
+    <w:lvl w:ilvl="1" w:tentative="1">
+      <w:start w:val="1"/>
+      <w:numFmt w:val="bullet"/>
+      <w:lvlText w:val="o"/>
+      <w:lvlJc w:val="left"/>
+      <w:pPr>
+        <w:tabs>
+          <w:tab w:val="num" w:pos="1440"/>
+        </w:tabs>
+        <w:ind w:left="1440" w:hanging="360"/>
+      </w:pPr>
+      <w:rPr>
+        <w:rFonts w:ascii="Courier New" w:hAnsi="Courier New" w:hint="default"/>
+        <w:sz w:val="20"/>
+      </w:rPr>
+    </w:lvl>
+    <w:lvl w:ilvl="2" w:tentative="1">
+      <w:start w:val="1"/>
+      <w:numFmt w:val="bullet"/>
+      <w:lvlText w:val=""/>
+      <w:lvlJc w:val="left"/>
+      <w:pPr>
+        <w:tabs>
+          <w:tab w:val="num" w:pos="2160"/>
+        </w:tabs>
+        <w:ind w:left="2160" w:hanging="360"/>
+      </w:pPr>
+      <w:rPr>
+        <w:rFonts w:ascii="Wingdings" w:hAnsi="Wingdings" w:hint="default"/>
+        <w:sz w:val="20"/>
+      </w:rPr>
+    </w:lvl>
+    <w:lvl w:ilvl="3" w:tentative="1">
+      <w:start w:val="1"/>
+      <w:numFmt w:val="bullet"/>
+      <w:lvlText w:val=""/>
+      <w:lvlJc w:val="left"/>
+      <w:pPr>
+        <w:tabs>
+          <w:tab w:val="num" w:pos="2880"/>
+        </w:tabs>
+        <w:ind w:left="2880" w:hanging="360"/>
+      </w:pPr>
+      <w:rPr>
+        <w:rFonts w:ascii="Wingdings" w:hAnsi="Wingdings" w:hint="default"/>
+        <w:sz w:val="20"/>
+      </w:rPr>
+    </w:lvl>
+    <w:lvl w:ilvl="4" w:tentative="1">
+      <w:start w:val="1"/>
+      <w:numFmt w:val="bullet"/>
+      <w:lvlText w:val=""/>
+      <w:lvlJc w:val="left"/>
+      <w:pPr>
+        <w:tabs>
+          <w:tab w:val="num" w:pos="3600"/>
+        </w:tabs>
+        <w:ind w:left="3600" w:hanging="360"/>
+      </w:pPr>
+      <w:rPr>
+        <w:rFonts w:ascii="Wingdings" w:hAnsi="Wingdings" w:hint="default"/>
+        <w:sz w:val="20"/>
+      </w:rPr>
+    </w:lvl>
+    <w:lvl w:ilvl="5" w:tentative="1">
+      <w:start w:val="1"/>
+      <w:numFmt w:val="bullet"/>
+      <w:lvlText w:val=""/>
+      <w:lvlJc w:val="left"/>
+      <w:pPr>
+        <w:tabs>
+          <w:tab w:val="num" w:pos="4320"/>
+        </w:tabs>
+        <w:ind w:left="4320" w:hanging="360"/>
+      </w:pPr>
+      <w:rPr>
+        <w:rFonts w:ascii="Wingdings" w:hAnsi="Wingdings" w:hint="default"/>
+        <w:sz w:val="20"/>
+      </w:rPr>
+    </w:lvl>
+    <w:lvl w:ilvl="6" w:tentative="1">
+      <w:start w:val="1"/>
+      <w:numFmt w:val="bullet"/>
+      <w:lvlText w:val=""/>
+      <w:lvlJc w:val="left"/>
+      <w:pPr>
+        <w:tabs>
+          <w:tab w:val="num" w:pos="5040"/>
+        </w:tabs>
+        <w:ind w:left="5040" w:hanging="360"/>
+      </w:pPr>
+      <w:rPr>
+        <w:rFonts w:ascii="Wingdings" w:hAnsi="Wingdings" w:hint="default"/>
+        <w:sz w:val="20"/>
+      </w:rPr>
+    </w:lvl>
+    <w:lvl w:ilvl="7" w:tentative="1">
+      <w:start w:val="1"/>
+      <w:numFmt w:val="bullet"/>
+      <w:lvlText w:val=""/>
+      <w:lvlJc w:val="left"/>
+      <w:pPr>
+        <w:tabs>
+          <w:tab w:val="num" w:pos="5760"/>
+        </w:tabs>
+        <w:ind w:left="5760" w:hanging="360"/>
+      </w:pPr>
+      <w:rPr>
+        <w:rFonts w:ascii="Wingdings" w:hAnsi="Wingdings" w:hint="default"/>
+        <w:sz w:val="20"/>
+      </w:rPr>
+    </w:lvl>
+    <w:lvl w:ilvl="8" w:tentative="1">
+      <w:start w:val="1"/>
+      <w:numFmt w:val="bullet"/>
+      <w:lvlText w:val=""/>
+      <w:lvlJc w:val="left"/>
+      <w:pPr>
+        <w:tabs>
+          <w:tab w:val="num" w:pos="6480"/>
+        </w:tabs>
+        <w:ind w:left="6480" w:hanging="360"/>
+      </w:pPr>
+      <w:rPr>
+        <w:rFonts w:ascii="Wingdings" w:hAnsi="Wingdings" w:hint="default"/>
+        <w:sz w:val="20"/>
+      </w:rPr>
+    </w:lvl>
+  </w:abstractNum>
+  <w:abstractNum w:abstractNumId="18" w15:restartNumberingAfterBreak="0">
     <w:nsid w:val="669C455D"/>
     <w:multiLevelType w:val="multilevel"/>
     <w:tmpl w:val="95CC1914"/>
@@ -5785,38 +10728,154 @@
       </w:rPr>
     </w:lvl>
   </w:abstractNum>
+  <w:abstractNum w:abstractNumId="19" w15:restartNumberingAfterBreak="0">
+    <w:nsid w:val="6D441426"/>
+    <w:multiLevelType w:val="hybridMultilevel"/>
+    <w:tmpl w:val="6E02C3B8"/>
+    <w:lvl w:ilvl="0" w:tplc="0809000F">
+      <w:start w:val="5"/>
+      <w:numFmt w:val="decimal"/>
+      <w:lvlText w:val="%1."/>
+      <w:lvlJc w:val="left"/>
+      <w:pPr>
+        <w:ind w:left="720" w:hanging="360"/>
+      </w:pPr>
+      <w:rPr>
+        <w:rFonts w:hint="default"/>
+      </w:rPr>
+    </w:lvl>
+    <w:lvl w:ilvl="1" w:tplc="08090019" w:tentative="1">
+      <w:start w:val="1"/>
+      <w:numFmt w:val="lowerLetter"/>
+      <w:lvlText w:val="%2."/>
+      <w:lvlJc w:val="left"/>
+      <w:pPr>
+        <w:ind w:left="1440" w:hanging="360"/>
+      </w:pPr>
+    </w:lvl>
+    <w:lvl w:ilvl="2" w:tplc="0809001B" w:tentative="1">
+      <w:start w:val="1"/>
+      <w:numFmt w:val="lowerRoman"/>
+      <w:lvlText w:val="%3."/>
+      <w:lvlJc w:val="right"/>
+      <w:pPr>
+        <w:ind w:left="2160" w:hanging="180"/>
+      </w:pPr>
+    </w:lvl>
+    <w:lvl w:ilvl="3" w:tplc="0809000F" w:tentative="1">
+      <w:start w:val="1"/>
+      <w:numFmt w:val="decimal"/>
+      <w:lvlText w:val="%4."/>
+      <w:lvlJc w:val="left"/>
+      <w:pPr>
+        <w:ind w:left="2880" w:hanging="360"/>
+      </w:pPr>
+    </w:lvl>
+    <w:lvl w:ilvl="4" w:tplc="08090019" w:tentative="1">
+      <w:start w:val="1"/>
+      <w:numFmt w:val="lowerLetter"/>
+      <w:lvlText w:val="%5."/>
+      <w:lvlJc w:val="left"/>
+      <w:pPr>
+        <w:ind w:left="3600" w:hanging="360"/>
+      </w:pPr>
+    </w:lvl>
+    <w:lvl w:ilvl="5" w:tplc="0809001B" w:tentative="1">
+      <w:start w:val="1"/>
+      <w:numFmt w:val="lowerRoman"/>
+      <w:lvlText w:val="%6."/>
+      <w:lvlJc w:val="right"/>
+      <w:pPr>
+        <w:ind w:left="4320" w:hanging="180"/>
+      </w:pPr>
+    </w:lvl>
+    <w:lvl w:ilvl="6" w:tplc="0809000F" w:tentative="1">
+      <w:start w:val="1"/>
+      <w:numFmt w:val="decimal"/>
+      <w:lvlText w:val="%7."/>
+      <w:lvlJc w:val="left"/>
+      <w:pPr>
+        <w:ind w:left="5040" w:hanging="360"/>
+      </w:pPr>
+    </w:lvl>
+    <w:lvl w:ilvl="7" w:tplc="08090019" w:tentative="1">
+      <w:start w:val="1"/>
+      <w:numFmt w:val="lowerLetter"/>
+      <w:lvlText w:val="%8."/>
+      <w:lvlJc w:val="left"/>
+      <w:pPr>
+        <w:ind w:left="5760" w:hanging="360"/>
+      </w:pPr>
+    </w:lvl>
+    <w:lvl w:ilvl="8" w:tplc="0809001B" w:tentative="1">
+      <w:start w:val="1"/>
+      <w:numFmt w:val="lowerRoman"/>
+      <w:lvlText w:val="%9."/>
+      <w:lvlJc w:val="right"/>
+      <w:pPr>
+        <w:ind w:left="6480" w:hanging="180"/>
+      </w:pPr>
+    </w:lvl>
+  </w:abstractNum>
   <w:num w:numId="1" w16cid:durableId="601032595">
-    <w:abstractNumId w:val="4"/>
+    <w:abstractNumId w:val="6"/>
   </w:num>
   <w:num w:numId="2" w16cid:durableId="1815443157">
     <w:abstractNumId w:val="0"/>
   </w:num>
   <w:num w:numId="3" w16cid:durableId="306083558">
+    <w:abstractNumId w:val="13"/>
+  </w:num>
+  <w:num w:numId="4" w16cid:durableId="621421440">
+    <w:abstractNumId w:val="5"/>
+  </w:num>
+  <w:num w:numId="5" w16cid:durableId="2129009492">
+    <w:abstractNumId w:val="10"/>
+  </w:num>
+  <w:num w:numId="6" w16cid:durableId="463892231">
     <w:abstractNumId w:val="8"/>
   </w:num>
-  <w:num w:numId="4" w16cid:durableId="621421440">
-    <w:abstractNumId w:val="3"/>
-  </w:num>
-  <w:num w:numId="5" w16cid:durableId="2129009492">
-    <w:abstractNumId w:val="6"/>
-  </w:num>
-  <w:num w:numId="6" w16cid:durableId="463892231">
-    <w:abstractNumId w:val="5"/>
-  </w:num>
   <w:num w:numId="7" w16cid:durableId="942033338">
-    <w:abstractNumId w:val="10"/>
+    <w:abstractNumId w:val="18"/>
   </w:num>
   <w:num w:numId="8" w16cid:durableId="603542120">
-    <w:abstractNumId w:val="2"/>
+    <w:abstractNumId w:val="4"/>
   </w:num>
   <w:num w:numId="9" w16cid:durableId="1861967673">
-    <w:abstractNumId w:val="9"/>
+    <w:abstractNumId w:val="16"/>
   </w:num>
   <w:num w:numId="10" w16cid:durableId="1416320189">
-    <w:abstractNumId w:val="7"/>
+    <w:abstractNumId w:val="12"/>
   </w:num>
   <w:num w:numId="11" w16cid:durableId="267087925">
     <w:abstractNumId w:val="1"/>
+  </w:num>
+  <w:num w:numId="12" w16cid:durableId="1531602462">
+    <w:abstractNumId w:val="3"/>
+  </w:num>
+  <w:num w:numId="13" w16cid:durableId="1940865856">
+    <w:abstractNumId w:val="15"/>
+  </w:num>
+  <w:num w:numId="14" w16cid:durableId="205995449">
+    <w:abstractNumId w:val="9"/>
+  </w:num>
+  <w:num w:numId="15" w16cid:durableId="203450080">
+    <w:abstractNumId w:val="2"/>
+  </w:num>
+  <w:num w:numId="16" w16cid:durableId="801122264">
+    <w:abstractNumId w:val="17"/>
+  </w:num>
+  <w:num w:numId="17" w16cid:durableId="1494373810">
+    <w:abstractNumId w:val="11"/>
+  </w:num>
+  <w:num w:numId="18" w16cid:durableId="434328631">
+    <w:abstractNumId w:val="7"/>
+  </w:num>
+  <w:num w:numId="19" w16cid:durableId="1625690767">
+    <w:abstractNumId w:val="19"/>
+  </w:num>
+  <w:num w:numId="20" w16cid:durableId="383337069">
+    <w:abstractNumId w:val="14"/>
   </w:num>
 </w:numbering>
 </file>
@@ -6964,6 +12023,264 @@
       <w:szCs w:val="20"/>
     </w:rPr>
   </w:style>
+  <w:style w:type="table" w:styleId="TableGrid">
+    <w:name w:val="Table Grid"/>
+    <w:basedOn w:val="TableNormal"/>
+    <w:uiPriority w:val="39"/>
+    <w:rsid w:val="008E7769"/>
+    <w:tblPr>
+      <w:tblBorders>
+        <w:top w:val="single" w:sz="4" w:space="0" w:color="auto"/>
+        <w:left w:val="single" w:sz="4" w:space="0" w:color="auto"/>
+        <w:bottom w:val="single" w:sz="4" w:space="0" w:color="auto"/>
+        <w:right w:val="single" w:sz="4" w:space="0" w:color="auto"/>
+        <w:insideH w:val="single" w:sz="4" w:space="0" w:color="auto"/>
+        <w:insideV w:val="single" w:sz="4" w:space="0" w:color="auto"/>
+      </w:tblBorders>
+    </w:tblPr>
+  </w:style>
+  <w:style w:type="character" w:styleId="Hyperlink">
+    <w:name w:val="Hyperlink"/>
+    <w:basedOn w:val="DefaultParagraphFont"/>
+    <w:uiPriority w:val="99"/>
+    <w:unhideWhenUsed/>
+    <w:rsid w:val="00A95F6F"/>
+    <w:rPr>
+      <w:color w:val="0000FF"/>
+      <w:u w:val="single"/>
+    </w:rPr>
+  </w:style>
+  <w:style w:type="character" w:styleId="FollowedHyperlink">
+    <w:name w:val="FollowedHyperlink"/>
+    <w:basedOn w:val="DefaultParagraphFont"/>
+    <w:uiPriority w:val="99"/>
+    <w:semiHidden/>
+    <w:unhideWhenUsed/>
+    <w:rsid w:val="00E63AB5"/>
+    <w:rPr>
+      <w:color w:val="96607D" w:themeColor="followedHyperlink"/>
+      <w:u w:val="single"/>
+    </w:rPr>
+  </w:style>
+  <w:style w:type="paragraph" w:styleId="TOCHeading">
+    <w:name w:val="TOC Heading"/>
+    <w:basedOn w:val="Heading1"/>
+    <w:next w:val="Normal"/>
+    <w:uiPriority w:val="39"/>
+    <w:unhideWhenUsed/>
+    <w:qFormat/>
+    <w:rsid w:val="00E63AB5"/>
+    <w:pPr>
+      <w:spacing w:before="480" w:after="0" w:line="276" w:lineRule="auto"/>
+      <w:outlineLvl w:val="9"/>
+    </w:pPr>
+    <w:rPr>
+      <w:b/>
+      <w:bCs/>
+      <w:kern w:val="0"/>
+      <w:sz w:val="28"/>
+      <w:szCs w:val="28"/>
+      <w:lang w:val="en-US"/>
+      <w14:ligatures w14:val="none"/>
+    </w:rPr>
+  </w:style>
+  <w:style w:type="paragraph" w:styleId="TOC1">
+    <w:name w:val="toc 1"/>
+    <w:basedOn w:val="Normal"/>
+    <w:next w:val="Normal"/>
+    <w:autoRedefine/>
+    <w:uiPriority w:val="39"/>
+    <w:unhideWhenUsed/>
+    <w:rsid w:val="00E63AB5"/>
+    <w:pPr>
+      <w:pBdr>
+        <w:between w:val="double" w:sz="6" w:space="0" w:color="auto"/>
+      </w:pBdr>
+      <w:spacing w:before="120" w:after="120"/>
+      <w:jc w:val="center"/>
+    </w:pPr>
+    <w:rPr>
+      <w:b/>
+      <w:bCs/>
+      <w:i/>
+      <w:iCs/>
+    </w:rPr>
+  </w:style>
+  <w:style w:type="paragraph" w:styleId="TOC2">
+    <w:name w:val="toc 2"/>
+    <w:basedOn w:val="Normal"/>
+    <w:next w:val="Normal"/>
+    <w:autoRedefine/>
+    <w:uiPriority w:val="39"/>
+    <w:unhideWhenUsed/>
+    <w:rsid w:val="00E63AB5"/>
+    <w:pPr>
+      <w:pBdr>
+        <w:between w:val="double" w:sz="6" w:space="0" w:color="auto"/>
+      </w:pBdr>
+      <w:spacing w:before="120" w:after="120"/>
+      <w:jc w:val="center"/>
+    </w:pPr>
+    <w:rPr>
+      <w:i/>
+      <w:iCs/>
+      <w:sz w:val="20"/>
+      <w:szCs w:val="20"/>
+    </w:rPr>
+  </w:style>
+  <w:style w:type="paragraph" w:styleId="TOC3">
+    <w:name w:val="toc 3"/>
+    <w:basedOn w:val="Normal"/>
+    <w:next w:val="Normal"/>
+    <w:autoRedefine/>
+    <w:uiPriority w:val="39"/>
+    <w:unhideWhenUsed/>
+    <w:rsid w:val="00E63AB5"/>
+    <w:pPr>
+      <w:pBdr>
+        <w:between w:val="double" w:sz="6" w:space="0" w:color="auto"/>
+      </w:pBdr>
+      <w:spacing w:before="120" w:after="120"/>
+      <w:ind w:left="240"/>
+      <w:jc w:val="center"/>
+    </w:pPr>
+    <w:rPr>
+      <w:sz w:val="20"/>
+      <w:szCs w:val="20"/>
+    </w:rPr>
+  </w:style>
+  <w:style w:type="paragraph" w:styleId="TOC4">
+    <w:name w:val="toc 4"/>
+    <w:basedOn w:val="Normal"/>
+    <w:next w:val="Normal"/>
+    <w:autoRedefine/>
+    <w:uiPriority w:val="39"/>
+    <w:semiHidden/>
+    <w:unhideWhenUsed/>
+    <w:rsid w:val="00E63AB5"/>
+    <w:pPr>
+      <w:pBdr>
+        <w:between w:val="double" w:sz="6" w:space="0" w:color="auto"/>
+      </w:pBdr>
+      <w:spacing w:before="120" w:after="120"/>
+      <w:ind w:left="480"/>
+      <w:jc w:val="center"/>
+    </w:pPr>
+    <w:rPr>
+      <w:sz w:val="20"/>
+      <w:szCs w:val="20"/>
+    </w:rPr>
+  </w:style>
+  <w:style w:type="paragraph" w:styleId="TOC5">
+    <w:name w:val="toc 5"/>
+    <w:basedOn w:val="Normal"/>
+    <w:next w:val="Normal"/>
+    <w:autoRedefine/>
+    <w:uiPriority w:val="39"/>
+    <w:semiHidden/>
+    <w:unhideWhenUsed/>
+    <w:rsid w:val="00E63AB5"/>
+    <w:pPr>
+      <w:pBdr>
+        <w:between w:val="double" w:sz="6" w:space="0" w:color="auto"/>
+      </w:pBdr>
+      <w:spacing w:before="120" w:after="120"/>
+      <w:ind w:left="720"/>
+      <w:jc w:val="center"/>
+    </w:pPr>
+    <w:rPr>
+      <w:sz w:val="20"/>
+      <w:szCs w:val="20"/>
+    </w:rPr>
+  </w:style>
+  <w:style w:type="paragraph" w:styleId="TOC6">
+    <w:name w:val="toc 6"/>
+    <w:basedOn w:val="Normal"/>
+    <w:next w:val="Normal"/>
+    <w:autoRedefine/>
+    <w:uiPriority w:val="39"/>
+    <w:semiHidden/>
+    <w:unhideWhenUsed/>
+    <w:rsid w:val="00E63AB5"/>
+    <w:pPr>
+      <w:pBdr>
+        <w:between w:val="double" w:sz="6" w:space="0" w:color="auto"/>
+      </w:pBdr>
+      <w:spacing w:before="120" w:after="120"/>
+      <w:ind w:left="960"/>
+      <w:jc w:val="center"/>
+    </w:pPr>
+    <w:rPr>
+      <w:sz w:val="20"/>
+      <w:szCs w:val="20"/>
+    </w:rPr>
+  </w:style>
+  <w:style w:type="paragraph" w:styleId="TOC7">
+    <w:name w:val="toc 7"/>
+    <w:basedOn w:val="Normal"/>
+    <w:next w:val="Normal"/>
+    <w:autoRedefine/>
+    <w:uiPriority w:val="39"/>
+    <w:semiHidden/>
+    <w:unhideWhenUsed/>
+    <w:rsid w:val="00E63AB5"/>
+    <w:pPr>
+      <w:pBdr>
+        <w:between w:val="double" w:sz="6" w:space="0" w:color="auto"/>
+      </w:pBdr>
+      <w:spacing w:before="120" w:after="120"/>
+      <w:ind w:left="1200"/>
+      <w:jc w:val="center"/>
+    </w:pPr>
+    <w:rPr>
+      <w:sz w:val="20"/>
+      <w:szCs w:val="20"/>
+    </w:rPr>
+  </w:style>
+  <w:style w:type="paragraph" w:styleId="TOC8">
+    <w:name w:val="toc 8"/>
+    <w:basedOn w:val="Normal"/>
+    <w:next w:val="Normal"/>
+    <w:autoRedefine/>
+    <w:uiPriority w:val="39"/>
+    <w:semiHidden/>
+    <w:unhideWhenUsed/>
+    <w:rsid w:val="00E63AB5"/>
+    <w:pPr>
+      <w:pBdr>
+        <w:between w:val="double" w:sz="6" w:space="0" w:color="auto"/>
+      </w:pBdr>
+      <w:spacing w:before="120" w:after="120"/>
+      <w:ind w:left="1440"/>
+      <w:jc w:val="center"/>
+    </w:pPr>
+    <w:rPr>
+      <w:sz w:val="20"/>
+      <w:szCs w:val="20"/>
+    </w:rPr>
+  </w:style>
+  <w:style w:type="paragraph" w:styleId="TOC9">
+    <w:name w:val="toc 9"/>
+    <w:basedOn w:val="Normal"/>
+    <w:next w:val="Normal"/>
+    <w:autoRedefine/>
+    <w:uiPriority w:val="39"/>
+    <w:semiHidden/>
+    <w:unhideWhenUsed/>
+    <w:rsid w:val="00E63AB5"/>
+    <w:pPr>
+      <w:pBdr>
+        <w:between w:val="double" w:sz="6" w:space="0" w:color="auto"/>
+      </w:pBdr>
+      <w:spacing w:before="120" w:after="120"/>
+      <w:ind w:left="1680"/>
+      <w:jc w:val="center"/>
+    </w:pPr>
+    <w:rPr>
+      <w:sz w:val="20"/>
+      <w:szCs w:val="20"/>
+    </w:rPr>
+  </w:style>
 </w:styles>
 </file>
 
@@ -7260,4 +12577,16 @@
     </a:ext>
   </a:extLst>
 </a:theme>
+</file>
+
+<file path=customXml/item1.xml><?xml version="1.0" encoding="utf-8"?>
+<b:Sources xmlns:b="http://schemas.openxmlformats.org/officeDocument/2006/bibliography" xmlns="http://schemas.openxmlformats.org/officeDocument/2006/bibliography" SelectedStyle="/APASixthEditionOfficeOnline.xsl" StyleName="APA" Version="6"/>
+</file>
+
+<file path=customXml/itemProps1.xml><?xml version="1.0" encoding="utf-8"?>
+<ds:datastoreItem xmlns:ds="http://schemas.openxmlformats.org/officeDocument/2006/customXml" ds:itemID="{E4D561D6-867B-5940-874F-F57A1A72619C}">
+  <ds:schemaRefs>
+    <ds:schemaRef ds:uri="http://schemas.openxmlformats.org/officeDocument/2006/bibliography"/>
+  </ds:schemaRefs>
+</ds:datastoreItem>
 </file>
--- a/DocumentsAndReports/draft_midterm_report.docx
+++ b/DocumentsAndReports/draft_midterm_report.docx
@@ -130,23 +130,14 @@
           <w:rStyle w:val="citation-284"/>
           <w:rFonts w:ascii="Calibri" w:eastAsiaTheme="majorEastAsia" w:hAnsi="Calibri" w:cs="Calibri"/>
         </w:rPr>
-        <w:t xml:space="preserve"> [</w:t>
+        <w:t xml:space="preserve"> </w:t>
       </w:r>
       <w:r>
         <w:rPr>
           <w:rStyle w:val="citation-284"/>
           <w:rFonts w:ascii="Calibri" w:eastAsiaTheme="majorEastAsia" w:hAnsi="Calibri" w:cs="Calibri"/>
-          <w:b/>
-          <w:bCs/>
-        </w:rPr>
-        <w:t>CLICK HERE TO VIEW VIDEO</w:t>
-      </w:r>
-      <w:r>
-        <w:rPr>
-          <w:rStyle w:val="citation-284"/>
-          <w:rFonts w:ascii="Calibri" w:eastAsiaTheme="majorEastAsia" w:hAnsi="Calibri" w:cs="Calibri"/>
-        </w:rPr>
-        <w:t xml:space="preserve">] </w:t>
+        </w:rPr>
+        <w:t>https://www.youtube.com/watch?v=oxOyr0G2azQ</w:t>
       </w:r>
     </w:p>
     <w:p>
@@ -172,23 +163,14 @@
           <w:rStyle w:val="citation-283"/>
           <w:rFonts w:ascii="Calibri" w:eastAsiaTheme="majorEastAsia" w:hAnsi="Calibri" w:cs="Calibri"/>
         </w:rPr>
-        <w:t xml:space="preserve"> [</w:t>
+        <w:t xml:space="preserve"> </w:t>
       </w:r>
       <w:r>
         <w:rPr>
           <w:rStyle w:val="citation-283"/>
           <w:rFonts w:ascii="Calibri" w:eastAsiaTheme="majorEastAsia" w:hAnsi="Calibri" w:cs="Calibri"/>
-          <w:b/>
-          <w:bCs/>
-        </w:rPr>
-        <w:t>LINK TO REPOSITORY</w:t>
-      </w:r>
-      <w:r>
-        <w:rPr>
-          <w:rStyle w:val="citation-283"/>
-          <w:rFonts w:ascii="Calibri" w:eastAsiaTheme="majorEastAsia" w:hAnsi="Calibri" w:cs="Calibri"/>
-        </w:rPr>
-        <w:t xml:space="preserve">] </w:t>
+        </w:rPr>
+        <w:t>https://github.com/MichaelHein915/W26_4495_S3_MichaelH</w:t>
       </w:r>
     </w:p>
     <w:sdt>
@@ -12584,7 +12566,7 @@
 </file>
 
 <file path=customXml/itemProps1.xml><?xml version="1.0" encoding="utf-8"?>
-<ds:datastoreItem xmlns:ds="http://schemas.openxmlformats.org/officeDocument/2006/customXml" ds:itemID="{E4D561D6-867B-5940-874F-F57A1A72619C}">
+<ds:datastoreItem xmlns:ds="http://schemas.openxmlformats.org/officeDocument/2006/customXml" ds:itemID="{58EE3F92-151F-494A-A1B0-A057CAF3B4A0}">
   <ds:schemaRefs>
     <ds:schemaRef ds:uri="http://schemas.openxmlformats.org/officeDocument/2006/bibliography"/>
   </ds:schemaRefs>
